--- a/dashboard-app/documents/templates/Talabnoma uy-joy.docx
+++ b/dashboard-app/documents/templates/Talabnoma uy-joy.docx
@@ -1,6 +1,6 @@
 
 <file path=word/document.xml><?xml version="1.0" encoding="UTF-8" standalone="yes"?>
-<w:document xmlns:wpc="http://schemas.microsoft.com/office/word/2010/wordprocessingCanvas" xmlns:cx="http://schemas.microsoft.com/office/drawing/2014/chartex" xmlns:cx1="http://schemas.microsoft.com/office/drawing/2015/9/8/chartex" xmlns:cx2="http://schemas.microsoft.com/office/drawing/2015/10/21/chartex" xmlns:cx3="http://schemas.microsoft.com/office/drawing/2016/5/9/chartex" xmlns:cx4="http://schemas.microsoft.com/office/drawing/2016/5/10/chartex" xmlns:cx5="http://schemas.microsoft.com/office/drawing/2016/5/11/chartex" xmlns:cx6="http://schemas.microsoft.com/office/drawing/2016/5/12/chartex" xmlns:cx7="http://schemas.microsoft.com/office/drawing/2016/5/13/chartex" xmlns:cx8="http://schemas.microsoft.com/office/drawing/2016/5/14/chartex" xmlns:mc="http://schemas.openxmlformats.org/markup-compatibility/2006" xmlns:aink="http://schemas.microsoft.com/office/drawing/2016/ink" xmlns:am3d="http://schemas.microsoft.com/office/drawing/2017/model3d" xmlns:o="urn:schemas-microsoft-com:office:office" xmlns:r="http://schemas.openxmlformats.org/officeDocument/2006/relationships" xmlns:m="http://schemas.openxmlformats.org/officeDocument/2006/math" xmlns:v="urn:schemas-microsoft-com:vml" xmlns:wp14="http://schemas.microsoft.com/office/word/2010/wordprocessingDrawing" xmlns:wp="http://schemas.openxmlformats.org/drawingml/2006/wordprocessingDrawing" xmlns:w10="urn:schemas-microsoft-com:office:word" xmlns:w="http://schemas.openxmlformats.org/wordprocessingml/2006/main" xmlns:w14="http://schemas.microsoft.com/office/word/2010/wordml" xmlns:w15="http://schemas.microsoft.com/office/word/2012/wordml" xmlns:w16cex="http://schemas.microsoft.com/office/word/2018/wordml/cex" xmlns:w16cid="http://schemas.microsoft.com/office/word/2016/wordml/cid" xmlns:w16="http://schemas.microsoft.com/office/word/2018/wordml" xmlns:w16sdtdh="http://schemas.microsoft.com/office/word/2020/wordml/sdtdatahash" xmlns:w16se="http://schemas.microsoft.com/office/word/2015/wordml/symex" xmlns:wpg="http://schemas.microsoft.com/office/word/2010/wordprocessingGroup" xmlns:wpi="http://schemas.microsoft.com/office/word/2010/wordprocessingInk" xmlns:wne="http://schemas.microsoft.com/office/word/2006/wordml" xmlns:wps="http://schemas.microsoft.com/office/word/2010/wordprocessingShape" mc:Ignorable="w14 w15 w16se w16cid w16 w16cex w16sdtdh wp14"><w:body><w:p><w:pPr><w:ind w:left="5387"/><w:jc w:val="center"/><w:rPr><w:b/><w:bCs/><w:noProof/><w:sz w:val="22"/><w:szCs w:val="22"/><w:lang w:val="en-US"/></w:rPr></w:pPr><w:r><w:rPr><w:b/><w:bCs/><w:noProof/><w:sz w:val="22"/><w:szCs w:val="22"/><w:lang w:val="en-US"/></w:rPr><w:t>{MANZIL} istiqomat qiluvchi fuqaro {FISH}ga</w:t></w:r></w:p><w:p><w:pPr><w:jc w:val="center"/><w:rPr><w:b/><w:noProof/><w:sz w:val="22"/><w:szCs w:val="22"/><w:lang w:val="en-US"/></w:rPr></w:pPr></w:p><w:p><w:pPr><w:jc w:val="center"/><w:rPr><w:b/><w:noProof/><w:sz w:val="22"/><w:szCs w:val="22"/><w:lang w:val="en-US"/></w:rPr></w:pPr><w:r><w:rPr><w:b/><w:noProof/><w:sz w:val="22"/><w:szCs w:val="22"/><w:lang w:val="en-US"/></w:rPr><w:t>T A L A B N O M A</w:t></w:r></w:p><w:p><w:pPr><w:jc w:val="center"/><w:rPr><w:bCs/><w:i/><w:iCs/><w:noProof/><w:sz w:val="22"/><w:szCs w:val="22"/><w:lang w:val="en-US"/></w:rPr></w:pPr><w:r><w:rPr><w:bCs/><w:i/><w:iCs/><w:noProof/><w:sz w:val="22"/><w:szCs w:val="22"/><w:lang w:val="en-US"/></w:rPr><w:t>(qarzdorlikni ixtiyoriy qoplash toʻgʻrisida)</w:t></w:r></w:p><w:p><w:pPr><w:jc w:val="center"/><w:rPr><w:iCs/><w:noProof/><w:sz w:val="22"/><w:szCs w:val="22"/><w:lang w:val="en-US"/></w:rPr></w:pPr></w:p><w:p><w:pPr><w:ind w:firstLine="708"/><w:jc w:val="both"/><w:rPr><w:b/><w:bCs/><w:iCs/><w:noProof/><w:sz w:val="22"/><w:szCs w:val="22"/><w:lang w:val="en-US"/></w:rPr></w:pPr><w:proofErr w:type="spellStart"/><w:r><w:rPr><w:lang w:val="en-US"/></w:rPr><w:t>Siz</w:t></w:r><w:proofErr w:type="spellEnd"/><w:r><w:rPr><w:lang w:val="en-US"/></w:rPr><w:t xml:space="preserve"> </w:t></w:r><w:proofErr w:type="spellStart"/><w:r><w:rPr><w:lang w:val="en-US"/></w:rPr><w:t>bilan</w:t></w:r><w:proofErr w:type="spellEnd"/><w:r><w:rPr><w:lang w:val="en-US"/></w:rPr><w:t xml:space="preserve"> </w:t></w:r><w:proofErr w:type="spellStart"/><w:r><w:rPr><w:rStyle w:val="a3"/><w:b w:val="0"/><w:bCs w:val="0"/><w:lang w:val="en-US"/></w:rPr><w:t>Oʻzbekiston</w:t></w:r><w:proofErr w:type="spellEnd"/><w:r><w:rPr><w:rStyle w:val="a3"/><w:b w:val="0"/><w:bCs w:val="0"/><w:lang w:val="en-US"/></w:rPr><w:t xml:space="preserve"> </w:t></w:r><w:proofErr w:type="spellStart"/><w:r><w:rPr><w:rStyle w:val="a3"/><w:b w:val="0"/><w:bCs w:val="0"/><w:lang w:val="en-US"/></w:rPr><w:t>yoshlar</w:t></w:r><w:proofErr w:type="spellEnd"/><w:r><w:rPr><w:rStyle w:val="a3"/><w:b w:val="0"/><w:bCs w:val="0"/><w:lang w:val="en-US"/></w:rPr><w:t xml:space="preserve"> </w:t></w:r><w:proofErr w:type="spellStart"/><w:r><w:rPr><w:rStyle w:val="a3"/><w:b w:val="0"/><w:bCs w:val="0"/><w:lang w:val="en-US"/></w:rPr><w:t>ittifoqi</w:t></w:r><w:proofErr w:type="spellEnd"/><w:r><w:rPr><w:rStyle w:val="a3"/><w:b w:val="0"/><w:bCs w:val="0"/><w:lang w:val="en-US"/></w:rPr><w:t xml:space="preserve"> Toshkent </w:t></w:r><w:proofErr w:type="spellStart"/><w:r><w:rPr><w:rStyle w:val="a3"/><w:b w:val="0"/><w:bCs w:val="0"/><w:lang w:val="en-US"/></w:rPr><w:t>shahar</w:t></w:r><w:proofErr w:type="spellEnd"/><w:r><w:rPr><w:rStyle w:val="a3"/><w:b w:val="0"/><w:bCs w:val="0"/><w:lang w:val="en-US"/></w:rPr><w:t xml:space="preserve"> </w:t></w:r><w:proofErr w:type="spellStart"/><w:r><w:rPr><w:rStyle w:val="a3"/><w:b w:val="0"/><w:bCs w:val="0"/><w:lang w:val="en-US"/></w:rPr><w:t>hududiy</w:t></w:r><w:proofErr w:type="spellEnd"/><w:r><w:rPr><w:rStyle w:val="a3"/><w:b w:val="0"/><w:bCs w:val="0"/><w:lang w:val="en-US"/></w:rPr><w:t xml:space="preserve"> </w:t></w:r><w:proofErr w:type="spellStart"/><w:r><w:rPr><w:rStyle w:val="a3"/><w:b w:val="0"/><w:bCs w:val="0"/><w:lang w:val="en-US"/></w:rPr><w:t>Kengashi</w:t></w:r><w:proofErr w:type="spellEnd"/><w:r><w:rPr><w:lang w:val="en-US"/></w:rPr><w:t xml:space="preserve"> </w:t></w:r><w:proofErr w:type="spellStart"/><w:r><w:rPr><w:lang w:val="en-US"/></w:rPr><w:t>oʻrtasida</w:t></w:r><w:proofErr w:type="spellEnd"/><w:r><w:rPr><w:lang w:val="en-US"/></w:rPr><w:t xml:space="preserve"> </w:t></w:r><w:r><w:rPr><w:lang w:val="en-US"/></w:rPr><w:br/></w:r><w:r><w:rPr><w:lang w:val="en-US"/></w:rPr><w:t xml:space="preserve">2019-yil 13-dekabr </w:t></w:r><w:proofErr w:type="spellStart"/><w:r><w:rPr><w:lang w:val="en-US"/></w:rPr><w:t>kuni</w:t></w:r><w:proofErr w:type="spellEnd"/><w:r><w:rPr><w:lang w:val="en-US"/></w:rPr><w:t xml:space="preserve"> Toshkent </w:t></w:r><w:proofErr w:type="spellStart"/><w:r><w:rPr><w:lang w:val="en-US"/></w:rPr><w:t>shahar</w:t></w:r><w:proofErr w:type="spellEnd"/><w:r><w:rPr><w:lang w:val="en-US"/></w:rPr><w:t xml:space="preserve">, </w:t></w:r><w:proofErr w:type="spellStart"/><w:r><w:rPr><w:lang w:val="en-US"/></w:rPr><w:t>Yashnobod</w:t></w:r><w:proofErr w:type="spellEnd"/><w:r><w:rPr><w:lang w:val="en-US"/></w:rPr><w:t xml:space="preserve"> </w:t></w:r><w:proofErr w:type="spellStart"/><w:r><w:rPr><w:lang w:val="en-US"/></w:rPr><w:t>tumani</w:t></w:r><w:proofErr w:type="spellEnd"/><w:r><w:rPr><w:lang w:val="en-US"/></w:rPr><w:t xml:space="preserve"> </w:t></w:r><w:r><w:rPr><w:lang w:val="en-US"/></w:rPr><w:t xml:space="preserve">7-son </w:t></w:r><w:proofErr w:type="spellStart"/><w:r><w:rPr><w:lang w:val="en-US"/></w:rPr><w:t>davlat</w:t></w:r><w:proofErr w:type="spellEnd"/><w:r><w:rPr><w:lang w:val="en-US"/></w:rPr><w:t xml:space="preserve"> notarial </w:t></w:r><w:proofErr w:type="spellStart"/><w:r><w:rPr><w:lang w:val="en-US"/></w:rPr><w:t>idorasida</w:t></w:r><w:proofErr w:type="spellEnd"/><w:r><w:rPr><w:lang w:val="en-US"/></w:rPr><w:t xml:space="preserve"> </w:t></w:r><w:proofErr w:type="spellStart"/><w:r><w:rPr><w:lang w:val="en-US"/></w:rPr><w:t>tasdiqlangan</w:t></w:r><w:proofErr w:type="spellEnd"/><w:r><w:rPr><w:lang w:val="en-US"/></w:rPr><w:t xml:space="preserve"> </w:t></w:r><w:proofErr w:type="spellStart"/><w:r><w:rPr><w:lang w:val="en-US"/></w:rPr><w:t>qarz</w:t></w:r><w:proofErr w:type="spellEnd"/><w:r><w:rPr><w:lang w:val="en-US"/></w:rPr><w:t xml:space="preserve"> </w:t></w:r><w:proofErr w:type="spellStart"/><w:r><w:rPr><w:lang w:val="en-US"/></w:rPr><w:t>shartnomasi</w:t></w:r><w:proofErr w:type="spellEnd"/><w:r><w:rPr><w:lang w:val="en-US"/></w:rPr><w:t xml:space="preserve"> </w:t></w:r><w:proofErr w:type="spellStart"/><w:r><w:rPr><w:lang w:val="en-US"/></w:rPr><w:t>tuzilgan</w:t></w:r><w:proofErr w:type="spellEnd"/><w:r><w:rPr><w:lang w:val="en-US"/></w:rPr><w:t xml:space="preserve"> </w:t></w:r><w:proofErr w:type="spellStart"/><w:proofErr w:type="gramStart"/><w:r><w:rPr><w:lang w:val="en-US"/></w:rPr><w:t>bo‘</w:t></w:r><w:proofErr w:type="gramEnd"/><w:r><w:rPr><w:lang w:val="en-US"/></w:rPr><w:t>lib</w:t></w:r><w:proofErr w:type="spellEnd"/><w:r><w:rPr><w:lang w:val="en-US"/></w:rPr><w:t xml:space="preserve">, </w:t></w:r><w:proofErr w:type="spellStart"/><w:r><w:rPr><w:lang w:val="en-US"/></w:rPr><w:t>mazkur</w:t></w:r><w:proofErr w:type="spellEnd"/><w:r><w:rPr><w:lang w:val="en-US"/></w:rPr><w:t xml:space="preserve"> </w:t></w:r><w:proofErr w:type="spellStart"/><w:r><w:rPr><w:lang w:val="en-US"/></w:rPr><w:t>shartnoma</w:t></w:r><w:proofErr w:type="spellEnd"/><w:r><w:rPr><w:lang w:val="en-US"/></w:rPr><w:t xml:space="preserve"> 201901137004736-son </w:t></w:r><w:proofErr w:type="spellStart"/><w:r><w:rPr><w:lang w:val="en-US"/></w:rPr><w:t>bilan</w:t></w:r><w:proofErr w:type="spellEnd"/><w:r><w:rPr><w:lang w:val="en-US"/></w:rPr><w:t xml:space="preserve"> </w:t></w:r><w:proofErr w:type="spellStart"/><w:r><w:rPr><w:lang w:val="en-US"/></w:rPr><w:t>reyestrga</w:t></w:r><w:proofErr w:type="spellEnd"/><w:r><w:rPr><w:lang w:val="en-US"/></w:rPr><w:t xml:space="preserve"> </w:t></w:r><w:proofErr w:type="spellStart"/><w:r><w:rPr><w:lang w:val="en-US"/></w:rPr><w:t>qayd</w:t></w:r><w:proofErr w:type="spellEnd"/><w:r><w:rPr><w:lang w:val="en-US"/></w:rPr><w:t xml:space="preserve"> </w:t></w:r><w:proofErr w:type="spellStart"/><w:r><w:rPr><w:lang w:val="en-US"/></w:rPr><w:t>etilgan</w:t></w:r><w:proofErr w:type="spellEnd"/><w:r><w:rPr><w:lang w:val="en-US"/></w:rPr><w:t xml:space="preserve">. </w:t></w:r><w:proofErr w:type="spellStart"/><w:r><w:rPr><w:lang w:val="en-US"/></w:rPr><w:t>Ushbu</w:t></w:r><w:proofErr w:type="spellEnd"/><w:r><w:rPr><w:lang w:val="en-US"/></w:rPr><w:t xml:space="preserve"> </w:t></w:r><w:proofErr w:type="spellStart"/><w:r><w:rPr><w:lang w:val="en-US"/></w:rPr><w:t>qarz</w:t></w:r><w:proofErr w:type="spellEnd"/><w:r><w:rPr><w:lang w:val="en-US"/></w:rPr><w:t xml:space="preserve"> </w:t></w:r><w:proofErr w:type="spellStart"/><w:r><w:rPr><w:lang w:val="en-US"/></w:rPr><w:t>shartnomasiga</w:t></w:r><w:proofErr w:type="spellEnd"/><w:r><w:rPr><w:lang w:val="en-US"/></w:rPr><w:t xml:space="preserve"> </w:t></w:r><w:proofErr w:type="spellStart"/><w:r><w:rPr><w:lang w:val="en-US"/></w:rPr><w:t>muvofiq</w:t></w:r><w:proofErr w:type="spellEnd"/><w:r><w:rPr><w:lang w:val="en-US"/></w:rPr><w:t xml:space="preserve"> </w:t></w:r><w:proofErr w:type="spellStart"/><w:r><w:rPr><w:lang w:val="en-US"/></w:rPr><w:t>Sizga</w:t></w:r><w:proofErr w:type="spellEnd"/><w:r><w:rPr><w:lang w:val="en-US"/></w:rPr><w:t xml:space="preserve"> </w:t></w:r><w:r><w:rPr><w:b/><w:bCs/><w:lang w:val="en-US"/></w:rPr><w:t>69 656 480,00 (</w:t></w:r><w:proofErr w:type="spellStart"/><w:r><w:rPr><w:b/><w:bCs/><w:lang w:val="en-US"/></w:rPr><w:t>oltmish</w:t></w:r><w:proofErr w:type="spellEnd"/><w:r><w:rPr><w:b/><w:bCs/><w:lang w:val="en-US"/></w:rPr><w:t xml:space="preserve"> </w:t></w:r><w:proofErr w:type="spellStart"/><w:r><w:rPr><w:b/><w:bCs/><w:lang w:val="en-US"/></w:rPr><w:t>toʻqqiz</w:t></w:r><w:proofErr w:type="spellEnd"/><w:r><w:rPr><w:b/><w:bCs/><w:lang w:val="en-US"/></w:rPr><w:t xml:space="preserve"> million </w:t></w:r><w:proofErr w:type="spellStart"/><w:r><w:rPr><w:b/><w:bCs/><w:lang w:val="en-US"/></w:rPr><w:t>olti</w:t></w:r><w:proofErr w:type="spellEnd"/><w:r><w:rPr><w:b/><w:bCs/><w:lang w:val="en-US"/></w:rPr><w:t xml:space="preserve"> </w:t></w:r><w:proofErr w:type="spellStart"/><w:r><w:rPr><w:b/><w:bCs/><w:lang w:val="en-US"/></w:rPr><w:t>yuz</w:t></w:r><w:proofErr w:type="spellEnd"/><w:r><w:rPr><w:b/><w:bCs/><w:lang w:val="en-US"/></w:rPr><w:t xml:space="preserve"> </w:t></w:r><w:proofErr w:type="spellStart"/><w:r><w:rPr><w:b/><w:bCs/><w:lang w:val="en-US"/></w:rPr><w:t>ellik</w:t></w:r><w:proofErr w:type="spellEnd"/><w:r><w:rPr><w:b/><w:bCs/><w:lang w:val="en-US"/></w:rPr><w:t xml:space="preserve"> </w:t></w:r><w:proofErr w:type="spellStart"/><w:r><w:rPr><w:b/><w:bCs/><w:lang w:val="en-US"/></w:rPr><w:t>olti</w:t></w:r><w:proofErr w:type="spellEnd"/><w:r><w:rPr><w:b/><w:bCs/><w:lang w:val="en-US"/></w:rPr><w:t xml:space="preserve"> </w:t></w:r><w:proofErr w:type="spellStart"/><w:r><w:rPr><w:b/><w:bCs/><w:lang w:val="en-US"/></w:rPr><w:t>ming</w:t></w:r><w:proofErr w:type="spellEnd"/><w:r><w:rPr><w:b/><w:bCs/><w:lang w:val="en-US"/></w:rPr><w:t xml:space="preserve"> </w:t></w:r><w:proofErr w:type="spellStart"/><w:r><w:rPr><w:b/><w:bCs/><w:lang w:val="en-US"/></w:rPr><w:t>toʻrt</w:t></w:r><w:proofErr w:type="spellEnd"/><w:r><w:rPr><w:b/><w:bCs/><w:lang w:val="en-US"/></w:rPr><w:t xml:space="preserve"> </w:t></w:r><w:proofErr w:type="spellStart"/><w:r><w:rPr><w:b/><w:bCs/><w:lang w:val="en-US"/></w:rPr><w:t>yuz</w:t></w:r><w:proofErr w:type="spellEnd"/><w:r><w:rPr><w:b/><w:bCs/><w:lang w:val="en-US"/></w:rPr><w:t xml:space="preserve"> </w:t></w:r><w:proofErr w:type="spellStart"/><w:r><w:rPr><w:b/><w:bCs/><w:lang w:val="en-US"/></w:rPr><w:t>sakson</w:t></w:r><w:proofErr w:type="spellEnd"/><w:r><w:rPr><w:b/><w:bCs/><w:lang w:val="en-US"/></w:rPr><w:t xml:space="preserve">) </w:t></w:r><w:proofErr w:type="spellStart"/><w:r><w:rPr><w:b/><w:bCs/><w:lang w:val="en-US"/></w:rPr><w:t>soʻm</w:t></w:r><w:proofErr w:type="spellEnd"/><w:r><w:rPr><w:b/><w:bCs/><w:lang w:val="en-US"/></w:rPr><w:t xml:space="preserve"> 00 </w:t></w:r><w:proofErr w:type="spellStart"/><w:r><w:rPr><w:b/><w:bCs/><w:lang w:val="en-US"/></w:rPr><w:t>tiyin</w:t></w:r><w:proofErr w:type="spellEnd"/><w:r><w:rPr><w:lang w:val="en-US"/></w:rPr><w:t xml:space="preserve"> </w:t></w:r><w:proofErr w:type="spellStart"/><w:r><w:rPr><w:lang w:val="en-US"/></w:rPr><w:t>miqdorida</w:t></w:r><w:proofErr w:type="spellEnd"/><w:r><w:rPr><w:lang w:val="en-US"/></w:rPr><w:t xml:space="preserve"> </w:t></w:r><w:proofErr w:type="spellStart"/><w:r><w:rPr><w:lang w:val="en-US"/></w:rPr><w:t>pul</w:t></w:r><w:proofErr w:type="spellEnd"/><w:r><w:rPr><w:lang w:val="en-US"/></w:rPr><w:t xml:space="preserve"> </w:t></w:r><w:proofErr w:type="spellStart"/><w:r><w:rPr><w:lang w:val="en-US"/></w:rPr><w:t>mablagʻi</w:t></w:r><w:proofErr w:type="spellEnd"/><w:r><w:rPr><w:lang w:val="en-US"/></w:rPr><w:t xml:space="preserve"> </w:t></w:r><w:r><w:rPr><w:lang w:val="en-US"/></w:rPr><w:br/></w:r><w:r><w:rPr><w:lang w:val="en-US"/></w:rPr><w:t>20 (</w:t></w:r><w:proofErr w:type="spellStart"/><w:r><w:rPr><w:lang w:val="en-US"/></w:rPr><w:t>yigirma</w:t></w:r><w:proofErr w:type="spellEnd"/><w:r><w:rPr><w:lang w:val="en-US"/></w:rPr><w:t xml:space="preserve">) </w:t></w:r><w:proofErr w:type="spellStart"/><w:r><w:rPr><w:lang w:val="en-US"/></w:rPr><w:t>yil</w:t></w:r><w:proofErr w:type="spellEnd"/><w:r><w:rPr><w:lang w:val="en-US"/></w:rPr><w:t xml:space="preserve"> </w:t></w:r><w:proofErr w:type="spellStart"/><w:r><w:rPr><w:lang w:val="en-US"/></w:rPr><w:t>muddatga</w:t></w:r><w:proofErr w:type="spellEnd"/><w:r><w:rPr><w:lang w:val="en-US"/></w:rPr><w:t xml:space="preserve"> </w:t></w:r><w:proofErr w:type="spellStart"/><w:r><w:rPr><w:lang w:val="en-US"/></w:rPr><w:t>foizsiz</w:t></w:r><w:proofErr w:type="spellEnd"/><w:r><w:rPr><w:lang w:val="en-US"/></w:rPr><w:t xml:space="preserve"> </w:t></w:r><w:proofErr w:type="spellStart"/><w:r><w:rPr><w:lang w:val="en-US"/></w:rPr><w:t>qarz</w:t></w:r><w:proofErr w:type="spellEnd"/><w:r><w:rPr><w:lang w:val="en-US"/></w:rPr><w:t xml:space="preserve"> </w:t></w:r><w:proofErr w:type="spellStart"/><w:r><w:rPr><w:lang w:val="en-US"/></w:rPr><w:t>tariqasida</w:t></w:r><w:proofErr w:type="spellEnd"/><w:r><w:rPr><w:lang w:val="en-US"/></w:rPr><w:t xml:space="preserve"> </w:t></w:r><w:proofErr w:type="spellStart"/><w:r><w:rPr><w:lang w:val="en-US"/></w:rPr><w:t>berilgan</w:t></w:r><w:proofErr w:type="spellEnd"/><w:r><w:rPr><w:lang w:val="en-US"/></w:rPr><w:t>.</w:t></w:r></w:p><w:p><w:pPr><w:ind w:firstLine="708"/><w:jc w:val="both"/><w:rPr><w:lang w:val="en-US"/></w:rPr></w:pPr><w:proofErr w:type="spellStart"/><w:r><w:rPr><w:lang w:val="en-US"/></w:rPr><w:t>Qarz</w:t></w:r><w:proofErr w:type="spellEnd"/><w:r><w:rPr><w:lang w:val="en-US"/></w:rPr><w:t xml:space="preserve"> </w:t></w:r><w:proofErr w:type="spellStart"/><w:r><w:rPr><w:lang w:val="en-US"/></w:rPr><w:t>shartnomasiga</w:t></w:r><w:proofErr w:type="spellEnd"/><w:r><w:rPr><w:lang w:val="en-US"/></w:rPr><w:t xml:space="preserve"> </w:t></w:r><w:proofErr w:type="spellStart"/><w:r><w:rPr><w:lang w:val="en-US"/></w:rPr><w:t>ilova</w:t></w:r><w:proofErr w:type="spellEnd"/><w:r><w:rPr><w:lang w:val="en-US"/></w:rPr><w:t xml:space="preserve"> </w:t></w:r><w:proofErr w:type="spellStart"/><w:r><w:rPr><w:lang w:val="en-US"/></w:rPr><w:t>qilingan</w:t></w:r><w:proofErr w:type="spellEnd"/><w:r><w:rPr><w:lang w:val="en-US"/></w:rPr><w:t xml:space="preserve"> </w:t></w:r><w:proofErr w:type="spellStart"/><w:r><w:rPr><w:lang w:val="en-US"/></w:rPr><w:t>qaytarish</w:t></w:r><w:proofErr w:type="spellEnd"/><w:r><w:rPr><w:lang w:val="en-US"/></w:rPr><w:t xml:space="preserve"> </w:t></w:r><w:proofErr w:type="spellStart"/><w:r><w:rPr><w:lang w:val="en-US"/></w:rPr><w:t>jadvaliga</w:t></w:r><w:proofErr w:type="spellEnd"/><w:r><w:rPr><w:lang w:val="en-US"/></w:rPr><w:t xml:space="preserve"> </w:t></w:r><w:proofErr w:type="spellStart"/><w:r><w:rPr><w:lang w:val="en-US"/></w:rPr><w:t>muvofiq</w:t></w:r><w:proofErr w:type="spellEnd"/><w:r><w:rPr><w:lang w:val="en-US"/></w:rPr><w:t xml:space="preserve">, </w:t></w:r><w:proofErr w:type="spellStart"/><w:r><w:rPr><w:lang w:val="en-US"/></w:rPr><w:t>Siz</w:t></w:r><w:proofErr w:type="spellEnd"/><w:r><w:rPr><w:lang w:val="en-US"/></w:rPr><w:t xml:space="preserve"> 2019-yil 15-dekabrdan </w:t></w:r><w:proofErr w:type="spellStart"/><w:r><w:rPr><w:lang w:val="en-US"/></w:rPr><w:t>boshlab</w:t></w:r><w:proofErr w:type="spellEnd"/><w:r><w:rPr><w:lang w:val="en-US"/></w:rPr><w:t xml:space="preserve"> </w:t></w:r><w:proofErr w:type="spellStart"/><w:r><w:rPr><w:lang w:val="en-US"/></w:rPr><w:t>har</w:t></w:r><w:proofErr w:type="spellEnd"/><w:r><w:rPr><w:lang w:val="en-US"/></w:rPr><w:t xml:space="preserve"> </w:t></w:r><w:proofErr w:type="spellStart"/><w:r><w:rPr><w:lang w:val="en-US"/></w:rPr><w:t>oyning</w:t></w:r><w:proofErr w:type="spellEnd"/><w:r><w:rPr><w:lang w:val="en-US"/></w:rPr><w:t xml:space="preserve"> 15-sanasida</w:t></w:r><w:r><w:rPr><w:lang w:val="en-US"/></w:rPr><w:t xml:space="preserve"> </w:t></w:r><w:proofErr w:type="spellStart"/><w:r><w:rPr><w:lang w:val="en-US"/></w:rPr><w:t>birinchi</w:t></w:r><w:proofErr w:type="spellEnd"/><w:r><w:rPr><w:lang w:val="en-US"/></w:rPr><w:t xml:space="preserve"> </w:t></w:r><w:proofErr w:type="spellStart"/><w:r><w:rPr><w:lang w:val="en-US"/></w:rPr><w:t>oyda</w:t></w:r><w:proofErr w:type="spellEnd"/><w:r><w:rPr><w:lang w:val="en-US"/></w:rPr><w:t xml:space="preserve"> — 346 480,00 (</w:t></w:r><w:proofErr w:type="spellStart"/><w:r><w:rPr><w:lang w:val="en-US"/></w:rPr><w:t>uch</w:t></w:r><w:proofErr w:type="spellEnd"/><w:r><w:rPr><w:lang w:val="en-US"/></w:rPr><w:t xml:space="preserve"> </w:t></w:r><w:proofErr w:type="spellStart"/><w:r><w:rPr><w:lang w:val="en-US"/></w:rPr><w:t>yuz</w:t></w:r><w:proofErr w:type="spellEnd"/><w:r><w:rPr><w:lang w:val="en-US"/></w:rPr><w:t xml:space="preserve"> </w:t></w:r><w:proofErr w:type="spellStart"/><w:r><w:rPr><w:lang w:val="en-US"/></w:rPr><w:t>qirq</w:t></w:r><w:proofErr w:type="spellEnd"/><w:r><w:rPr><w:lang w:val="en-US"/></w:rPr><w:t xml:space="preserve"> </w:t></w:r><w:proofErr w:type="spellStart"/><w:r><w:rPr><w:lang w:val="en-US"/></w:rPr><w:t>olti</w:t></w:r><w:proofErr w:type="spellEnd"/><w:r><w:rPr><w:lang w:val="en-US"/></w:rPr><w:t xml:space="preserve"> </w:t></w:r><w:proofErr w:type="spellStart"/><w:r><w:rPr><w:lang w:val="en-US"/></w:rPr><w:t>ming</w:t></w:r><w:proofErr w:type="spellEnd"/><w:r><w:rPr><w:lang w:val="en-US"/></w:rPr><w:t xml:space="preserve"> </w:t></w:r><w:proofErr w:type="spellStart"/><w:r><w:rPr><w:lang w:val="en-US"/></w:rPr><w:t>toʻrt</w:t></w:r><w:proofErr w:type="spellEnd"/><w:r><w:rPr><w:lang w:val="en-US"/></w:rPr><w:t xml:space="preserve"> </w:t></w:r><w:proofErr w:type="spellStart"/><w:r><w:rPr><w:lang w:val="en-US"/></w:rPr><w:t>yuz</w:t></w:r><w:proofErr w:type="spellEnd"/><w:r><w:rPr><w:lang w:val="en-US"/></w:rPr><w:t xml:space="preserve"> </w:t></w:r><w:proofErr w:type="spellStart"/><w:r><w:rPr><w:lang w:val="en-US"/></w:rPr><w:t>sakson</w:t></w:r><w:proofErr w:type="spellEnd"/><w:r><w:rPr><w:lang w:val="en-US"/></w:rPr><w:t>)</w:t></w:r><w:r><w:rPr><w:lang w:val="en-US"/></w:rPr><w:t xml:space="preserve"> </w:t></w:r><w:proofErr w:type="spellStart"/><w:r><w:rPr><w:lang w:val="en-US"/></w:rPr><w:t>soʻm</w:t></w:r><w:proofErr w:type="spellEnd"/><w:r><w:rPr><w:lang w:val="en-US"/></w:rPr><w:t xml:space="preserve"> 00 </w:t></w:r><w:proofErr w:type="spellStart"/><w:r><w:rPr><w:lang w:val="en-US"/></w:rPr><w:t>tiyin</w:t></w:r><w:proofErr w:type="spellEnd"/><w:r><w:rPr><w:lang w:val="en-US"/></w:rPr><w:t xml:space="preserve">, </w:t></w:r><w:proofErr w:type="spellStart"/><w:r><w:rPr><w:lang w:val="en-US"/></w:rPr><w:t>keyingi</w:t></w:r><w:proofErr w:type="spellEnd"/><w:r><w:rPr><w:lang w:val="en-US"/></w:rPr><w:t xml:space="preserve"> </w:t></w:r><w:proofErr w:type="spellStart"/><w:r><w:rPr><w:lang w:val="en-US"/></w:rPr><w:t>oylarda</w:t></w:r><w:proofErr w:type="spellEnd"/><w:r><w:rPr><w:lang w:val="en-US"/></w:rPr><w:t xml:space="preserve"> </w:t></w:r><w:proofErr w:type="spellStart"/><w:r><w:rPr><w:lang w:val="en-US"/></w:rPr><w:t>esa</w:t></w:r><w:proofErr w:type="spellEnd"/><w:r><w:rPr><w:lang w:val="en-US"/></w:rPr><w:t xml:space="preserve"> — 290 000,00 (</w:t></w:r><w:proofErr w:type="spellStart"/><w:r><w:rPr><w:lang w:val="en-US"/></w:rPr><w:t>ikki</w:t></w:r><w:proofErr w:type="spellEnd"/><w:r><w:rPr><w:lang w:val="en-US"/></w:rPr><w:t xml:space="preserve"> </w:t></w:r><w:proofErr w:type="spellStart"/><w:r><w:rPr><w:lang w:val="en-US"/></w:rPr><w:t>yuz</w:t></w:r><w:proofErr w:type="spellEnd"/><w:r><w:rPr><w:lang w:val="en-US"/></w:rPr><w:t xml:space="preserve"> </w:t></w:r><w:proofErr w:type="spellStart"/><w:r><w:rPr><w:lang w:val="en-US"/></w:rPr><w:t>toʻqson</w:t></w:r><w:proofErr w:type="spellEnd"/><w:r><w:rPr><w:lang w:val="en-US"/></w:rPr><w:t xml:space="preserve"> </w:t></w:r><w:proofErr w:type="spellStart"/><w:r><w:rPr><w:lang w:val="en-US"/></w:rPr><w:t>ming</w:t></w:r><w:proofErr w:type="spellEnd"/><w:r><w:rPr><w:lang w:val="en-US"/></w:rPr><w:t xml:space="preserve">) </w:t></w:r><w:proofErr w:type="spellStart"/><w:r><w:rPr><w:lang w:val="en-US"/></w:rPr><w:t>soʻm</w:t></w:r><w:proofErr w:type="spellEnd"/><w:r><w:rPr><w:lang w:val="en-US"/></w:rPr><w:t xml:space="preserve"> 00 </w:t></w:r><w:proofErr w:type="spellStart"/><w:r><w:rPr><w:lang w:val="en-US"/></w:rPr><w:t>tiyin</w:t></w:r><w:proofErr w:type="spellEnd"/><w:r><w:rPr><w:lang w:val="en-US"/></w:rPr><w:t xml:space="preserve"> </w:t></w:r><w:proofErr w:type="spellStart"/><w:r><w:rPr><w:lang w:val="en-US"/></w:rPr><w:t>miqdorida</w:t></w:r><w:proofErr w:type="spellEnd"/><w:r><w:rPr><w:lang w:val="en-US"/></w:rPr><w:t xml:space="preserve"> </w:t></w:r><w:proofErr w:type="spellStart"/><w:proofErr w:type="gramStart"/><w:r><w:rPr><w:lang w:val="en-US"/></w:rPr><w:t>to‘</w:t></w:r><w:proofErr w:type="gramEnd"/><w:r><w:rPr><w:lang w:val="en-US"/></w:rPr><w:t>lovlarni</w:t></w:r><w:proofErr w:type="spellEnd"/><w:r><w:rPr><w:lang w:val="en-US"/></w:rPr><w:t xml:space="preserve"> </w:t></w:r><w:proofErr w:type="spellStart"/><w:r><w:rPr><w:lang w:val="en-US"/></w:rPr><w:t>amalga</w:t></w:r><w:proofErr w:type="spellEnd"/><w:r><w:rPr><w:lang w:val="en-US"/></w:rPr><w:t xml:space="preserve"> </w:t></w:r><w:proofErr w:type="spellStart"/><w:r><w:rPr><w:lang w:val="en-US"/></w:rPr><w:t>oshirib</w:t></w:r><w:proofErr w:type="spellEnd"/><w:r><w:rPr><w:lang w:val="en-US"/></w:rPr><w:t xml:space="preserve"> </w:t></w:r><w:proofErr w:type="spellStart"/><w:r><w:rPr><w:lang w:val="en-US"/></w:rPr><w:t>borishingiz</w:t></w:r><w:proofErr w:type="spellEnd"/><w:r><w:rPr><w:lang w:val="en-US"/></w:rPr><w:t xml:space="preserve"> </w:t></w:r><w:proofErr w:type="spellStart"/><w:r><w:rPr><w:lang w:val="en-US"/></w:rPr><w:t>belgilangan</w:t></w:r><w:proofErr w:type="spellEnd"/><w:r><w:rPr><w:lang w:val="en-US"/></w:rPr><w:t>.</w:t></w:r></w:p><w:p><w:pPr><w:ind w:firstLine="708"/><w:jc w:val="both"/><w:rPr><w:lang w:val="en-US"/></w:rPr></w:pPr><w:proofErr w:type="spellStart"/><w:r><w:rPr><w:lang w:val="en-US"/></w:rPr><w:t>Biroq</w:t></w:r><w:proofErr w:type="spellEnd"/><w:r><w:rPr><w:lang w:val="en-US"/></w:rPr><w:t xml:space="preserve"> </w:t></w:r><w:proofErr w:type="spellStart"/><w:r><w:rPr><w:lang w:val="en-US"/></w:rPr><w:t>mazkur</w:t></w:r><w:proofErr w:type="spellEnd"/><w:r><w:rPr><w:lang w:val="en-US"/></w:rPr><w:t xml:space="preserve"> </w:t></w:r><w:proofErr w:type="spellStart"/><w:r><w:rPr><w:lang w:val="en-US"/></w:rPr><w:t>majburiyatlar</w:t></w:r><w:proofErr w:type="spellEnd"/><w:r><w:rPr><w:lang w:val="en-US"/></w:rPr><w:t xml:space="preserve"> </w:t></w:r><w:proofErr w:type="spellStart"/><w:r><w:rPr><w:lang w:val="en-US"/></w:rPr><w:t>lozim</w:t></w:r><w:proofErr w:type="spellEnd"/><w:r><w:rPr><w:lang w:val="en-US"/></w:rPr><w:t xml:space="preserve"> </w:t></w:r><w:proofErr w:type="spellStart"/><w:r><w:rPr><w:lang w:val="en-US"/></w:rPr><w:t>darajada</w:t></w:r><w:proofErr w:type="spellEnd"/><w:r><w:rPr><w:lang w:val="en-US"/></w:rPr><w:t xml:space="preserve"> </w:t></w:r><w:proofErr w:type="spellStart"/><w:r><w:rPr><w:lang w:val="en-US"/></w:rPr><w:t>bajarilmaganligi</w:t></w:r><w:proofErr w:type="spellEnd"/><w:r><w:rPr><w:lang w:val="en-US"/></w:rPr><w:t xml:space="preserve"> </w:t></w:r><w:proofErr w:type="spellStart"/><w:r><w:rPr><w:lang w:val="en-US"/></w:rPr><w:t>sababli</w:t></w:r><w:proofErr w:type="spellEnd"/><w:r><w:rPr><w:lang w:val="en-US"/></w:rPr><w:t xml:space="preserve">, </w:t></w:r><w:r><w:rPr><w:b/><w:bCs/><w:lang w:val="en-US"/></w:rPr><w:t xml:space="preserve">2026-yil 15-aprel </w:t></w:r><w:proofErr w:type="spellStart"/><w:r><w:rPr><w:b/><w:bCs/><w:lang w:val="en-US"/></w:rPr><w:t>holatiga</w:t></w:r><w:proofErr w:type="spellEnd"/><w:r><w:rPr><w:b/><w:bCs/><w:lang w:val="en-US"/></w:rPr><w:t xml:space="preserve"> </w:t></w:r><w:proofErr w:type="spellStart"/><w:r><w:rPr><w:b/><w:bCs/><w:lang w:val="en-US"/></w:rPr><w:t>koʻra</w:t></w:r><w:proofErr w:type="spellEnd"/><w:r><w:rPr><w:b/><w:bCs/><w:lang w:val="en-US"/></w:rPr><w:t xml:space="preserve"> 22 386 480,00 (</w:t></w:r><w:proofErr w:type="spellStart"/><w:r><w:rPr><w:b/><w:bCs/><w:lang w:val="en-US"/></w:rPr><w:t>yigirma</w:t></w:r><w:proofErr w:type="spellEnd"/><w:r><w:rPr><w:b/><w:bCs/><w:lang w:val="en-US"/></w:rPr><w:t xml:space="preserve"> </w:t></w:r><w:proofErr w:type="spellStart"/><w:r><w:rPr><w:b/><w:bCs/><w:lang w:val="en-US"/></w:rPr><w:t>ikki</w:t></w:r><w:proofErr w:type="spellEnd"/><w:r><w:rPr><w:b/><w:bCs/><w:lang w:val="en-US"/></w:rPr><w:t xml:space="preserve"> million </w:t></w:r><w:proofErr w:type="spellStart"/><w:r><w:rPr><w:b/><w:bCs/><w:lang w:val="en-US"/></w:rPr><w:t>uch</w:t></w:r><w:proofErr w:type="spellEnd"/><w:r><w:rPr><w:b/><w:bCs/><w:lang w:val="en-US"/></w:rPr><w:t xml:space="preserve"> </w:t></w:r><w:proofErr w:type="spellStart"/><w:r><w:rPr><w:b/><w:bCs/><w:lang w:val="en-US"/></w:rPr><w:t>yuz</w:t></w:r><w:proofErr w:type="spellEnd"/><w:r><w:rPr><w:b/><w:bCs/><w:lang w:val="en-US"/></w:rPr><w:t xml:space="preserve"> </w:t></w:r><w:proofErr w:type="spellStart"/><w:r><w:rPr><w:b/><w:bCs/><w:lang w:val="en-US"/></w:rPr><w:t>sakson</w:t></w:r><w:proofErr w:type="spellEnd"/><w:r><w:rPr><w:b/><w:bCs/><w:lang w:val="en-US"/></w:rPr><w:t xml:space="preserve"> </w:t></w:r><w:proofErr w:type="spellStart"/><w:r><w:rPr><w:b/><w:bCs/><w:lang w:val="en-US"/></w:rPr><w:t>olti</w:t></w:r><w:proofErr w:type="spellEnd"/><w:r><w:rPr><w:b/><w:bCs/><w:lang w:val="en-US"/></w:rPr><w:t xml:space="preserve"> </w:t></w:r><w:proofErr w:type="spellStart"/><w:r><w:rPr><w:b/><w:bCs/><w:lang w:val="en-US"/></w:rPr><w:t>ming</w:t></w:r><w:proofErr w:type="spellEnd"/><w:r><w:rPr><w:b/><w:bCs/><w:lang w:val="en-US"/></w:rPr><w:t xml:space="preserve"> </w:t></w:r><w:proofErr w:type="spellStart"/><w:r><w:rPr><w:b/><w:bCs/><w:lang w:val="en-US"/></w:rPr><w:t>toʻrt</w:t></w:r><w:proofErr w:type="spellEnd"/><w:r><w:rPr><w:b/><w:bCs/><w:lang w:val="en-US"/></w:rPr><w:t xml:space="preserve"> </w:t></w:r><w:proofErr w:type="spellStart"/><w:r><w:rPr><w:b/><w:bCs/><w:lang w:val="en-US"/></w:rPr><w:t>yuz</w:t></w:r><w:proofErr w:type="spellEnd"/><w:r><w:rPr><w:b/><w:bCs/><w:lang w:val="en-US"/></w:rPr><w:t xml:space="preserve"> </w:t></w:r><w:proofErr w:type="spellStart"/><w:r><w:rPr><w:b/><w:bCs/><w:lang w:val="en-US"/></w:rPr><w:t>sakson</w:t></w:r><w:proofErr w:type="spellEnd"/><w:r><w:rPr><w:b/><w:bCs/><w:lang w:val="en-US"/></w:rPr><w:t xml:space="preserve">) </w:t></w:r><w:proofErr w:type="spellStart"/><w:r><w:rPr><w:b/><w:bCs/><w:lang w:val="en-US"/></w:rPr><w:t>soʻm</w:t></w:r><w:proofErr w:type="spellEnd"/><w:r><w:rPr><w:b/><w:bCs/><w:lang w:val="en-US"/></w:rPr><w:t xml:space="preserve"> 00 </w:t></w:r><w:proofErr w:type="spellStart"/><w:r><w:rPr><w:b/><w:bCs/><w:lang w:val="en-US"/></w:rPr><w:t>tiyin</w:t></w:r><w:proofErr w:type="spellEnd"/><w:r><w:rPr><w:b/><w:bCs/><w:lang w:val="en-US"/></w:rPr><w:t xml:space="preserve"> </w:t></w:r><w:proofErr w:type="spellStart"/><w:r><w:rPr><w:b/><w:bCs/><w:lang w:val="en-US"/></w:rPr><w:t>miqdorida</w:t></w:r><w:proofErr w:type="spellEnd"/><w:r><w:rPr><w:b/><w:bCs/><w:lang w:val="en-US"/></w:rPr><w:t xml:space="preserve"> </w:t></w:r><w:proofErr w:type="spellStart"/><w:r><w:rPr><w:b/><w:bCs/><w:lang w:val="en-US"/></w:rPr><w:t>muddati</w:t></w:r><w:proofErr w:type="spellEnd"/><w:r><w:rPr><w:b/><w:bCs/><w:lang w:val="en-US"/></w:rPr><w:t xml:space="preserve"> </w:t></w:r><w:proofErr w:type="spellStart"/><w:r><w:rPr><w:b/><w:bCs/><w:lang w:val="en-US"/></w:rPr><w:t>oʻtgan</w:t></w:r><w:proofErr w:type="spellEnd"/><w:r><w:rPr><w:b/><w:bCs/><w:lang w:val="en-US"/></w:rPr><w:t xml:space="preserve"> </w:t></w:r><w:proofErr w:type="spellStart"/><w:r><w:rPr><w:b/><w:bCs/><w:lang w:val="en-US"/></w:rPr><w:t>qarzdorlik</w:t></w:r><w:proofErr w:type="spellEnd"/><w:r><w:rPr><w:b/><w:bCs/><w:lang w:val="en-US"/></w:rPr><w:t xml:space="preserve"> </w:t></w:r><w:proofErr w:type="spellStart"/><w:r><w:rPr><w:b/><w:bCs/><w:lang w:val="en-US"/></w:rPr><w:t>yuzaga</w:t></w:r><w:proofErr w:type="spellEnd"/><w:r><w:rPr><w:b/><w:bCs/><w:lang w:val="en-US"/></w:rPr><w:t xml:space="preserve"> </w:t></w:r><w:proofErr w:type="spellStart"/><w:r><w:rPr><w:b/><w:bCs/><w:lang w:val="en-US"/></w:rPr><w:t>kelgan</w:t></w:r><w:proofErr w:type="spellEnd"/><w:r><w:rPr><w:b/><w:bCs/><w:lang w:val="en-US"/></w:rPr><w:t>.</w:t></w:r></w:p><w:p><w:pPr><w:ind w:firstLine="708"/><w:jc w:val="both"/><w:rPr><w:b/><w:bCs/><w:lang w:val="en-US"/></w:rPr></w:pPr><w:r><w:rPr><w:lang w:val="en-US"/></w:rPr><w:t xml:space="preserve">Shu </w:t></w:r><w:proofErr w:type="spellStart"/><w:r><w:rPr><w:lang w:val="en-US"/></w:rPr><w:t>munosabat</w:t></w:r><w:proofErr w:type="spellEnd"/><w:r><w:rPr><w:lang w:val="en-US"/></w:rPr><w:t xml:space="preserve"> </w:t></w:r><w:proofErr w:type="spellStart"/><w:r><w:rPr><w:lang w:val="en-US"/></w:rPr><w:t>bilan</w:t></w:r><w:proofErr w:type="spellEnd"/><w:r><w:rPr><w:lang w:val="en-US"/></w:rPr><w:t xml:space="preserve">, </w:t></w:r><w:proofErr w:type="spellStart"/><w:r><w:rPr><w:lang w:val="en-US"/></w:rPr><w:t>Sizdan</w:t></w:r><w:proofErr w:type="spellEnd"/><w:r><w:rPr><w:lang w:val="en-US"/></w:rPr><w:t xml:space="preserve"> </w:t></w:r><w:proofErr w:type="spellStart"/><w:r><w:rPr><w:lang w:val="en-US"/></w:rPr><w:t>mazkur</w:t></w:r><w:proofErr w:type="spellEnd"/><w:r><w:rPr><w:lang w:val="en-US"/></w:rPr><w:t xml:space="preserve"> </w:t></w:r><w:proofErr w:type="spellStart"/><w:r><w:rPr><w:lang w:val="en-US"/></w:rPr><w:t>talabnoma</w:t></w:r><w:proofErr w:type="spellEnd"/><w:r><w:rPr><w:lang w:val="en-US"/></w:rPr><w:t xml:space="preserve"> </w:t></w:r><w:proofErr w:type="spellStart"/><w:r><w:rPr><w:lang w:val="en-US"/></w:rPr><w:t>olingan</w:t></w:r><w:proofErr w:type="spellEnd"/><w:r><w:rPr><w:lang w:val="en-US"/></w:rPr><w:t xml:space="preserve"> </w:t></w:r><w:proofErr w:type="spellStart"/><w:r><w:rPr><w:lang w:val="en-US"/></w:rPr><w:t>kundan</w:t></w:r><w:proofErr w:type="spellEnd"/><w:r><w:rPr><w:lang w:val="en-US"/></w:rPr><w:t xml:space="preserve"> </w:t></w:r><w:proofErr w:type="spellStart"/><w:r><w:rPr><w:lang w:val="en-US"/></w:rPr><w:t>e’tiboran</w:t></w:r><w:proofErr w:type="spellEnd"/><w:r><w:rPr><w:lang w:val="en-US"/></w:rPr><w:t xml:space="preserve"> </w:t></w:r><w:r><w:rPr><w:b/><w:bCs/><w:lang w:val="en-US"/></w:rPr><w:t>5</w:t></w:r><w:r><w:rPr><w:b/><w:bCs/><w:lang w:val="en-US"/></w:rPr><w:t xml:space="preserve"> (</w:t></w:r><w:proofErr w:type="spellStart"/><w:r><w:rPr><w:b/><w:bCs/><w:lang w:val="en-US"/></w:rPr><w:t>besh</w:t></w:r><w:proofErr w:type="spellEnd"/><w:r><w:rPr><w:b/><w:bCs/><w:lang w:val="en-US"/></w:rPr><w:t xml:space="preserve">) </w:t></w:r><w:proofErr w:type="spellStart"/><w:r><w:rPr><w:b/><w:bCs/><w:lang w:val="en-US"/></w:rPr><w:t>kun</w:t></w:r><w:proofErr w:type="spellEnd"/><w:r><w:rPr><w:b/><w:bCs/><w:lang w:val="en-US"/></w:rPr><w:t xml:space="preserve"> </w:t></w:r><w:proofErr w:type="spellStart"/><w:r><w:rPr><w:b/><w:bCs/><w:lang w:val="en-US"/></w:rPr><w:t>ichida</w:t></w:r><w:proofErr w:type="spellEnd"/><w:r><w:rPr><w:lang w:val="en-US"/></w:rPr><w:t xml:space="preserve"> </w:t></w:r><w:proofErr w:type="spellStart"/><w:r><w:rPr><w:lang w:val="en-US"/></w:rPr><w:t>quyida</w:t></w:r><w:proofErr w:type="spellEnd"/><w:r><w:rPr><w:lang w:val="en-US"/></w:rPr><w:t xml:space="preserve"> </w:t></w:r><w:proofErr w:type="spellStart"/><w:r><w:rPr><w:lang w:val="en-US"/></w:rPr><w:t>ilova</w:t></w:r><w:proofErr w:type="spellEnd"/><w:r><w:rPr><w:lang w:val="en-US"/></w:rPr><w:t xml:space="preserve"> </w:t></w:r><w:proofErr w:type="spellStart"/><w:r><w:rPr><w:lang w:val="en-US"/></w:rPr><w:t>qilingan</w:t></w:r><w:proofErr w:type="spellEnd"/><w:r><w:rPr><w:lang w:val="en-US"/></w:rPr><w:t xml:space="preserve"> </w:t></w:r><w:proofErr w:type="spellStart"/><w:r><w:rPr><w:lang w:val="en-US"/></w:rPr><w:t>kvitansiya</w:t></w:r><w:proofErr w:type="spellEnd"/><w:r><w:rPr><w:lang w:val="en-US"/></w:rPr><w:t xml:space="preserve"> </w:t></w:r><w:proofErr w:type="spellStart"/><w:r><w:rPr><w:lang w:val="en-US"/></w:rPr><w:t>asosida</w:t></w:r><w:proofErr w:type="spellEnd"/><w:r><w:rPr><w:lang w:val="en-US"/></w:rPr><w:t xml:space="preserve"> </w:t></w:r><w:proofErr w:type="spellStart"/><w:r><w:rPr><w:lang w:val="en-US"/></w:rPr><w:t>qarzdorlik</w:t></w:r><w:proofErr w:type="spellEnd"/><w:r><w:rPr><w:lang w:val="en-US"/></w:rPr><w:t xml:space="preserve"> </w:t></w:r><w:proofErr w:type="spellStart"/><w:r><w:rPr><w:lang w:val="en-US"/></w:rPr><w:t>summasini</w:t></w:r><w:proofErr w:type="spellEnd"/><w:r><w:rPr><w:lang w:val="en-US"/></w:rPr><w:t xml:space="preserve"> </w:t></w:r><w:proofErr w:type="spellStart"/><w:r><w:rPr><w:lang w:val="en-US"/></w:rPr><w:t>ixtiyoriy</w:t></w:r><w:proofErr w:type="spellEnd"/><w:r><w:rPr><w:lang w:val="en-US"/></w:rPr><w:t xml:space="preserve"> </w:t></w:r><w:proofErr w:type="spellStart"/><w:r><w:rPr><w:lang w:val="en-US"/></w:rPr><w:t>ravishda</w:t></w:r><w:proofErr w:type="spellEnd"/><w:r><w:rPr><w:lang w:val="en-US"/></w:rPr><w:t xml:space="preserve"> </w:t></w:r><w:proofErr w:type="spellStart"/><w:proofErr w:type="gramStart"/><w:r><w:rPr><w:b/><w:bCs/><w:lang w:val="en-US"/></w:rPr><w:t>to‘</w:t></w:r><w:proofErr w:type="gramEnd"/><w:r><w:rPr><w:b/><w:bCs/><w:lang w:val="en-US"/></w:rPr><w:t>liq</w:t></w:r><w:proofErr w:type="spellEnd"/><w:r><w:rPr><w:b/><w:bCs/><w:lang w:val="en-US"/></w:rPr><w:t xml:space="preserve"> </w:t></w:r><w:proofErr w:type="spellStart"/><w:r><w:rPr><w:b/><w:bCs/><w:lang w:val="en-US"/></w:rPr><w:t>qoplashingiz</w:t></w:r><w:proofErr w:type="spellEnd"/><w:r><w:rPr><w:b/><w:bCs/><w:lang w:val="en-US"/></w:rPr><w:t xml:space="preserve"> talab </w:t></w:r><w:proofErr w:type="spellStart"/><w:r><w:rPr><w:b/><w:bCs/><w:lang w:val="en-US"/></w:rPr><w:t>etiladi</w:t></w:r><w:proofErr w:type="spellEnd"/><w:r><w:rPr><w:b/><w:bCs/><w:lang w:val="en-US"/></w:rPr><w:t>.</w:t></w:r></w:p><w:p><w:pPr><w:ind w:firstLine="708"/><w:jc w:val="both"/><w:rPr><w:lang w:val="en-US"/></w:rPr></w:pPr><w:r><w:rPr><w:lang w:val="en-US"/></w:rPr><w:t xml:space="preserve">Agar </w:t></w:r><w:proofErr w:type="spellStart"/><w:proofErr w:type="gramStart"/><w:r><w:rPr><w:lang w:val="en-US"/></w:rPr><w:t>to‘</w:t></w:r><w:proofErr w:type="gramEnd"/><w:r><w:rPr><w:lang w:val="en-US"/></w:rPr><w:t>lanmagan</w:t></w:r><w:proofErr w:type="spellEnd"/><w:r><w:rPr><w:lang w:val="en-US"/></w:rPr><w:t xml:space="preserve"> summa</w:t></w:r><w:r><w:rPr><w:lang w:val="en-US"/></w:rPr><w:t xml:space="preserve"> </w:t></w:r><w:proofErr w:type="spellStart"/><w:r><w:rPr><w:lang w:val="en-US"/></w:rPr><w:t>belgilangan</w:t></w:r><w:proofErr w:type="spellEnd"/><w:r><w:rPr><w:lang w:val="en-US"/></w:rPr><w:t xml:space="preserve"> </w:t></w:r><w:proofErr w:type="spellStart"/><w:r><w:rPr><w:lang w:val="en-US"/></w:rPr><w:t>muddatda</w:t></w:r><w:proofErr w:type="spellEnd"/><w:r><w:rPr><w:lang w:val="en-US"/></w:rPr><w:t xml:space="preserve"> </w:t></w:r><w:proofErr w:type="spellStart"/><w:r><w:rPr><w:lang w:val="en-US"/></w:rPr><w:t>toʻliq</w:t></w:r><w:proofErr w:type="spellEnd"/><w:r><w:rPr><w:lang w:val="en-US"/></w:rPr><w:t xml:space="preserve"> </w:t></w:r><w:proofErr w:type="spellStart"/><w:r><w:rPr><w:lang w:val="en-US"/></w:rPr><w:t>bartaraf</w:t></w:r><w:proofErr w:type="spellEnd"/><w:r><w:rPr><w:lang w:val="en-US"/></w:rPr><w:t xml:space="preserve"> </w:t></w:r><w:proofErr w:type="spellStart"/><w:r><w:rPr><w:lang w:val="en-US"/></w:rPr><w:t>etilmasa</w:t></w:r><w:proofErr w:type="spellEnd"/><w:r><w:rPr><w:lang w:val="en-US"/></w:rPr><w:t xml:space="preserve">, </w:t></w:r><w:proofErr w:type="spellStart"/><w:r><w:rPr><w:lang w:val="en-US"/></w:rPr><w:t>Oʻzbekiston</w:t></w:r><w:proofErr w:type="spellEnd"/><w:r><w:rPr><w:lang w:val="en-US"/></w:rPr><w:t xml:space="preserve"> </w:t></w:r><w:proofErr w:type="spellStart"/><w:r><w:rPr><w:lang w:val="en-US"/></w:rPr><w:t>Respublikasi</w:t></w:r><w:proofErr w:type="spellEnd"/><w:r><w:rPr><w:lang w:val="en-US"/></w:rPr><w:t xml:space="preserve"> </w:t></w:r><w:proofErr w:type="spellStart"/><w:r><w:rPr><w:lang w:val="en-US"/></w:rPr><w:t>Fuqarolik</w:t></w:r><w:proofErr w:type="spellEnd"/><w:r><w:rPr><w:lang w:val="en-US"/></w:rPr><w:t xml:space="preserve"> </w:t></w:r><w:proofErr w:type="spellStart"/><w:r><w:rPr><w:lang w:val="en-US"/></w:rPr><w:t>protsessual</w:t></w:r><w:proofErr w:type="spellEnd"/><w:r><w:rPr><w:lang w:val="en-US"/></w:rPr><w:t xml:space="preserve"> </w:t></w:r><w:proofErr w:type="spellStart"/><w:r><w:rPr><w:lang w:val="en-US"/></w:rPr><w:t>kodeksining</w:t></w:r><w:proofErr w:type="spellEnd"/><w:r><w:rPr><w:lang w:val="en-US"/></w:rPr><w:t xml:space="preserve"> 171, 172, 173, 174-moddalari </w:t></w:r><w:proofErr w:type="spellStart"/><w:r><w:rPr><w:lang w:val="en-US"/></w:rPr><w:t>hamda</w:t></w:r><w:proofErr w:type="spellEnd"/><w:r><w:rPr><w:lang w:val="en-US"/></w:rPr><w:t xml:space="preserve"> </w:t></w:r><w:proofErr w:type="spellStart"/><w:r><w:rPr><w:lang w:val="en-US"/></w:rPr><w:t>Oʻzbekiston</w:t></w:r><w:proofErr w:type="spellEnd"/><w:r><w:rPr><w:lang w:val="en-US"/></w:rPr><w:t xml:space="preserve"> </w:t></w:r><w:proofErr w:type="spellStart"/><w:r><w:rPr><w:lang w:val="en-US"/></w:rPr><w:t>Respublikasi</w:t></w:r><w:proofErr w:type="spellEnd"/><w:r><w:rPr><w:lang w:val="en-US"/></w:rPr><w:t xml:space="preserve"> </w:t></w:r><w:proofErr w:type="spellStart"/><w:r><w:rPr><w:lang w:val="en-US"/></w:rPr><w:t>Fuqarolik</w:t></w:r><w:proofErr w:type="spellEnd"/><w:r><w:rPr><w:lang w:val="en-US"/></w:rPr><w:t xml:space="preserve"> </w:t></w:r><w:proofErr w:type="spellStart"/><w:r><w:rPr><w:lang w:val="en-US"/></w:rPr><w:t>kodeksining</w:t></w:r><w:proofErr w:type="spellEnd"/><w:r><w:rPr><w:lang w:val="en-US"/></w:rPr><w:t xml:space="preserve"> 236 </w:t></w:r><w:proofErr w:type="spellStart"/><w:r><w:rPr><w:lang w:val="en-US"/></w:rPr><w:t>va</w:t></w:r><w:proofErr w:type="spellEnd"/><w:r><w:rPr><w:lang w:val="en-US"/></w:rPr><w:t xml:space="preserve"> 735-moddalariga </w:t></w:r><w:proofErr w:type="spellStart"/><w:r><w:rPr><w:lang w:val="en-US"/></w:rPr><w:t>asosan</w:t></w:r><w:proofErr w:type="spellEnd"/><w:r><w:rPr><w:lang w:val="en-US"/></w:rPr><w:t xml:space="preserve"> </w:t></w:r><w:proofErr w:type="spellStart"/><w:r><w:rPr><w:lang w:val="en-US"/></w:rPr><w:t>Fuqarolik</w:t></w:r><w:proofErr w:type="spellEnd"/><w:r><w:rPr><w:lang w:val="en-US"/></w:rPr><w:t xml:space="preserve"> </w:t></w:r><w:proofErr w:type="spellStart"/><w:r><w:rPr><w:lang w:val="en-US"/></w:rPr><w:t>ishlari</w:t></w:r><w:proofErr w:type="spellEnd"/><w:r><w:rPr><w:lang w:val="en-US"/></w:rPr><w:t xml:space="preserve"> </w:t></w:r><w:proofErr w:type="spellStart"/><w:r><w:rPr><w:lang w:val="en-US"/></w:rPr><w:t>boʻyicha</w:t></w:r><w:proofErr w:type="spellEnd"/><w:r><w:rPr><w:lang w:val="en-US"/></w:rPr><w:t xml:space="preserve"> </w:t></w:r><w:proofErr w:type="spellStart"/><w:r><w:rPr><w:lang w:val="en-US"/></w:rPr><w:t>Mirzo</w:t></w:r><w:proofErr w:type="spellEnd"/><w:r><w:rPr><w:lang w:val="en-US"/></w:rPr><w:t xml:space="preserve"> </w:t></w:r><w:proofErr w:type="spellStart"/><w:r><w:rPr><w:lang w:val="en-US"/></w:rPr><w:t>Ulugʻbek</w:t></w:r><w:proofErr w:type="spellEnd"/><w:r><w:rPr><w:lang w:val="en-US"/></w:rPr><w:t xml:space="preserve"> </w:t></w:r><w:proofErr w:type="spellStart"/><w:r><w:rPr><w:lang w:val="en-US"/></w:rPr><w:t>tumanlararo</w:t></w:r><w:proofErr w:type="spellEnd"/><w:r><w:rPr><w:lang w:val="en-US"/></w:rPr><w:t xml:space="preserve"> </w:t></w:r><w:proofErr w:type="spellStart"/><w:r><w:rPr><w:lang w:val="en-US"/></w:rPr><w:t>sud</w:t></w:r><w:r><w:rPr><w:lang w:val="en-US"/></w:rPr><w:t>i</w:t></w:r><w:r><w:rPr><w:lang w:val="en-US"/></w:rPr><w:t>ga</w:t></w:r><w:proofErr w:type="spellEnd"/><w:r><w:rPr><w:lang w:val="en-US"/></w:rPr><w:t xml:space="preserve"> </w:t></w:r><w:proofErr w:type="spellStart"/><w:r><w:rPr><w:lang w:val="en-US"/></w:rPr><w:t>ariza</w:t></w:r><w:proofErr w:type="spellEnd"/><w:r><w:rPr><w:lang w:val="en-US"/></w:rPr><w:t xml:space="preserve"> </w:t></w:r><w:proofErr w:type="spellStart"/><w:r><w:rPr><w:lang w:val="en-US"/></w:rPr><w:t>bilan</w:t></w:r><w:proofErr w:type="spellEnd"/><w:r><w:rPr><w:lang w:val="en-US"/></w:rPr><w:t xml:space="preserve"> </w:t></w:r><w:proofErr w:type="spellStart"/><w:r><w:rPr><w:lang w:val="en-US"/></w:rPr><w:t>murojaat</w:t></w:r><w:proofErr w:type="spellEnd"/><w:r><w:rPr><w:lang w:val="en-US"/></w:rPr><w:t xml:space="preserve"> </w:t></w:r><w:proofErr w:type="spellStart"/><w:r><w:rPr><w:lang w:val="en-US"/></w:rPr><w:t>etiladi</w:t></w:r><w:proofErr w:type="spellEnd"/><w:r><w:rPr><w:lang w:val="en-US"/></w:rPr><w:t>.</w:t></w:r></w:p><w:p><w:pPr><w:ind w:firstLine="708"/><w:jc w:val="both"/><w:rPr><w:lang w:val="en-US"/></w:rPr></w:pPr><w:proofErr w:type="spellStart"/><w:r><w:rPr><w:lang w:val="en-US"/></w:rPr><w:t>Mazkur</w:t></w:r><w:proofErr w:type="spellEnd"/><w:r><w:rPr><w:lang w:val="en-US"/></w:rPr><w:t xml:space="preserve"> </w:t></w:r><w:proofErr w:type="spellStart"/><w:r><w:rPr><w:lang w:val="en-US"/></w:rPr><w:t>talabnomaga</w:t></w:r><w:proofErr w:type="spellEnd"/><w:r><w:rPr><w:lang w:val="en-US"/></w:rPr><w:t xml:space="preserve"> notarial </w:t></w:r><w:proofErr w:type="spellStart"/><w:r><w:rPr><w:lang w:val="en-US"/></w:rPr><w:t>tartibda</w:t></w:r><w:proofErr w:type="spellEnd"/><w:r><w:rPr><w:lang w:val="en-US"/></w:rPr><w:t xml:space="preserve"> </w:t></w:r><w:proofErr w:type="spellStart"/><w:r><w:rPr><w:lang w:val="en-US"/></w:rPr><w:t>tasdiqlangan</w:t></w:r><w:proofErr w:type="spellEnd"/><w:r><w:rPr><w:lang w:val="en-US"/></w:rPr><w:t xml:space="preserve"> </w:t></w:r><w:proofErr w:type="spellStart"/><w:r><w:rPr><w:lang w:val="en-US"/></w:rPr><w:t>qarz</w:t></w:r><w:proofErr w:type="spellEnd"/><w:r><w:rPr><w:lang w:val="en-US"/></w:rPr><w:t xml:space="preserve"> </w:t></w:r><w:proofErr w:type="spellStart"/><w:r><w:rPr><w:lang w:val="en-US"/></w:rPr><w:t>shartnomasiga</w:t></w:r><w:proofErr w:type="spellEnd"/><w:r><w:rPr><w:lang w:val="en-US"/></w:rPr><w:t xml:space="preserve"> </w:t></w:r><w:proofErr w:type="spellStart"/><w:r><w:rPr><w:lang w:val="en-US"/></w:rPr><w:t>asosan</w:t></w:r><w:proofErr w:type="spellEnd"/><w:r><w:rPr><w:lang w:val="en-US"/></w:rPr><w:t xml:space="preserve"> </w:t></w:r><w:proofErr w:type="spellStart"/><w:r><w:rPr><w:lang w:val="en-US"/></w:rPr><w:t>sud</w:t></w:r><w:proofErr w:type="spellEnd"/><w:r><w:rPr><w:lang w:val="en-US"/></w:rPr><w:t xml:space="preserve"> </w:t></w:r><w:proofErr w:type="spellStart"/><w:proofErr w:type="gramStart"/><w:r><w:rPr><w:lang w:val="en-US"/></w:rPr><w:t>buyrug‘</w:t></w:r><w:proofErr w:type="gramEnd"/><w:r><w:rPr><w:lang w:val="en-US"/></w:rPr><w:t>ini</w:t></w:r><w:proofErr w:type="spellEnd"/><w:r><w:rPr><w:lang w:val="en-US"/></w:rPr><w:t xml:space="preserve"> </w:t></w:r><w:proofErr w:type="spellStart"/><w:r><w:rPr><w:lang w:val="en-US"/></w:rPr><w:t>berish</w:t></w:r><w:proofErr w:type="spellEnd"/><w:r><w:rPr><w:lang w:val="en-US"/></w:rPr><w:t xml:space="preserve"> </w:t></w:r><w:proofErr w:type="spellStart"/><w:r><w:rPr><w:lang w:val="en-US"/></w:rPr><w:t>to‘g‘risidagi</w:t></w:r><w:proofErr w:type="spellEnd"/><w:r><w:rPr><w:lang w:val="en-US"/></w:rPr><w:t xml:space="preserve"> </w:t></w:r><w:proofErr w:type="spellStart"/><w:r><w:rPr><w:lang w:val="en-US"/></w:rPr><w:t>ariza</w:t></w:r><w:proofErr w:type="spellEnd"/><w:r><w:rPr><w:lang w:val="en-US"/></w:rPr><w:t xml:space="preserve"> </w:t></w:r><w:proofErr w:type="spellStart"/><w:r><w:rPr><w:lang w:val="en-US"/></w:rPr><w:t>nusxasi</w:t></w:r><w:proofErr w:type="spellEnd"/><w:r><w:rPr><w:lang w:val="en-US"/></w:rPr><w:t xml:space="preserve"> </w:t></w:r><w:proofErr w:type="spellStart"/><w:r><w:rPr><w:lang w:val="en-US"/></w:rPr><w:t>ilova</w:t></w:r><w:proofErr w:type="spellEnd"/><w:r><w:rPr><w:lang w:val="en-US"/></w:rPr><w:t xml:space="preserve"> </w:t></w:r><w:proofErr w:type="spellStart"/><w:r><w:rPr><w:lang w:val="en-US"/></w:rPr><w:t>qilinmoqda</w:t></w:r><w:proofErr w:type="spellEnd"/><w:r><w:rPr><w:lang w:val="en-US"/></w:rPr><w:t>.</w:t></w:r><w:r><w:rPr><w:lang w:val="en-US"/></w:rPr><w:t xml:space="preserve"> </w:t></w:r><w:proofErr w:type="spellStart"/><w:r><w:rPr><w:lang w:val="en-US"/></w:rPr><w:t>Bunda</w:t></w:r><w:proofErr w:type="spellEnd"/><w:r><w:rPr><w:lang w:val="en-US"/></w:rPr><w:t xml:space="preserve"> </w:t></w:r><w:proofErr w:type="spellStart"/><w:r><w:rPr><w:lang w:val="en-US"/></w:rPr><w:t>qarzdorlikdan</w:t></w:r><w:proofErr w:type="spellEnd"/><w:r><w:rPr><w:lang w:val="en-US"/></w:rPr><w:t xml:space="preserve"> </w:t></w:r><w:proofErr w:type="spellStart"/><w:r><w:rPr><w:lang w:val="en-US"/></w:rPr><w:t>tashqari</w:t></w:r><w:proofErr w:type="spellEnd"/><w:r><w:rPr><w:lang w:val="en-US"/></w:rPr><w:t xml:space="preserve">, </w:t></w:r><w:proofErr w:type="spellStart"/><w:proofErr w:type="gramStart"/><w:r><w:rPr><w:lang w:val="en-US"/></w:rPr><w:t>to‘</w:t></w:r><w:proofErr w:type="gramEnd"/><w:r><w:rPr><w:lang w:val="en-US"/></w:rPr><w:t>langan</w:t></w:r><w:proofErr w:type="spellEnd"/><w:r><w:rPr><w:lang w:val="en-US"/></w:rPr><w:t xml:space="preserve"> </w:t></w:r><w:proofErr w:type="spellStart"/><w:r><w:rPr><w:lang w:val="en-US"/></w:rPr><w:t>davlat</w:t></w:r><w:proofErr w:type="spellEnd"/><w:r><w:rPr><w:lang w:val="en-US"/></w:rPr><w:t xml:space="preserve"> </w:t></w:r><w:proofErr w:type="spellStart"/><w:r><w:rPr><w:lang w:val="en-US"/></w:rPr><w:t>boji</w:t></w:r><w:proofErr w:type="spellEnd"/><w:r><w:rPr><w:lang w:val="en-US"/></w:rPr><w:t xml:space="preserve"> </w:t></w:r><w:proofErr w:type="spellStart"/><w:r><w:rPr><w:lang w:val="en-US"/></w:rPr><w:t>va</w:t></w:r><w:proofErr w:type="spellEnd"/><w:r><w:rPr><w:lang w:val="en-US"/></w:rPr><w:t xml:space="preserve"> </w:t></w:r><w:proofErr w:type="spellStart"/><w:r><w:rPr><w:lang w:val="en-US"/></w:rPr><w:t>pochta</w:t></w:r><w:proofErr w:type="spellEnd"/><w:r><w:rPr><w:lang w:val="en-US"/></w:rPr><w:t xml:space="preserve"> </w:t></w:r><w:proofErr w:type="spellStart"/><w:r><w:rPr><w:lang w:val="en-US"/></w:rPr><w:t>xarajatlarini</w:t></w:r><w:proofErr w:type="spellEnd"/><w:r><w:rPr><w:lang w:val="en-US"/></w:rPr><w:t xml:space="preserve"> </w:t></w:r><w:proofErr w:type="spellStart"/><w:r><w:rPr><w:lang w:val="en-US"/></w:rPr><w:t>Sizdan</w:t></w:r><w:proofErr w:type="spellEnd"/><w:r><w:rPr><w:lang w:val="en-US"/></w:rPr><w:t xml:space="preserve"> </w:t></w:r><w:proofErr w:type="spellStart"/><w:r><w:rPr><w:lang w:val="en-US"/></w:rPr><w:t>undirish</w:t></w:r><w:proofErr w:type="spellEnd"/><w:r><w:rPr><w:lang w:val="en-US"/></w:rPr><w:t xml:space="preserve"> </w:t></w:r><w:proofErr w:type="spellStart"/><w:r><w:rPr><w:lang w:val="en-US"/></w:rPr><w:t>to‘g‘risida</w:t></w:r><w:proofErr w:type="spellEnd"/><w:r><w:rPr><w:lang w:val="en-US"/></w:rPr><w:t xml:space="preserve"> ham talab </w:t></w:r><w:proofErr w:type="spellStart"/><w:r><w:rPr><w:lang w:val="en-US"/></w:rPr><w:t>qo‘yiladi</w:t></w:r><w:proofErr w:type="spellEnd"/><w:r><w:rPr><w:lang w:val="en-US"/></w:rPr><w:t>.</w:t></w:r></w:p><w:tbl><w:tblPr><w:tblStyle w:val="a4"/><w:tblW w:w="9654" w:type="dxa"/><w:jc w:val="center"/><w:tblLook w:val="04A0" w:firstRow="1" w:lastRow="0" w:firstColumn="1" w:lastColumn="0" w:noHBand="0" w:noVBand="1"/></w:tblPr><w:tblGrid><w:gridCol w:w="1999"/><w:gridCol w:w="2088"/><w:gridCol w:w="2392"/><w:gridCol w:w="1579"/><w:gridCol w:w="1596"/></w:tblGrid><w:tr><w:trPr><w:jc w:val="center"/></w:trPr><w:tc><w:tcPr><w:tcW w:w="1999" w:type="dxa"/><w:vMerge w:val="restart"/></w:tcPr><w:p><w:pPr><w:jc w:val="center"/><w:rPr><w:noProof/><w:sz w:val="20"/><w:szCs w:val="20"/></w:rPr></w:pPr><w:r><w:rPr><w:noProof/><w:sz w:val="20"/><w:szCs w:val="20"/></w:rPr><w:t>Kvitansiya</w:t></w:r></w:p><w:p><w:pPr><w:jc w:val="center"/><w:rPr><w:noProof/><w:sz w:val="20"/><w:szCs w:val="20"/></w:rPr></w:pPr></w:p><w:p><w:pPr><w:jc w:val="center"/><w:rPr><w:noProof/><w:sz w:val="20"/><w:szCs w:val="20"/></w:rPr></w:pPr></w:p><w:p><w:pPr><w:jc w:val="center"/><w:rPr><w:noProof/><w:sz w:val="20"/><w:szCs w:val="20"/></w:rPr></w:pPr></w:p><w:p><w:pPr><w:jc w:val="center"/><w:rPr><w:noProof/><w:sz w:val="20"/><w:szCs w:val="20"/></w:rPr></w:pPr></w:p><w:p><w:pPr><w:jc w:val="center"/><w:rPr><w:noProof/><w:sz w:val="20"/><w:szCs w:val="20"/></w:rPr></w:pPr></w:p><w:p><w:pPr><w:jc w:val="center"/><w:rPr><w:noProof/><w:sz w:val="20"/><w:szCs w:val="20"/></w:rPr></w:pPr></w:p><w:p><w:pPr><w:jc w:val="center"/><w:rPr><w:noProof/><w:sz w:val="20"/><w:szCs w:val="20"/></w:rPr></w:pPr></w:p><w:p><w:pPr><w:jc w:val="center"/><w:rPr><w:noProof/><w:sz w:val="20"/><w:szCs w:val="20"/></w:rPr></w:pPr></w:p><w:p><w:pPr><w:jc w:val="center"/><w:rPr><w:noProof/><w:sz w:val="20"/><w:szCs w:val="20"/><w:lang w:val="en-US"/></w:rPr></w:pPr></w:p></w:tc><w:tc><w:tcPr><w:tcW w:w="6059" w:type="dxa"/><w:gridSpan w:val="3"/></w:tcPr><w:p><w:pPr><w:jc w:val="both"/><w:rPr><w:b/><w:bCs/><w:noProof/><w:sz w:val="20"/><w:szCs w:val="20"/><w:lang w:val="en-US"/></w:rPr></w:pPr><w:r><w:rPr><w:b/><w:bCs/><w:noProof/><w:sz w:val="20"/><w:szCs w:val="20"/><w:lang w:val="en-US"/></w:rPr><w:t>OʻZBEKISTON YOSHLAR ITTIFOQI TOSHKENT SHAHAR HUDUDIY KENGASHI</w:t></w:r></w:p></w:tc><w:tc><w:tcPr><w:tcW w:w="1596" w:type="dxa"/><w:vMerge w:val="restart"/><w:vAlign w:val="center"/></w:tcPr><w:p><w:pPr><w:jc w:val="center"/><w:rPr><w:noProof/><w:sz w:val="20"/><w:szCs w:val="20"/><w:lang w:val="en-US"/></w:rPr></w:pPr><w:r><w:rPr><w:noProof/><w:sz w:val="20"/><w:szCs w:val="20"/><w:lang w:val="en-US"/></w:rPr><w:drawing><wp:inline distT="0" distB="0" distL="0" distR="0" wp14:anchorId="0F2039BF" wp14:editId="689F97BC"><wp:extent cx="870596" cy="864000"/><wp:effectExtent l="0" t="0" r="5715" b="0"/><wp:docPr id="1" name="Рисунок 1"/><wp:cNvGraphicFramePr><a:graphicFrameLocks xmlns:a="http://schemas.openxmlformats.org/drawingml/2006/main" noChangeAspect="1"/></wp:cNvGraphicFramePr><a:graphic xmlns:a="http://schemas.openxmlformats.org/drawingml/2006/main"><a:graphicData uri="http://schemas.openxmlformats.org/drawingml/2006/picture"><pic:pic xmlns:pic="http://schemas.openxmlformats.org/drawingml/2006/picture"><pic:nvPicPr><pic:cNvPr id="1" name=""/><pic:cNvPicPr/></pic:nvPicPr><pic:blipFill><a:blip r:embed="rId4"/><a:stretch><a:fillRect/></a:stretch></pic:blipFill><pic:spPr><a:xfrm><a:off x="0" y="0"/><a:ext cx="870596" cy="864000"/></a:xfrm><a:prstGeom prst="rect"><a:avLst/></a:prstGeom></pic:spPr></pic:pic></a:graphicData></a:graphic></wp:inline></w:drawing></w:r></w:p></w:tc></w:tr><w:tr><w:trPr><w:trHeight w:val="279"/><w:jc w:val="center"/></w:trPr><w:tc><w:tcPr><w:tcW w:w="1999" w:type="dxa"/><w:vMerge/></w:tcPr><w:p><w:pPr><w:rPr><w:noProof/><w:sz w:val="20"/><w:szCs w:val="20"/><w:lang w:val="en-US"/></w:rPr></w:pPr></w:p></w:tc><w:tc><w:tcPr><w:tcW w:w="2088" w:type="dxa"/></w:tcPr><w:p><w:pPr><w:rPr><w:noProof/><w:sz w:val="20"/><w:szCs w:val="20"/><w:lang w:val="en-US"/></w:rPr></w:pPr><w:r><w:rPr><w:noProof/><w:sz w:val="20"/><w:szCs w:val="20"/><w:lang w:val="en-US"/></w:rPr><w:t>Bank nomi</w:t></w:r></w:p></w:tc><w:tc><w:tcPr><w:tcW w:w="3971" w:type="dxa"/><w:gridSpan w:val="2"/></w:tcPr><w:p><w:pPr><w:jc w:val="both"/><w:rPr><w:noProof/><w:sz w:val="20"/><w:szCs w:val="20"/><w:lang w:val="en-US"/></w:rPr></w:pPr><w:r><w:rPr><w:noProof/><w:sz w:val="20"/><w:szCs w:val="20"/><w:lang w:val="en-US"/></w:rPr><w:t>“Oʻzmilliybank” AJ Mirzo Ulugʻbek BXM</w:t></w:r></w:p><w:p><w:pPr><w:jc w:val="both"/><w:rPr><w:noProof/><w:sz w:val="20"/><w:szCs w:val="20"/><w:lang w:val="en-US"/></w:rPr></w:pPr></w:p></w:tc><w:tc><w:tcPr><w:tcW w:w="1596" w:type="dxa"/><w:vMerge/></w:tcPr><w:p><w:pPr><w:rPr><w:noProof/><w:sz w:val="20"/><w:szCs w:val="20"/><w:lang w:val="en-US"/></w:rPr></w:pPr></w:p></w:tc></w:tr><w:tr><w:trPr><w:jc w:val="center"/></w:trPr><w:tc><w:tcPr><w:tcW w:w="1999" w:type="dxa"/><w:vMerge/></w:tcPr><w:p><w:pPr><w:rPr><w:noProof/><w:sz w:val="20"/><w:szCs w:val="20"/><w:lang w:val="en-US"/></w:rPr></w:pPr></w:p></w:tc><w:tc><w:tcPr><w:tcW w:w="2088" w:type="dxa"/></w:tcPr><w:p><w:pPr><w:rPr><w:noProof/><w:sz w:val="20"/><w:szCs w:val="20"/><w:lang w:val="en-US"/></w:rPr></w:pPr><w:r><w:rPr><w:noProof/><w:sz w:val="20"/><w:szCs w:val="20"/><w:lang w:val="en-US"/></w:rPr><w:t>Oluvchining hisob</w:t></w:r><w:r><w:rPr><w:noProof/><w:sz w:val="20"/><w:szCs w:val="20"/></w:rPr><w:t xml:space="preserve"> </w:t></w:r><w:r><w:rPr><w:noProof/><w:sz w:val="20"/><w:szCs w:val="20"/><w:lang w:val="en-US"/></w:rPr><w:t>raqami</w:t></w:r></w:p></w:tc><w:tc><w:tcPr><w:tcW w:w="3971" w:type="dxa"/><w:gridSpan w:val="2"/></w:tcPr><w:p><w:pPr><w:rPr><w:noProof/><w:sz w:val="20"/><w:szCs w:val="20"/><w:lang w:val="en-US"/></w:rPr></w:pPr><w:r><w:rPr><w:noProof/><w:sz w:val="20"/><w:szCs w:val="20"/><w:lang w:val="en-US"/></w:rPr><w:t>2021</w:t></w:r><w:r><w:rPr><w:noProof/><w:sz w:val="20"/><w:szCs w:val="20"/></w:rPr><w:t xml:space="preserve"> </w:t></w:r><w:r><w:rPr><w:noProof/><w:sz w:val="20"/><w:szCs w:val="20"/><w:lang w:val="en-US"/></w:rPr><w:t>2000</w:t></w:r><w:r><w:rPr><w:noProof/><w:sz w:val="20"/><w:szCs w:val="20"/></w:rPr><w:t xml:space="preserve"> </w:t></w:r><w:r><w:rPr><w:noProof/><w:sz w:val="20"/><w:szCs w:val="20"/><w:lang w:val="en-US"/></w:rPr><w:t>8001</w:t></w:r><w:r><w:rPr><w:noProof/><w:sz w:val="20"/><w:szCs w:val="20"/></w:rPr><w:t xml:space="preserve"> </w:t></w:r><w:r><w:rPr><w:noProof/><w:sz w:val="20"/><w:szCs w:val="20"/><w:lang w:val="en-US"/></w:rPr><w:t>5554</w:t></w:r><w:r><w:rPr><w:noProof/><w:sz w:val="20"/><w:szCs w:val="20"/></w:rPr><w:t xml:space="preserve"> </w:t></w:r><w:r><w:rPr><w:noProof/><w:sz w:val="20"/><w:szCs w:val="20"/><w:lang w:val="en-US"/></w:rPr><w:t>1006</w:t></w:r></w:p></w:tc><w:tc><w:tcPr><w:tcW w:w="1596" w:type="dxa"/><w:vMerge/></w:tcPr><w:p><w:pPr><w:rPr><w:noProof/><w:sz w:val="20"/><w:szCs w:val="20"/><w:lang w:val="en-US"/></w:rPr></w:pPr></w:p></w:tc></w:tr><w:tr><w:trPr><w:jc w:val="center"/></w:trPr><w:tc><w:tcPr><w:tcW w:w="1999" w:type="dxa"/><w:vMerge/></w:tcPr><w:p><w:pPr><w:rPr><w:noProof/><w:sz w:val="20"/><w:szCs w:val="20"/><w:lang w:val="en-US"/></w:rPr></w:pPr></w:p></w:tc><w:tc><w:tcPr><w:tcW w:w="2088" w:type="dxa"/></w:tcPr><w:p><w:pPr><w:rPr><w:noProof/><w:sz w:val="20"/><w:szCs w:val="20"/><w:lang w:val="en-US"/></w:rPr></w:pPr><w:r><w:rPr><w:noProof/><w:sz w:val="20"/><w:szCs w:val="20"/><w:lang w:val="en-US"/></w:rPr><w:t>Bank kodi</w:t></w:r></w:p></w:tc><w:tc><w:tcPr><w:tcW w:w="2392" w:type="dxa"/></w:tcPr><w:p><w:pPr><w:rPr><w:noProof/><w:sz w:val="20"/><w:szCs w:val="20"/><w:lang w:val="en-US"/></w:rPr></w:pPr><w:r><w:rPr><w:noProof/><w:sz w:val="20"/><w:szCs w:val="20"/><w:lang w:val="en-US"/></w:rPr><w:t>00450</w:t></w:r></w:p></w:tc><w:tc><w:tcPr><w:tcW w:w="1579" w:type="dxa"/></w:tcPr><w:p><w:pPr><w:rPr><w:noProof/><w:sz w:val="20"/><w:szCs w:val="20"/><w:lang w:val="en-US"/></w:rPr></w:pPr><w:r><w:rPr><w:noProof/><w:sz w:val="20"/><w:szCs w:val="20"/><w:lang w:val="en-US"/></w:rPr><w:t>STIR</w:t></w:r></w:p></w:tc><w:tc><w:tcPr><w:tcW w:w="1596" w:type="dxa"/></w:tcPr><w:p><w:pPr><w:rPr><w:noProof/><w:sz w:val="20"/><w:szCs w:val="20"/><w:lang w:val="en-US"/></w:rPr></w:pPr><w:r><w:rPr><w:noProof/><w:sz w:val="20"/><w:szCs w:val="20"/><w:lang w:val="en-US"/></w:rPr><w:t>201</w:t></w:r><w:r><w:rPr><w:noProof/><w:sz w:val="20"/><w:szCs w:val="20"/></w:rPr><w:t> </w:t></w:r><w:r><w:rPr><w:noProof/><w:sz w:val="20"/><w:szCs w:val="20"/><w:lang w:val="en-US"/></w:rPr><w:t>068</w:t></w:r><w:r><w:rPr><w:noProof/><w:sz w:val="20"/><w:szCs w:val="20"/></w:rPr><w:t xml:space="preserve"> </w:t></w:r><w:r><w:rPr><w:noProof/><w:sz w:val="20"/><w:szCs w:val="20"/><w:lang w:val="en-US"/></w:rPr><w:t>898</w:t></w:r></w:p></w:tc></w:tr><w:tr><w:trPr><w:jc w:val="center"/></w:trPr><w:tc><w:tcPr><w:tcW w:w="1999" w:type="dxa"/><w:vMerge/></w:tcPr><w:p><w:pPr><w:rPr><w:noProof/><w:sz w:val="20"/><w:szCs w:val="20"/><w:lang w:val="en-US"/></w:rPr></w:pPr></w:p></w:tc><w:tc><w:tcPr><w:tcW w:w="2088" w:type="dxa"/></w:tcPr><w:p><w:pPr><w:rPr><w:noProof/><w:sz w:val="20"/><w:szCs w:val="20"/><w:lang w:val="en-US"/></w:rPr></w:pPr><w:r><w:rPr><w:noProof/><w:sz w:val="20"/><w:szCs w:val="20"/><w:lang w:val="en-US"/></w:rPr><w:t>Toʻlovchi</w:t></w:r></w:p></w:tc><w:tc><w:tcPr><w:tcW w:w="5567" w:type="dxa"/><w:gridSpan w:val="3"/></w:tcPr><w:p><w:pPr><w:rPr><w:b/><w:bCs/><w:noProof/><w:sz w:val="20"/><w:szCs w:val="20"/><w:lang w:val="en-US"/></w:rPr></w:pPr><w:r><w:rPr><w:b/><w:bCs/><w:noProof/><w:sz w:val="20"/><w:szCs w:val="20"/><w:lang w:val="en-US"/></w:rPr><w:t>{FISH}</w:t></w:r></w:p></w:tc></w:tr><w:tr><w:trPr><w:jc w:val="center"/></w:trPr><w:tc><w:tcPr><w:tcW w:w="1999" w:type="dxa"/><w:vMerge/></w:tcPr><w:p><w:pPr><w:rPr><w:noProof/><w:sz w:val="20"/><w:szCs w:val="20"/><w:lang w:val="en-US"/></w:rPr></w:pPr></w:p></w:tc><w:tc><w:tcPr><w:tcW w:w="2088" w:type="dxa"/></w:tcPr><w:p><w:pPr><w:rPr><w:noProof/><w:sz w:val="20"/><w:szCs w:val="20"/><w:lang w:val="en-US"/></w:rPr></w:pPr><w:r><w:rPr><w:noProof/><w:sz w:val="20"/><w:szCs w:val="20"/><w:lang w:val="en-US"/></w:rPr><w:t>Toʻlovchining manzili</w:t></w:r></w:p></w:tc><w:tc><w:tcPr><w:tcW w:w="5567" w:type="dxa"/><w:gridSpan w:val="3"/></w:tcPr><w:p><w:pPr><w:jc w:val="both"/><w:rPr><w:noProof/><w:sz w:val="20"/><w:szCs w:val="20"/><w:lang w:val="en-US"/></w:rPr></w:pPr><w:r><w:rPr><w:noProof/><w:sz w:val="20"/><w:szCs w:val="20"/><w:lang w:val="en-US"/></w:rPr><w:t xml:space="preserve">Yunusobod tumani, </w:t></w:r><w:r><w:rPr><w:noProof/><w:sz w:val="20"/><w:szCs w:val="20"/><w:lang w:val="en-US"/></w:rPr><w:t>M</w:t></w:r><w:r><w:rPr><w:noProof/><w:sz w:val="20"/><w:szCs w:val="20"/><w:lang w:val="en-US"/></w:rPr><w:t>4-kvartal, Qashqar MFY, 31-uy, 26-xonadon</w:t></w:r></w:p></w:tc></w:tr><w:tr><w:trPr><w:jc w:val="center"/></w:trPr><w:tc><w:tcPr><w:tcW w:w="1999" w:type="dxa"/><w:vMerge/></w:tcPr><w:p><w:pPr><w:rPr><w:noProof/><w:sz w:val="20"/><w:szCs w:val="20"/><w:lang w:val="en-US"/></w:rPr></w:pPr></w:p></w:tc><w:tc><w:tcPr><w:tcW w:w="2088" w:type="dxa"/></w:tcPr><w:p><w:pPr><w:rPr><w:noProof/><w:sz w:val="20"/><w:szCs w:val="20"/><w:lang w:val="en-US"/></w:rPr></w:pPr><w:r><w:rPr><w:noProof/><w:sz w:val="20"/><w:szCs w:val="20"/><w:lang w:val="en-US"/></w:rPr><w:t>Toʻlov maqsadi</w:t></w:r></w:p></w:tc><w:tc><w:tcPr><w:tcW w:w="5567" w:type="dxa"/><w:gridSpan w:val="3"/></w:tcPr><w:p><w:pPr><w:rPr><w:noProof/><w:sz w:val="20"/><w:szCs w:val="20"/><w:lang w:val="en-US"/></w:rPr></w:pPr><w:r><w:rPr><w:noProof/><w:sz w:val="20"/><w:szCs w:val="20"/><w:lang w:val="en-US"/></w:rPr><w:t xml:space="preserve">2019-yil 13-dekabrdagi 201901137004736-son notarial qarz shartnomasi boʻyicha </w:t></w:r><w:r><w:rPr><w:noProof/><w:sz w:val="20"/><w:szCs w:val="20"/><w:lang w:val="en-US"/></w:rPr><w:t xml:space="preserve">muddati oʻtgan </w:t></w:r><w:r><w:rPr><w:noProof/><w:sz w:val="20"/><w:szCs w:val="20"/><w:lang w:val="en-US"/></w:rPr><w:t>qarzdorlikni qoplash</w:t></w:r><w:r><w:rPr><w:noProof/><w:sz w:val="20"/><w:szCs w:val="20"/><w:lang w:val="en-US"/></w:rPr><w:t xml:space="preserve"> </w:t></w:r></w:p></w:tc></w:tr><w:tr><w:trPr><w:jc w:val="center"/></w:trPr><w:tc><w:tcPr><w:tcW w:w="1999" w:type="dxa"/><w:vMerge/></w:tcPr><w:p><w:pPr><w:rPr><w:noProof/><w:sz w:val="20"/><w:szCs w:val="20"/><w:lang w:val="en-US"/></w:rPr></w:pPr></w:p></w:tc><w:tc><w:tcPr><w:tcW w:w="2088" w:type="dxa"/></w:tcPr><w:p><w:pPr><w:rPr><w:noProof/><w:sz w:val="20"/><w:szCs w:val="20"/><w:lang w:val="en-US"/></w:rPr></w:pPr><w:r><w:rPr><w:noProof/><w:sz w:val="20"/><w:szCs w:val="20"/><w:lang w:val="en-US"/></w:rPr><w:t>Pul miqdori (soʻm)</w:t></w:r></w:p></w:tc><w:tc><w:tcPr><w:tcW w:w="2392" w:type="dxa"/></w:tcPr><w:p><w:pPr><w:rPr><w:noProof/><w:sz w:val="20"/><w:szCs w:val="20"/><w:lang w:val="en-US"/></w:rPr></w:pPr><w:r><w:rPr><w:noProof/><w:sz w:val="20"/><w:szCs w:val="20"/><w:lang w:val="en-US"/></w:rPr><w:t>{QARZ_QOLDIQ} ({QOLDIQ_SOZ}) so'm</w:t></w:r><w:r><w:rPr><w:iCs/><w:noProof/><w:sz w:val="28"/><w:lang w:val="en-US"/></w:rPr><w:t xml:space="preserve"> miqdoridagi pul mablag‘i 20 (yigirma) yil muddatga foizsiz qarz tariqasida berilgan. Qarzdor shartnomaning 2.3- va </w:t></w:r><w:r><w:rPr><w:iCs/><w:noProof/><w:sz w:val="28"/><w:lang w:val="en-US"/></w:rPr><w:br/></w:r><w:r><w:rPr><w:iCs/><w:noProof/><w:sz w:val="28"/><w:lang w:val="en-US"/></w:rPr><w:t>2.4-bandlariga muvofiq mazkur qarz summasini belgilangan muddatlarda hamda tasdiqlangan qaytarish jadvaliga asosan qismlab (bo‘lib-bo‘lib) qaytarish majburiyatini olgan.</w:t></w:r></w:p><w:p><w:pPr><w:ind w:firstLine="708"/><w:jc w:val="both"/><w:rPr><w:iCs/><w:noProof/><w:sz w:val="28"/><w:lang w:val="en-US"/></w:rPr></w:pPr><w:r><w:rPr><w:iCs/><w:noProof/><w:sz w:val="28"/><w:lang w:val="en-US"/></w:rPr><w:t>Qarz shartnomasida nazarda tutilgan pul mablag‘lari qarzdorning arizasiga binoan</w:t></w:r><w:r><w:rPr><w:iCs/><w:noProof/><w:sz w:val="28"/><w:lang w:val="en-US"/></w:rPr><w:t xml:space="preserve"> </w:t></w:r><w:r><w:rPr><w:iCs/><w:noProof/><w:sz w:val="28"/><w:lang w:val="en-US"/></w:rPr><w:t>“</w:t></w:r><w:r><w:rPr><w:iCs/><w:noProof/><w:sz w:val="28"/><w:lang w:val="en-US"/></w:rPr><w:t>O‘zsanoatqurilishbank</w:t></w:r><w:r><w:rPr><w:iCs/><w:noProof/><w:sz w:val="28"/><w:lang w:val="en-US"/></w:rPr><w:t xml:space="preserve">”ning Yashnobod filialida </w:t></w:r><w:r><w:rPr><w:iCs/><w:noProof/><w:sz w:val="28"/><w:lang w:val="en-US"/></w:rPr><w:t xml:space="preserve">qarzdor nomiga </w:t></w:r><w:r><w:rPr><w:iCs/><w:noProof/><w:sz w:val="28"/><w:lang w:val="en-US"/></w:rPr><w:t>ochilgan bank hisob raqamiga o‘tkazib berilgan.</w:t></w:r></w:p><w:p><w:pPr><w:ind w:firstLine="708"/><w:jc w:val="both"/><w:rPr><w:iCs/><w:noProof/><w:sz w:val="28"/><w:lang w:val="en-US"/></w:rPr></w:pPr><w:r><w:rPr><w:iCs/><w:noProof/><w:sz w:val="28"/><w:lang w:val="en-US"/></w:rPr><w:t xml:space="preserve">Qarz shartnomasiga ilova qilingan qaytarish jadvaliga muvofiq qarzdor </w:t></w:r><w:r><w:rPr><w:iCs/><w:noProof/><w:sz w:val="28"/><w:lang w:val="en-US"/></w:rPr><w:t>2019-yil 15-dekabrdan boshlab har oyning 15-sanasida birinchi oyda — 346 480,00 (uch yuz qirq olti ming toʻrt yuz sakson) soʻm 00 tiyin, keyingi oylarda esa — 290 000,00 (ikki yuz toʻqson ming) soʻm 00 tiyin miqdorida toʻlovlarni amalga oshirib borishi lozim boʻlgan.</w:t></w:r></w:p><w:p><w:pPr><w:ind w:firstLine="708"/><w:jc w:val="both"/><w:rPr><w:iCs/><w:noProof/><w:sz w:val="28"/><w:lang w:val="en-US"/></w:rPr></w:pPr><w:r><w:rPr><w:iCs/><w:noProof/><w:sz w:val="28"/><w:lang w:val="en-US"/></w:rPr><w:t xml:space="preserve">Biroq qarzdor mazkur majburiyatlarni lozim darajada bajarmagan. Natijada </w:t></w:r><w:r><w:rPr><w:iCs/><w:noProof/><w:sz w:val="28"/><w:lang w:val="en-US"/></w:rPr><w:t>2026-yil 15-aprel holatiga koʻra 22 386 480,00 (yigirma ikki million uch yuz sakson olti ming toʻrt yuz sakson) soʻm 00 tiyin</w:t></w:r><w:r><w:rPr><w:iCs/><w:noProof/><w:sz w:val="28"/><w:lang w:val="en-US"/></w:rPr><w:t xml:space="preserve"> miqdorida muddati o‘tgan qarzdorlik yuzaga kelgan.</w:t></w:r></w:p><w:p><w:pPr><w:ind w:firstLine="708"/><w:jc w:val="both"/><w:rPr><w:iCs/><w:noProof/><w:sz w:val="28"/><w:lang w:val="en-US"/></w:rPr></w:pPr><w:r><w:rPr><w:iCs/><w:noProof/><w:sz w:val="28"/><w:lang w:val="en-US"/></w:rPr><w:t>Undirilayotgan qarzdorlik vujudga kelgan davr qaytarish jadvaliga muvofiq 2019-yil 15-</w:t></w:r><w:r><w:rPr><w:iCs/><w:noProof/><w:sz w:val="28"/><w:lang w:val="en-US"/></w:rPr><w:t>dekabrd</w:t></w:r><w:r><w:rPr><w:iCs/><w:noProof/><w:sz w:val="28"/><w:lang w:val="en-US"/></w:rPr><w:t>an 2026-yil 15-</w:t></w:r><w:r><w:rPr><w:iCs/><w:noProof/><w:sz w:val="28"/><w:lang w:val="en-US"/></w:rPr><w:t>aprel</w:t></w:r><w:r><w:rPr><w:iCs/><w:noProof/><w:sz w:val="28"/><w:lang w:val="en-US"/></w:rPr><w:t xml:space="preserve"> holatiga qadar bo‘lgan davrni tashkil etadi.</w:t></w:r></w:p><w:p><w:pPr><w:ind w:firstLine="708"/><w:jc w:val="both"/><w:rPr><w:iCs/><w:noProof/><w:sz w:val="28"/><w:lang w:val="en-US"/></w:rPr></w:pPr><w:r><w:rPr><w:iCs/><w:noProof/><w:sz w:val="28"/><w:lang w:val="en-US"/></w:rPr><w:t>Undiruvchi tomonidan qarzdorga bir necha marotaba ogohlantirish xatlari yuborilgan, jumladan 202</w:t></w:r><w:r><w:rPr><w:iCs/><w:noProof/><w:sz w:val="28"/><w:lang w:val="en-US"/></w:rPr><w:t>2</w:t></w:r><w:r><w:rPr><w:iCs/><w:noProof/><w:sz w:val="28"/><w:lang w:val="en-US"/></w:rPr><w:t xml:space="preserve">-yil </w:t></w:r><w:r><w:rPr><w:iCs/><w:noProof/><w:sz w:val="28"/><w:lang w:val="en-US"/></w:rPr><w:t>4</w:t></w:r><w:r><w:rPr><w:iCs/><w:noProof/><w:sz w:val="28"/><w:lang w:val="en-US"/></w:rPr><w:t xml:space="preserve">-mart, 2022-yil </w:t></w:r><w:r><w:rPr><w:iCs/><w:noProof/><w:sz w:val="28"/><w:lang w:val="en-US"/></w:rPr><w:t>30</w:t></w:r><w:r><w:rPr><w:iCs/><w:noProof/><w:sz w:val="28"/><w:lang w:val="en-US"/></w:rPr><w:t xml:space="preserve">-mart, </w:t></w:r><w:r><w:rPr><w:iCs/><w:noProof/><w:sz w:val="28"/><w:lang w:val="en-US"/></w:rPr><w:t>2023-yil 9-avgust</w:t></w:r><w:r><w:rPr><w:iCs/><w:noProof/><w:sz w:val="28"/><w:lang w:val="en-US"/></w:rPr><w:t xml:space="preserve">, </w:t></w:r><w:r><w:rPr><w:iCs/><w:noProof/><w:sz w:val="28"/><w:lang w:val="en-US"/></w:rPr><w:t>2024-yil</w:t></w:r><w:r><w:rPr><w:iCs/><w:noProof/><w:sz w:val="28"/><w:lang w:val="en-US"/></w:rPr><w:t xml:space="preserve"> </w:t></w:r><w:r><w:rPr><w:iCs/><w:noProof/><w:sz w:val="28"/><w:lang w:val="en-US"/></w:rPr><w:lastRenderedPageBreak/><w:t>26-iyul</w:t></w:r><w:r><w:rPr><w:iCs/><w:noProof/><w:sz w:val="28"/><w:lang w:val="en-US"/></w:rPr><w:t xml:space="preserve">, </w:t></w:r><w:r><w:rPr><w:iCs/><w:noProof/><w:sz w:val="28"/><w:lang w:val="en-US"/></w:rPr><w:t>2025-yil</w:t></w:r><w:r><w:rPr><w:iCs/><w:noProof/><w:sz w:val="28"/><w:lang w:val="en-US"/></w:rPr><w:t xml:space="preserve"> </w:t></w:r><w:r><w:rPr><w:iCs/><w:noProof/><w:sz w:val="28"/><w:lang w:val="en-US"/></w:rPr><w:t>1-aprel</w:t></w:r><w:r><w:rPr><w:iCs/><w:noProof/><w:sz w:val="28"/><w:lang w:val="en-US"/></w:rPr><w:t xml:space="preserve"> </w:t></w:r><w:r><w:rPr><w:iCs/><w:noProof/><w:sz w:val="28"/><w:lang w:val="en-US"/></w:rPr><w:t>sana</w:t></w:r><w:r><w:rPr><w:iCs/><w:noProof/><w:sz w:val="28"/><w:lang w:val="en-US"/></w:rPr><w:t>lari</w:t></w:r><w:r><w:rPr><w:iCs/><w:noProof/><w:sz w:val="28"/><w:lang w:val="en-US"/></w:rPr><w:t>da pochta orqali ogohlantirish</w:t></w:r><w:r><w:rPr><w:iCs/><w:noProof/><w:sz w:val="28"/><w:lang w:val="en-US"/></w:rPr><w:t xml:space="preserve"> xatlari</w:t></w:r><w:r><w:rPr><w:iCs/><w:noProof/><w:sz w:val="28"/><w:lang w:val="en-US"/></w:rPr><w:t xml:space="preserve"> yuborilgan, shuningdek </w:t></w:r><w:r><w:rPr><w:iCs/><w:noProof/><w:sz w:val="28"/><w:lang w:val="en-US"/></w:rPr><w:t>2025-yil</w:t></w:r><w:r><w:rPr><w:iCs/><w:noProof/><w:sz w:val="28"/><w:lang w:val="en-US"/></w:rPr><w:t xml:space="preserve"> </w:t></w:r><w:r><w:rPr><w:iCs/><w:noProof/><w:sz w:val="28"/><w:lang w:val="en-US"/></w:rPr><w:t>20-noyabr</w:t></w:r><w:r><w:rPr><w:iCs/><w:noProof/><w:sz w:val="28"/><w:lang w:val="en-US"/></w:rPr><w:t>da rasmiy talabnoma taqdim etilgan. Biroq qarzdor qarzdorlikni ixtiyoriy ravishda bartaraf etmagan.</w:t></w:r></w:p><w:p><w:pPr><w:ind w:firstLine="708"/><w:jc w:val="both"/><w:rPr><w:iCs/><w:noProof/><w:sz w:val="28"/><w:lang w:val="en-US"/></w:rPr></w:pPr><w:r><w:rPr><w:iCs/><w:noProof/><w:sz w:val="28"/><w:lang w:val="en-US"/></w:rPr><w:t xml:space="preserve">O‘zbekiston Respublikasi Fuqarolik protsessual kodeksining 171-moddasi </w:t></w:r><w:r><w:rPr><w:iCs/><w:noProof/><w:sz w:val="28"/><w:lang w:val="en-US"/></w:rPr><w:br/></w:r><w:r><w:rPr><w:iCs/><w:noProof/><w:sz w:val="28"/><w:lang w:val="en-US"/></w:rPr><w:t>1-bandiga ko‘ra, talab notarial tasdiqlangan bitimga asoslangan bo‘lsa, sud buyrug‘i beriladi.</w:t></w:r></w:p><w:p><w:pPr><w:ind w:firstLine="708"/><w:jc w:val="both"/><w:rPr><w:iCs/><w:noProof/><w:sz w:val="28"/><w:lang w:val="en-US"/></w:rPr></w:pPr><w:r><w:rPr><w:iCs/><w:noProof/><w:sz w:val="28"/><w:lang w:val="en-US"/></w:rPr><w:t>O‘zbekiston Respublikasi Fuqarolik kodeksining 236-moddasiga ko‘ra, majburiyatlar majburiyat shartlariga va qonunchilik talablariga muvofiq lozim darajada bajarilishi kerak.</w:t></w:r></w:p><w:p><w:pPr><w:ind w:firstLine="708"/><w:jc w:val="both"/><w:rPr><w:iCs/><w:noProof/><w:sz w:val="28"/><w:lang w:val="en-US"/></w:rPr></w:pPr><w:r><w:rPr><w:iCs/><w:noProof/><w:sz w:val="28"/><w:lang w:val="en-US"/></w:rPr><w:t>O‘zbekiston Respublikasi Fuqarolik kodeksining 735-moddasiga ko‘ra, qarz oluvchi olingan qarz summasini qarz shartnomasida nazarda tutilgan muddatda va tartibda qarz beruvchiga qaytarishi shart.</w:t></w:r></w:p><w:p><w:pPr><w:ind w:firstLine="708"/><w:jc w:val="both"/><w:rPr><w:iCs/><w:noProof/><w:sz w:val="28"/><w:lang w:val="en-US"/></w:rPr></w:pPr><w:r><w:rPr><w:iCs/><w:noProof/><w:sz w:val="28"/><w:lang w:val="en-US"/></w:rPr><w:t>Yuqoridagilardan kelib chiqib, O‘zbekiston Respublikasi Fuqarolik protsessual kodeksining 171, 172, 173, 174-moddalari hamda O‘zbekiston Respublikasi Fuqarolik kodeksining 236, 735-moddalariga asosan,</w:t></w:r></w:p><w:p><w:pPr><w:ind w:firstLine="540"/><w:jc w:val="both"/><w:rPr><w:iCs/><w:noProof/><w:sz w:val="28"/><w:szCs w:val="28"/><w:lang w:val="en-US"/></w:rPr></w:pPr></w:p><w:p><w:pPr><w:jc w:val="center"/><w:rPr><w:b/><w:noProof/><w:color w:val="000000"/><w:sz w:val="28"/><w:lang w:val="en-US"/></w:rPr></w:pPr><w:r><w:rPr><w:b/><w:noProof/><w:color w:val="000000"/><w:sz w:val="28"/><w:lang w:val="en-US"/></w:rPr><w:t>SOʻRAYMAN:</w:t></w:r></w:p><w:p><w:pPr><w:ind w:firstLine="708"/><w:jc w:val="both"/><w:rPr><w:bCs/><w:noProof/><w:color w:val="000000"/><w:sz w:val="28"/><w:lang w:val="en-US"/></w:rPr></w:pPr><w:r><w:rPr><w:bCs/><w:noProof/><w:color w:val="000000"/><w:sz w:val="28"/><w:lang w:val="en-US"/></w:rPr><w:t>1. </w:t></w:r><w:r><w:rPr><w:bCs/><w:noProof/><w:color w:val="000000"/><w:sz w:val="28"/><w:lang w:val="en-US"/></w:rPr><w:t xml:space="preserve">Qarzdor </w:t></w:r><w:r><w:rPr><w:bCs/><w:noProof/><w:color w:val="000000"/><w:sz w:val="28"/><w:lang w:val="en-US"/></w:rPr><w:t>{FISH}</w:t></w:r><w:r><w:rPr><w:bCs/><w:noProof/><w:color w:val="000000"/><w:sz w:val="28"/><w:lang w:val="en-US"/></w:rPr><w:t xml:space="preserve">dan undiruvchi O‘ZBEKISTON YOSHLAR ITTIFOQI TOSHKENT SHAHAR HUDUDIY KENGASHI foydasiga </w:t></w:r><w:r><w:rPr><w:iCs/><w:noProof/><w:sz w:val="28"/><w:lang w:val="en-US"/></w:rPr><w:t>22 386 480,00 (yigirma ikki million uch yuz sakson olti ming toʻrt yuz sakson) soʻm 00 tiyin</w:t></w:r><w:r><w:rPr><w:bCs/><w:noProof/><w:color w:val="000000"/><w:sz w:val="28"/><w:lang w:val="en-US"/></w:rPr><w:t xml:space="preserve"> miqdoridagi muddati o‘tgan qarzdorlikni undirish haqida sud buyrug‘i chiqarilsin.</w:t></w:r></w:p><w:p><w:pPr><w:ind w:firstLine="708"/><w:jc w:val="both"/><w:rPr><w:bCs/><w:noProof/><w:color w:val="000000"/><w:sz w:val="28"/><w:lang w:val="en-US"/></w:rPr></w:pPr><w:r><w:rPr><w:bCs/><w:noProof/><w:color w:val="000000"/><w:sz w:val="28"/><w:lang w:val="en-US"/></w:rPr><w:t>2. </w:t></w:r><w:r><w:rPr><w:bCs/><w:noProof/><w:color w:val="000000"/><w:sz w:val="28"/><w:lang w:val="en-US"/></w:rPr><w:t>To‘langan davlat boji hamda pochta xarajatlari qarzdor zimmasiga yuklatilsin.</w:t></w:r></w:p><w:p><w:pPr><w:ind w:firstLine="708"/><w:jc w:val="both"/><w:rPr><w:bCs/><w:i/><w:iCs/><w:noProof/><w:color w:val="000000"/><w:sz w:val="28"/><w:lang w:val="en-US"/></w:rPr></w:pPr></w:p><w:p><w:pPr><w:ind w:firstLine="562"/><w:jc w:val="both"/><w:rPr><w:b/><w:i/><w:iCs/><w:noProof/><w:lang w:val="en-US"/></w:rPr></w:pPr><w:r><w:rPr><w:b/><w:i/><w:iCs/><w:noProof/><w:lang w:val="en-US"/></w:rPr><w:t>A</w:t></w:r><w:r><w:rPr><w:b/><w:i/><w:iCs/><w:noProof/><w:lang w:val="en-US"/></w:rPr><w:t>rizaga ilova qilinadigan hujjatlar:</w:t></w:r></w:p><w:p><w:pPr><w:ind w:firstLine="562"/><w:jc w:val="both"/><w:rPr><w:bCs/><w:i/><w:iCs/><w:noProof/><w:lang w:val="en-US"/></w:rPr></w:pPr><w:r><w:rPr><w:bCs/><w:i/><w:iCs/><w:noProof/><w:lang w:val="en-US"/></w:rPr><w:t>1. 2019-yil 1</w:t></w:r><w:r><w:rPr><w:bCs/><w:i/><w:iCs/><w:noProof/><w:lang w:val="en-US"/></w:rPr><w:t>3</w:t></w:r><w:r><w:rPr><w:bCs/><w:i/><w:iCs/><w:noProof/><w:lang w:val="en-US"/></w:rPr><w:t>-</w:t></w:r><w:r><w:rPr><w:bCs/><w:i/><w:iCs/><w:noProof/><w:lang w:val="en-US"/></w:rPr><w:t>dekabr</w:t></w:r><w:r><w:rPr><w:bCs/><w:i/><w:iCs/><w:noProof/><w:lang w:val="en-US"/></w:rPr><w:t>dagi notarial tasdiqlangan qarz shartnomasi nusxasi.</w:t></w:r></w:p><w:p><w:pPr><w:ind w:firstLine="562"/><w:jc w:val="both"/><w:rPr><w:bCs/><w:i/><w:iCs/><w:noProof/><w:lang w:val="en-US"/></w:rPr></w:pPr><w:r><w:rPr><w:bCs/><w:i/><w:iCs/><w:noProof/><w:lang w:val="en-US"/></w:rPr><w:t>2. Qarz shartnomasiga ilova qilingan qaytarish jadvali nusxasi.</w:t></w:r></w:p><w:p><w:pPr><w:ind w:firstLine="562"/><w:jc w:val="both"/><w:rPr><w:bCs/><w:i/><w:iCs/><w:noProof/><w:lang w:val="en-US"/></w:rPr></w:pPr><w:r><w:rPr><w:bCs/><w:i/><w:iCs/><w:noProof/><w:lang w:val="en-US"/></w:rPr><w:t>3. Qarzdorning qarz olish haqidagi arizasi nusxasi.</w:t></w:r></w:p><w:p><w:pPr><w:ind w:firstLine="562"/><w:jc w:val="both"/><w:rPr><w:bCs/><w:i/><w:iCs/><w:noProof/><w:lang w:val="en-US"/></w:rPr></w:pPr><w:r><w:rPr><w:bCs/><w:i/><w:iCs/><w:noProof/><w:lang w:val="en-US"/></w:rPr><w:t>4. Pul mablag‘lari qarzdorning bank hisob raqamiga o‘tkazilganligini tasdiqlovchi bank hujjati nusxasi.</w:t></w:r></w:p><w:p><w:pPr><w:ind w:firstLine="562"/><w:jc w:val="both"/><w:rPr><w:bCs/><w:i/><w:iCs/><w:noProof/><w:lang w:val="en-US"/></w:rPr></w:pPr><w:r><w:rPr><w:bCs/><w:i/><w:iCs/><w:noProof/><w:lang w:val="en-US"/></w:rPr><w:t>5. 2026-yil 15-</w:t></w:r><w:r><w:rPr><w:bCs/><w:i/><w:iCs/><w:noProof/><w:lang w:val="en-US"/></w:rPr><w:t>aprel</w:t></w:r><w:r><w:rPr><w:bCs/><w:i/><w:iCs/><w:noProof/><w:lang w:val="en-US"/></w:rPr><w:t xml:space="preserve"> holatiga qarzdorlik hisob-kitobi.</w:t></w:r></w:p><w:p><w:pPr><w:ind w:firstLine="562"/><w:jc w:val="both"/><w:rPr><w:bCs/><w:i/><w:iCs/><w:noProof/><w:lang w:val="en-US"/></w:rPr></w:pPr><w:r><w:rPr><w:bCs/><w:i/><w:iCs/><w:noProof/><w:lang w:val="en-US"/></w:rPr><w:t>6. Qarzdorga yuborilgan ogohlantirish xatlari nusxalari.</w:t></w:r></w:p><w:p><w:pPr><w:ind w:firstLine="562"/><w:jc w:val="both"/><w:rPr><w:bCs/><w:i/><w:iCs/><w:noProof/><w:lang w:val="en-US"/></w:rPr></w:pPr><w:r><w:rPr><w:bCs/><w:i/><w:iCs/><w:noProof/><w:lang w:val="en-US"/></w:rPr><w:t>7. 2025-yil 20-noyabrdagi talabnoma nusxasi.</w:t></w:r></w:p><w:p><w:pPr><w:ind w:firstLine="562"/><w:jc w:val="both"/><w:rPr><w:bCs/><w:i/><w:iCs/><w:noProof/><w:lang w:val="en-US"/></w:rPr></w:pPr><w:r><w:rPr><w:bCs/><w:i/><w:iCs/><w:noProof/><w:lang w:val="en-US"/></w:rPr><w:t>8. Ogohlantirish xatlari va talabnoma yuborilganligini tasdiqlovchi pochta kvitansiyalari hamda topshirilganlik haqidagi ma’lumotlar.</w:t></w:r></w:p><w:p><w:pPr><w:ind w:firstLine="562"/><w:jc w:val="both"/><w:rPr><w:bCs/><w:i/><w:iCs/><w:noProof/><w:lang w:val="en-US"/></w:rPr></w:pPr><w:r><w:rPr><w:bCs/><w:i/><w:iCs/><w:noProof/><w:lang w:val="en-US"/></w:rPr><w:t>9. Davlat boji to‘langanligini tasdiqlovchi hujjat.</w:t></w:r></w:p><w:p><w:pPr><w:ind w:firstLine="562"/><w:jc w:val="both"/><w:rPr><w:bCs/><w:i/><w:iCs/><w:noProof/><w:lang w:val="en-US"/></w:rPr></w:pPr><w:r><w:rPr><w:bCs/><w:i/><w:iCs/><w:noProof/><w:lang w:val="en-US"/></w:rPr><w:t>10. Pochta xarajatlari to‘langanligini tasdiqlovchi hujjatlar.</w:t></w:r></w:p><w:p><w:pPr><w:ind w:firstLine="562"/><w:jc w:val="both"/><w:rPr><w:bCs/><w:i/><w:iCs/><w:noProof/><w:lang w:val="en-US"/></w:rPr></w:pPr><w:r><w:rPr><w:bCs/><w:i/><w:iCs/><w:noProof/><w:lang w:val="en-US"/></w:rPr><w:t xml:space="preserve">11. Ariza </w:t></w:r><w:r><w:rPr><w:bCs/><w:i/><w:iCs/><w:noProof/><w:lang w:val="en-US"/></w:rPr><w:t xml:space="preserve">beruvchining </w:t></w:r><w:r><w:rPr><w:bCs/><w:i/><w:iCs/><w:noProof/><w:lang w:val="en-US"/></w:rPr><w:t>vakolatni tasdiqlovchi hujjat.</w:t></w:r></w:p><w:p><w:pPr><w:ind w:firstLine="562"/><w:jc w:val="both"/><w:rPr><w:b/><w:i/><w:iCs/><w:noProof/><w:lang w:val="en-US"/></w:rPr></w:pPr></w:p><w:p><w:pPr><w:jc w:val="both"/><w:rPr><w:bCs/><w:iCs/><w:noProof/><w:sz w:val="28"/><w:lang w:val="en-US"/></w:rPr></w:pPr></w:p><w:p><w:pPr><w:ind w:firstLineChars="200" w:firstLine="562"/><w:jc w:val="both"/><w:rPr><w:b/><w:bCs/><w:iCs/><w:noProof/><w:sz w:val="28"/><w:lang w:val="en-US"/></w:rPr></w:pPr><w:r><w:rPr><w:b/><w:bCs/><w:iCs/><w:noProof/><w:sz w:val="28"/><w:lang w:val="en-US"/></w:rPr><w:t>O‘zbekiston yoshlar ittifoqi</w:t></w:r></w:p><w:p><w:pPr><w:ind w:firstLineChars="200" w:firstLine="562"/><w:jc w:val="both"/><w:rPr><w:b/><w:bCs/><w:iCs/><w:noProof/><w:sz w:val="28"/><w:lang w:val="en-US"/></w:rPr></w:pPr><w:r><w:rPr><w:b/><w:bCs/><w:iCs/><w:noProof/><w:sz w:val="28"/><w:lang w:val="en-US"/></w:rPr><w:t>Toshkent shahar hududiy Kengashi raisi</w:t></w:r><w:r><w:rPr><w:b/><w:bCs/><w:iCs/><w:noProof/><w:sz w:val="28"/><w:lang w:val="en-US"/></w:rPr><w:tab/></w:r><w:r><w:rPr><w:b/><w:bCs/><w:iCs/><w:noProof/><w:sz w:val="28"/><w:lang w:val="en-US"/></w:rPr><w:tab/></w:r><w:r><w:rPr><w:b/><w:bCs/><w:iCs/><w:noProof/><w:sz w:val="28"/><w:lang w:val="en-US"/></w:rPr><w:tab/><w:t>Sh.M.Anvarov</w:t></w:r></w:p><w:p><w:pPr><w:ind w:firstLineChars="200" w:firstLine="562"/><w:jc w:val="both"/><w:rPr><w:b/><w:bCs/><w:iCs/><w:noProof/><w:sz w:val="28"/><w:lang w:val="en-US"/></w:rPr></w:pPr></w:p><w:p><w:pPr><w:ind w:firstLineChars="200" w:firstLine="562"/><w:jc w:val="both"/><w:rPr><w:i/><w:noProof/><w:sz w:val="28"/></w:rPr></w:pPr><w:r><w:rPr><w:b/><w:bCs/><w:iCs/><w:noProof/><w:sz w:val="28"/><w:lang w:val="en-US"/></w:rPr><w:tab/></w:r><w:r><w:rPr><w:b/><w:bCs/><w:iCs/><w:noProof/><w:sz w:val="28"/><w:lang w:val="en-US"/></w:rPr><w:tab/></w:r><w:r><w:rPr><w:b/><w:bCs/><w:iCs/><w:noProof/><w:sz w:val="28"/><w:lang w:val="en-US"/></w:rPr><w:tab/></w:r><w:r><w:rPr><w:b/><w:bCs/><w:iCs/><w:noProof/><w:sz w:val="28"/><w:lang w:val="en-US"/></w:rPr><w:tab/></w:r><w:r><w:rPr><w:b/><w:bCs/><w:iCs/><w:noProof/><w:sz w:val="28"/><w:lang w:val="en-US"/></w:rPr><w:tab/></w:r><w:r><w:rPr><w:b/><w:bCs/><w:iCs/><w:noProof/><w:sz w:val="28"/><w:lang w:val="en-US"/></w:rPr><w:tab/></w:r><w:r><w:rPr><w:b/><w:bCs/><w:iCs/><w:noProof/><w:sz w:val="28"/><w:lang w:val="en-US"/></w:rPr><w:tab/></w:r><w:r><w:rPr><w:b/><w:bCs/><w:iCs/><w:noProof/><w:sz w:val="28"/><w:lang w:val="en-US"/></w:rPr><w:tab/></w:r><w:r><w:rPr><w:b/><w:bCs/><w:iCs/><w:noProof/><w:sz w:val="28"/><w:lang w:val="en-US"/></w:rPr><w:tab/></w:r><w:r><w:rPr><w:i/><w:noProof/><w:sz w:val="28"/><w:lang w:val="en-US"/></w:rPr><w:tab/><w:t>2026-yil ____-</w:t></w:r><w:r><w:rPr><w:i/><w:noProof/><w:sz w:val="28"/><w:lang w:val="en-US"/></w:rPr><w:t>aprel</w:t></w:r></w:p><w:p><w:pPr><w:jc w:val="both"/><w:rPr><w:noProof/><w:sz w:val="28"/><w:lang w:val="en-US"/></w:rPr></w:pPr></w:p><w:p><w:pPr><w:jc w:val="center"/><w:rPr><w:noProof/><w:lang w:val="en-US"/></w:rPr></w:pPr></w:p><w:sectPr><w:pgSz w:w="11906" w:h="16838"/><w:pgMar w:top="851" w:right="851" w:bottom="851" w:left="1418" w:header="709" w:footer="709" w:gutter="0"/><w:cols w:space="708"/><w:docGrid w:linePitch="360"/></w:sectPr></w:body></w:document>
+<w:document xmlns:wpc="http://schemas.microsoft.com/office/word/2010/wordprocessingCanvas" xmlns:cx="http://schemas.microsoft.com/office/drawing/2014/chartex" xmlns:cx1="http://schemas.microsoft.com/office/drawing/2015/9/8/chartex" xmlns:cx2="http://schemas.microsoft.com/office/drawing/2015/10/21/chartex" xmlns:cx3="http://schemas.microsoft.com/office/drawing/2016/5/9/chartex" xmlns:cx4="http://schemas.microsoft.com/office/drawing/2016/5/10/chartex" xmlns:cx5="http://schemas.microsoft.com/office/drawing/2016/5/11/chartex" xmlns:cx6="http://schemas.microsoft.com/office/drawing/2016/5/12/chartex" xmlns:cx7="http://schemas.microsoft.com/office/drawing/2016/5/13/chartex" xmlns:cx8="http://schemas.microsoft.com/office/drawing/2016/5/14/chartex" xmlns:mc="http://schemas.openxmlformats.org/markup-compatibility/2006" xmlns:aink="http://schemas.microsoft.com/office/drawing/2016/ink" xmlns:am3d="http://schemas.microsoft.com/office/drawing/2017/model3d" xmlns:o="urn:schemas-microsoft-com:office:office" xmlns:r="http://schemas.openxmlformats.org/officeDocument/2006/relationships" xmlns:m="http://schemas.openxmlformats.org/officeDocument/2006/math" xmlns:v="urn:schemas-microsoft-com:vml" xmlns:wp14="http://schemas.microsoft.com/office/word/2010/wordprocessingDrawing" xmlns:wp="http://schemas.openxmlformats.org/drawingml/2006/wordprocessingDrawing" xmlns:w10="urn:schemas-microsoft-com:office:word" xmlns:w="http://schemas.openxmlformats.org/wordprocessingml/2006/main" xmlns:w14="http://schemas.microsoft.com/office/word/2010/wordml" xmlns:w15="http://schemas.microsoft.com/office/word/2012/wordml" xmlns:w16cex="http://schemas.microsoft.com/office/word/2018/wordml/cex" xmlns:w16cid="http://schemas.microsoft.com/office/word/2016/wordml/cid" xmlns:w16="http://schemas.microsoft.com/office/word/2018/wordml" xmlns:w16sdtdh="http://schemas.microsoft.com/office/word/2020/wordml/sdtdatahash" xmlns:w16se="http://schemas.microsoft.com/office/word/2015/wordml/symex" xmlns:wpg="http://schemas.microsoft.com/office/word/2010/wordprocessingGroup" xmlns:wpi="http://schemas.microsoft.com/office/word/2010/wordprocessingInk" xmlns:wne="http://schemas.microsoft.com/office/word/2006/wordml" xmlns:wps="http://schemas.microsoft.com/office/word/2010/wordprocessingShape" mc:Ignorable="w14 w15 w16se w16cid w16 w16cex w16sdtdh wp14"><w:body><w:p><w:pPr><w:ind w:left="5387"/><w:jc w:val="center"/><w:rPr><w:b/><w:bCs/><w:noProof/><w:sz w:val="22"/><w:szCs w:val="22"/><w:lang w:val="en-US"/></w:rPr></w:pPr><w:r><w:rPr><w:b/><w:bCs/><w:noProof/><w:sz w:val="22"/><w:szCs w:val="22"/><w:lang w:val="en-US"/></w:rPr><w:t>{MANZIL} istiqomat qiluvchi fuqaro {FISH}ga</w:t></w:r></w:p><w:p><w:pPr><w:jc w:val="center"/><w:rPr><w:b/><w:noProof/><w:sz w:val="22"/><w:szCs w:val="22"/><w:lang w:val="en-US"/></w:rPr></w:pPr></w:p><w:p><w:pPr><w:jc w:val="center"/><w:rPr><w:b/><w:noProof/><w:sz w:val="22"/><w:szCs w:val="22"/><w:lang w:val="en-US"/></w:rPr></w:pPr><w:r><w:rPr><w:b/><w:noProof/><w:sz w:val="22"/><w:szCs w:val="22"/><w:lang w:val="en-US"/></w:rPr><w:t>T A L A B N O M A</w:t></w:r></w:p><w:p><w:pPr><w:jc w:val="center"/><w:rPr><w:bCs/><w:i/><w:iCs/><w:noProof/><w:sz w:val="22"/><w:szCs w:val="22"/><w:lang w:val="en-US"/></w:rPr></w:pPr><w:r><w:rPr><w:bCs/><w:i/><w:iCs/><w:noProof/><w:sz w:val="22"/><w:szCs w:val="22"/><w:lang w:val="en-US"/></w:rPr><w:t>(qarzdorlikni ixtiyoriy qoplash toʻgʻrisida)</w:t></w:r></w:p><w:p><w:pPr><w:jc w:val="center"/><w:rPr><w:iCs/><w:noProof/><w:sz w:val="22"/><w:szCs w:val="22"/><w:lang w:val="en-US"/></w:rPr></w:pPr></w:p><w:p><w:pPr><w:ind w:firstLine="708"/><w:jc w:val="both"/><w:rPr><w:b/><w:bCs/><w:iCs/><w:noProof/><w:sz w:val="22"/><w:szCs w:val="22"/><w:lang w:val="en-US"/></w:rPr></w:pPr><w:proofErr w:type="spellStart"/><w:r><w:rPr><w:lang w:val="en-US"/></w:rPr><w:t>Siz</w:t></w:r><w:proofErr w:type="spellEnd"/><w:r><w:rPr><w:lang w:val="en-US"/></w:rPr><w:t xml:space="preserve"> </w:t></w:r><w:proofErr w:type="spellStart"/><w:r><w:rPr><w:lang w:val="en-US"/></w:rPr><w:t>bilan</w:t></w:r><w:proofErr w:type="spellEnd"/><w:r><w:rPr><w:lang w:val="en-US"/></w:rPr><w:t xml:space="preserve"> </w:t></w:r><w:proofErr w:type="spellStart"/><w:r><w:rPr><w:rStyle w:val="a3"/><w:b w:val="0"/><w:bCs w:val="0"/><w:lang w:val="en-US"/></w:rPr><w:t>Oʻzbekiston</w:t></w:r><w:proofErr w:type="spellEnd"/><w:r><w:rPr><w:rStyle w:val="a3"/><w:b w:val="0"/><w:bCs w:val="0"/><w:lang w:val="en-US"/></w:rPr><w:t xml:space="preserve"> </w:t></w:r><w:proofErr w:type="spellStart"/><w:r><w:rPr><w:rStyle w:val="a3"/><w:b w:val="0"/><w:bCs w:val="0"/><w:lang w:val="en-US"/></w:rPr><w:t>yoshlar</w:t></w:r><w:proofErr w:type="spellEnd"/><w:r><w:rPr><w:rStyle w:val="a3"/><w:b w:val="0"/><w:bCs w:val="0"/><w:lang w:val="en-US"/></w:rPr><w:t xml:space="preserve"> </w:t></w:r><w:proofErr w:type="spellStart"/><w:r><w:rPr><w:rStyle w:val="a3"/><w:b w:val="0"/><w:bCs w:val="0"/><w:lang w:val="en-US"/></w:rPr><w:t>ittifoqi</w:t></w:r><w:proofErr w:type="spellEnd"/><w:r><w:rPr><w:rStyle w:val="a3"/><w:b w:val="0"/><w:bCs w:val="0"/><w:lang w:val="en-US"/></w:rPr><w:t xml:space="preserve"> Toshkent </w:t></w:r><w:proofErr w:type="spellStart"/><w:r><w:rPr><w:rStyle w:val="a3"/><w:b w:val="0"/><w:bCs w:val="0"/><w:lang w:val="en-US"/></w:rPr><w:t>shahar</w:t></w:r><w:proofErr w:type="spellEnd"/><w:r><w:rPr><w:rStyle w:val="a3"/><w:b w:val="0"/><w:bCs w:val="0"/><w:lang w:val="en-US"/></w:rPr><w:t xml:space="preserve"> </w:t></w:r><w:proofErr w:type="spellStart"/><w:r><w:rPr><w:rStyle w:val="a3"/><w:b w:val="0"/><w:bCs w:val="0"/><w:lang w:val="en-US"/></w:rPr><w:t>hududiy</w:t></w:r><w:proofErr w:type="spellEnd"/><w:r><w:rPr><w:rStyle w:val="a3"/><w:b w:val="0"/><w:bCs w:val="0"/><w:lang w:val="en-US"/></w:rPr><w:t xml:space="preserve"> </w:t></w:r><w:proofErr w:type="spellStart"/><w:r><w:rPr><w:rStyle w:val="a3"/><w:b w:val="0"/><w:bCs w:val="0"/><w:lang w:val="en-US"/></w:rPr><w:t>Kengashi</w:t></w:r><w:proofErr w:type="spellEnd"/><w:r><w:rPr><w:lang w:val="en-US"/></w:rPr><w:t xml:space="preserve"> </w:t></w:r><w:proofErr w:type="spellStart"/><w:r><w:rPr><w:lang w:val="en-US"/></w:rPr><w:t>oʻrtasida</w:t></w:r><w:proofErr w:type="spellEnd"/><w:r><w:rPr><w:lang w:val="en-US"/></w:rPr><w:t xml:space="preserve"> </w:t></w:r><w:r><w:rPr><w:lang w:val="en-US"/></w:rPr><w:br/></w:r><w:r><w:rPr><w:lang w:val="en-US"/></w:rPr><w:t xml:space="preserve">{SHARTNOMA_SANA} </w:t></w:r><w:proofErr w:type="spellStart"/><w:r><w:rPr><w:lang w:val="en-US"/></w:rPr><w:t>kuni</w:t></w:r><w:proofErr w:type="spellEnd"/><w:r><w:rPr><w:lang w:val="en-US"/></w:rPr><w:t xml:space="preserve"> {NOTARIUS_IDORASI}da </w:t></w:r><w:proofErr w:type="spellStart"/><w:r><w:rPr><w:lang w:val="en-US"/></w:rPr><w:t>tasdiqlangan</w:t></w:r><w:proofErr w:type="spellEnd"/><w:r><w:rPr><w:lang w:val="en-US"/></w:rPr><w:t xml:space="preserve"> </w:t></w:r><w:proofErr w:type="spellStart"/><w:r><w:rPr><w:lang w:val="en-US"/></w:rPr><w:t>qarz</w:t></w:r><w:proofErr w:type="spellEnd"/><w:r><w:rPr><w:lang w:val="en-US"/></w:rPr><w:t xml:space="preserve"> </w:t></w:r><w:proofErr w:type="spellStart"/><w:r><w:rPr><w:lang w:val="en-US"/></w:rPr><w:t>shartnomasi</w:t></w:r><w:proofErr w:type="spellEnd"/><w:r><w:rPr><w:lang w:val="en-US"/></w:rPr><w:t xml:space="preserve"> </w:t></w:r><w:proofErr w:type="spellStart"/><w:r><w:rPr><w:lang w:val="en-US"/></w:rPr><w:t>tuzilgan</w:t></w:r><w:proofErr w:type="spellEnd"/><w:r><w:rPr><w:lang w:val="en-US"/></w:rPr><w:t xml:space="preserve"> </w:t></w:r><w:proofErr w:type="spellStart"/><w:proofErr w:type="gramStart"/><w:r><w:rPr><w:lang w:val="en-US"/></w:rPr><w:t>bo‘</w:t></w:r><w:proofErr w:type="gramEnd"/><w:r><w:rPr><w:lang w:val="en-US"/></w:rPr><w:t>lib</w:t></w:r><w:proofErr w:type="spellEnd"/><w:r><w:rPr><w:lang w:val="en-US"/></w:rPr><w:t xml:space="preserve">, </w:t></w:r><w:proofErr w:type="spellStart"/><w:r><w:rPr><w:lang w:val="en-US"/></w:rPr><w:t>mazkur</w:t></w:r><w:proofErr w:type="spellEnd"/><w:r><w:rPr><w:lang w:val="en-US"/></w:rPr><w:t xml:space="preserve"> </w:t></w:r><w:proofErr w:type="spellStart"/><w:r><w:rPr><w:lang w:val="en-US"/></w:rPr><w:t>shartnoma</w:t></w:r><w:proofErr w:type="spellEnd"/><w:r><w:rPr><w:lang w:val="en-US"/></w:rPr><w:t xml:space="preserve"> {SHARTNOMA_RAQAMI}-son </w:t></w:r><w:proofErr w:type="spellStart"/><w:r><w:rPr><w:lang w:val="en-US"/></w:rPr><w:t>bilan</w:t></w:r><w:proofErr w:type="spellEnd"/><w:r><w:rPr><w:lang w:val="en-US"/></w:rPr><w:t xml:space="preserve"> </w:t></w:r><w:proofErr w:type="spellStart"/><w:r><w:rPr><w:lang w:val="en-US"/></w:rPr><w:t>reyestrga</w:t></w:r><w:proofErr w:type="spellEnd"/><w:r><w:rPr><w:lang w:val="en-US"/></w:rPr><w:t xml:space="preserve"> </w:t></w:r><w:proofErr w:type="spellStart"/><w:r><w:rPr><w:lang w:val="en-US"/></w:rPr><w:t>qayd</w:t></w:r><w:proofErr w:type="spellEnd"/><w:r><w:rPr><w:lang w:val="en-US"/></w:rPr><w:t xml:space="preserve"> </w:t></w:r><w:proofErr w:type="spellStart"/><w:r><w:rPr><w:lang w:val="en-US"/></w:rPr><w:t>etilgan</w:t></w:r><w:proofErr w:type="spellEnd"/><w:r><w:rPr><w:lang w:val="en-US"/></w:rPr><w:t xml:space="preserve">. </w:t></w:r><w:proofErr w:type="spellStart"/><w:r><w:rPr><w:lang w:val="en-US"/></w:rPr><w:t>Ushbu</w:t></w:r><w:proofErr w:type="spellEnd"/><w:r><w:rPr><w:lang w:val="en-US"/></w:rPr><w:t xml:space="preserve"> </w:t></w:r><w:proofErr w:type="spellStart"/><w:r><w:rPr><w:lang w:val="en-US"/></w:rPr><w:t>qarz</w:t></w:r><w:proofErr w:type="spellEnd"/><w:r><w:rPr><w:lang w:val="en-US"/></w:rPr><w:t xml:space="preserve"> </w:t></w:r><w:proofErr w:type="spellStart"/><w:r><w:rPr><w:lang w:val="en-US"/></w:rPr><w:t>shartnomasiga</w:t></w:r><w:proofErr w:type="spellEnd"/><w:r><w:rPr><w:lang w:val="en-US"/></w:rPr><w:t xml:space="preserve"> </w:t></w:r><w:proofErr w:type="spellStart"/><w:r><w:rPr><w:lang w:val="en-US"/></w:rPr><w:t>muvofiq</w:t></w:r><w:proofErr w:type="spellEnd"/><w:r><w:rPr><w:lang w:val="en-US"/></w:rPr><w:t xml:space="preserve"> </w:t></w:r><w:proofErr w:type="spellStart"/><w:r><w:rPr><w:lang w:val="en-US"/></w:rPr><w:t>Sizga</w:t></w:r><w:proofErr w:type="spellEnd"/><w:r><w:rPr><w:lang w:val="en-US"/></w:rPr><w:t xml:space="preserve"> </w:t></w:r><w:r><w:rPr><w:b/><w:bCs/><w:lang w:val="en-US"/></w:rPr><w:t>69 656 480,00 (</w:t></w:r><w:proofErr w:type="spellStart"/><w:r><w:rPr><w:b/><w:bCs/><w:lang w:val="en-US"/></w:rPr><w:t>oltmish</w:t></w:r><w:proofErr w:type="spellEnd"/><w:r><w:rPr><w:b/><w:bCs/><w:lang w:val="en-US"/></w:rPr><w:t xml:space="preserve"> </w:t></w:r><w:proofErr w:type="spellStart"/><w:r><w:rPr><w:b/><w:bCs/><w:lang w:val="en-US"/></w:rPr><w:t>toʻqqiz</w:t></w:r><w:proofErr w:type="spellEnd"/><w:r><w:rPr><w:b/><w:bCs/><w:lang w:val="en-US"/></w:rPr><w:t xml:space="preserve"> million </w:t></w:r><w:proofErr w:type="spellStart"/><w:r><w:rPr><w:b/><w:bCs/><w:lang w:val="en-US"/></w:rPr><w:t>olti</w:t></w:r><w:proofErr w:type="spellEnd"/><w:r><w:rPr><w:b/><w:bCs/><w:lang w:val="en-US"/></w:rPr><w:t xml:space="preserve"> </w:t></w:r><w:proofErr w:type="spellStart"/><w:r><w:rPr><w:b/><w:bCs/><w:lang w:val="en-US"/></w:rPr><w:t>yuz</w:t></w:r><w:proofErr w:type="spellEnd"/><w:r><w:rPr><w:b/><w:bCs/><w:lang w:val="en-US"/></w:rPr><w:t xml:space="preserve"> </w:t></w:r><w:proofErr w:type="spellStart"/><w:r><w:rPr><w:b/><w:bCs/><w:lang w:val="en-US"/></w:rPr><w:t>ellik</w:t></w:r><w:proofErr w:type="spellEnd"/><w:r><w:rPr><w:b/><w:bCs/><w:lang w:val="en-US"/></w:rPr><w:t xml:space="preserve"> </w:t></w:r><w:proofErr w:type="spellStart"/><w:r><w:rPr><w:b/><w:bCs/><w:lang w:val="en-US"/></w:rPr><w:t>olti</w:t></w:r><w:proofErr w:type="spellEnd"/><w:r><w:rPr><w:b/><w:bCs/><w:lang w:val="en-US"/></w:rPr><w:t xml:space="preserve"> </w:t></w:r><w:proofErr w:type="spellStart"/><w:r><w:rPr><w:b/><w:bCs/><w:lang w:val="en-US"/></w:rPr><w:t>ming</w:t></w:r><w:proofErr w:type="spellEnd"/><w:r><w:rPr><w:b/><w:bCs/><w:lang w:val="en-US"/></w:rPr><w:t xml:space="preserve"> </w:t></w:r><w:proofErr w:type="spellStart"/><w:r><w:rPr><w:b/><w:bCs/><w:lang w:val="en-US"/></w:rPr><w:t>toʻrt</w:t></w:r><w:proofErr w:type="spellEnd"/><w:r><w:rPr><w:b/><w:bCs/><w:lang w:val="en-US"/></w:rPr><w:t xml:space="preserve"> </w:t></w:r><w:proofErr w:type="spellStart"/><w:r><w:rPr><w:b/><w:bCs/><w:lang w:val="en-US"/></w:rPr><w:t>yuz</w:t></w:r><w:proofErr w:type="spellEnd"/><w:r><w:rPr><w:b/><w:bCs/><w:lang w:val="en-US"/></w:rPr><w:t xml:space="preserve"> </w:t></w:r><w:proofErr w:type="spellStart"/><w:r><w:rPr><w:b/><w:bCs/><w:lang w:val="en-US"/></w:rPr><w:t>sakson</w:t></w:r><w:proofErr w:type="spellEnd"/><w:r><w:rPr><w:b/><w:bCs/><w:lang w:val="en-US"/></w:rPr><w:t xml:space="preserve">) </w:t></w:r><w:proofErr w:type="spellStart"/><w:r><w:rPr><w:b/><w:bCs/><w:lang w:val="en-US"/></w:rPr><w:t>soʻm</w:t></w:r><w:proofErr w:type="spellEnd"/><w:r><w:rPr><w:b/><w:bCs/><w:lang w:val="en-US"/></w:rPr><w:t xml:space="preserve"> 00 </w:t></w:r><w:proofErr w:type="spellStart"/><w:r><w:rPr><w:b/><w:bCs/><w:lang w:val="en-US"/></w:rPr><w:t>tiyin</w:t></w:r><w:proofErr w:type="spellEnd"/><w:r><w:rPr><w:lang w:val="en-US"/></w:rPr><w:t xml:space="preserve"> </w:t></w:r><w:proofErr w:type="spellStart"/><w:r><w:rPr><w:lang w:val="en-US"/></w:rPr><w:t>miqdorida</w:t></w:r><w:proofErr w:type="spellEnd"/><w:r><w:rPr><w:lang w:val="en-US"/></w:rPr><w:t xml:space="preserve"> </w:t></w:r><w:proofErr w:type="spellStart"/><w:r><w:rPr><w:lang w:val="en-US"/></w:rPr><w:t>pul</w:t></w:r><w:proofErr w:type="spellEnd"/><w:r><w:rPr><w:lang w:val="en-US"/></w:rPr><w:t xml:space="preserve"> </w:t></w:r><w:proofErr w:type="spellStart"/><w:r><w:rPr><w:lang w:val="en-US"/></w:rPr><w:t>mablagʻi</w:t></w:r><w:proofErr w:type="spellEnd"/><w:r><w:rPr><w:lang w:val="en-US"/></w:rPr><w:t xml:space="preserve"> </w:t></w:r><w:r><w:rPr><w:lang w:val="en-US"/></w:rPr><w:br/></w:r><w:r><w:rPr><w:lang w:val="en-US"/></w:rPr><w:t>{QARZ_MUDDATI} </w:t></w:r><w:proofErr w:type="spellStart"/><w:r><w:rPr><w:lang w:val="en-US"/></w:rPr><w:t>muddatga</w:t></w:r><w:proofErr w:type="spellEnd"/><w:r><w:rPr><w:lang w:val="en-US"/></w:rPr><w:t xml:space="preserve"> </w:t></w:r><w:proofErr w:type="spellStart"/><w:r><w:rPr><w:lang w:val="en-US"/></w:rPr><w:t>foizsiz</w:t></w:r><w:proofErr w:type="spellEnd"/><w:r><w:rPr><w:lang w:val="en-US"/></w:rPr><w:t xml:space="preserve"> </w:t></w:r><w:proofErr w:type="spellStart"/><w:r><w:rPr><w:lang w:val="en-US"/></w:rPr><w:t>qarz</w:t></w:r><w:proofErr w:type="spellEnd"/><w:r><w:rPr><w:lang w:val="en-US"/></w:rPr><w:t xml:space="preserve"> </w:t></w:r><w:proofErr w:type="spellStart"/><w:r><w:rPr><w:lang w:val="en-US"/></w:rPr><w:t>tariqasida</w:t></w:r><w:proofErr w:type="spellEnd"/><w:r><w:rPr><w:lang w:val="en-US"/></w:rPr><w:t xml:space="preserve"> </w:t></w:r><w:proofErr w:type="spellStart"/><w:r><w:rPr><w:lang w:val="en-US"/></w:rPr><w:t>berilgan</w:t></w:r><w:proofErr w:type="spellEnd"/><w:r><w:rPr><w:lang w:val="en-US"/></w:rPr><w:t>.</w:t></w:r></w:p><w:p><w:pPr><w:ind w:firstLine="708"/><w:jc w:val="both"/><w:rPr><w:lang w:val="en-US"/></w:rPr></w:pPr><w:proofErr w:type="spellStart"/><w:r><w:rPr><w:lang w:val="en-US"/></w:rPr><w:t>Qarz</w:t></w:r><w:proofErr w:type="spellEnd"/><w:r><w:rPr><w:lang w:val="en-US"/></w:rPr><w:t xml:space="preserve"> </w:t></w:r><w:proofErr w:type="spellStart"/><w:r><w:rPr><w:lang w:val="en-US"/></w:rPr><w:t>shartnomasiga</w:t></w:r><w:proofErr w:type="spellEnd"/><w:r><w:rPr><w:lang w:val="en-US"/></w:rPr><w:t xml:space="preserve"> </w:t></w:r><w:proofErr w:type="spellStart"/><w:r><w:rPr><w:lang w:val="en-US"/></w:rPr><w:t>ilova</w:t></w:r><w:proofErr w:type="spellEnd"/><w:r><w:rPr><w:lang w:val="en-US"/></w:rPr><w:t xml:space="preserve"> </w:t></w:r><w:proofErr w:type="spellStart"/><w:r><w:rPr><w:lang w:val="en-US"/></w:rPr><w:t>qilingan</w:t></w:r><w:proofErr w:type="spellEnd"/><w:r><w:rPr><w:lang w:val="en-US"/></w:rPr><w:t xml:space="preserve"> </w:t></w:r><w:proofErr w:type="spellStart"/><w:r><w:rPr><w:lang w:val="en-US"/></w:rPr><w:t>qaytarish</w:t></w:r><w:proofErr w:type="spellEnd"/><w:r><w:rPr><w:lang w:val="en-US"/></w:rPr><w:t xml:space="preserve"> </w:t></w:r><w:proofErr w:type="spellStart"/><w:r><w:rPr><w:lang w:val="en-US"/></w:rPr><w:t>jadvaliga</w:t></w:r><w:proofErr w:type="spellEnd"/><w:r><w:rPr><w:lang w:val="en-US"/></w:rPr><w:t xml:space="preserve"> </w:t></w:r><w:proofErr w:type="spellStart"/><w:r><w:rPr><w:lang w:val="en-US"/></w:rPr><w:t>muvofiq</w:t></w:r><w:proofErr w:type="spellEnd"/><w:r><w:rPr><w:lang w:val="en-US"/></w:rPr><w:t xml:space="preserve">, </w:t></w:r><w:proofErr w:type="spellStart"/><w:r><w:rPr><w:lang w:val="en-US"/></w:rPr><w:t>Siz</w:t></w:r><w:proofErr w:type="spellEnd"/><w:r><w:rPr><w:lang w:val="en-US"/></w:rPr><w:t xml:space="preserve"> {TOLOV_BOSHLANISH_SANA}dan </w:t></w:r><w:proofErr w:type="spellStart"/><w:r><w:rPr><w:lang w:val="en-US"/></w:rPr><w:t>boshlab</w:t></w:r><w:proofErr w:type="spellEnd"/><w:r><w:rPr><w:lang w:val="en-US"/></w:rPr><w:t xml:space="preserve"> </w:t></w:r><w:proofErr w:type="spellStart"/><w:r><w:rPr><w:lang w:val="en-US"/></w:rPr><w:t>har</w:t></w:r><w:proofErr w:type="spellEnd"/><w:r><w:rPr><w:lang w:val="en-US"/></w:rPr><w:t xml:space="preserve"> </w:t></w:r><w:proofErr w:type="spellStart"/><w:r><w:rPr><w:lang w:val="en-US"/></w:rPr><w:t>oyning</w:t></w:r><w:proofErr w:type="spellEnd"/><w:r><w:rPr><w:lang w:val="en-US"/></w:rPr><w:t xml:space="preserve"> 15-sanasida</w:t></w:r><w:r><w:rPr><w:lang w:val="en-US"/></w:rPr><w:t xml:space="preserve"> </w:t></w:r><w:proofErr w:type="spellStart"/><w:r><w:rPr><w:lang w:val="en-US"/></w:rPr><w:t>birinchi</w:t></w:r><w:proofErr w:type="spellEnd"/><w:r><w:rPr><w:lang w:val="en-US"/></w:rPr><w:t xml:space="preserve"> </w:t></w:r><w:proofErr w:type="spellStart"/><w:r><w:rPr><w:lang w:val="en-US"/></w:rPr><w:t>oyda</w:t></w:r><w:proofErr w:type="spellEnd"/><w:r><w:rPr><w:lang w:val="en-US"/></w:rPr><w:t xml:space="preserve"> — 346 480,00 (</w:t></w:r><w:proofErr w:type="spellStart"/><w:r><w:rPr><w:lang w:val="en-US"/></w:rPr><w:t>uch</w:t></w:r><w:proofErr w:type="spellEnd"/><w:r><w:rPr><w:lang w:val="en-US"/></w:rPr><w:t xml:space="preserve"> </w:t></w:r><w:proofErr w:type="spellStart"/><w:r><w:rPr><w:lang w:val="en-US"/></w:rPr><w:t>yuz</w:t></w:r><w:proofErr w:type="spellEnd"/><w:r><w:rPr><w:lang w:val="en-US"/></w:rPr><w:t xml:space="preserve"> </w:t></w:r><w:proofErr w:type="spellStart"/><w:r><w:rPr><w:lang w:val="en-US"/></w:rPr><w:t>qirq</w:t></w:r><w:proofErr w:type="spellEnd"/><w:r><w:rPr><w:lang w:val="en-US"/></w:rPr><w:t xml:space="preserve"> </w:t></w:r><w:proofErr w:type="spellStart"/><w:r><w:rPr><w:lang w:val="en-US"/></w:rPr><w:t>olti</w:t></w:r><w:proofErr w:type="spellEnd"/><w:r><w:rPr><w:lang w:val="en-US"/></w:rPr><w:t xml:space="preserve"> </w:t></w:r><w:proofErr w:type="spellStart"/><w:r><w:rPr><w:lang w:val="en-US"/></w:rPr><w:t>ming</w:t></w:r><w:proofErr w:type="spellEnd"/><w:r><w:rPr><w:lang w:val="en-US"/></w:rPr><w:t xml:space="preserve"> </w:t></w:r><w:proofErr w:type="spellStart"/><w:r><w:rPr><w:lang w:val="en-US"/></w:rPr><w:t>toʻrt</w:t></w:r><w:proofErr w:type="spellEnd"/><w:r><w:rPr><w:lang w:val="en-US"/></w:rPr><w:t xml:space="preserve"> </w:t></w:r><w:proofErr w:type="spellStart"/><w:r><w:rPr><w:lang w:val="en-US"/></w:rPr><w:t>yuz</w:t></w:r><w:proofErr w:type="spellEnd"/><w:r><w:rPr><w:lang w:val="en-US"/></w:rPr><w:t xml:space="preserve"> </w:t></w:r><w:proofErr w:type="spellStart"/><w:r><w:rPr><w:lang w:val="en-US"/></w:rPr><w:t>sakson</w:t></w:r><w:proofErr w:type="spellEnd"/><w:r><w:rPr><w:lang w:val="en-US"/></w:rPr><w:t>)</w:t></w:r><w:r><w:rPr><w:lang w:val="en-US"/></w:rPr><w:t xml:space="preserve"> </w:t></w:r><w:proofErr w:type="spellStart"/><w:r><w:rPr><w:lang w:val="en-US"/></w:rPr><w:t>soʻm</w:t></w:r><w:proofErr w:type="spellEnd"/><w:r><w:rPr><w:lang w:val="en-US"/></w:rPr><w:t xml:space="preserve"> 00 </w:t></w:r><w:proofErr w:type="spellStart"/><w:r><w:rPr><w:lang w:val="en-US"/></w:rPr><w:t>tiyin</w:t></w:r><w:proofErr w:type="spellEnd"/><w:r><w:rPr><w:lang w:val="en-US"/></w:rPr><w:t xml:space="preserve">, </w:t></w:r><w:proofErr w:type="spellStart"/><w:r><w:rPr><w:lang w:val="en-US"/></w:rPr><w:t>keyingi</w:t></w:r><w:proofErr w:type="spellEnd"/><w:r><w:rPr><w:lang w:val="en-US"/></w:rPr><w:t xml:space="preserve"> </w:t></w:r><w:proofErr w:type="spellStart"/><w:r><w:rPr><w:lang w:val="en-US"/></w:rPr><w:t>oylarda</w:t></w:r><w:proofErr w:type="spellEnd"/><w:r><w:rPr><w:lang w:val="en-US"/></w:rPr><w:t xml:space="preserve"> </w:t></w:r><w:proofErr w:type="spellStart"/><w:r><w:rPr><w:lang w:val="en-US"/></w:rPr><w:t>esa</w:t></w:r><w:proofErr w:type="spellEnd"/><w:r><w:rPr><w:lang w:val="en-US"/></w:rPr><w:t xml:space="preserve"> — 290 000,00 (</w:t></w:r><w:proofErr w:type="spellStart"/><w:r><w:rPr><w:lang w:val="en-US"/></w:rPr><w:t>ikki</w:t></w:r><w:proofErr w:type="spellEnd"/><w:r><w:rPr><w:lang w:val="en-US"/></w:rPr><w:t xml:space="preserve"> </w:t></w:r><w:proofErr w:type="spellStart"/><w:r><w:rPr><w:lang w:val="en-US"/></w:rPr><w:t>yuz</w:t></w:r><w:proofErr w:type="spellEnd"/><w:r><w:rPr><w:lang w:val="en-US"/></w:rPr><w:t xml:space="preserve"> </w:t></w:r><w:proofErr w:type="spellStart"/><w:r><w:rPr><w:lang w:val="en-US"/></w:rPr><w:t>toʻqson</w:t></w:r><w:proofErr w:type="spellEnd"/><w:r><w:rPr><w:lang w:val="en-US"/></w:rPr><w:t xml:space="preserve"> </w:t></w:r><w:proofErr w:type="spellStart"/><w:r><w:rPr><w:lang w:val="en-US"/></w:rPr><w:t>ming</w:t></w:r><w:proofErr w:type="spellEnd"/><w:r><w:rPr><w:lang w:val="en-US"/></w:rPr><w:t xml:space="preserve">) </w:t></w:r><w:proofErr w:type="spellStart"/><w:r><w:rPr><w:lang w:val="en-US"/></w:rPr><w:t>soʻm</w:t></w:r><w:proofErr w:type="spellEnd"/><w:r><w:rPr><w:lang w:val="en-US"/></w:rPr><w:t xml:space="preserve"> 00 </w:t></w:r><w:proofErr w:type="spellStart"/><w:r><w:rPr><w:lang w:val="en-US"/></w:rPr><w:t>tiyin</w:t></w:r><w:proofErr w:type="spellEnd"/><w:r><w:rPr><w:lang w:val="en-US"/></w:rPr><w:t xml:space="preserve"> </w:t></w:r><w:proofErr w:type="spellStart"/><w:r><w:rPr><w:lang w:val="en-US"/></w:rPr><w:t>miqdorida</w:t></w:r><w:proofErr w:type="spellEnd"/><w:r><w:rPr><w:lang w:val="en-US"/></w:rPr><w:t xml:space="preserve"> </w:t></w:r><w:proofErr w:type="spellStart"/><w:proofErr w:type="gramStart"/><w:r><w:rPr><w:lang w:val="en-US"/></w:rPr><w:t>to‘</w:t></w:r><w:proofErr w:type="gramEnd"/><w:r><w:rPr><w:lang w:val="en-US"/></w:rPr><w:t>lovlarni</w:t></w:r><w:proofErr w:type="spellEnd"/><w:r><w:rPr><w:lang w:val="en-US"/></w:rPr><w:t xml:space="preserve"> </w:t></w:r><w:proofErr w:type="spellStart"/><w:r><w:rPr><w:lang w:val="en-US"/></w:rPr><w:t>amalga</w:t></w:r><w:proofErr w:type="spellEnd"/><w:r><w:rPr><w:lang w:val="en-US"/></w:rPr><w:t xml:space="preserve"> </w:t></w:r><w:proofErr w:type="spellStart"/><w:r><w:rPr><w:lang w:val="en-US"/></w:rPr><w:t>oshirib</w:t></w:r><w:proofErr w:type="spellEnd"/><w:r><w:rPr><w:lang w:val="en-US"/></w:rPr><w:t xml:space="preserve"> </w:t></w:r><w:proofErr w:type="spellStart"/><w:r><w:rPr><w:lang w:val="en-US"/></w:rPr><w:t>borishingiz</w:t></w:r><w:proofErr w:type="spellEnd"/><w:r><w:rPr><w:lang w:val="en-US"/></w:rPr><w:t xml:space="preserve"> </w:t></w:r><w:proofErr w:type="spellStart"/><w:r><w:rPr><w:lang w:val="en-US"/></w:rPr><w:t>belgilangan</w:t></w:r><w:proofErr w:type="spellEnd"/><w:r><w:rPr><w:lang w:val="en-US"/></w:rPr><w:t>.</w:t></w:r></w:p><w:p><w:pPr><w:ind w:firstLine="708"/><w:jc w:val="both"/><w:rPr><w:lang w:val="en-US"/></w:rPr></w:pPr><w:proofErr w:type="spellStart"/><w:r><w:rPr><w:lang w:val="en-US"/></w:rPr><w:t>Biroq</w:t></w:r><w:proofErr w:type="spellEnd"/><w:r><w:rPr><w:lang w:val="en-US"/></w:rPr><w:t xml:space="preserve"> </w:t></w:r><w:proofErr w:type="spellStart"/><w:r><w:rPr><w:lang w:val="en-US"/></w:rPr><w:t>mazkur</w:t></w:r><w:proofErr w:type="spellEnd"/><w:r><w:rPr><w:lang w:val="en-US"/></w:rPr><w:t xml:space="preserve"> </w:t></w:r><w:proofErr w:type="spellStart"/><w:r><w:rPr><w:lang w:val="en-US"/></w:rPr><w:t>majburiyatlar</w:t></w:r><w:proofErr w:type="spellEnd"/><w:r><w:rPr><w:lang w:val="en-US"/></w:rPr><w:t xml:space="preserve"> </w:t></w:r><w:proofErr w:type="spellStart"/><w:r><w:rPr><w:lang w:val="en-US"/></w:rPr><w:t>lozim</w:t></w:r><w:proofErr w:type="spellEnd"/><w:r><w:rPr><w:lang w:val="en-US"/></w:rPr><w:t xml:space="preserve"> </w:t></w:r><w:proofErr w:type="spellStart"/><w:r><w:rPr><w:lang w:val="en-US"/></w:rPr><w:t>darajada</w:t></w:r><w:proofErr w:type="spellEnd"/><w:r><w:rPr><w:lang w:val="en-US"/></w:rPr><w:t xml:space="preserve"> </w:t></w:r><w:proofErr w:type="spellStart"/><w:r><w:rPr><w:lang w:val="en-US"/></w:rPr><w:t>bajarilmaganligi</w:t></w:r><w:proofErr w:type="spellEnd"/><w:r><w:rPr><w:lang w:val="en-US"/></w:rPr><w:t xml:space="preserve"> </w:t></w:r><w:proofErr w:type="spellStart"/><w:r><w:rPr><w:lang w:val="en-US"/></w:rPr><w:t>sababli</w:t></w:r><w:proofErr w:type="spellEnd"/><w:r><w:rPr><w:lang w:val="en-US"/></w:rPr><w:t xml:space="preserve">, </w:t></w:r><w:r><w:rPr><w:b/><w:bCs/><w:lang w:val="en-US"/></w:rPr><w:t xml:space="preserve">{HOLAT_SANASI} </w:t></w:r><w:proofErr w:type="spellStart"/><w:r><w:rPr><w:b/><w:bCs/><w:lang w:val="en-US"/></w:rPr><w:t>holatiga</w:t></w:r><w:proofErr w:type="spellEnd"/><w:r><w:rPr><w:b/><w:bCs/><w:lang w:val="en-US"/></w:rPr><w:t xml:space="preserve"> </w:t></w:r><w:proofErr w:type="spellStart"/><w:r><w:rPr><w:b/><w:bCs/><w:lang w:val="en-US"/></w:rPr><w:t>koʻra</w:t></w:r><w:proofErr w:type="spellEnd"/><w:r><w:rPr><w:b/><w:bCs/><w:lang w:val="en-US"/></w:rPr><w:t xml:space="preserve"> 22 386 480,00 (</w:t></w:r><w:proofErr w:type="spellStart"/><w:r><w:rPr><w:b/><w:bCs/><w:lang w:val="en-US"/></w:rPr><w:t>yigirma</w:t></w:r><w:proofErr w:type="spellEnd"/><w:r><w:rPr><w:b/><w:bCs/><w:lang w:val="en-US"/></w:rPr><w:t xml:space="preserve"> </w:t></w:r><w:proofErr w:type="spellStart"/><w:r><w:rPr><w:b/><w:bCs/><w:lang w:val="en-US"/></w:rPr><w:t>ikki</w:t></w:r><w:proofErr w:type="spellEnd"/><w:r><w:rPr><w:b/><w:bCs/><w:lang w:val="en-US"/></w:rPr><w:t xml:space="preserve"> million </w:t></w:r><w:proofErr w:type="spellStart"/><w:r><w:rPr><w:b/><w:bCs/><w:lang w:val="en-US"/></w:rPr><w:t>uch</w:t></w:r><w:proofErr w:type="spellEnd"/><w:r><w:rPr><w:b/><w:bCs/><w:lang w:val="en-US"/></w:rPr><w:t xml:space="preserve"> </w:t></w:r><w:proofErr w:type="spellStart"/><w:r><w:rPr><w:b/><w:bCs/><w:lang w:val="en-US"/></w:rPr><w:t>yuz</w:t></w:r><w:proofErr w:type="spellEnd"/><w:r><w:rPr><w:b/><w:bCs/><w:lang w:val="en-US"/></w:rPr><w:t xml:space="preserve"> </w:t></w:r><w:proofErr w:type="spellStart"/><w:r><w:rPr><w:b/><w:bCs/><w:lang w:val="en-US"/></w:rPr><w:t>sakson</w:t></w:r><w:proofErr w:type="spellEnd"/><w:r><w:rPr><w:b/><w:bCs/><w:lang w:val="en-US"/></w:rPr><w:t xml:space="preserve"> </w:t></w:r><w:proofErr w:type="spellStart"/><w:r><w:rPr><w:b/><w:bCs/><w:lang w:val="en-US"/></w:rPr><w:t>olti</w:t></w:r><w:proofErr w:type="spellEnd"/><w:r><w:rPr><w:b/><w:bCs/><w:lang w:val="en-US"/></w:rPr><w:t xml:space="preserve"> </w:t></w:r><w:proofErr w:type="spellStart"/><w:r><w:rPr><w:b/><w:bCs/><w:lang w:val="en-US"/></w:rPr><w:t>ming</w:t></w:r><w:proofErr w:type="spellEnd"/><w:r><w:rPr><w:b/><w:bCs/><w:lang w:val="en-US"/></w:rPr><w:t xml:space="preserve"> </w:t></w:r><w:proofErr w:type="spellStart"/><w:r><w:rPr><w:b/><w:bCs/><w:lang w:val="en-US"/></w:rPr><w:t>toʻrt</w:t></w:r><w:proofErr w:type="spellEnd"/><w:r><w:rPr><w:b/><w:bCs/><w:lang w:val="en-US"/></w:rPr><w:t xml:space="preserve"> </w:t></w:r><w:proofErr w:type="spellStart"/><w:r><w:rPr><w:b/><w:bCs/><w:lang w:val="en-US"/></w:rPr><w:t>yuz</w:t></w:r><w:proofErr w:type="spellEnd"/><w:r><w:rPr><w:b/><w:bCs/><w:lang w:val="en-US"/></w:rPr><w:t xml:space="preserve"> </w:t></w:r><w:proofErr w:type="spellStart"/><w:r><w:rPr><w:b/><w:bCs/><w:lang w:val="en-US"/></w:rPr><w:t>sakson</w:t></w:r><w:proofErr w:type="spellEnd"/><w:r><w:rPr><w:b/><w:bCs/><w:lang w:val="en-US"/></w:rPr><w:t xml:space="preserve">) </w:t></w:r><w:proofErr w:type="spellStart"/><w:r><w:rPr><w:b/><w:bCs/><w:lang w:val="en-US"/></w:rPr><w:t>soʻm</w:t></w:r><w:proofErr w:type="spellEnd"/><w:r><w:rPr><w:b/><w:bCs/><w:lang w:val="en-US"/></w:rPr><w:t xml:space="preserve"> 00 </w:t></w:r><w:proofErr w:type="spellStart"/><w:r><w:rPr><w:b/><w:bCs/><w:lang w:val="en-US"/></w:rPr><w:t>tiyin</w:t></w:r><w:proofErr w:type="spellEnd"/><w:r><w:rPr><w:b/><w:bCs/><w:lang w:val="en-US"/></w:rPr><w:t xml:space="preserve"> </w:t></w:r><w:proofErr w:type="spellStart"/><w:r><w:rPr><w:b/><w:bCs/><w:lang w:val="en-US"/></w:rPr><w:t>miqdorida</w:t></w:r><w:proofErr w:type="spellEnd"/><w:r><w:rPr><w:b/><w:bCs/><w:lang w:val="en-US"/></w:rPr><w:t xml:space="preserve"> </w:t></w:r><w:proofErr w:type="spellStart"/><w:r><w:rPr><w:b/><w:bCs/><w:lang w:val="en-US"/></w:rPr><w:t>muddati</w:t></w:r><w:proofErr w:type="spellEnd"/><w:r><w:rPr><w:b/><w:bCs/><w:lang w:val="en-US"/></w:rPr><w:t xml:space="preserve"> </w:t></w:r><w:proofErr w:type="spellStart"/><w:r><w:rPr><w:b/><w:bCs/><w:lang w:val="en-US"/></w:rPr><w:t>oʻtgan</w:t></w:r><w:proofErr w:type="spellEnd"/><w:r><w:rPr><w:b/><w:bCs/><w:lang w:val="en-US"/></w:rPr><w:t xml:space="preserve"> </w:t></w:r><w:proofErr w:type="spellStart"/><w:r><w:rPr><w:b/><w:bCs/><w:lang w:val="en-US"/></w:rPr><w:t>qarzdorlik</w:t></w:r><w:proofErr w:type="spellEnd"/><w:r><w:rPr><w:b/><w:bCs/><w:lang w:val="en-US"/></w:rPr><w:t xml:space="preserve"> </w:t></w:r><w:proofErr w:type="spellStart"/><w:r><w:rPr><w:b/><w:bCs/><w:lang w:val="en-US"/></w:rPr><w:t>yuzaga</w:t></w:r><w:proofErr w:type="spellEnd"/><w:r><w:rPr><w:b/><w:bCs/><w:lang w:val="en-US"/></w:rPr><w:t xml:space="preserve"> </w:t></w:r><w:proofErr w:type="spellStart"/><w:r><w:rPr><w:b/><w:bCs/><w:lang w:val="en-US"/></w:rPr><w:t>kelgan</w:t></w:r><w:proofErr w:type="spellEnd"/><w:r><w:rPr><w:b/><w:bCs/><w:lang w:val="en-US"/></w:rPr><w:t>.</w:t></w:r></w:p><w:p><w:pPr><w:ind w:firstLine="708"/><w:jc w:val="both"/><w:rPr><w:b/><w:bCs/><w:lang w:val="en-US"/></w:rPr></w:pPr><w:r><w:rPr><w:lang w:val="en-US"/></w:rPr><w:t xml:space="preserve">Shu </w:t></w:r><w:proofErr w:type="spellStart"/><w:r><w:rPr><w:lang w:val="en-US"/></w:rPr><w:t>munosabat</w:t></w:r><w:proofErr w:type="spellEnd"/><w:r><w:rPr><w:lang w:val="en-US"/></w:rPr><w:t xml:space="preserve"> </w:t></w:r><w:proofErr w:type="spellStart"/><w:r><w:rPr><w:lang w:val="en-US"/></w:rPr><w:t>bilan</w:t></w:r><w:proofErr w:type="spellEnd"/><w:r><w:rPr><w:lang w:val="en-US"/></w:rPr><w:t xml:space="preserve">, </w:t></w:r><w:proofErr w:type="spellStart"/><w:r><w:rPr><w:lang w:val="en-US"/></w:rPr><w:t>Sizdan</w:t></w:r><w:proofErr w:type="spellEnd"/><w:r><w:rPr><w:lang w:val="en-US"/></w:rPr><w:t xml:space="preserve"> </w:t></w:r><w:proofErr w:type="spellStart"/><w:r><w:rPr><w:lang w:val="en-US"/></w:rPr><w:t>mazkur</w:t></w:r><w:proofErr w:type="spellEnd"/><w:r><w:rPr><w:lang w:val="en-US"/></w:rPr><w:t xml:space="preserve"> </w:t></w:r><w:proofErr w:type="spellStart"/><w:r><w:rPr><w:lang w:val="en-US"/></w:rPr><w:t>talabnoma</w:t></w:r><w:proofErr w:type="spellEnd"/><w:r><w:rPr><w:lang w:val="en-US"/></w:rPr><w:t xml:space="preserve"> </w:t></w:r><w:proofErr w:type="spellStart"/><w:r><w:rPr><w:lang w:val="en-US"/></w:rPr><w:t>olingan</w:t></w:r><w:proofErr w:type="spellEnd"/><w:r><w:rPr><w:lang w:val="en-US"/></w:rPr><w:t xml:space="preserve"> </w:t></w:r><w:proofErr w:type="spellStart"/><w:r><w:rPr><w:lang w:val="en-US"/></w:rPr><w:t>kundan</w:t></w:r><w:proofErr w:type="spellEnd"/><w:r><w:rPr><w:lang w:val="en-US"/></w:rPr><w:t xml:space="preserve"> </w:t></w:r><w:proofErr w:type="spellStart"/><w:r><w:rPr><w:lang w:val="en-US"/></w:rPr><w:t>e’tiboran</w:t></w:r><w:proofErr w:type="spellEnd"/><w:r><w:rPr><w:lang w:val="en-US"/></w:rPr><w:t xml:space="preserve"> </w:t></w:r><w:r><w:rPr><w:b/><w:bCs/><w:lang w:val="en-US"/></w:rPr><w:t>5</w:t></w:r><w:r><w:rPr><w:b/><w:bCs/><w:lang w:val="en-US"/></w:rPr><w:t xml:space="preserve"> (</w:t></w:r><w:proofErr w:type="spellStart"/><w:r><w:rPr><w:b/><w:bCs/><w:lang w:val="en-US"/></w:rPr><w:t>besh</w:t></w:r><w:proofErr w:type="spellEnd"/><w:r><w:rPr><w:b/><w:bCs/><w:lang w:val="en-US"/></w:rPr><w:t xml:space="preserve">) </w:t></w:r><w:proofErr w:type="spellStart"/><w:r><w:rPr><w:b/><w:bCs/><w:lang w:val="en-US"/></w:rPr><w:t>kun</w:t></w:r><w:proofErr w:type="spellEnd"/><w:r><w:rPr><w:b/><w:bCs/><w:lang w:val="en-US"/></w:rPr><w:t xml:space="preserve"> </w:t></w:r><w:proofErr w:type="spellStart"/><w:r><w:rPr><w:b/><w:bCs/><w:lang w:val="en-US"/></w:rPr><w:t>ichida</w:t></w:r><w:proofErr w:type="spellEnd"/><w:r><w:rPr><w:lang w:val="en-US"/></w:rPr><w:t xml:space="preserve"> </w:t></w:r><w:proofErr w:type="spellStart"/><w:r><w:rPr><w:lang w:val="en-US"/></w:rPr><w:t>quyida</w:t></w:r><w:proofErr w:type="spellEnd"/><w:r><w:rPr><w:lang w:val="en-US"/></w:rPr><w:t xml:space="preserve"> </w:t></w:r><w:proofErr w:type="spellStart"/><w:r><w:rPr><w:lang w:val="en-US"/></w:rPr><w:t>ilova</w:t></w:r><w:proofErr w:type="spellEnd"/><w:r><w:rPr><w:lang w:val="en-US"/></w:rPr><w:t xml:space="preserve"> </w:t></w:r><w:proofErr w:type="spellStart"/><w:r><w:rPr><w:lang w:val="en-US"/></w:rPr><w:t>qilingan</w:t></w:r><w:proofErr w:type="spellEnd"/><w:r><w:rPr><w:lang w:val="en-US"/></w:rPr><w:t xml:space="preserve"> </w:t></w:r><w:proofErr w:type="spellStart"/><w:r><w:rPr><w:lang w:val="en-US"/></w:rPr><w:t>kvitansiya</w:t></w:r><w:proofErr w:type="spellEnd"/><w:r><w:rPr><w:lang w:val="en-US"/></w:rPr><w:t xml:space="preserve"> </w:t></w:r><w:proofErr w:type="spellStart"/><w:r><w:rPr><w:lang w:val="en-US"/></w:rPr><w:t>asosida</w:t></w:r><w:proofErr w:type="spellEnd"/><w:r><w:rPr><w:lang w:val="en-US"/></w:rPr><w:t xml:space="preserve"> </w:t></w:r><w:proofErr w:type="spellStart"/><w:r><w:rPr><w:lang w:val="en-US"/></w:rPr><w:t>qarzdorlik</w:t></w:r><w:proofErr w:type="spellEnd"/><w:r><w:rPr><w:lang w:val="en-US"/></w:rPr><w:t xml:space="preserve"> </w:t></w:r><w:proofErr w:type="spellStart"/><w:r><w:rPr><w:lang w:val="en-US"/></w:rPr><w:t>summasini</w:t></w:r><w:proofErr w:type="spellEnd"/><w:r><w:rPr><w:lang w:val="en-US"/></w:rPr><w:t xml:space="preserve"> </w:t></w:r><w:proofErr w:type="spellStart"/><w:r><w:rPr><w:lang w:val="en-US"/></w:rPr><w:t>ixtiyoriy</w:t></w:r><w:proofErr w:type="spellEnd"/><w:r><w:rPr><w:lang w:val="en-US"/></w:rPr><w:t xml:space="preserve"> </w:t></w:r><w:proofErr w:type="spellStart"/><w:r><w:rPr><w:lang w:val="en-US"/></w:rPr><w:t>ravishda</w:t></w:r><w:proofErr w:type="spellEnd"/><w:r><w:rPr><w:lang w:val="en-US"/></w:rPr><w:t xml:space="preserve"> </w:t></w:r><w:proofErr w:type="spellStart"/><w:proofErr w:type="gramStart"/><w:r><w:rPr><w:b/><w:bCs/><w:lang w:val="en-US"/></w:rPr><w:t>to‘</w:t></w:r><w:proofErr w:type="gramEnd"/><w:r><w:rPr><w:b/><w:bCs/><w:lang w:val="en-US"/></w:rPr><w:t>liq</w:t></w:r><w:proofErr w:type="spellEnd"/><w:r><w:rPr><w:b/><w:bCs/><w:lang w:val="en-US"/></w:rPr><w:t xml:space="preserve"> </w:t></w:r><w:proofErr w:type="spellStart"/><w:r><w:rPr><w:b/><w:bCs/><w:lang w:val="en-US"/></w:rPr><w:t>qoplashingiz</w:t></w:r><w:proofErr w:type="spellEnd"/><w:r><w:rPr><w:b/><w:bCs/><w:lang w:val="en-US"/></w:rPr><w:t xml:space="preserve"> talab </w:t></w:r><w:proofErr w:type="spellStart"/><w:r><w:rPr><w:b/><w:bCs/><w:lang w:val="en-US"/></w:rPr><w:t>etiladi</w:t></w:r><w:proofErr w:type="spellEnd"/><w:r><w:rPr><w:b/><w:bCs/><w:lang w:val="en-US"/></w:rPr><w:t>.</w:t></w:r></w:p><w:p><w:pPr><w:ind w:firstLine="708"/><w:jc w:val="both"/><w:rPr><w:lang w:val="en-US"/></w:rPr></w:pPr><w:r><w:rPr><w:lang w:val="en-US"/></w:rPr><w:t xml:space="preserve">Agar </w:t></w:r><w:proofErr w:type="spellStart"/><w:proofErr w:type="gramStart"/><w:r><w:rPr><w:lang w:val="en-US"/></w:rPr><w:t>to‘</w:t></w:r><w:proofErr w:type="gramEnd"/><w:r><w:rPr><w:lang w:val="en-US"/></w:rPr><w:t>lanmagan</w:t></w:r><w:proofErr w:type="spellEnd"/><w:r><w:rPr><w:lang w:val="en-US"/></w:rPr><w:t xml:space="preserve"> summa</w:t></w:r><w:r><w:rPr><w:lang w:val="en-US"/></w:rPr><w:t xml:space="preserve"> </w:t></w:r><w:proofErr w:type="spellStart"/><w:r><w:rPr><w:lang w:val="en-US"/></w:rPr><w:t>belgilangan</w:t></w:r><w:proofErr w:type="spellEnd"/><w:r><w:rPr><w:lang w:val="en-US"/></w:rPr><w:t xml:space="preserve"> </w:t></w:r><w:proofErr w:type="spellStart"/><w:r><w:rPr><w:lang w:val="en-US"/></w:rPr><w:t>muddatda</w:t></w:r><w:proofErr w:type="spellEnd"/><w:r><w:rPr><w:lang w:val="en-US"/></w:rPr><w:t xml:space="preserve"> </w:t></w:r><w:proofErr w:type="spellStart"/><w:r><w:rPr><w:lang w:val="en-US"/></w:rPr><w:t>toʻliq</w:t></w:r><w:proofErr w:type="spellEnd"/><w:r><w:rPr><w:lang w:val="en-US"/></w:rPr><w:t xml:space="preserve"> </w:t></w:r><w:proofErr w:type="spellStart"/><w:r><w:rPr><w:lang w:val="en-US"/></w:rPr><w:t>bartaraf</w:t></w:r><w:proofErr w:type="spellEnd"/><w:r><w:rPr><w:lang w:val="en-US"/></w:rPr><w:t xml:space="preserve"> </w:t></w:r><w:proofErr w:type="spellStart"/><w:r><w:rPr><w:lang w:val="en-US"/></w:rPr><w:t>etilmasa</w:t></w:r><w:proofErr w:type="spellEnd"/><w:r><w:rPr><w:lang w:val="en-US"/></w:rPr><w:t xml:space="preserve">, </w:t></w:r><w:proofErr w:type="spellStart"/><w:r><w:rPr><w:lang w:val="en-US"/></w:rPr><w:t>Oʻzbekiston</w:t></w:r><w:proofErr w:type="spellEnd"/><w:r><w:rPr><w:lang w:val="en-US"/></w:rPr><w:t xml:space="preserve"> </w:t></w:r><w:proofErr w:type="spellStart"/><w:r><w:rPr><w:lang w:val="en-US"/></w:rPr><w:t>Respublikasi</w:t></w:r><w:proofErr w:type="spellEnd"/><w:r><w:rPr><w:lang w:val="en-US"/></w:rPr><w:t xml:space="preserve"> </w:t></w:r><w:proofErr w:type="spellStart"/><w:r><w:rPr><w:lang w:val="en-US"/></w:rPr><w:t>Fuqarolik</w:t></w:r><w:proofErr w:type="spellEnd"/><w:r><w:rPr><w:lang w:val="en-US"/></w:rPr><w:t xml:space="preserve"> </w:t></w:r><w:proofErr w:type="spellStart"/><w:r><w:rPr><w:lang w:val="en-US"/></w:rPr><w:t>protsessual</w:t></w:r><w:proofErr w:type="spellEnd"/><w:r><w:rPr><w:lang w:val="en-US"/></w:rPr><w:t xml:space="preserve"> </w:t></w:r><w:proofErr w:type="spellStart"/><w:r><w:rPr><w:lang w:val="en-US"/></w:rPr><w:t>kodeksining</w:t></w:r><w:proofErr w:type="spellEnd"/><w:r><w:rPr><w:lang w:val="en-US"/></w:rPr><w:t xml:space="preserve"> 171, 172, 173, 174-moddalari </w:t></w:r><w:proofErr w:type="spellStart"/><w:r><w:rPr><w:lang w:val="en-US"/></w:rPr><w:t>hamda</w:t></w:r><w:proofErr w:type="spellEnd"/><w:r><w:rPr><w:lang w:val="en-US"/></w:rPr><w:t xml:space="preserve"> </w:t></w:r><w:proofErr w:type="spellStart"/><w:r><w:rPr><w:lang w:val="en-US"/></w:rPr><w:t>Oʻzbekiston</w:t></w:r><w:proofErr w:type="spellEnd"/><w:r><w:rPr><w:lang w:val="en-US"/></w:rPr><w:t xml:space="preserve"> </w:t></w:r><w:proofErr w:type="spellStart"/><w:r><w:rPr><w:lang w:val="en-US"/></w:rPr><w:t>Respublikasi</w:t></w:r><w:proofErr w:type="spellEnd"/><w:r><w:rPr><w:lang w:val="en-US"/></w:rPr><w:t xml:space="preserve"> </w:t></w:r><w:proofErr w:type="spellStart"/><w:r><w:rPr><w:lang w:val="en-US"/></w:rPr><w:t>Fuqarolik</w:t></w:r><w:proofErr w:type="spellEnd"/><w:r><w:rPr><w:lang w:val="en-US"/></w:rPr><w:t xml:space="preserve"> </w:t></w:r><w:proofErr w:type="spellStart"/><w:r><w:rPr><w:lang w:val="en-US"/></w:rPr><w:t>kodeksining</w:t></w:r><w:proofErr w:type="spellEnd"/><w:r><w:rPr><w:lang w:val="en-US"/></w:rPr><w:t xml:space="preserve"> 236 </w:t></w:r><w:proofErr w:type="spellStart"/><w:r><w:rPr><w:lang w:val="en-US"/></w:rPr><w:t>va</w:t></w:r><w:proofErr w:type="spellEnd"/><w:r><w:rPr><w:lang w:val="en-US"/></w:rPr><w:t xml:space="preserve"> 735-moddalariga </w:t></w:r><w:proofErr w:type="spellStart"/><w:r><w:rPr><w:lang w:val="en-US"/></w:rPr><w:t>asosan</w:t></w:r><w:proofErr w:type="spellEnd"/><w:r><w:rPr><w:lang w:val="en-US"/></w:rPr><w:t xml:space="preserve"> </w:t></w:r><w:proofErr w:type="spellStart"/><w:r><w:rPr><w:lang w:val="en-US"/></w:rPr><w:t>Fuqarolik</w:t></w:r><w:proofErr w:type="spellEnd"/><w:r><w:rPr><w:lang w:val="en-US"/></w:rPr><w:t xml:space="preserve"> </w:t></w:r><w:proofErr w:type="spellStart"/><w:r><w:rPr><w:lang w:val="en-US"/></w:rPr><w:t>ishlari</w:t></w:r><w:proofErr w:type="spellEnd"/><w:r><w:rPr><w:lang w:val="en-US"/></w:rPr><w:t xml:space="preserve"> </w:t></w:r><w:proofErr w:type="spellStart"/><w:r><w:rPr><w:lang w:val="en-US"/></w:rPr><w:t>boʻyicha</w:t></w:r><w:proofErr w:type="spellEnd"/><w:r><w:rPr><w:lang w:val="en-US"/></w:rPr><w:t xml:space="preserve"> </w:t></w:r><w:proofErr w:type="spellStart"/><w:r><w:rPr><w:lang w:val="en-US"/></w:rPr><w:t>Mirzo</w:t></w:r><w:proofErr w:type="spellEnd"/><w:r><w:rPr><w:lang w:val="en-US"/></w:rPr><w:t xml:space="preserve"> </w:t></w:r><w:proofErr w:type="spellStart"/><w:r><w:rPr><w:lang w:val="en-US"/></w:rPr><w:t>Ulugʻbek</w:t></w:r><w:proofErr w:type="spellEnd"/><w:r><w:rPr><w:lang w:val="en-US"/></w:rPr><w:t xml:space="preserve"> </w:t></w:r><w:proofErr w:type="spellStart"/><w:r><w:rPr><w:lang w:val="en-US"/></w:rPr><w:t>tumanlararo</w:t></w:r><w:proofErr w:type="spellEnd"/><w:r><w:rPr><w:lang w:val="en-US"/></w:rPr><w:t xml:space="preserve"> </w:t></w:r><w:proofErr w:type="spellStart"/><w:r><w:rPr><w:lang w:val="en-US"/></w:rPr><w:t>sud</w:t></w:r><w:r><w:rPr><w:lang w:val="en-US"/></w:rPr><w:t>i</w:t></w:r><w:r><w:rPr><w:lang w:val="en-US"/></w:rPr><w:t>ga</w:t></w:r><w:proofErr w:type="spellEnd"/><w:r><w:rPr><w:lang w:val="en-US"/></w:rPr><w:t xml:space="preserve"> </w:t></w:r><w:proofErr w:type="spellStart"/><w:r><w:rPr><w:lang w:val="en-US"/></w:rPr><w:t>ariza</w:t></w:r><w:proofErr w:type="spellEnd"/><w:r><w:rPr><w:lang w:val="en-US"/></w:rPr><w:t xml:space="preserve"> </w:t></w:r><w:proofErr w:type="spellStart"/><w:r><w:rPr><w:lang w:val="en-US"/></w:rPr><w:t>bilan</w:t></w:r><w:proofErr w:type="spellEnd"/><w:r><w:rPr><w:lang w:val="en-US"/></w:rPr><w:t xml:space="preserve"> </w:t></w:r><w:proofErr w:type="spellStart"/><w:r><w:rPr><w:lang w:val="en-US"/></w:rPr><w:t>murojaat</w:t></w:r><w:proofErr w:type="spellEnd"/><w:r><w:rPr><w:lang w:val="en-US"/></w:rPr><w:t xml:space="preserve"> </w:t></w:r><w:proofErr w:type="spellStart"/><w:r><w:rPr><w:lang w:val="en-US"/></w:rPr><w:t>etiladi</w:t></w:r><w:proofErr w:type="spellEnd"/><w:r><w:rPr><w:lang w:val="en-US"/></w:rPr><w:t>.</w:t></w:r></w:p><w:p><w:pPr><w:ind w:firstLine="708"/><w:jc w:val="both"/><w:rPr><w:lang w:val="en-US"/></w:rPr></w:pPr><w:proofErr w:type="spellStart"/><w:r><w:rPr><w:lang w:val="en-US"/></w:rPr><w:t>Mazkur</w:t></w:r><w:proofErr w:type="spellEnd"/><w:r><w:rPr><w:lang w:val="en-US"/></w:rPr><w:t xml:space="preserve"> </w:t></w:r><w:proofErr w:type="spellStart"/><w:r><w:rPr><w:lang w:val="en-US"/></w:rPr><w:t>talabnomaga</w:t></w:r><w:proofErr w:type="spellEnd"/><w:r><w:rPr><w:lang w:val="en-US"/></w:rPr><w:t xml:space="preserve"> notarial </w:t></w:r><w:proofErr w:type="spellStart"/><w:r><w:rPr><w:lang w:val="en-US"/></w:rPr><w:t>tartibda</w:t></w:r><w:proofErr w:type="spellEnd"/><w:r><w:rPr><w:lang w:val="en-US"/></w:rPr><w:t xml:space="preserve"> </w:t></w:r><w:proofErr w:type="spellStart"/><w:r><w:rPr><w:lang w:val="en-US"/></w:rPr><w:t>tasdiqlangan</w:t></w:r><w:proofErr w:type="spellEnd"/><w:r><w:rPr><w:lang w:val="en-US"/></w:rPr><w:t xml:space="preserve"> </w:t></w:r><w:proofErr w:type="spellStart"/><w:r><w:rPr><w:lang w:val="en-US"/></w:rPr><w:t>qarz</w:t></w:r><w:proofErr w:type="spellEnd"/><w:r><w:rPr><w:lang w:val="en-US"/></w:rPr><w:t xml:space="preserve"> </w:t></w:r><w:proofErr w:type="spellStart"/><w:r><w:rPr><w:lang w:val="en-US"/></w:rPr><w:t>shartnomasiga</w:t></w:r><w:proofErr w:type="spellEnd"/><w:r><w:rPr><w:lang w:val="en-US"/></w:rPr><w:t xml:space="preserve"> </w:t></w:r><w:proofErr w:type="spellStart"/><w:r><w:rPr><w:lang w:val="en-US"/></w:rPr><w:t>asosan</w:t></w:r><w:proofErr w:type="spellEnd"/><w:r><w:rPr><w:lang w:val="en-US"/></w:rPr><w:t xml:space="preserve"> </w:t></w:r><w:proofErr w:type="spellStart"/><w:r><w:rPr><w:lang w:val="en-US"/></w:rPr><w:t>sud</w:t></w:r><w:proofErr w:type="spellEnd"/><w:r><w:rPr><w:lang w:val="en-US"/></w:rPr><w:t xml:space="preserve"> </w:t></w:r><w:proofErr w:type="spellStart"/><w:proofErr w:type="gramStart"/><w:r><w:rPr><w:lang w:val="en-US"/></w:rPr><w:t>buyrug‘</w:t></w:r><w:proofErr w:type="gramEnd"/><w:r><w:rPr><w:lang w:val="en-US"/></w:rPr><w:t>ini</w:t></w:r><w:proofErr w:type="spellEnd"/><w:r><w:rPr><w:lang w:val="en-US"/></w:rPr><w:t xml:space="preserve"> </w:t></w:r><w:proofErr w:type="spellStart"/><w:r><w:rPr><w:lang w:val="en-US"/></w:rPr><w:t>berish</w:t></w:r><w:proofErr w:type="spellEnd"/><w:r><w:rPr><w:lang w:val="en-US"/></w:rPr><w:t xml:space="preserve"> </w:t></w:r><w:proofErr w:type="spellStart"/><w:r><w:rPr><w:lang w:val="en-US"/></w:rPr><w:t>to‘g‘risidagi</w:t></w:r><w:proofErr w:type="spellEnd"/><w:r><w:rPr><w:lang w:val="en-US"/></w:rPr><w:t xml:space="preserve"> </w:t></w:r><w:proofErr w:type="spellStart"/><w:r><w:rPr><w:lang w:val="en-US"/></w:rPr><w:t>ariza</w:t></w:r><w:proofErr w:type="spellEnd"/><w:r><w:rPr><w:lang w:val="en-US"/></w:rPr><w:t xml:space="preserve"> </w:t></w:r><w:proofErr w:type="spellStart"/><w:r><w:rPr><w:lang w:val="en-US"/></w:rPr><w:t>nusxasi</w:t></w:r><w:proofErr w:type="spellEnd"/><w:r><w:rPr><w:lang w:val="en-US"/></w:rPr><w:t xml:space="preserve"> </w:t></w:r><w:proofErr w:type="spellStart"/><w:r><w:rPr><w:lang w:val="en-US"/></w:rPr><w:t>ilova</w:t></w:r><w:proofErr w:type="spellEnd"/><w:r><w:rPr><w:lang w:val="en-US"/></w:rPr><w:t xml:space="preserve"> </w:t></w:r><w:proofErr w:type="spellStart"/><w:r><w:rPr><w:lang w:val="en-US"/></w:rPr><w:t>qilinmoqda</w:t></w:r><w:proofErr w:type="spellEnd"/><w:r><w:rPr><w:lang w:val="en-US"/></w:rPr><w:t>.</w:t></w:r><w:r><w:rPr><w:lang w:val="en-US"/></w:rPr><w:t xml:space="preserve"> </w:t></w:r><w:proofErr w:type="spellStart"/><w:r><w:rPr><w:lang w:val="en-US"/></w:rPr><w:t>Bunda</w:t></w:r><w:proofErr w:type="spellEnd"/><w:r><w:rPr><w:lang w:val="en-US"/></w:rPr><w:t xml:space="preserve"> </w:t></w:r><w:proofErr w:type="spellStart"/><w:r><w:rPr><w:lang w:val="en-US"/></w:rPr><w:t>qarzdorlikdan</w:t></w:r><w:proofErr w:type="spellEnd"/><w:r><w:rPr><w:lang w:val="en-US"/></w:rPr><w:t xml:space="preserve"> </w:t></w:r><w:proofErr w:type="spellStart"/><w:r><w:rPr><w:lang w:val="en-US"/></w:rPr><w:t>tashqari</w:t></w:r><w:proofErr w:type="spellEnd"/><w:r><w:rPr><w:lang w:val="en-US"/></w:rPr><w:t xml:space="preserve">, </w:t></w:r><w:proofErr w:type="spellStart"/><w:proofErr w:type="gramStart"/><w:r><w:rPr><w:lang w:val="en-US"/></w:rPr><w:t>to‘</w:t></w:r><w:proofErr w:type="gramEnd"/><w:r><w:rPr><w:lang w:val="en-US"/></w:rPr><w:t>langan</w:t></w:r><w:proofErr w:type="spellEnd"/><w:r><w:rPr><w:lang w:val="en-US"/></w:rPr><w:t xml:space="preserve"> </w:t></w:r><w:proofErr w:type="spellStart"/><w:r><w:rPr><w:lang w:val="en-US"/></w:rPr><w:t>davlat</w:t></w:r><w:proofErr w:type="spellEnd"/><w:r><w:rPr><w:lang w:val="en-US"/></w:rPr><w:t xml:space="preserve"> </w:t></w:r><w:proofErr w:type="spellStart"/><w:r><w:rPr><w:lang w:val="en-US"/></w:rPr><w:t>boji</w:t></w:r><w:proofErr w:type="spellEnd"/><w:r><w:rPr><w:lang w:val="en-US"/></w:rPr><w:t xml:space="preserve"> </w:t></w:r><w:proofErr w:type="spellStart"/><w:r><w:rPr><w:lang w:val="en-US"/></w:rPr><w:t>va</w:t></w:r><w:proofErr w:type="spellEnd"/><w:r><w:rPr><w:lang w:val="en-US"/></w:rPr><w:t xml:space="preserve"> </w:t></w:r><w:proofErr w:type="spellStart"/><w:r><w:rPr><w:lang w:val="en-US"/></w:rPr><w:t>pochta</w:t></w:r><w:proofErr w:type="spellEnd"/><w:r><w:rPr><w:lang w:val="en-US"/></w:rPr><w:t xml:space="preserve"> </w:t></w:r><w:proofErr w:type="spellStart"/><w:r><w:rPr><w:lang w:val="en-US"/></w:rPr><w:t>xarajatlarini</w:t></w:r><w:proofErr w:type="spellEnd"/><w:r><w:rPr><w:lang w:val="en-US"/></w:rPr><w:t xml:space="preserve"> </w:t></w:r><w:proofErr w:type="spellStart"/><w:r><w:rPr><w:lang w:val="en-US"/></w:rPr><w:t>Sizdan</w:t></w:r><w:proofErr w:type="spellEnd"/><w:r><w:rPr><w:lang w:val="en-US"/></w:rPr><w:t xml:space="preserve"> </w:t></w:r><w:proofErr w:type="spellStart"/><w:r><w:rPr><w:lang w:val="en-US"/></w:rPr><w:t>undirish</w:t></w:r><w:proofErr w:type="spellEnd"/><w:r><w:rPr><w:lang w:val="en-US"/></w:rPr><w:t xml:space="preserve"> </w:t></w:r><w:proofErr w:type="spellStart"/><w:r><w:rPr><w:lang w:val="en-US"/></w:rPr><w:t>to‘g‘risida</w:t></w:r><w:proofErr w:type="spellEnd"/><w:r><w:rPr><w:lang w:val="en-US"/></w:rPr><w:t xml:space="preserve"> ham talab </w:t></w:r><w:proofErr w:type="spellStart"/><w:r><w:rPr><w:lang w:val="en-US"/></w:rPr><w:t>qo‘yiladi</w:t></w:r><w:proofErr w:type="spellEnd"/><w:r><w:rPr><w:lang w:val="en-US"/></w:rPr><w:t>.</w:t></w:r></w:p><w:tbl><w:tblPr><w:tblStyle w:val="a4"/><w:tblW w:w="9654" w:type="dxa"/><w:jc w:val="center"/><w:tblLook w:val="04A0" w:firstRow="1" w:lastRow="0" w:firstColumn="1" w:lastColumn="0" w:noHBand="0" w:noVBand="1"/></w:tblPr><w:tblGrid><w:gridCol w:w="1999"/><w:gridCol w:w="2088"/><w:gridCol w:w="2392"/><w:gridCol w:w="1579"/><w:gridCol w:w="1596"/></w:tblGrid><w:tr><w:trPr><w:jc w:val="center"/></w:trPr><w:tc><w:tcPr><w:tcW w:w="1999" w:type="dxa"/><w:vMerge w:val="restart"/></w:tcPr><w:p><w:pPr><w:jc w:val="center"/><w:rPr><w:noProof/><w:sz w:val="20"/><w:szCs w:val="20"/></w:rPr></w:pPr><w:r><w:rPr><w:noProof/><w:sz w:val="20"/><w:szCs w:val="20"/></w:rPr><w:t>Kvitansiya</w:t></w:r></w:p><w:p><w:pPr><w:jc w:val="center"/><w:rPr><w:noProof/><w:sz w:val="20"/><w:szCs w:val="20"/></w:rPr></w:pPr></w:p><w:p><w:pPr><w:jc w:val="center"/><w:rPr><w:noProof/><w:sz w:val="20"/><w:szCs w:val="20"/></w:rPr></w:pPr></w:p><w:p><w:pPr><w:jc w:val="center"/><w:rPr><w:noProof/><w:sz w:val="20"/><w:szCs w:val="20"/></w:rPr></w:pPr></w:p><w:p><w:pPr><w:jc w:val="center"/><w:rPr><w:noProof/><w:sz w:val="20"/><w:szCs w:val="20"/></w:rPr></w:pPr></w:p><w:p><w:pPr><w:jc w:val="center"/><w:rPr><w:noProof/><w:sz w:val="20"/><w:szCs w:val="20"/></w:rPr></w:pPr></w:p><w:p><w:pPr><w:jc w:val="center"/><w:rPr><w:noProof/><w:sz w:val="20"/><w:szCs w:val="20"/></w:rPr></w:pPr></w:p><w:p><w:pPr><w:jc w:val="center"/><w:rPr><w:noProof/><w:sz w:val="20"/><w:szCs w:val="20"/></w:rPr></w:pPr></w:p><w:p><w:pPr><w:jc w:val="center"/><w:rPr><w:noProof/><w:sz w:val="20"/><w:szCs w:val="20"/></w:rPr></w:pPr></w:p><w:p><w:pPr><w:jc w:val="center"/><w:rPr><w:noProof/><w:sz w:val="20"/><w:szCs w:val="20"/><w:lang w:val="en-US"/></w:rPr></w:pPr></w:p></w:tc><w:tc><w:tcPr><w:tcW w:w="6059" w:type="dxa"/><w:gridSpan w:val="3"/></w:tcPr><w:p><w:pPr><w:jc w:val="both"/><w:rPr><w:b/><w:bCs/><w:noProof/><w:sz w:val="20"/><w:szCs w:val="20"/><w:lang w:val="en-US"/></w:rPr></w:pPr><w:r><w:rPr><w:b/><w:bCs/><w:noProof/><w:sz w:val="20"/><w:szCs w:val="20"/><w:lang w:val="en-US"/></w:rPr><w:t>OʻZBEKISTON YOSHLAR ITTIFOQI TOSHKENT SHAHAR HUDUDIY KENGASHI</w:t></w:r></w:p></w:tc><w:tc><w:tcPr><w:tcW w:w="1596" w:type="dxa"/><w:vMerge w:val="restart"/><w:vAlign w:val="center"/></w:tcPr><w:p><w:pPr><w:jc w:val="center"/><w:rPr><w:noProof/><w:sz w:val="20"/><w:szCs w:val="20"/><w:lang w:val="en-US"/></w:rPr></w:pPr><w:r><w:rPr><w:noProof/><w:sz w:val="20"/><w:szCs w:val="20"/><w:lang w:val="en-US"/></w:rPr><w:drawing><wp:inline distT="0" distB="0" distL="0" distR="0" wp14:anchorId="0F2039BF" wp14:editId="689F97BC"><wp:extent cx="870596" cy="864000"/><wp:effectExtent l="0" t="0" r="5715" b="0"/><wp:docPr id="1" name="Рисунок 1"/><wp:cNvGraphicFramePr><a:graphicFrameLocks xmlns:a="http://schemas.openxmlformats.org/drawingml/2006/main" noChangeAspect="1"/></wp:cNvGraphicFramePr><a:graphic xmlns:a="http://schemas.openxmlformats.org/drawingml/2006/main"><a:graphicData uri="http://schemas.openxmlformats.org/drawingml/2006/picture"><pic:pic xmlns:pic="http://schemas.openxmlformats.org/drawingml/2006/picture"><pic:nvPicPr><pic:cNvPr id="1" name=""/><pic:cNvPicPr/></pic:nvPicPr><pic:blipFill><a:blip r:embed="rId4"/><a:stretch><a:fillRect/></a:stretch></pic:blipFill><pic:spPr><a:xfrm><a:off x="0" y="0"/><a:ext cx="870596" cy="864000"/></a:xfrm><a:prstGeom prst="rect"><a:avLst/></a:prstGeom></pic:spPr></pic:pic></a:graphicData></a:graphic></wp:inline></w:drawing></w:r></w:p></w:tc></w:tr><w:tr><w:trPr><w:trHeight w:val="279"/><w:jc w:val="center"/></w:trPr><w:tc><w:tcPr><w:tcW w:w="1999" w:type="dxa"/><w:vMerge/></w:tcPr><w:p><w:pPr><w:rPr><w:noProof/><w:sz w:val="20"/><w:szCs w:val="20"/><w:lang w:val="en-US"/></w:rPr></w:pPr></w:p></w:tc><w:tc><w:tcPr><w:tcW w:w="2088" w:type="dxa"/></w:tcPr><w:p><w:pPr><w:rPr><w:noProof/><w:sz w:val="20"/><w:szCs w:val="20"/><w:lang w:val="en-US"/></w:rPr></w:pPr><w:r><w:rPr><w:noProof/><w:sz w:val="20"/><w:szCs w:val="20"/><w:lang w:val="en-US"/></w:rPr><w:t>Bank nomi</w:t></w:r></w:p></w:tc><w:tc><w:tcPr><w:tcW w:w="3971" w:type="dxa"/><w:gridSpan w:val="2"/></w:tcPr><w:p><w:pPr><w:jc w:val="both"/><w:rPr><w:noProof/><w:sz w:val="20"/><w:szCs w:val="20"/><w:lang w:val="en-US"/></w:rPr></w:pPr><w:r><w:rPr><w:noProof/><w:sz w:val="20"/><w:szCs w:val="20"/><w:lang w:val="en-US"/></w:rPr><w:t>“Oʻzmilliybank” AJ Mirzo Ulugʻbek BXM</w:t></w:r></w:p><w:p><w:pPr><w:jc w:val="both"/><w:rPr><w:noProof/><w:sz w:val="20"/><w:szCs w:val="20"/><w:lang w:val="en-US"/></w:rPr></w:pPr></w:p></w:tc><w:tc><w:tcPr><w:tcW w:w="1596" w:type="dxa"/><w:vMerge/></w:tcPr><w:p><w:pPr><w:rPr><w:noProof/><w:sz w:val="20"/><w:szCs w:val="20"/><w:lang w:val="en-US"/></w:rPr></w:pPr></w:p></w:tc></w:tr><w:tr><w:trPr><w:jc w:val="center"/></w:trPr><w:tc><w:tcPr><w:tcW w:w="1999" w:type="dxa"/><w:vMerge/></w:tcPr><w:p><w:pPr><w:rPr><w:noProof/><w:sz w:val="20"/><w:szCs w:val="20"/><w:lang w:val="en-US"/></w:rPr></w:pPr></w:p></w:tc><w:tc><w:tcPr><w:tcW w:w="2088" w:type="dxa"/></w:tcPr><w:p><w:pPr><w:rPr><w:noProof/><w:sz w:val="20"/><w:szCs w:val="20"/><w:lang w:val="en-US"/></w:rPr></w:pPr><w:r><w:rPr><w:noProof/><w:sz w:val="20"/><w:szCs w:val="20"/><w:lang w:val="en-US"/></w:rPr><w:t>Oluvchining hisob</w:t></w:r><w:r><w:rPr><w:noProof/><w:sz w:val="20"/><w:szCs w:val="20"/></w:rPr><w:t xml:space="preserve"> </w:t></w:r><w:r><w:rPr><w:noProof/><w:sz w:val="20"/><w:szCs w:val="20"/><w:lang w:val="en-US"/></w:rPr><w:t>raqami</w:t></w:r></w:p></w:tc><w:tc><w:tcPr><w:tcW w:w="3971" w:type="dxa"/><w:gridSpan w:val="2"/></w:tcPr><w:p><w:pPr><w:rPr><w:noProof/><w:sz w:val="20"/><w:szCs w:val="20"/><w:lang w:val="en-US"/></w:rPr></w:pPr><w:r><w:rPr><w:noProof/><w:sz w:val="20"/><w:szCs w:val="20"/><w:lang w:val="en-US"/></w:rPr><w:t>2021</w:t></w:r><w:r><w:rPr><w:noProof/><w:sz w:val="20"/><w:szCs w:val="20"/></w:rPr><w:t xml:space="preserve"> </w:t></w:r><w:r><w:rPr><w:noProof/><w:sz w:val="20"/><w:szCs w:val="20"/><w:lang w:val="en-US"/></w:rPr><w:t>2000</w:t></w:r><w:r><w:rPr><w:noProof/><w:sz w:val="20"/><w:szCs w:val="20"/></w:rPr><w:t xml:space="preserve"> </w:t></w:r><w:r><w:rPr><w:noProof/><w:sz w:val="20"/><w:szCs w:val="20"/><w:lang w:val="en-US"/></w:rPr><w:t>8001</w:t></w:r><w:r><w:rPr><w:noProof/><w:sz w:val="20"/><w:szCs w:val="20"/></w:rPr><w:t xml:space="preserve"> </w:t></w:r><w:r><w:rPr><w:noProof/><w:sz w:val="20"/><w:szCs w:val="20"/><w:lang w:val="en-US"/></w:rPr><w:t>5554</w:t></w:r><w:r><w:rPr><w:noProof/><w:sz w:val="20"/><w:szCs w:val="20"/></w:rPr><w:t xml:space="preserve"> </w:t></w:r><w:r><w:rPr><w:noProof/><w:sz w:val="20"/><w:szCs w:val="20"/><w:lang w:val="en-US"/></w:rPr><w:t>1006</w:t></w:r></w:p></w:tc><w:tc><w:tcPr><w:tcW w:w="1596" w:type="dxa"/><w:vMerge/></w:tcPr><w:p><w:pPr><w:rPr><w:noProof/><w:sz w:val="20"/><w:szCs w:val="20"/><w:lang w:val="en-US"/></w:rPr></w:pPr></w:p></w:tc></w:tr><w:tr><w:trPr><w:jc w:val="center"/></w:trPr><w:tc><w:tcPr><w:tcW w:w="1999" w:type="dxa"/><w:vMerge/></w:tcPr><w:p><w:pPr><w:rPr><w:noProof/><w:sz w:val="20"/><w:szCs w:val="20"/><w:lang w:val="en-US"/></w:rPr></w:pPr></w:p></w:tc><w:tc><w:tcPr><w:tcW w:w="2088" w:type="dxa"/></w:tcPr><w:p><w:pPr><w:rPr><w:noProof/><w:sz w:val="20"/><w:szCs w:val="20"/><w:lang w:val="en-US"/></w:rPr></w:pPr><w:r><w:rPr><w:noProof/><w:sz w:val="20"/><w:szCs w:val="20"/><w:lang w:val="en-US"/></w:rPr><w:t>Bank kodi</w:t></w:r></w:p></w:tc><w:tc><w:tcPr><w:tcW w:w="2392" w:type="dxa"/></w:tcPr><w:p><w:pPr><w:rPr><w:noProof/><w:sz w:val="20"/><w:szCs w:val="20"/><w:lang w:val="en-US"/></w:rPr></w:pPr><w:r><w:rPr><w:noProof/><w:sz w:val="20"/><w:szCs w:val="20"/><w:lang w:val="en-US"/></w:rPr><w:t>00450</w:t></w:r></w:p></w:tc><w:tc><w:tcPr><w:tcW w:w="1579" w:type="dxa"/></w:tcPr><w:p><w:pPr><w:rPr><w:noProof/><w:sz w:val="20"/><w:szCs w:val="20"/><w:lang w:val="en-US"/></w:rPr></w:pPr><w:r><w:rPr><w:noProof/><w:sz w:val="20"/><w:szCs w:val="20"/><w:lang w:val="en-US"/></w:rPr><w:t>STIR</w:t></w:r></w:p></w:tc><w:tc><w:tcPr><w:tcW w:w="1596" w:type="dxa"/></w:tcPr><w:p><w:pPr><w:rPr><w:noProof/><w:sz w:val="20"/><w:szCs w:val="20"/><w:lang w:val="en-US"/></w:rPr></w:pPr><w:r><w:rPr><w:noProof/><w:sz w:val="20"/><w:szCs w:val="20"/><w:lang w:val="en-US"/></w:rPr><w:t>201</w:t></w:r><w:r><w:rPr><w:noProof/><w:sz w:val="20"/><w:szCs w:val="20"/></w:rPr><w:t> </w:t></w:r><w:r><w:rPr><w:noProof/><w:sz w:val="20"/><w:szCs w:val="20"/><w:lang w:val="en-US"/></w:rPr><w:t>068</w:t></w:r><w:r><w:rPr><w:noProof/><w:sz w:val="20"/><w:szCs w:val="20"/></w:rPr><w:t xml:space="preserve"> </w:t></w:r><w:r><w:rPr><w:noProof/><w:sz w:val="20"/><w:szCs w:val="20"/><w:lang w:val="en-US"/></w:rPr><w:t>898</w:t></w:r></w:p></w:tc></w:tr><w:tr><w:trPr><w:jc w:val="center"/></w:trPr><w:tc><w:tcPr><w:tcW w:w="1999" w:type="dxa"/><w:vMerge/></w:tcPr><w:p><w:pPr><w:rPr><w:noProof/><w:sz w:val="20"/><w:szCs w:val="20"/><w:lang w:val="en-US"/></w:rPr></w:pPr></w:p></w:tc><w:tc><w:tcPr><w:tcW w:w="2088" w:type="dxa"/></w:tcPr><w:p><w:pPr><w:rPr><w:noProof/><w:sz w:val="20"/><w:szCs w:val="20"/><w:lang w:val="en-US"/></w:rPr></w:pPr><w:r><w:rPr><w:noProof/><w:sz w:val="20"/><w:szCs w:val="20"/><w:lang w:val="en-US"/></w:rPr><w:t>Toʻlovchi</w:t></w:r></w:p></w:tc><w:tc><w:tcPr><w:tcW w:w="5567" w:type="dxa"/><w:gridSpan w:val="3"/></w:tcPr><w:p><w:pPr><w:rPr><w:b/><w:bCs/><w:noProof/><w:sz w:val="20"/><w:szCs w:val="20"/><w:lang w:val="en-US"/></w:rPr></w:pPr><w:r><w:rPr><w:b/><w:bCs/><w:noProof/><w:sz w:val="20"/><w:szCs w:val="20"/><w:lang w:val="en-US"/></w:rPr><w:t>{FISH}</w:t></w:r></w:p></w:tc></w:tr><w:tr><w:trPr><w:jc w:val="center"/></w:trPr><w:tc><w:tcPr><w:tcW w:w="1999" w:type="dxa"/><w:vMerge/></w:tcPr><w:p><w:pPr><w:rPr><w:noProof/><w:sz w:val="20"/><w:szCs w:val="20"/><w:lang w:val="en-US"/></w:rPr></w:pPr></w:p></w:tc><w:tc><w:tcPr><w:tcW w:w="2088" w:type="dxa"/></w:tcPr><w:p><w:pPr><w:rPr><w:noProof/><w:sz w:val="20"/><w:szCs w:val="20"/><w:lang w:val="en-US"/></w:rPr></w:pPr><w:r><w:rPr><w:noProof/><w:sz w:val="20"/><w:szCs w:val="20"/><w:lang w:val="en-US"/></w:rPr><w:t>Toʻlovchining manzili</w:t></w:r></w:p></w:tc><w:tc><w:tcPr><w:tcW w:w="5567" w:type="dxa"/><w:gridSpan w:val="3"/></w:tcPr><w:p><w:pPr><w:jc w:val="both"/><w:rPr><w:noProof/><w:sz w:val="20"/><w:szCs w:val="20"/><w:lang w:val="en-US"/></w:rPr></w:pPr><w:r><w:rPr><w:noProof/><w:sz w:val="20"/><w:szCs w:val="20"/><w:lang w:val="en-US"/></w:rPr><w:t xml:space="preserve">Yunusobod tumani, </w:t></w:r><w:r><w:rPr><w:noProof/><w:sz w:val="20"/><w:szCs w:val="20"/><w:lang w:val="en-US"/></w:rPr><w:t>M</w:t></w:r><w:r><w:rPr><w:noProof/><w:sz w:val="20"/><w:szCs w:val="20"/><w:lang w:val="en-US"/></w:rPr><w:t>4-kvartal, Qashqar MFY, 31-uy, 26-xonadon</w:t></w:r></w:p></w:tc></w:tr><w:tr><w:trPr><w:jc w:val="center"/></w:trPr><w:tc><w:tcPr><w:tcW w:w="1999" w:type="dxa"/><w:vMerge/></w:tcPr><w:p><w:pPr><w:rPr><w:noProof/><w:sz w:val="20"/><w:szCs w:val="20"/><w:lang w:val="en-US"/></w:rPr></w:pPr></w:p></w:tc><w:tc><w:tcPr><w:tcW w:w="2088" w:type="dxa"/></w:tcPr><w:p><w:pPr><w:rPr><w:noProof/><w:sz w:val="20"/><w:szCs w:val="20"/><w:lang w:val="en-US"/></w:rPr></w:pPr><w:r><w:rPr><w:noProof/><w:sz w:val="20"/><w:szCs w:val="20"/><w:lang w:val="en-US"/></w:rPr><w:t>Toʻlov maqsadi</w:t></w:r></w:p></w:tc><w:tc><w:tcPr><w:tcW w:w="5567" w:type="dxa"/><w:gridSpan w:val="3"/></w:tcPr><w:p><w:pPr><w:rPr><w:noProof/><w:sz w:val="20"/><w:szCs w:val="20"/><w:lang w:val="en-US"/></w:rPr></w:pPr><w:r><w:rPr><w:noProof/><w:sz w:val="20"/><w:szCs w:val="20"/><w:lang w:val="en-US"/></w:rPr><w:t xml:space="preserve">{SHARTNOMA_SANA}dagi {SHARTNOMA_RAQAMI}-son notarial qarz shartnomasi boʻyicha </w:t></w:r><w:r><w:rPr><w:noProof/><w:sz w:val="20"/><w:szCs w:val="20"/><w:lang w:val="en-US"/></w:rPr><w:t xml:space="preserve">muddati oʻtgan </w:t></w:r><w:r><w:rPr><w:noProof/><w:sz w:val="20"/><w:szCs w:val="20"/><w:lang w:val="en-US"/></w:rPr><w:t>qarzdorlikni qoplash</w:t></w:r><w:r><w:rPr><w:noProof/><w:sz w:val="20"/><w:szCs w:val="20"/><w:lang w:val="en-US"/></w:rPr><w:t xml:space="preserve"> </w:t></w:r></w:p></w:tc></w:tr><w:tr><w:trPr><w:jc w:val="center"/></w:trPr><w:tc><w:tcPr><w:tcW w:w="1999" w:type="dxa"/><w:vMerge/></w:tcPr><w:p><w:pPr><w:rPr><w:noProof/><w:sz w:val="20"/><w:szCs w:val="20"/><w:lang w:val="en-US"/></w:rPr></w:pPr></w:p></w:tc><w:tc><w:tcPr><w:tcW w:w="2088" w:type="dxa"/></w:tcPr><w:p><w:pPr><w:rPr><w:noProof/><w:sz w:val="20"/><w:szCs w:val="20"/><w:lang w:val="en-US"/></w:rPr></w:pPr><w:r><w:rPr><w:noProof/><w:sz w:val="20"/><w:szCs w:val="20"/><w:lang w:val="en-US"/></w:rPr><w:t>Pul miqdori (soʻm)</w:t></w:r></w:p></w:tc><w:tc><w:tcPr><w:tcW w:w="2392" w:type="dxa"/></w:tcPr><w:p><w:pPr><w:rPr><w:noProof/><w:sz w:val="20"/><w:szCs w:val="20"/><w:lang w:val="en-US"/></w:rPr></w:pPr><w:r><w:rPr><w:noProof/><w:sz w:val="20"/><w:szCs w:val="20"/><w:lang w:val="en-US"/></w:rPr><w:t>{QARZ_QOLDIQ} ({QOLDIQ_SOZ}) so'm</w:t></w:r><w:r><w:rPr><w:iCs/><w:noProof/><w:sz w:val="28"/><w:lang w:val="en-US"/></w:rPr><w:t xml:space="preserve"> miqdoridagi pul mablag‘i {QARZ_MUDDATI} muddatga foizsiz qarz tariqasida berilgan. Qarzdor shartnomaning 2.3- va </w:t></w:r><w:r><w:rPr><w:iCs/><w:noProof/><w:sz w:val="28"/><w:lang w:val="en-US"/></w:rPr><w:br/></w:r><w:r><w:rPr><w:iCs/><w:noProof/><w:sz w:val="28"/><w:lang w:val="en-US"/></w:rPr><w:t>2.4-bandlariga muvofiq mazkur qarz summasini belgilangan muddatlarda hamda tasdiqlangan qaytarish jadvaliga asosan qismlab (bo‘lib-bo‘lib) qaytarish majburiyatini olgan.</w:t></w:r></w:p><w:p><w:pPr><w:ind w:firstLine="708"/><w:jc w:val="both"/><w:rPr><w:iCs/><w:noProof/><w:sz w:val="28"/><w:lang w:val="en-US"/></w:rPr></w:pPr><w:r><w:rPr><w:iCs/><w:noProof/><w:sz w:val="28"/><w:lang w:val="en-US"/></w:rPr><w:t>Qarz shartnomasida nazarda tutilgan pul mablag‘lari qarzdorning arizasiga binoan</w:t></w:r><w:r><w:rPr><w:iCs/><w:noProof/><w:sz w:val="28"/><w:lang w:val="en-US"/></w:rPr><w:t xml:space="preserve"> </w:t></w:r><w:r><w:rPr><w:iCs/><w:noProof/><w:sz w:val="28"/><w:lang w:val="en-US"/></w:rPr><w:t>“</w:t></w:r><w:r><w:rPr><w:iCs/><w:noProof/><w:sz w:val="28"/><w:lang w:val="en-US"/></w:rPr><w:t>O‘zsanoatqurilishbank</w:t></w:r><w:r><w:rPr><w:iCs/><w:noProof/><w:sz w:val="28"/><w:lang w:val="en-US"/></w:rPr><w:t xml:space="preserve">”ning Yashnobod filialida </w:t></w:r><w:r><w:rPr><w:iCs/><w:noProof/><w:sz w:val="28"/><w:lang w:val="en-US"/></w:rPr><w:t xml:space="preserve">qarzdor nomiga </w:t></w:r><w:r><w:rPr><w:iCs/><w:noProof/><w:sz w:val="28"/><w:lang w:val="en-US"/></w:rPr><w:t>ochilgan bank hisob raqamiga o‘tkazib berilgan.</w:t></w:r></w:p><w:p><w:pPr><w:ind w:firstLine="708"/><w:jc w:val="both"/><w:rPr><w:iCs/><w:noProof/><w:sz w:val="28"/><w:lang w:val="en-US"/></w:rPr></w:pPr><w:r><w:rPr><w:iCs/><w:noProof/><w:sz w:val="28"/><w:lang w:val="en-US"/></w:rPr><w:t xml:space="preserve">Qarz shartnomasiga ilova qilingan qaytarish jadvaliga muvofiq qarzdor </w:t></w:r><w:r><w:rPr><w:iCs/><w:noProof/><w:sz w:val="28"/><w:lang w:val="en-US"/></w:rPr><w:t>{TOLOV_BOSHLANISH_SANA}dan boshlab har oyning 15-sanasida birinchi oyda — 346 480,00 (uch yuz qirq olti ming toʻrt yuz sakson) soʻm 00 tiyin, keyingi oylarda esa — 290 000,00 (ikki yuz toʻqson ming) soʻm 00 tiyin miqdorida toʻlovlarni amalga oshirib borishi lozim boʻlgan.</w:t></w:r></w:p><w:p><w:pPr><w:ind w:firstLine="708"/><w:jc w:val="both"/><w:rPr><w:iCs/><w:noProof/><w:sz w:val="28"/><w:lang w:val="en-US"/></w:rPr></w:pPr><w:r><w:rPr><w:iCs/><w:noProof/><w:sz w:val="28"/><w:lang w:val="en-US"/></w:rPr><w:t xml:space="preserve">Biroq qarzdor mazkur majburiyatlarni lozim darajada bajarmagan. Natijada </w:t></w:r><w:r><w:rPr><w:iCs/><w:noProof/><w:sz w:val="28"/><w:lang w:val="en-US"/></w:rPr><w:t>{HOLAT_SANASI} holatiga koʻra 22 386 480,00 (yigirma ikki million uch yuz sakson olti ming toʻrt yuz sakson) soʻm 00 tiyin</w:t></w:r><w:r><w:rPr><w:iCs/><w:noProof/><w:sz w:val="28"/><w:lang w:val="en-US"/></w:rPr><w:t xml:space="preserve"> miqdorida muddati o‘tgan qarzdorlik yuzaga kelgan.</w:t></w:r></w:p><w:p><w:pPr><w:ind w:firstLine="708"/><w:jc w:val="both"/><w:rPr><w:iCs/><w:noProof/><w:sz w:val="28"/><w:lang w:val="en-US"/></w:rPr></w:pPr><w:r><w:rPr><w:iCs/><w:noProof/><w:sz w:val="28"/><w:lang w:val="en-US"/></w:rPr><w:t>Undirilayotgan qarzdorlik vujudga kelgan davr qaytarish jadvaliga muvofiq {TOLOV_BOSHLANISH_SANA}d</w:t></w:r><w:r><w:rPr><w:iCs/><w:noProof/><w:sz w:val="28"/><w:lang w:val="en-US"/></w:rPr><w:t>an {HOLAT_SANASI} holatiga qadar bo‘lgan davrni tashkil etadi.</w:t></w:r></w:p><w:p><w:pPr><w:ind w:firstLine="708"/><w:jc w:val="both"/><w:rPr><w:iCs/><w:noProof/><w:sz w:val="28"/><w:lang w:val="en-US"/></w:rPr></w:pPr><w:r><w:rPr><w:iCs/><w:noProof/><w:sz w:val="28"/><w:lang w:val="en-US"/></w:rPr><w:t>Undiruvchi tomonidan qarzdorga bir necha marotaba ogohlantirish xatlari yuborilgan, jumladan 202</w:t></w:r><w:r><w:rPr><w:iCs/><w:noProof/><w:sz w:val="28"/><w:lang w:val="en-US"/></w:rPr><w:t>2</w:t></w:r><w:r><w:rPr><w:iCs/><w:noProof/><w:sz w:val="28"/><w:lang w:val="en-US"/></w:rPr><w:t xml:space="preserve">-yil </w:t></w:r><w:r><w:rPr><w:iCs/><w:noProof/><w:sz w:val="28"/><w:lang w:val="en-US"/></w:rPr><w:t>4</w:t></w:r><w:r><w:rPr><w:iCs/><w:noProof/><w:sz w:val="28"/><w:lang w:val="en-US"/></w:rPr><w:t xml:space="preserve">-mart, 2022-yil </w:t></w:r><w:r><w:rPr><w:iCs/><w:noProof/><w:sz w:val="28"/><w:lang w:val="en-US"/></w:rPr><w:t>30</w:t></w:r><w:r><w:rPr><w:iCs/><w:noProof/><w:sz w:val="28"/><w:lang w:val="en-US"/></w:rPr><w:t xml:space="preserve">-mart, </w:t></w:r><w:r><w:rPr><w:iCs/><w:noProof/><w:sz w:val="28"/><w:lang w:val="en-US"/></w:rPr><w:t>2023-yil 9-avgust</w:t></w:r><w:r><w:rPr><w:iCs/><w:noProof/><w:sz w:val="28"/><w:lang w:val="en-US"/></w:rPr><w:t xml:space="preserve">, </w:t></w:r><w:r><w:rPr><w:iCs/><w:noProof/><w:sz w:val="28"/><w:lang w:val="en-US"/></w:rPr><w:t>2024-yil</w:t></w:r><w:r><w:rPr><w:iCs/><w:noProof/><w:sz w:val="28"/><w:lang w:val="en-US"/></w:rPr><w:t xml:space="preserve"> </w:t></w:r><w:r><w:rPr><w:iCs/><w:noProof/><w:sz w:val="28"/><w:lang w:val="en-US"/></w:rPr><w:lastRenderedPageBreak/><w:t>26-iyul</w:t></w:r><w:r><w:rPr><w:iCs/><w:noProof/><w:sz w:val="28"/><w:lang w:val="en-US"/></w:rPr><w:t xml:space="preserve">, </w:t></w:r><w:r><w:rPr><w:iCs/><w:noProof/><w:sz w:val="28"/><w:lang w:val="en-US"/></w:rPr><w:t>2025-yil</w:t></w:r><w:r><w:rPr><w:iCs/><w:noProof/><w:sz w:val="28"/><w:lang w:val="en-US"/></w:rPr><w:t xml:space="preserve"> </w:t></w:r><w:r><w:rPr><w:iCs/><w:noProof/><w:sz w:val="28"/><w:lang w:val="en-US"/></w:rPr><w:t>1-aprel</w:t></w:r><w:r><w:rPr><w:iCs/><w:noProof/><w:sz w:val="28"/><w:lang w:val="en-US"/></w:rPr><w:t xml:space="preserve"> </w:t></w:r><w:r><w:rPr><w:iCs/><w:noProof/><w:sz w:val="28"/><w:lang w:val="en-US"/></w:rPr><w:t>sana</w:t></w:r><w:r><w:rPr><w:iCs/><w:noProof/><w:sz w:val="28"/><w:lang w:val="en-US"/></w:rPr><w:t>lari</w:t></w:r><w:r><w:rPr><w:iCs/><w:noProof/><w:sz w:val="28"/><w:lang w:val="en-US"/></w:rPr><w:t>da pochta orqali ogohlantirish</w:t></w:r><w:r><w:rPr><w:iCs/><w:noProof/><w:sz w:val="28"/><w:lang w:val="en-US"/></w:rPr><w:t xml:space="preserve"> xatlari</w:t></w:r><w:r><w:rPr><w:iCs/><w:noProof/><w:sz w:val="28"/><w:lang w:val="en-US"/></w:rPr><w:t xml:space="preserve"> yuborilgan, shuningdek </w:t></w:r><w:r><w:rPr><w:iCs/><w:noProof/><w:sz w:val="28"/><w:lang w:val="en-US"/></w:rPr><w:t>2025-yil</w:t></w:r><w:r><w:rPr><w:iCs/><w:noProof/><w:sz w:val="28"/><w:lang w:val="en-US"/></w:rPr><w:t xml:space="preserve"> </w:t></w:r><w:r><w:rPr><w:iCs/><w:noProof/><w:sz w:val="28"/><w:lang w:val="en-US"/></w:rPr><w:t>20-noyabr</w:t></w:r><w:r><w:rPr><w:iCs/><w:noProof/><w:sz w:val="28"/><w:lang w:val="en-US"/></w:rPr><w:t>da rasmiy talabnoma taqdim etilgan. Biroq qarzdor qarzdorlikni ixtiyoriy ravishda bartaraf etmagan.</w:t></w:r></w:p><w:p><w:pPr><w:ind w:firstLine="708"/><w:jc w:val="both"/><w:rPr><w:iCs/><w:noProof/><w:sz w:val="28"/><w:lang w:val="en-US"/></w:rPr></w:pPr><w:r><w:rPr><w:iCs/><w:noProof/><w:sz w:val="28"/><w:lang w:val="en-US"/></w:rPr><w:t xml:space="preserve">O‘zbekiston Respublikasi Fuqarolik protsessual kodeksining 171-moddasi </w:t></w:r><w:r><w:rPr><w:iCs/><w:noProof/><w:sz w:val="28"/><w:lang w:val="en-US"/></w:rPr><w:br/></w:r><w:r><w:rPr><w:iCs/><w:noProof/><w:sz w:val="28"/><w:lang w:val="en-US"/></w:rPr><w:t>1-bandiga ko‘ra, talab notarial tasdiqlangan bitimga asoslangan bo‘lsa, sud buyrug‘i beriladi.</w:t></w:r></w:p><w:p><w:pPr><w:ind w:firstLine="708"/><w:jc w:val="both"/><w:rPr><w:iCs/><w:noProof/><w:sz w:val="28"/><w:lang w:val="en-US"/></w:rPr></w:pPr><w:r><w:rPr><w:iCs/><w:noProof/><w:sz w:val="28"/><w:lang w:val="en-US"/></w:rPr><w:t>O‘zbekiston Respublikasi Fuqarolik kodeksining 236-moddasiga ko‘ra, majburiyatlar majburiyat shartlariga va qonunchilik talablariga muvofiq lozim darajada bajarilishi kerak.</w:t></w:r></w:p><w:p><w:pPr><w:ind w:firstLine="708"/><w:jc w:val="both"/><w:rPr><w:iCs/><w:noProof/><w:sz w:val="28"/><w:lang w:val="en-US"/></w:rPr></w:pPr><w:r><w:rPr><w:iCs/><w:noProof/><w:sz w:val="28"/><w:lang w:val="en-US"/></w:rPr><w:t>O‘zbekiston Respublikasi Fuqarolik kodeksining 735-moddasiga ko‘ra, qarz oluvchi olingan qarz summasini qarz shartnomasida nazarda tutilgan muddatda va tartibda qarz beruvchiga qaytarishi shart.</w:t></w:r></w:p><w:p><w:pPr><w:ind w:firstLine="708"/><w:jc w:val="both"/><w:rPr><w:iCs/><w:noProof/><w:sz w:val="28"/><w:lang w:val="en-US"/></w:rPr></w:pPr><w:r><w:rPr><w:iCs/><w:noProof/><w:sz w:val="28"/><w:lang w:val="en-US"/></w:rPr><w:t>Yuqoridagilardan kelib chiqib, O‘zbekiston Respublikasi Fuqarolik protsessual kodeksining 171, 172, 173, 174-moddalari hamda O‘zbekiston Respublikasi Fuqarolik kodeksining 236, 735-moddalariga asosan,</w:t></w:r></w:p><w:p><w:pPr><w:ind w:firstLine="540"/><w:jc w:val="both"/><w:rPr><w:iCs/><w:noProof/><w:sz w:val="28"/><w:szCs w:val="28"/><w:lang w:val="en-US"/></w:rPr></w:pPr></w:p><w:p><w:pPr><w:jc w:val="center"/><w:rPr><w:b/><w:noProof/><w:color w:val="000000"/><w:sz w:val="28"/><w:lang w:val="en-US"/></w:rPr></w:pPr><w:r><w:rPr><w:b/><w:noProof/><w:color w:val="000000"/><w:sz w:val="28"/><w:lang w:val="en-US"/></w:rPr><w:t>SOʻRAYMAN:</w:t></w:r></w:p><w:p><w:pPr><w:ind w:firstLine="708"/><w:jc w:val="both"/><w:rPr><w:bCs/><w:noProof/><w:color w:val="000000"/><w:sz w:val="28"/><w:lang w:val="en-US"/></w:rPr></w:pPr><w:r><w:rPr><w:bCs/><w:noProof/><w:color w:val="000000"/><w:sz w:val="28"/><w:lang w:val="en-US"/></w:rPr><w:t>1. </w:t></w:r><w:r><w:rPr><w:bCs/><w:noProof/><w:color w:val="000000"/><w:sz w:val="28"/><w:lang w:val="en-US"/></w:rPr><w:t xml:space="preserve">Qarzdor </w:t></w:r><w:r><w:rPr><w:bCs/><w:noProof/><w:color w:val="000000"/><w:sz w:val="28"/><w:lang w:val="en-US"/></w:rPr><w:t>{FISH}</w:t></w:r><w:r><w:rPr><w:bCs/><w:noProof/><w:color w:val="000000"/><w:sz w:val="28"/><w:lang w:val="en-US"/></w:rPr><w:t xml:space="preserve">dan undiruvchi O‘ZBEKISTON YOSHLAR ITTIFOQI TOSHKENT SHAHAR HUDUDIY KENGASHI foydasiga </w:t></w:r><w:r><w:rPr><w:iCs/><w:noProof/><w:sz w:val="28"/><w:lang w:val="en-US"/></w:rPr><w:t>22 386 480,00 (yigirma ikki million uch yuz sakson olti ming toʻrt yuz sakson) soʻm 00 tiyin</w:t></w:r><w:r><w:rPr><w:bCs/><w:noProof/><w:color w:val="000000"/><w:sz w:val="28"/><w:lang w:val="en-US"/></w:rPr><w:t xml:space="preserve"> miqdoridagi muddati o‘tgan qarzdorlikni undirish haqida sud buyrug‘i chiqarilsin.</w:t></w:r></w:p><w:p><w:pPr><w:ind w:firstLine="708"/><w:jc w:val="both"/><w:rPr><w:bCs/><w:noProof/><w:color w:val="000000"/><w:sz w:val="28"/><w:lang w:val="en-US"/></w:rPr></w:pPr><w:r><w:rPr><w:bCs/><w:noProof/><w:color w:val="000000"/><w:sz w:val="28"/><w:lang w:val="en-US"/></w:rPr><w:t>2. </w:t></w:r><w:r><w:rPr><w:bCs/><w:noProof/><w:color w:val="000000"/><w:sz w:val="28"/><w:lang w:val="en-US"/></w:rPr><w:t>To‘langan davlat boji hamda pochta xarajatlari qarzdor zimmasiga yuklatilsin.</w:t></w:r></w:p><w:p><w:pPr><w:ind w:firstLine="708"/><w:jc w:val="both"/><w:rPr><w:bCs/><w:i/><w:iCs/><w:noProof/><w:color w:val="000000"/><w:sz w:val="28"/><w:lang w:val="en-US"/></w:rPr></w:pPr></w:p><w:p><w:pPr><w:ind w:firstLine="562"/><w:jc w:val="both"/><w:rPr><w:b/><w:i/><w:iCs/><w:noProof/><w:lang w:val="en-US"/></w:rPr></w:pPr><w:r><w:rPr><w:b/><w:i/><w:iCs/><w:noProof/><w:lang w:val="en-US"/></w:rPr><w:t>A</w:t></w:r><w:r><w:rPr><w:b/><w:i/><w:iCs/><w:noProof/><w:lang w:val="en-US"/></w:rPr><w:t>rizaga ilova qilinadigan hujjatlar:</w:t></w:r></w:p><w:p><w:pPr><w:ind w:firstLine="562"/><w:jc w:val="both"/><w:rPr><w:bCs/><w:i/><w:iCs/><w:noProof/><w:lang w:val="en-US"/></w:rPr></w:pPr><w:r><w:rPr><w:bCs/><w:i/><w:iCs/><w:noProof/><w:lang w:val="en-US"/></w:rPr><w:t>1. {SHARTNOMA_SANA}dagi notarial tasdiqlangan qarz shartnomasi nusxasi.</w:t></w:r></w:p><w:p><w:pPr><w:ind w:firstLine="562"/><w:jc w:val="both"/><w:rPr><w:bCs/><w:i/><w:iCs/><w:noProof/><w:lang w:val="en-US"/></w:rPr></w:pPr><w:r><w:rPr><w:bCs/><w:i/><w:iCs/><w:noProof/><w:lang w:val="en-US"/></w:rPr><w:t>2. Qarz shartnomasiga ilova qilingan qaytarish jadvali nusxasi.</w:t></w:r></w:p><w:p><w:pPr><w:ind w:firstLine="562"/><w:jc w:val="both"/><w:rPr><w:bCs/><w:i/><w:iCs/><w:noProof/><w:lang w:val="en-US"/></w:rPr></w:pPr><w:r><w:rPr><w:bCs/><w:i/><w:iCs/><w:noProof/><w:lang w:val="en-US"/></w:rPr><w:t>3. Qarzdorning qarz olish haqidagi arizasi nusxasi.</w:t></w:r></w:p><w:p><w:pPr><w:ind w:firstLine="562"/><w:jc w:val="both"/><w:rPr><w:bCs/><w:i/><w:iCs/><w:noProof/><w:lang w:val="en-US"/></w:rPr></w:pPr><w:r><w:rPr><w:bCs/><w:i/><w:iCs/><w:noProof/><w:lang w:val="en-US"/></w:rPr><w:t>4. Pul mablag‘lari qarzdorning bank hisob raqamiga o‘tkazilganligini tasdiqlovchi bank hujjati nusxasi.</w:t></w:r></w:p><w:p><w:pPr><w:ind w:firstLine="562"/><w:jc w:val="both"/><w:rPr><w:bCs/><w:i/><w:iCs/><w:noProof/><w:lang w:val="en-US"/></w:rPr></w:pPr><w:r><w:rPr><w:bCs/><w:i/><w:iCs/><w:noProof/><w:lang w:val="en-US"/></w:rPr><w:t>5. {HOLAT_SANASI} holatiga qarzdorlik hisob-kitobi.</w:t></w:r></w:p><w:p><w:pPr><w:ind w:firstLine="562"/><w:jc w:val="both"/><w:rPr><w:bCs/><w:i/><w:iCs/><w:noProof/><w:lang w:val="en-US"/></w:rPr></w:pPr><w:r><w:rPr><w:bCs/><w:i/><w:iCs/><w:noProof/><w:lang w:val="en-US"/></w:rPr><w:t>6. Qarzdorga yuborilgan ogohlantirish xatlari nusxalari.</w:t></w:r></w:p><w:p><w:pPr><w:ind w:firstLine="562"/><w:jc w:val="both"/><w:rPr><w:bCs/><w:i/><w:iCs/><w:noProof/><w:lang w:val="en-US"/></w:rPr></w:pPr><w:r><w:rPr><w:bCs/><w:i/><w:iCs/><w:noProof/><w:lang w:val="en-US"/></w:rPr><w:t>7. 2025-yil 20-noyabrdagi talabnoma nusxasi.</w:t></w:r></w:p><w:p><w:pPr><w:ind w:firstLine="562"/><w:jc w:val="both"/><w:rPr><w:bCs/><w:i/><w:iCs/><w:noProof/><w:lang w:val="en-US"/></w:rPr></w:pPr><w:r><w:rPr><w:bCs/><w:i/><w:iCs/><w:noProof/><w:lang w:val="en-US"/></w:rPr><w:t>8. Ogohlantirish xatlari va talabnoma yuborilganligini tasdiqlovchi pochta kvitansiyalari hamda topshirilganlik haqidagi ma’lumotlar.</w:t></w:r></w:p><w:p><w:pPr><w:ind w:firstLine="562"/><w:jc w:val="both"/><w:rPr><w:bCs/><w:i/><w:iCs/><w:noProof/><w:lang w:val="en-US"/></w:rPr></w:pPr><w:r><w:rPr><w:bCs/><w:i/><w:iCs/><w:noProof/><w:lang w:val="en-US"/></w:rPr><w:t>9. Davlat boji to‘langanligini tasdiqlovchi hujjat.</w:t></w:r></w:p><w:p><w:pPr><w:ind w:firstLine="562"/><w:jc w:val="both"/><w:rPr><w:bCs/><w:i/><w:iCs/><w:noProof/><w:lang w:val="en-US"/></w:rPr></w:pPr><w:r><w:rPr><w:bCs/><w:i/><w:iCs/><w:noProof/><w:lang w:val="en-US"/></w:rPr><w:t>10. Pochta xarajatlari to‘langanligini tasdiqlovchi hujjatlar.</w:t></w:r></w:p><w:p><w:pPr><w:ind w:firstLine="562"/><w:jc w:val="both"/><w:rPr><w:bCs/><w:i/><w:iCs/><w:noProof/><w:lang w:val="en-US"/></w:rPr></w:pPr><w:r><w:rPr><w:bCs/><w:i/><w:iCs/><w:noProof/><w:lang w:val="en-US"/></w:rPr><w:t xml:space="preserve">11. Ariza </w:t></w:r><w:r><w:rPr><w:bCs/><w:i/><w:iCs/><w:noProof/><w:lang w:val="en-US"/></w:rPr><w:t xml:space="preserve">beruvchining </w:t></w:r><w:r><w:rPr><w:bCs/><w:i/><w:iCs/><w:noProof/><w:lang w:val="en-US"/></w:rPr><w:t>vakolatni tasdiqlovchi hujjat.</w:t></w:r></w:p><w:p><w:pPr><w:ind w:firstLine="562"/><w:jc w:val="both"/><w:rPr><w:b/><w:i/><w:iCs/><w:noProof/><w:lang w:val="en-US"/></w:rPr></w:pPr></w:p><w:p><w:pPr><w:jc w:val="both"/><w:rPr><w:bCs/><w:iCs/><w:noProof/><w:sz w:val="28"/><w:lang w:val="en-US"/></w:rPr></w:pPr></w:p><w:p><w:pPr><w:ind w:firstLineChars="200" w:firstLine="562"/><w:jc w:val="both"/><w:rPr><w:b/><w:bCs/><w:iCs/><w:noProof/><w:sz w:val="28"/><w:lang w:val="en-US"/></w:rPr></w:pPr><w:r><w:rPr><w:b/><w:bCs/><w:iCs/><w:noProof/><w:sz w:val="28"/><w:lang w:val="en-US"/></w:rPr><w:t>O‘zbekiston yoshlar ittifoqi</w:t></w:r></w:p><w:p><w:pPr><w:ind w:firstLineChars="200" w:firstLine="562"/><w:jc w:val="both"/><w:rPr><w:b/><w:bCs/><w:iCs/><w:noProof/><w:sz w:val="28"/><w:lang w:val="en-US"/></w:rPr></w:pPr><w:r><w:rPr><w:b/><w:bCs/><w:iCs/><w:noProof/><w:sz w:val="28"/><w:lang w:val="en-US"/></w:rPr><w:t>Toshkent shahar hududiy Kengashi raisi</w:t></w:r><w:r><w:rPr><w:b/><w:bCs/><w:iCs/><w:noProof/><w:sz w:val="28"/><w:lang w:val="en-US"/></w:rPr><w:tab/></w:r><w:r><w:rPr><w:b/><w:bCs/><w:iCs/><w:noProof/><w:sz w:val="28"/><w:lang w:val="en-US"/></w:rPr><w:tab/></w:r><w:r><w:rPr><w:b/><w:bCs/><w:iCs/><w:noProof/><w:sz w:val="28"/><w:lang w:val="en-US"/></w:rPr><w:tab/><w:t>Sh.M.Anvarov</w:t></w:r></w:p><w:p><w:pPr><w:ind w:firstLineChars="200" w:firstLine="562"/><w:jc w:val="both"/><w:rPr><w:b/><w:bCs/><w:iCs/><w:noProof/><w:sz w:val="28"/><w:lang w:val="en-US"/></w:rPr></w:pPr></w:p><w:p><w:pPr><w:ind w:firstLineChars="200" w:firstLine="562"/><w:jc w:val="both"/><w:rPr><w:i/><w:noProof/><w:sz w:val="28"/></w:rPr></w:pPr><w:r><w:rPr><w:b/><w:bCs/><w:iCs/><w:noProof/><w:sz w:val="28"/><w:lang w:val="en-US"/></w:rPr><w:tab/></w:r><w:r><w:rPr><w:b/><w:bCs/><w:iCs/><w:noProof/><w:sz w:val="28"/><w:lang w:val="en-US"/></w:rPr><w:tab/></w:r><w:r><w:rPr><w:b/><w:bCs/><w:iCs/><w:noProof/><w:sz w:val="28"/><w:lang w:val="en-US"/></w:rPr><w:tab/></w:r><w:r><w:rPr><w:b/><w:bCs/><w:iCs/><w:noProof/><w:sz w:val="28"/><w:lang w:val="en-US"/></w:rPr><w:tab/></w:r><w:r><w:rPr><w:b/><w:bCs/><w:iCs/><w:noProof/><w:sz w:val="28"/><w:lang w:val="en-US"/></w:rPr><w:tab/></w:r><w:r><w:rPr><w:b/><w:bCs/><w:iCs/><w:noProof/><w:sz w:val="28"/><w:lang w:val="en-US"/></w:rPr><w:tab/></w:r><w:r><w:rPr><w:b/><w:bCs/><w:iCs/><w:noProof/><w:sz w:val="28"/><w:lang w:val="en-US"/></w:rPr><w:tab/></w:r><w:r><w:rPr><w:b/><w:bCs/><w:iCs/><w:noProof/><w:sz w:val="28"/><w:lang w:val="en-US"/></w:rPr><w:tab/></w:r><w:r><w:rPr><w:b/><w:bCs/><w:iCs/><w:noProof/><w:sz w:val="28"/><w:lang w:val="en-US"/></w:rPr><w:tab/></w:r><w:r><w:rPr><w:i/><w:noProof/><w:sz w:val="28"/><w:lang w:val="en-US"/></w:rPr><w:tab/><w:t>2026-yil ____-</w:t></w:r><w:r><w:rPr><w:i/><w:noProof/><w:sz w:val="28"/><w:lang w:val="en-US"/></w:rPr><w:t>aprel</w:t></w:r></w:p><w:p><w:pPr><w:jc w:val="both"/><w:rPr><w:noProof/><w:sz w:val="28"/><w:lang w:val="en-US"/></w:rPr></w:pPr></w:p><w:p><w:pPr><w:jc w:val="center"/><w:rPr><w:noProof/><w:lang w:val="en-US"/></w:rPr></w:pPr></w:p><w:sectPr><w:pgSz w:w="11906" w:h="16838"/><w:pgMar w:top="851" w:right="851" w:bottom="851" w:left="1418" w:header="709" w:footer="709" w:gutter="0"/><w:cols w:space="708"/><w:docGrid w:linePitch="360"/></w:sectPr></w:body></w:document>
 </file>
 
 <file path=word/styles.xml><?xml version="1.0" encoding="utf-8"?>

--- a/dashboard-app/documents/templates/Talabnoma uy-joy.docx
+++ b/dashboard-app/documents/templates/Talabnoma uy-joy.docx
@@ -1,6 +1,6613 @@
 
-<file path=word/document.xml><?xml version="1.0" encoding="UTF-8" standalone="yes"?>
-<w:document xmlns:wpc="http://schemas.microsoft.com/office/word/2010/wordprocessingCanvas" xmlns:cx="http://schemas.microsoft.com/office/drawing/2014/chartex" xmlns:cx1="http://schemas.microsoft.com/office/drawing/2015/9/8/chartex" xmlns:cx2="http://schemas.microsoft.com/office/drawing/2015/10/21/chartex" xmlns:cx3="http://schemas.microsoft.com/office/drawing/2016/5/9/chartex" xmlns:cx4="http://schemas.microsoft.com/office/drawing/2016/5/10/chartex" xmlns:cx5="http://schemas.microsoft.com/office/drawing/2016/5/11/chartex" xmlns:cx6="http://schemas.microsoft.com/office/drawing/2016/5/12/chartex" xmlns:cx7="http://schemas.microsoft.com/office/drawing/2016/5/13/chartex" xmlns:cx8="http://schemas.microsoft.com/office/drawing/2016/5/14/chartex" xmlns:mc="http://schemas.openxmlformats.org/markup-compatibility/2006" xmlns:aink="http://schemas.microsoft.com/office/drawing/2016/ink" xmlns:am3d="http://schemas.microsoft.com/office/drawing/2017/model3d" xmlns:o="urn:schemas-microsoft-com:office:office" xmlns:r="http://schemas.openxmlformats.org/officeDocument/2006/relationships" xmlns:m="http://schemas.openxmlformats.org/officeDocument/2006/math" xmlns:v="urn:schemas-microsoft-com:vml" xmlns:wp14="http://schemas.microsoft.com/office/word/2010/wordprocessingDrawing" xmlns:wp="http://schemas.openxmlformats.org/drawingml/2006/wordprocessingDrawing" xmlns:w10="urn:schemas-microsoft-com:office:word" xmlns:w="http://schemas.openxmlformats.org/wordprocessingml/2006/main" xmlns:w14="http://schemas.microsoft.com/office/word/2010/wordml" xmlns:w15="http://schemas.microsoft.com/office/word/2012/wordml" xmlns:w16cex="http://schemas.microsoft.com/office/word/2018/wordml/cex" xmlns:w16cid="http://schemas.microsoft.com/office/word/2016/wordml/cid" xmlns:w16="http://schemas.microsoft.com/office/word/2018/wordml" xmlns:w16sdtdh="http://schemas.microsoft.com/office/word/2020/wordml/sdtdatahash" xmlns:w16se="http://schemas.microsoft.com/office/word/2015/wordml/symex" xmlns:wpg="http://schemas.microsoft.com/office/word/2010/wordprocessingGroup" xmlns:wpi="http://schemas.microsoft.com/office/word/2010/wordprocessingInk" xmlns:wne="http://schemas.microsoft.com/office/word/2006/wordml" xmlns:wps="http://schemas.microsoft.com/office/word/2010/wordprocessingShape" mc:Ignorable="w14 w15 w16se w16cid w16 w16cex w16sdtdh wp14"><w:body><w:p><w:pPr><w:ind w:left="5387"/><w:jc w:val="center"/><w:rPr><w:b/><w:bCs/><w:noProof/><w:sz w:val="22"/><w:szCs w:val="22"/><w:lang w:val="en-US"/></w:rPr></w:pPr><w:r><w:rPr><w:b/><w:bCs/><w:noProof/><w:sz w:val="22"/><w:szCs w:val="22"/><w:lang w:val="en-US"/></w:rPr><w:t>{MANZIL} istiqomat qiluvchi fuqaro {FISH}ga</w:t></w:r></w:p><w:p><w:pPr><w:jc w:val="center"/><w:rPr><w:b/><w:noProof/><w:sz w:val="22"/><w:szCs w:val="22"/><w:lang w:val="en-US"/></w:rPr></w:pPr></w:p><w:p><w:pPr><w:jc w:val="center"/><w:rPr><w:b/><w:noProof/><w:sz w:val="22"/><w:szCs w:val="22"/><w:lang w:val="en-US"/></w:rPr></w:pPr><w:r><w:rPr><w:b/><w:noProof/><w:sz w:val="22"/><w:szCs w:val="22"/><w:lang w:val="en-US"/></w:rPr><w:t>T A L A B N O M A</w:t></w:r></w:p><w:p><w:pPr><w:jc w:val="center"/><w:rPr><w:bCs/><w:i/><w:iCs/><w:noProof/><w:sz w:val="22"/><w:szCs w:val="22"/><w:lang w:val="en-US"/></w:rPr></w:pPr><w:r><w:rPr><w:bCs/><w:i/><w:iCs/><w:noProof/><w:sz w:val="22"/><w:szCs w:val="22"/><w:lang w:val="en-US"/></w:rPr><w:t>(qarzdorlikni ixtiyoriy qoplash toʻgʻrisida)</w:t></w:r></w:p><w:p><w:pPr><w:jc w:val="center"/><w:rPr><w:iCs/><w:noProof/><w:sz w:val="22"/><w:szCs w:val="22"/><w:lang w:val="en-US"/></w:rPr></w:pPr></w:p><w:p><w:pPr><w:ind w:firstLine="708"/><w:jc w:val="both"/><w:rPr><w:b/><w:bCs/><w:iCs/><w:noProof/><w:sz w:val="22"/><w:szCs w:val="22"/><w:lang w:val="en-US"/></w:rPr></w:pPr><w:proofErr w:type="spellStart"/><w:r><w:rPr><w:lang w:val="en-US"/></w:rPr><w:t>Siz</w:t></w:r><w:proofErr w:type="spellEnd"/><w:r><w:rPr><w:lang w:val="en-US"/></w:rPr><w:t xml:space="preserve"> </w:t></w:r><w:proofErr w:type="spellStart"/><w:r><w:rPr><w:lang w:val="en-US"/></w:rPr><w:t>bilan</w:t></w:r><w:proofErr w:type="spellEnd"/><w:r><w:rPr><w:lang w:val="en-US"/></w:rPr><w:t xml:space="preserve"> </w:t></w:r><w:proofErr w:type="spellStart"/><w:r><w:rPr><w:rStyle w:val="a3"/><w:b w:val="0"/><w:bCs w:val="0"/><w:lang w:val="en-US"/></w:rPr><w:t>Oʻzbekiston</w:t></w:r><w:proofErr w:type="spellEnd"/><w:r><w:rPr><w:rStyle w:val="a3"/><w:b w:val="0"/><w:bCs w:val="0"/><w:lang w:val="en-US"/></w:rPr><w:t xml:space="preserve"> </w:t></w:r><w:proofErr w:type="spellStart"/><w:r><w:rPr><w:rStyle w:val="a3"/><w:b w:val="0"/><w:bCs w:val="0"/><w:lang w:val="en-US"/></w:rPr><w:t>yoshlar</w:t></w:r><w:proofErr w:type="spellEnd"/><w:r><w:rPr><w:rStyle w:val="a3"/><w:b w:val="0"/><w:bCs w:val="0"/><w:lang w:val="en-US"/></w:rPr><w:t xml:space="preserve"> </w:t></w:r><w:proofErr w:type="spellStart"/><w:r><w:rPr><w:rStyle w:val="a3"/><w:b w:val="0"/><w:bCs w:val="0"/><w:lang w:val="en-US"/></w:rPr><w:t>ittifoqi</w:t></w:r><w:proofErr w:type="spellEnd"/><w:r><w:rPr><w:rStyle w:val="a3"/><w:b w:val="0"/><w:bCs w:val="0"/><w:lang w:val="en-US"/></w:rPr><w:t xml:space="preserve"> Toshkent </w:t></w:r><w:proofErr w:type="spellStart"/><w:r><w:rPr><w:rStyle w:val="a3"/><w:b w:val="0"/><w:bCs w:val="0"/><w:lang w:val="en-US"/></w:rPr><w:t>shahar</w:t></w:r><w:proofErr w:type="spellEnd"/><w:r><w:rPr><w:rStyle w:val="a3"/><w:b w:val="0"/><w:bCs w:val="0"/><w:lang w:val="en-US"/></w:rPr><w:t xml:space="preserve"> </w:t></w:r><w:proofErr w:type="spellStart"/><w:r><w:rPr><w:rStyle w:val="a3"/><w:b w:val="0"/><w:bCs w:val="0"/><w:lang w:val="en-US"/></w:rPr><w:t>hududiy</w:t></w:r><w:proofErr w:type="spellEnd"/><w:r><w:rPr><w:rStyle w:val="a3"/><w:b w:val="0"/><w:bCs w:val="0"/><w:lang w:val="en-US"/></w:rPr><w:t xml:space="preserve"> </w:t></w:r><w:proofErr w:type="spellStart"/><w:r><w:rPr><w:rStyle w:val="a3"/><w:b w:val="0"/><w:bCs w:val="0"/><w:lang w:val="en-US"/></w:rPr><w:t>Kengashi</w:t></w:r><w:proofErr w:type="spellEnd"/><w:r><w:rPr><w:lang w:val="en-US"/></w:rPr><w:t xml:space="preserve"> </w:t></w:r><w:proofErr w:type="spellStart"/><w:r><w:rPr><w:lang w:val="en-US"/></w:rPr><w:t>oʻrtasida</w:t></w:r><w:proofErr w:type="spellEnd"/><w:r><w:rPr><w:lang w:val="en-US"/></w:rPr><w:t xml:space="preserve"> </w:t></w:r><w:r><w:rPr><w:lang w:val="en-US"/></w:rPr><w:br/></w:r><w:r><w:rPr><w:lang w:val="en-US"/></w:rPr><w:t xml:space="preserve">{SHARTNOMA_SANA} </w:t></w:r><w:proofErr w:type="spellStart"/><w:r><w:rPr><w:lang w:val="en-US"/></w:rPr><w:t>kuni</w:t></w:r><w:proofErr w:type="spellEnd"/><w:r><w:rPr><w:lang w:val="en-US"/></w:rPr><w:t xml:space="preserve"> {NOTARIUS_IDORASI}da </w:t></w:r><w:proofErr w:type="spellStart"/><w:r><w:rPr><w:lang w:val="en-US"/></w:rPr><w:t>tasdiqlangan</w:t></w:r><w:proofErr w:type="spellEnd"/><w:r><w:rPr><w:lang w:val="en-US"/></w:rPr><w:t xml:space="preserve"> </w:t></w:r><w:proofErr w:type="spellStart"/><w:r><w:rPr><w:lang w:val="en-US"/></w:rPr><w:t>qarz</w:t></w:r><w:proofErr w:type="spellEnd"/><w:r><w:rPr><w:lang w:val="en-US"/></w:rPr><w:t xml:space="preserve"> </w:t></w:r><w:proofErr w:type="spellStart"/><w:r><w:rPr><w:lang w:val="en-US"/></w:rPr><w:t>shartnomasi</w:t></w:r><w:proofErr w:type="spellEnd"/><w:r><w:rPr><w:lang w:val="en-US"/></w:rPr><w:t xml:space="preserve"> </w:t></w:r><w:proofErr w:type="spellStart"/><w:r><w:rPr><w:lang w:val="en-US"/></w:rPr><w:t>tuzilgan</w:t></w:r><w:proofErr w:type="spellEnd"/><w:r><w:rPr><w:lang w:val="en-US"/></w:rPr><w:t xml:space="preserve"> </w:t></w:r><w:proofErr w:type="spellStart"/><w:proofErr w:type="gramStart"/><w:r><w:rPr><w:lang w:val="en-US"/></w:rPr><w:t>bo‘</w:t></w:r><w:proofErr w:type="gramEnd"/><w:r><w:rPr><w:lang w:val="en-US"/></w:rPr><w:t>lib</w:t></w:r><w:proofErr w:type="spellEnd"/><w:r><w:rPr><w:lang w:val="en-US"/></w:rPr><w:t xml:space="preserve">, </w:t></w:r><w:proofErr w:type="spellStart"/><w:r><w:rPr><w:lang w:val="en-US"/></w:rPr><w:t>mazkur</w:t></w:r><w:proofErr w:type="spellEnd"/><w:r><w:rPr><w:lang w:val="en-US"/></w:rPr><w:t xml:space="preserve"> </w:t></w:r><w:proofErr w:type="spellStart"/><w:r><w:rPr><w:lang w:val="en-US"/></w:rPr><w:t>shartnoma</w:t></w:r><w:proofErr w:type="spellEnd"/><w:r><w:rPr><w:lang w:val="en-US"/></w:rPr><w:t xml:space="preserve"> {SHARTNOMA_RAQAMI}-son </w:t></w:r><w:proofErr w:type="spellStart"/><w:r><w:rPr><w:lang w:val="en-US"/></w:rPr><w:t>bilan</w:t></w:r><w:proofErr w:type="spellEnd"/><w:r><w:rPr><w:lang w:val="en-US"/></w:rPr><w:t xml:space="preserve"> </w:t></w:r><w:proofErr w:type="spellStart"/><w:r><w:rPr><w:lang w:val="en-US"/></w:rPr><w:t>reyestrga</w:t></w:r><w:proofErr w:type="spellEnd"/><w:r><w:rPr><w:lang w:val="en-US"/></w:rPr><w:t xml:space="preserve"> </w:t></w:r><w:proofErr w:type="spellStart"/><w:r><w:rPr><w:lang w:val="en-US"/></w:rPr><w:t>qayd</w:t></w:r><w:proofErr w:type="spellEnd"/><w:r><w:rPr><w:lang w:val="en-US"/></w:rPr><w:t xml:space="preserve"> </w:t></w:r><w:proofErr w:type="spellStart"/><w:r><w:rPr><w:lang w:val="en-US"/></w:rPr><w:t>etilgan</w:t></w:r><w:proofErr w:type="spellEnd"/><w:r><w:rPr><w:lang w:val="en-US"/></w:rPr><w:t xml:space="preserve">. </w:t></w:r><w:proofErr w:type="spellStart"/><w:r><w:rPr><w:lang w:val="en-US"/></w:rPr><w:t>Ushbu</w:t></w:r><w:proofErr w:type="spellEnd"/><w:r><w:rPr><w:lang w:val="en-US"/></w:rPr><w:t xml:space="preserve"> </w:t></w:r><w:proofErr w:type="spellStart"/><w:r><w:rPr><w:lang w:val="en-US"/></w:rPr><w:t>qarz</w:t></w:r><w:proofErr w:type="spellEnd"/><w:r><w:rPr><w:lang w:val="en-US"/></w:rPr><w:t xml:space="preserve"> </w:t></w:r><w:proofErr w:type="spellStart"/><w:r><w:rPr><w:lang w:val="en-US"/></w:rPr><w:t>shartnomasiga</w:t></w:r><w:proofErr w:type="spellEnd"/><w:r><w:rPr><w:lang w:val="en-US"/></w:rPr><w:t xml:space="preserve"> </w:t></w:r><w:proofErr w:type="spellStart"/><w:r><w:rPr><w:lang w:val="en-US"/></w:rPr><w:t>muvofiq</w:t></w:r><w:proofErr w:type="spellEnd"/><w:r><w:rPr><w:lang w:val="en-US"/></w:rPr><w:t xml:space="preserve"> </w:t></w:r><w:proofErr w:type="spellStart"/><w:r><w:rPr><w:lang w:val="en-US"/></w:rPr><w:t>Sizga</w:t></w:r><w:proofErr w:type="spellEnd"/><w:r><w:rPr><w:lang w:val="en-US"/></w:rPr><w:t xml:space="preserve"> </w:t></w:r><w:r><w:rPr><w:b/><w:bCs/><w:lang w:val="en-US"/></w:rPr><w:t>69 656 480,00 (</w:t></w:r><w:proofErr w:type="spellStart"/><w:r><w:rPr><w:b/><w:bCs/><w:lang w:val="en-US"/></w:rPr><w:t>oltmish</w:t></w:r><w:proofErr w:type="spellEnd"/><w:r><w:rPr><w:b/><w:bCs/><w:lang w:val="en-US"/></w:rPr><w:t xml:space="preserve"> </w:t></w:r><w:proofErr w:type="spellStart"/><w:r><w:rPr><w:b/><w:bCs/><w:lang w:val="en-US"/></w:rPr><w:t>toʻqqiz</w:t></w:r><w:proofErr w:type="spellEnd"/><w:r><w:rPr><w:b/><w:bCs/><w:lang w:val="en-US"/></w:rPr><w:t xml:space="preserve"> million </w:t></w:r><w:proofErr w:type="spellStart"/><w:r><w:rPr><w:b/><w:bCs/><w:lang w:val="en-US"/></w:rPr><w:t>olti</w:t></w:r><w:proofErr w:type="spellEnd"/><w:r><w:rPr><w:b/><w:bCs/><w:lang w:val="en-US"/></w:rPr><w:t xml:space="preserve"> </w:t></w:r><w:proofErr w:type="spellStart"/><w:r><w:rPr><w:b/><w:bCs/><w:lang w:val="en-US"/></w:rPr><w:t>yuz</w:t></w:r><w:proofErr w:type="spellEnd"/><w:r><w:rPr><w:b/><w:bCs/><w:lang w:val="en-US"/></w:rPr><w:t xml:space="preserve"> </w:t></w:r><w:proofErr w:type="spellStart"/><w:r><w:rPr><w:b/><w:bCs/><w:lang w:val="en-US"/></w:rPr><w:t>ellik</w:t></w:r><w:proofErr w:type="spellEnd"/><w:r><w:rPr><w:b/><w:bCs/><w:lang w:val="en-US"/></w:rPr><w:t xml:space="preserve"> </w:t></w:r><w:proofErr w:type="spellStart"/><w:r><w:rPr><w:b/><w:bCs/><w:lang w:val="en-US"/></w:rPr><w:t>olti</w:t></w:r><w:proofErr w:type="spellEnd"/><w:r><w:rPr><w:b/><w:bCs/><w:lang w:val="en-US"/></w:rPr><w:t xml:space="preserve"> </w:t></w:r><w:proofErr w:type="spellStart"/><w:r><w:rPr><w:b/><w:bCs/><w:lang w:val="en-US"/></w:rPr><w:t>ming</w:t></w:r><w:proofErr w:type="spellEnd"/><w:r><w:rPr><w:b/><w:bCs/><w:lang w:val="en-US"/></w:rPr><w:t xml:space="preserve"> </w:t></w:r><w:proofErr w:type="spellStart"/><w:r><w:rPr><w:b/><w:bCs/><w:lang w:val="en-US"/></w:rPr><w:t>toʻrt</w:t></w:r><w:proofErr w:type="spellEnd"/><w:r><w:rPr><w:b/><w:bCs/><w:lang w:val="en-US"/></w:rPr><w:t xml:space="preserve"> </w:t></w:r><w:proofErr w:type="spellStart"/><w:r><w:rPr><w:b/><w:bCs/><w:lang w:val="en-US"/></w:rPr><w:t>yuz</w:t></w:r><w:proofErr w:type="spellEnd"/><w:r><w:rPr><w:b/><w:bCs/><w:lang w:val="en-US"/></w:rPr><w:t xml:space="preserve"> </w:t></w:r><w:proofErr w:type="spellStart"/><w:r><w:rPr><w:b/><w:bCs/><w:lang w:val="en-US"/></w:rPr><w:t>sakson</w:t></w:r><w:proofErr w:type="spellEnd"/><w:r><w:rPr><w:b/><w:bCs/><w:lang w:val="en-US"/></w:rPr><w:t xml:space="preserve">) </w:t></w:r><w:proofErr w:type="spellStart"/><w:r><w:rPr><w:b/><w:bCs/><w:lang w:val="en-US"/></w:rPr><w:t>soʻm</w:t></w:r><w:proofErr w:type="spellEnd"/><w:r><w:rPr><w:b/><w:bCs/><w:lang w:val="en-US"/></w:rPr><w:t xml:space="preserve"> 00 </w:t></w:r><w:proofErr w:type="spellStart"/><w:r><w:rPr><w:b/><w:bCs/><w:lang w:val="en-US"/></w:rPr><w:t>tiyin</w:t></w:r><w:proofErr w:type="spellEnd"/><w:r><w:rPr><w:lang w:val="en-US"/></w:rPr><w:t xml:space="preserve"> </w:t></w:r><w:proofErr w:type="spellStart"/><w:r><w:rPr><w:lang w:val="en-US"/></w:rPr><w:t>miqdorida</w:t></w:r><w:proofErr w:type="spellEnd"/><w:r><w:rPr><w:lang w:val="en-US"/></w:rPr><w:t xml:space="preserve"> </w:t></w:r><w:proofErr w:type="spellStart"/><w:r><w:rPr><w:lang w:val="en-US"/></w:rPr><w:t>pul</w:t></w:r><w:proofErr w:type="spellEnd"/><w:r><w:rPr><w:lang w:val="en-US"/></w:rPr><w:t xml:space="preserve"> </w:t></w:r><w:proofErr w:type="spellStart"/><w:r><w:rPr><w:lang w:val="en-US"/></w:rPr><w:t>mablagʻi</w:t></w:r><w:proofErr w:type="spellEnd"/><w:r><w:rPr><w:lang w:val="en-US"/></w:rPr><w:t xml:space="preserve"> </w:t></w:r><w:r><w:rPr><w:lang w:val="en-US"/></w:rPr><w:br/></w:r><w:r><w:rPr><w:lang w:val="en-US"/></w:rPr><w:t>{QARZ_MUDDATI} </w:t></w:r><w:proofErr w:type="spellStart"/><w:r><w:rPr><w:lang w:val="en-US"/></w:rPr><w:t>muddatga</w:t></w:r><w:proofErr w:type="spellEnd"/><w:r><w:rPr><w:lang w:val="en-US"/></w:rPr><w:t xml:space="preserve"> </w:t></w:r><w:proofErr w:type="spellStart"/><w:r><w:rPr><w:lang w:val="en-US"/></w:rPr><w:t>foizsiz</w:t></w:r><w:proofErr w:type="spellEnd"/><w:r><w:rPr><w:lang w:val="en-US"/></w:rPr><w:t xml:space="preserve"> </w:t></w:r><w:proofErr w:type="spellStart"/><w:r><w:rPr><w:lang w:val="en-US"/></w:rPr><w:t>qarz</w:t></w:r><w:proofErr w:type="spellEnd"/><w:r><w:rPr><w:lang w:val="en-US"/></w:rPr><w:t xml:space="preserve"> </w:t></w:r><w:proofErr w:type="spellStart"/><w:r><w:rPr><w:lang w:val="en-US"/></w:rPr><w:t>tariqasida</w:t></w:r><w:proofErr w:type="spellEnd"/><w:r><w:rPr><w:lang w:val="en-US"/></w:rPr><w:t xml:space="preserve"> </w:t></w:r><w:proofErr w:type="spellStart"/><w:r><w:rPr><w:lang w:val="en-US"/></w:rPr><w:t>berilgan</w:t></w:r><w:proofErr w:type="spellEnd"/><w:r><w:rPr><w:lang w:val="en-US"/></w:rPr><w:t>.</w:t></w:r></w:p><w:p><w:pPr><w:ind w:firstLine="708"/><w:jc w:val="both"/><w:rPr><w:lang w:val="en-US"/></w:rPr></w:pPr><w:proofErr w:type="spellStart"/><w:r><w:rPr><w:lang w:val="en-US"/></w:rPr><w:t>Qarz</w:t></w:r><w:proofErr w:type="spellEnd"/><w:r><w:rPr><w:lang w:val="en-US"/></w:rPr><w:t xml:space="preserve"> </w:t></w:r><w:proofErr w:type="spellStart"/><w:r><w:rPr><w:lang w:val="en-US"/></w:rPr><w:t>shartnomasiga</w:t></w:r><w:proofErr w:type="spellEnd"/><w:r><w:rPr><w:lang w:val="en-US"/></w:rPr><w:t xml:space="preserve"> </w:t></w:r><w:proofErr w:type="spellStart"/><w:r><w:rPr><w:lang w:val="en-US"/></w:rPr><w:t>ilova</w:t></w:r><w:proofErr w:type="spellEnd"/><w:r><w:rPr><w:lang w:val="en-US"/></w:rPr><w:t xml:space="preserve"> </w:t></w:r><w:proofErr w:type="spellStart"/><w:r><w:rPr><w:lang w:val="en-US"/></w:rPr><w:t>qilingan</w:t></w:r><w:proofErr w:type="spellEnd"/><w:r><w:rPr><w:lang w:val="en-US"/></w:rPr><w:t xml:space="preserve"> </w:t></w:r><w:proofErr w:type="spellStart"/><w:r><w:rPr><w:lang w:val="en-US"/></w:rPr><w:t>qaytarish</w:t></w:r><w:proofErr w:type="spellEnd"/><w:r><w:rPr><w:lang w:val="en-US"/></w:rPr><w:t xml:space="preserve"> </w:t></w:r><w:proofErr w:type="spellStart"/><w:r><w:rPr><w:lang w:val="en-US"/></w:rPr><w:t>jadvaliga</w:t></w:r><w:proofErr w:type="spellEnd"/><w:r><w:rPr><w:lang w:val="en-US"/></w:rPr><w:t xml:space="preserve"> </w:t></w:r><w:proofErr w:type="spellStart"/><w:r><w:rPr><w:lang w:val="en-US"/></w:rPr><w:t>muvofiq</w:t></w:r><w:proofErr w:type="spellEnd"/><w:r><w:rPr><w:lang w:val="en-US"/></w:rPr><w:t xml:space="preserve">, </w:t></w:r><w:proofErr w:type="spellStart"/><w:r><w:rPr><w:lang w:val="en-US"/></w:rPr><w:t>Siz</w:t></w:r><w:proofErr w:type="spellEnd"/><w:r><w:rPr><w:lang w:val="en-US"/></w:rPr><w:t xml:space="preserve"> {TOLOV_BOSHLANISH_SANA}dan </w:t></w:r><w:proofErr w:type="spellStart"/><w:r><w:rPr><w:lang w:val="en-US"/></w:rPr><w:t>boshlab</w:t></w:r><w:proofErr w:type="spellEnd"/><w:r><w:rPr><w:lang w:val="en-US"/></w:rPr><w:t xml:space="preserve"> </w:t></w:r><w:proofErr w:type="spellStart"/><w:r><w:rPr><w:lang w:val="en-US"/></w:rPr><w:t>har</w:t></w:r><w:proofErr w:type="spellEnd"/><w:r><w:rPr><w:lang w:val="en-US"/></w:rPr><w:t xml:space="preserve"> </w:t></w:r><w:proofErr w:type="spellStart"/><w:r><w:rPr><w:lang w:val="en-US"/></w:rPr><w:t>oyning</w:t></w:r><w:proofErr w:type="spellEnd"/><w:r><w:rPr><w:lang w:val="en-US"/></w:rPr><w:t xml:space="preserve"> 15-sanasida</w:t></w:r><w:r><w:rPr><w:lang w:val="en-US"/></w:rPr><w:t xml:space="preserve"> </w:t></w:r><w:proofErr w:type="spellStart"/><w:r><w:rPr><w:lang w:val="en-US"/></w:rPr><w:t>birinchi</w:t></w:r><w:proofErr w:type="spellEnd"/><w:r><w:rPr><w:lang w:val="en-US"/></w:rPr><w:t xml:space="preserve"> </w:t></w:r><w:proofErr w:type="spellStart"/><w:r><w:rPr><w:lang w:val="en-US"/></w:rPr><w:t>oyda</w:t></w:r><w:proofErr w:type="spellEnd"/><w:r><w:rPr><w:lang w:val="en-US"/></w:rPr><w:t xml:space="preserve"> — 346 480,00 (</w:t></w:r><w:proofErr w:type="spellStart"/><w:r><w:rPr><w:lang w:val="en-US"/></w:rPr><w:t>uch</w:t></w:r><w:proofErr w:type="spellEnd"/><w:r><w:rPr><w:lang w:val="en-US"/></w:rPr><w:t xml:space="preserve"> </w:t></w:r><w:proofErr w:type="spellStart"/><w:r><w:rPr><w:lang w:val="en-US"/></w:rPr><w:t>yuz</w:t></w:r><w:proofErr w:type="spellEnd"/><w:r><w:rPr><w:lang w:val="en-US"/></w:rPr><w:t xml:space="preserve"> </w:t></w:r><w:proofErr w:type="spellStart"/><w:r><w:rPr><w:lang w:val="en-US"/></w:rPr><w:t>qirq</w:t></w:r><w:proofErr w:type="spellEnd"/><w:r><w:rPr><w:lang w:val="en-US"/></w:rPr><w:t xml:space="preserve"> </w:t></w:r><w:proofErr w:type="spellStart"/><w:r><w:rPr><w:lang w:val="en-US"/></w:rPr><w:t>olti</w:t></w:r><w:proofErr w:type="spellEnd"/><w:r><w:rPr><w:lang w:val="en-US"/></w:rPr><w:t xml:space="preserve"> </w:t></w:r><w:proofErr w:type="spellStart"/><w:r><w:rPr><w:lang w:val="en-US"/></w:rPr><w:t>ming</w:t></w:r><w:proofErr w:type="spellEnd"/><w:r><w:rPr><w:lang w:val="en-US"/></w:rPr><w:t xml:space="preserve"> </w:t></w:r><w:proofErr w:type="spellStart"/><w:r><w:rPr><w:lang w:val="en-US"/></w:rPr><w:t>toʻrt</w:t></w:r><w:proofErr w:type="spellEnd"/><w:r><w:rPr><w:lang w:val="en-US"/></w:rPr><w:t xml:space="preserve"> </w:t></w:r><w:proofErr w:type="spellStart"/><w:r><w:rPr><w:lang w:val="en-US"/></w:rPr><w:t>yuz</w:t></w:r><w:proofErr w:type="spellEnd"/><w:r><w:rPr><w:lang w:val="en-US"/></w:rPr><w:t xml:space="preserve"> </w:t></w:r><w:proofErr w:type="spellStart"/><w:r><w:rPr><w:lang w:val="en-US"/></w:rPr><w:t>sakson</w:t></w:r><w:proofErr w:type="spellEnd"/><w:r><w:rPr><w:lang w:val="en-US"/></w:rPr><w:t>)</w:t></w:r><w:r><w:rPr><w:lang w:val="en-US"/></w:rPr><w:t xml:space="preserve"> </w:t></w:r><w:proofErr w:type="spellStart"/><w:r><w:rPr><w:lang w:val="en-US"/></w:rPr><w:t>soʻm</w:t></w:r><w:proofErr w:type="spellEnd"/><w:r><w:rPr><w:lang w:val="en-US"/></w:rPr><w:t xml:space="preserve"> 00 </w:t></w:r><w:proofErr w:type="spellStart"/><w:r><w:rPr><w:lang w:val="en-US"/></w:rPr><w:t>tiyin</w:t></w:r><w:proofErr w:type="spellEnd"/><w:r><w:rPr><w:lang w:val="en-US"/></w:rPr><w:t xml:space="preserve">, </w:t></w:r><w:proofErr w:type="spellStart"/><w:r><w:rPr><w:lang w:val="en-US"/></w:rPr><w:t>keyingi</w:t></w:r><w:proofErr w:type="spellEnd"/><w:r><w:rPr><w:lang w:val="en-US"/></w:rPr><w:t xml:space="preserve"> </w:t></w:r><w:proofErr w:type="spellStart"/><w:r><w:rPr><w:lang w:val="en-US"/></w:rPr><w:t>oylarda</w:t></w:r><w:proofErr w:type="spellEnd"/><w:r><w:rPr><w:lang w:val="en-US"/></w:rPr><w:t xml:space="preserve"> </w:t></w:r><w:proofErr w:type="spellStart"/><w:r><w:rPr><w:lang w:val="en-US"/></w:rPr><w:t>esa</w:t></w:r><w:proofErr w:type="spellEnd"/><w:r><w:rPr><w:lang w:val="en-US"/></w:rPr><w:t xml:space="preserve"> — 290 000,00 (</w:t></w:r><w:proofErr w:type="spellStart"/><w:r><w:rPr><w:lang w:val="en-US"/></w:rPr><w:t>ikki</w:t></w:r><w:proofErr w:type="spellEnd"/><w:r><w:rPr><w:lang w:val="en-US"/></w:rPr><w:t xml:space="preserve"> </w:t></w:r><w:proofErr w:type="spellStart"/><w:r><w:rPr><w:lang w:val="en-US"/></w:rPr><w:t>yuz</w:t></w:r><w:proofErr w:type="spellEnd"/><w:r><w:rPr><w:lang w:val="en-US"/></w:rPr><w:t xml:space="preserve"> </w:t></w:r><w:proofErr w:type="spellStart"/><w:r><w:rPr><w:lang w:val="en-US"/></w:rPr><w:t>toʻqson</w:t></w:r><w:proofErr w:type="spellEnd"/><w:r><w:rPr><w:lang w:val="en-US"/></w:rPr><w:t xml:space="preserve"> </w:t></w:r><w:proofErr w:type="spellStart"/><w:r><w:rPr><w:lang w:val="en-US"/></w:rPr><w:t>ming</w:t></w:r><w:proofErr w:type="spellEnd"/><w:r><w:rPr><w:lang w:val="en-US"/></w:rPr><w:t xml:space="preserve">) </w:t></w:r><w:proofErr w:type="spellStart"/><w:r><w:rPr><w:lang w:val="en-US"/></w:rPr><w:t>soʻm</w:t></w:r><w:proofErr w:type="spellEnd"/><w:r><w:rPr><w:lang w:val="en-US"/></w:rPr><w:t xml:space="preserve"> 00 </w:t></w:r><w:proofErr w:type="spellStart"/><w:r><w:rPr><w:lang w:val="en-US"/></w:rPr><w:t>tiyin</w:t></w:r><w:proofErr w:type="spellEnd"/><w:r><w:rPr><w:lang w:val="en-US"/></w:rPr><w:t xml:space="preserve"> </w:t></w:r><w:proofErr w:type="spellStart"/><w:r><w:rPr><w:lang w:val="en-US"/></w:rPr><w:t>miqdorida</w:t></w:r><w:proofErr w:type="spellEnd"/><w:r><w:rPr><w:lang w:val="en-US"/></w:rPr><w:t xml:space="preserve"> </w:t></w:r><w:proofErr w:type="spellStart"/><w:proofErr w:type="gramStart"/><w:r><w:rPr><w:lang w:val="en-US"/></w:rPr><w:t>to‘</w:t></w:r><w:proofErr w:type="gramEnd"/><w:r><w:rPr><w:lang w:val="en-US"/></w:rPr><w:t>lovlarni</w:t></w:r><w:proofErr w:type="spellEnd"/><w:r><w:rPr><w:lang w:val="en-US"/></w:rPr><w:t xml:space="preserve"> </w:t></w:r><w:proofErr w:type="spellStart"/><w:r><w:rPr><w:lang w:val="en-US"/></w:rPr><w:t>amalga</w:t></w:r><w:proofErr w:type="spellEnd"/><w:r><w:rPr><w:lang w:val="en-US"/></w:rPr><w:t xml:space="preserve"> </w:t></w:r><w:proofErr w:type="spellStart"/><w:r><w:rPr><w:lang w:val="en-US"/></w:rPr><w:t>oshirib</w:t></w:r><w:proofErr w:type="spellEnd"/><w:r><w:rPr><w:lang w:val="en-US"/></w:rPr><w:t xml:space="preserve"> </w:t></w:r><w:proofErr w:type="spellStart"/><w:r><w:rPr><w:lang w:val="en-US"/></w:rPr><w:t>borishingiz</w:t></w:r><w:proofErr w:type="spellEnd"/><w:r><w:rPr><w:lang w:val="en-US"/></w:rPr><w:t xml:space="preserve"> </w:t></w:r><w:proofErr w:type="spellStart"/><w:r><w:rPr><w:lang w:val="en-US"/></w:rPr><w:t>belgilangan</w:t></w:r><w:proofErr w:type="spellEnd"/><w:r><w:rPr><w:lang w:val="en-US"/></w:rPr><w:t>.</w:t></w:r></w:p><w:p><w:pPr><w:ind w:firstLine="708"/><w:jc w:val="both"/><w:rPr><w:lang w:val="en-US"/></w:rPr></w:pPr><w:proofErr w:type="spellStart"/><w:r><w:rPr><w:lang w:val="en-US"/></w:rPr><w:t>Biroq</w:t></w:r><w:proofErr w:type="spellEnd"/><w:r><w:rPr><w:lang w:val="en-US"/></w:rPr><w:t xml:space="preserve"> </w:t></w:r><w:proofErr w:type="spellStart"/><w:r><w:rPr><w:lang w:val="en-US"/></w:rPr><w:t>mazkur</w:t></w:r><w:proofErr w:type="spellEnd"/><w:r><w:rPr><w:lang w:val="en-US"/></w:rPr><w:t xml:space="preserve"> </w:t></w:r><w:proofErr w:type="spellStart"/><w:r><w:rPr><w:lang w:val="en-US"/></w:rPr><w:t>majburiyatlar</w:t></w:r><w:proofErr w:type="spellEnd"/><w:r><w:rPr><w:lang w:val="en-US"/></w:rPr><w:t xml:space="preserve"> </w:t></w:r><w:proofErr w:type="spellStart"/><w:r><w:rPr><w:lang w:val="en-US"/></w:rPr><w:t>lozim</w:t></w:r><w:proofErr w:type="spellEnd"/><w:r><w:rPr><w:lang w:val="en-US"/></w:rPr><w:t xml:space="preserve"> </w:t></w:r><w:proofErr w:type="spellStart"/><w:r><w:rPr><w:lang w:val="en-US"/></w:rPr><w:t>darajada</w:t></w:r><w:proofErr w:type="spellEnd"/><w:r><w:rPr><w:lang w:val="en-US"/></w:rPr><w:t xml:space="preserve"> </w:t></w:r><w:proofErr w:type="spellStart"/><w:r><w:rPr><w:lang w:val="en-US"/></w:rPr><w:t>bajarilmaganligi</w:t></w:r><w:proofErr w:type="spellEnd"/><w:r><w:rPr><w:lang w:val="en-US"/></w:rPr><w:t xml:space="preserve"> </w:t></w:r><w:proofErr w:type="spellStart"/><w:r><w:rPr><w:lang w:val="en-US"/></w:rPr><w:t>sababli</w:t></w:r><w:proofErr w:type="spellEnd"/><w:r><w:rPr><w:lang w:val="en-US"/></w:rPr><w:t xml:space="preserve">, </w:t></w:r><w:r><w:rPr><w:b/><w:bCs/><w:lang w:val="en-US"/></w:rPr><w:t xml:space="preserve">{HOLAT_SANASI} </w:t></w:r><w:proofErr w:type="spellStart"/><w:r><w:rPr><w:b/><w:bCs/><w:lang w:val="en-US"/></w:rPr><w:t>holatiga</w:t></w:r><w:proofErr w:type="spellEnd"/><w:r><w:rPr><w:b/><w:bCs/><w:lang w:val="en-US"/></w:rPr><w:t xml:space="preserve"> </w:t></w:r><w:proofErr w:type="spellStart"/><w:r><w:rPr><w:b/><w:bCs/><w:lang w:val="en-US"/></w:rPr><w:t>koʻra</w:t></w:r><w:proofErr w:type="spellEnd"/><w:r><w:rPr><w:b/><w:bCs/><w:lang w:val="en-US"/></w:rPr><w:t xml:space="preserve"> 22 386 480,00 (</w:t></w:r><w:proofErr w:type="spellStart"/><w:r><w:rPr><w:b/><w:bCs/><w:lang w:val="en-US"/></w:rPr><w:t>yigirma</w:t></w:r><w:proofErr w:type="spellEnd"/><w:r><w:rPr><w:b/><w:bCs/><w:lang w:val="en-US"/></w:rPr><w:t xml:space="preserve"> </w:t></w:r><w:proofErr w:type="spellStart"/><w:r><w:rPr><w:b/><w:bCs/><w:lang w:val="en-US"/></w:rPr><w:t>ikki</w:t></w:r><w:proofErr w:type="spellEnd"/><w:r><w:rPr><w:b/><w:bCs/><w:lang w:val="en-US"/></w:rPr><w:t xml:space="preserve"> million </w:t></w:r><w:proofErr w:type="spellStart"/><w:r><w:rPr><w:b/><w:bCs/><w:lang w:val="en-US"/></w:rPr><w:t>uch</w:t></w:r><w:proofErr w:type="spellEnd"/><w:r><w:rPr><w:b/><w:bCs/><w:lang w:val="en-US"/></w:rPr><w:t xml:space="preserve"> </w:t></w:r><w:proofErr w:type="spellStart"/><w:r><w:rPr><w:b/><w:bCs/><w:lang w:val="en-US"/></w:rPr><w:t>yuz</w:t></w:r><w:proofErr w:type="spellEnd"/><w:r><w:rPr><w:b/><w:bCs/><w:lang w:val="en-US"/></w:rPr><w:t xml:space="preserve"> </w:t></w:r><w:proofErr w:type="spellStart"/><w:r><w:rPr><w:b/><w:bCs/><w:lang w:val="en-US"/></w:rPr><w:t>sakson</w:t></w:r><w:proofErr w:type="spellEnd"/><w:r><w:rPr><w:b/><w:bCs/><w:lang w:val="en-US"/></w:rPr><w:t xml:space="preserve"> </w:t></w:r><w:proofErr w:type="spellStart"/><w:r><w:rPr><w:b/><w:bCs/><w:lang w:val="en-US"/></w:rPr><w:t>olti</w:t></w:r><w:proofErr w:type="spellEnd"/><w:r><w:rPr><w:b/><w:bCs/><w:lang w:val="en-US"/></w:rPr><w:t xml:space="preserve"> </w:t></w:r><w:proofErr w:type="spellStart"/><w:r><w:rPr><w:b/><w:bCs/><w:lang w:val="en-US"/></w:rPr><w:t>ming</w:t></w:r><w:proofErr w:type="spellEnd"/><w:r><w:rPr><w:b/><w:bCs/><w:lang w:val="en-US"/></w:rPr><w:t xml:space="preserve"> </w:t></w:r><w:proofErr w:type="spellStart"/><w:r><w:rPr><w:b/><w:bCs/><w:lang w:val="en-US"/></w:rPr><w:t>toʻrt</w:t></w:r><w:proofErr w:type="spellEnd"/><w:r><w:rPr><w:b/><w:bCs/><w:lang w:val="en-US"/></w:rPr><w:t xml:space="preserve"> </w:t></w:r><w:proofErr w:type="spellStart"/><w:r><w:rPr><w:b/><w:bCs/><w:lang w:val="en-US"/></w:rPr><w:t>yuz</w:t></w:r><w:proofErr w:type="spellEnd"/><w:r><w:rPr><w:b/><w:bCs/><w:lang w:val="en-US"/></w:rPr><w:t xml:space="preserve"> </w:t></w:r><w:proofErr w:type="spellStart"/><w:r><w:rPr><w:b/><w:bCs/><w:lang w:val="en-US"/></w:rPr><w:t>sakson</w:t></w:r><w:proofErr w:type="spellEnd"/><w:r><w:rPr><w:b/><w:bCs/><w:lang w:val="en-US"/></w:rPr><w:t xml:space="preserve">) </w:t></w:r><w:proofErr w:type="spellStart"/><w:r><w:rPr><w:b/><w:bCs/><w:lang w:val="en-US"/></w:rPr><w:t>soʻm</w:t></w:r><w:proofErr w:type="spellEnd"/><w:r><w:rPr><w:b/><w:bCs/><w:lang w:val="en-US"/></w:rPr><w:t xml:space="preserve"> 00 </w:t></w:r><w:proofErr w:type="spellStart"/><w:r><w:rPr><w:b/><w:bCs/><w:lang w:val="en-US"/></w:rPr><w:t>tiyin</w:t></w:r><w:proofErr w:type="spellEnd"/><w:r><w:rPr><w:b/><w:bCs/><w:lang w:val="en-US"/></w:rPr><w:t xml:space="preserve"> </w:t></w:r><w:proofErr w:type="spellStart"/><w:r><w:rPr><w:b/><w:bCs/><w:lang w:val="en-US"/></w:rPr><w:t>miqdorida</w:t></w:r><w:proofErr w:type="spellEnd"/><w:r><w:rPr><w:b/><w:bCs/><w:lang w:val="en-US"/></w:rPr><w:t xml:space="preserve"> </w:t></w:r><w:proofErr w:type="spellStart"/><w:r><w:rPr><w:b/><w:bCs/><w:lang w:val="en-US"/></w:rPr><w:t>muddati</w:t></w:r><w:proofErr w:type="spellEnd"/><w:r><w:rPr><w:b/><w:bCs/><w:lang w:val="en-US"/></w:rPr><w:t xml:space="preserve"> </w:t></w:r><w:proofErr w:type="spellStart"/><w:r><w:rPr><w:b/><w:bCs/><w:lang w:val="en-US"/></w:rPr><w:t>oʻtgan</w:t></w:r><w:proofErr w:type="spellEnd"/><w:r><w:rPr><w:b/><w:bCs/><w:lang w:val="en-US"/></w:rPr><w:t xml:space="preserve"> </w:t></w:r><w:proofErr w:type="spellStart"/><w:r><w:rPr><w:b/><w:bCs/><w:lang w:val="en-US"/></w:rPr><w:t>qarzdorlik</w:t></w:r><w:proofErr w:type="spellEnd"/><w:r><w:rPr><w:b/><w:bCs/><w:lang w:val="en-US"/></w:rPr><w:t xml:space="preserve"> </w:t></w:r><w:proofErr w:type="spellStart"/><w:r><w:rPr><w:b/><w:bCs/><w:lang w:val="en-US"/></w:rPr><w:t>yuzaga</w:t></w:r><w:proofErr w:type="spellEnd"/><w:r><w:rPr><w:b/><w:bCs/><w:lang w:val="en-US"/></w:rPr><w:t xml:space="preserve"> </w:t></w:r><w:proofErr w:type="spellStart"/><w:r><w:rPr><w:b/><w:bCs/><w:lang w:val="en-US"/></w:rPr><w:t>kelgan</w:t></w:r><w:proofErr w:type="spellEnd"/><w:r><w:rPr><w:b/><w:bCs/><w:lang w:val="en-US"/></w:rPr><w:t>.</w:t></w:r></w:p><w:p><w:pPr><w:ind w:firstLine="708"/><w:jc w:val="both"/><w:rPr><w:b/><w:bCs/><w:lang w:val="en-US"/></w:rPr></w:pPr><w:r><w:rPr><w:lang w:val="en-US"/></w:rPr><w:t xml:space="preserve">Shu </w:t></w:r><w:proofErr w:type="spellStart"/><w:r><w:rPr><w:lang w:val="en-US"/></w:rPr><w:t>munosabat</w:t></w:r><w:proofErr w:type="spellEnd"/><w:r><w:rPr><w:lang w:val="en-US"/></w:rPr><w:t xml:space="preserve"> </w:t></w:r><w:proofErr w:type="spellStart"/><w:r><w:rPr><w:lang w:val="en-US"/></w:rPr><w:t>bilan</w:t></w:r><w:proofErr w:type="spellEnd"/><w:r><w:rPr><w:lang w:val="en-US"/></w:rPr><w:t xml:space="preserve">, </w:t></w:r><w:proofErr w:type="spellStart"/><w:r><w:rPr><w:lang w:val="en-US"/></w:rPr><w:t>Sizdan</w:t></w:r><w:proofErr w:type="spellEnd"/><w:r><w:rPr><w:lang w:val="en-US"/></w:rPr><w:t xml:space="preserve"> </w:t></w:r><w:proofErr w:type="spellStart"/><w:r><w:rPr><w:lang w:val="en-US"/></w:rPr><w:t>mazkur</w:t></w:r><w:proofErr w:type="spellEnd"/><w:r><w:rPr><w:lang w:val="en-US"/></w:rPr><w:t xml:space="preserve"> </w:t></w:r><w:proofErr w:type="spellStart"/><w:r><w:rPr><w:lang w:val="en-US"/></w:rPr><w:t>talabnoma</w:t></w:r><w:proofErr w:type="spellEnd"/><w:r><w:rPr><w:lang w:val="en-US"/></w:rPr><w:t xml:space="preserve"> </w:t></w:r><w:proofErr w:type="spellStart"/><w:r><w:rPr><w:lang w:val="en-US"/></w:rPr><w:t>olingan</w:t></w:r><w:proofErr w:type="spellEnd"/><w:r><w:rPr><w:lang w:val="en-US"/></w:rPr><w:t xml:space="preserve"> </w:t></w:r><w:proofErr w:type="spellStart"/><w:r><w:rPr><w:lang w:val="en-US"/></w:rPr><w:t>kundan</w:t></w:r><w:proofErr w:type="spellEnd"/><w:r><w:rPr><w:lang w:val="en-US"/></w:rPr><w:t xml:space="preserve"> </w:t></w:r><w:proofErr w:type="spellStart"/><w:r><w:rPr><w:lang w:val="en-US"/></w:rPr><w:t>e’tiboran</w:t></w:r><w:proofErr w:type="spellEnd"/><w:r><w:rPr><w:lang w:val="en-US"/></w:rPr><w:t xml:space="preserve"> </w:t></w:r><w:r><w:rPr><w:b/><w:bCs/><w:lang w:val="en-US"/></w:rPr><w:t>5</w:t></w:r><w:r><w:rPr><w:b/><w:bCs/><w:lang w:val="en-US"/></w:rPr><w:t xml:space="preserve"> (</w:t></w:r><w:proofErr w:type="spellStart"/><w:r><w:rPr><w:b/><w:bCs/><w:lang w:val="en-US"/></w:rPr><w:t>besh</w:t></w:r><w:proofErr w:type="spellEnd"/><w:r><w:rPr><w:b/><w:bCs/><w:lang w:val="en-US"/></w:rPr><w:t xml:space="preserve">) </w:t></w:r><w:proofErr w:type="spellStart"/><w:r><w:rPr><w:b/><w:bCs/><w:lang w:val="en-US"/></w:rPr><w:t>kun</w:t></w:r><w:proofErr w:type="spellEnd"/><w:r><w:rPr><w:b/><w:bCs/><w:lang w:val="en-US"/></w:rPr><w:t xml:space="preserve"> </w:t></w:r><w:proofErr w:type="spellStart"/><w:r><w:rPr><w:b/><w:bCs/><w:lang w:val="en-US"/></w:rPr><w:t>ichida</w:t></w:r><w:proofErr w:type="spellEnd"/><w:r><w:rPr><w:lang w:val="en-US"/></w:rPr><w:t xml:space="preserve"> </w:t></w:r><w:proofErr w:type="spellStart"/><w:r><w:rPr><w:lang w:val="en-US"/></w:rPr><w:t>quyida</w:t></w:r><w:proofErr w:type="spellEnd"/><w:r><w:rPr><w:lang w:val="en-US"/></w:rPr><w:t xml:space="preserve"> </w:t></w:r><w:proofErr w:type="spellStart"/><w:r><w:rPr><w:lang w:val="en-US"/></w:rPr><w:t>ilova</w:t></w:r><w:proofErr w:type="spellEnd"/><w:r><w:rPr><w:lang w:val="en-US"/></w:rPr><w:t xml:space="preserve"> </w:t></w:r><w:proofErr w:type="spellStart"/><w:r><w:rPr><w:lang w:val="en-US"/></w:rPr><w:t>qilingan</w:t></w:r><w:proofErr w:type="spellEnd"/><w:r><w:rPr><w:lang w:val="en-US"/></w:rPr><w:t xml:space="preserve"> </w:t></w:r><w:proofErr w:type="spellStart"/><w:r><w:rPr><w:lang w:val="en-US"/></w:rPr><w:t>kvitansiya</w:t></w:r><w:proofErr w:type="spellEnd"/><w:r><w:rPr><w:lang w:val="en-US"/></w:rPr><w:t xml:space="preserve"> </w:t></w:r><w:proofErr w:type="spellStart"/><w:r><w:rPr><w:lang w:val="en-US"/></w:rPr><w:t>asosida</w:t></w:r><w:proofErr w:type="spellEnd"/><w:r><w:rPr><w:lang w:val="en-US"/></w:rPr><w:t xml:space="preserve"> </w:t></w:r><w:proofErr w:type="spellStart"/><w:r><w:rPr><w:lang w:val="en-US"/></w:rPr><w:t>qarzdorlik</w:t></w:r><w:proofErr w:type="spellEnd"/><w:r><w:rPr><w:lang w:val="en-US"/></w:rPr><w:t xml:space="preserve"> </w:t></w:r><w:proofErr w:type="spellStart"/><w:r><w:rPr><w:lang w:val="en-US"/></w:rPr><w:t>summasini</w:t></w:r><w:proofErr w:type="spellEnd"/><w:r><w:rPr><w:lang w:val="en-US"/></w:rPr><w:t xml:space="preserve"> </w:t></w:r><w:proofErr w:type="spellStart"/><w:r><w:rPr><w:lang w:val="en-US"/></w:rPr><w:t>ixtiyoriy</w:t></w:r><w:proofErr w:type="spellEnd"/><w:r><w:rPr><w:lang w:val="en-US"/></w:rPr><w:t xml:space="preserve"> </w:t></w:r><w:proofErr w:type="spellStart"/><w:r><w:rPr><w:lang w:val="en-US"/></w:rPr><w:t>ravishda</w:t></w:r><w:proofErr w:type="spellEnd"/><w:r><w:rPr><w:lang w:val="en-US"/></w:rPr><w:t xml:space="preserve"> </w:t></w:r><w:proofErr w:type="spellStart"/><w:proofErr w:type="gramStart"/><w:r><w:rPr><w:b/><w:bCs/><w:lang w:val="en-US"/></w:rPr><w:t>to‘</w:t></w:r><w:proofErr w:type="gramEnd"/><w:r><w:rPr><w:b/><w:bCs/><w:lang w:val="en-US"/></w:rPr><w:t>liq</w:t></w:r><w:proofErr w:type="spellEnd"/><w:r><w:rPr><w:b/><w:bCs/><w:lang w:val="en-US"/></w:rPr><w:t xml:space="preserve"> </w:t></w:r><w:proofErr w:type="spellStart"/><w:r><w:rPr><w:b/><w:bCs/><w:lang w:val="en-US"/></w:rPr><w:t>qoplashingiz</w:t></w:r><w:proofErr w:type="spellEnd"/><w:r><w:rPr><w:b/><w:bCs/><w:lang w:val="en-US"/></w:rPr><w:t xml:space="preserve"> talab </w:t></w:r><w:proofErr w:type="spellStart"/><w:r><w:rPr><w:b/><w:bCs/><w:lang w:val="en-US"/></w:rPr><w:t>etiladi</w:t></w:r><w:proofErr w:type="spellEnd"/><w:r><w:rPr><w:b/><w:bCs/><w:lang w:val="en-US"/></w:rPr><w:t>.</w:t></w:r></w:p><w:p><w:pPr><w:ind w:firstLine="708"/><w:jc w:val="both"/><w:rPr><w:lang w:val="en-US"/></w:rPr></w:pPr><w:r><w:rPr><w:lang w:val="en-US"/></w:rPr><w:t xml:space="preserve">Agar </w:t></w:r><w:proofErr w:type="spellStart"/><w:proofErr w:type="gramStart"/><w:r><w:rPr><w:lang w:val="en-US"/></w:rPr><w:t>to‘</w:t></w:r><w:proofErr w:type="gramEnd"/><w:r><w:rPr><w:lang w:val="en-US"/></w:rPr><w:t>lanmagan</w:t></w:r><w:proofErr w:type="spellEnd"/><w:r><w:rPr><w:lang w:val="en-US"/></w:rPr><w:t xml:space="preserve"> summa</w:t></w:r><w:r><w:rPr><w:lang w:val="en-US"/></w:rPr><w:t xml:space="preserve"> </w:t></w:r><w:proofErr w:type="spellStart"/><w:r><w:rPr><w:lang w:val="en-US"/></w:rPr><w:t>belgilangan</w:t></w:r><w:proofErr w:type="spellEnd"/><w:r><w:rPr><w:lang w:val="en-US"/></w:rPr><w:t xml:space="preserve"> </w:t></w:r><w:proofErr w:type="spellStart"/><w:r><w:rPr><w:lang w:val="en-US"/></w:rPr><w:t>muddatda</w:t></w:r><w:proofErr w:type="spellEnd"/><w:r><w:rPr><w:lang w:val="en-US"/></w:rPr><w:t xml:space="preserve"> </w:t></w:r><w:proofErr w:type="spellStart"/><w:r><w:rPr><w:lang w:val="en-US"/></w:rPr><w:t>toʻliq</w:t></w:r><w:proofErr w:type="spellEnd"/><w:r><w:rPr><w:lang w:val="en-US"/></w:rPr><w:t xml:space="preserve"> </w:t></w:r><w:proofErr w:type="spellStart"/><w:r><w:rPr><w:lang w:val="en-US"/></w:rPr><w:t>bartaraf</w:t></w:r><w:proofErr w:type="spellEnd"/><w:r><w:rPr><w:lang w:val="en-US"/></w:rPr><w:t xml:space="preserve"> </w:t></w:r><w:proofErr w:type="spellStart"/><w:r><w:rPr><w:lang w:val="en-US"/></w:rPr><w:t>etilmasa</w:t></w:r><w:proofErr w:type="spellEnd"/><w:r><w:rPr><w:lang w:val="en-US"/></w:rPr><w:t xml:space="preserve">, </w:t></w:r><w:proofErr w:type="spellStart"/><w:r><w:rPr><w:lang w:val="en-US"/></w:rPr><w:t>Oʻzbekiston</w:t></w:r><w:proofErr w:type="spellEnd"/><w:r><w:rPr><w:lang w:val="en-US"/></w:rPr><w:t xml:space="preserve"> </w:t></w:r><w:proofErr w:type="spellStart"/><w:r><w:rPr><w:lang w:val="en-US"/></w:rPr><w:t>Respublikasi</w:t></w:r><w:proofErr w:type="spellEnd"/><w:r><w:rPr><w:lang w:val="en-US"/></w:rPr><w:t xml:space="preserve"> </w:t></w:r><w:proofErr w:type="spellStart"/><w:r><w:rPr><w:lang w:val="en-US"/></w:rPr><w:t>Fuqarolik</w:t></w:r><w:proofErr w:type="spellEnd"/><w:r><w:rPr><w:lang w:val="en-US"/></w:rPr><w:t xml:space="preserve"> </w:t></w:r><w:proofErr w:type="spellStart"/><w:r><w:rPr><w:lang w:val="en-US"/></w:rPr><w:t>protsessual</w:t></w:r><w:proofErr w:type="spellEnd"/><w:r><w:rPr><w:lang w:val="en-US"/></w:rPr><w:t xml:space="preserve"> </w:t></w:r><w:proofErr w:type="spellStart"/><w:r><w:rPr><w:lang w:val="en-US"/></w:rPr><w:t>kodeksining</w:t></w:r><w:proofErr w:type="spellEnd"/><w:r><w:rPr><w:lang w:val="en-US"/></w:rPr><w:t xml:space="preserve"> 171, 172, 173, 174-moddalari </w:t></w:r><w:proofErr w:type="spellStart"/><w:r><w:rPr><w:lang w:val="en-US"/></w:rPr><w:t>hamda</w:t></w:r><w:proofErr w:type="spellEnd"/><w:r><w:rPr><w:lang w:val="en-US"/></w:rPr><w:t xml:space="preserve"> </w:t></w:r><w:proofErr w:type="spellStart"/><w:r><w:rPr><w:lang w:val="en-US"/></w:rPr><w:t>Oʻzbekiston</w:t></w:r><w:proofErr w:type="spellEnd"/><w:r><w:rPr><w:lang w:val="en-US"/></w:rPr><w:t xml:space="preserve"> </w:t></w:r><w:proofErr w:type="spellStart"/><w:r><w:rPr><w:lang w:val="en-US"/></w:rPr><w:t>Respublikasi</w:t></w:r><w:proofErr w:type="spellEnd"/><w:r><w:rPr><w:lang w:val="en-US"/></w:rPr><w:t xml:space="preserve"> </w:t></w:r><w:proofErr w:type="spellStart"/><w:r><w:rPr><w:lang w:val="en-US"/></w:rPr><w:t>Fuqarolik</w:t></w:r><w:proofErr w:type="spellEnd"/><w:r><w:rPr><w:lang w:val="en-US"/></w:rPr><w:t xml:space="preserve"> </w:t></w:r><w:proofErr w:type="spellStart"/><w:r><w:rPr><w:lang w:val="en-US"/></w:rPr><w:t>kodeksining</w:t></w:r><w:proofErr w:type="spellEnd"/><w:r><w:rPr><w:lang w:val="en-US"/></w:rPr><w:t xml:space="preserve"> 236 </w:t></w:r><w:proofErr w:type="spellStart"/><w:r><w:rPr><w:lang w:val="en-US"/></w:rPr><w:t>va</w:t></w:r><w:proofErr w:type="spellEnd"/><w:r><w:rPr><w:lang w:val="en-US"/></w:rPr><w:t xml:space="preserve"> 735-moddalariga </w:t></w:r><w:proofErr w:type="spellStart"/><w:r><w:rPr><w:lang w:val="en-US"/></w:rPr><w:t>asosan</w:t></w:r><w:proofErr w:type="spellEnd"/><w:r><w:rPr><w:lang w:val="en-US"/></w:rPr><w:t xml:space="preserve"> </w:t></w:r><w:proofErr w:type="spellStart"/><w:r><w:rPr><w:lang w:val="en-US"/></w:rPr><w:t>Fuqarolik</w:t></w:r><w:proofErr w:type="spellEnd"/><w:r><w:rPr><w:lang w:val="en-US"/></w:rPr><w:t xml:space="preserve"> </w:t></w:r><w:proofErr w:type="spellStart"/><w:r><w:rPr><w:lang w:val="en-US"/></w:rPr><w:t>ishlari</w:t></w:r><w:proofErr w:type="spellEnd"/><w:r><w:rPr><w:lang w:val="en-US"/></w:rPr><w:t xml:space="preserve"> </w:t></w:r><w:proofErr w:type="spellStart"/><w:r><w:rPr><w:lang w:val="en-US"/></w:rPr><w:t>boʻyicha</w:t></w:r><w:proofErr w:type="spellEnd"/><w:r><w:rPr><w:lang w:val="en-US"/></w:rPr><w:t xml:space="preserve"> </w:t></w:r><w:proofErr w:type="spellStart"/><w:r><w:rPr><w:lang w:val="en-US"/></w:rPr><w:t>Mirzo</w:t></w:r><w:proofErr w:type="spellEnd"/><w:r><w:rPr><w:lang w:val="en-US"/></w:rPr><w:t xml:space="preserve"> </w:t></w:r><w:proofErr w:type="spellStart"/><w:r><w:rPr><w:lang w:val="en-US"/></w:rPr><w:t>Ulugʻbek</w:t></w:r><w:proofErr w:type="spellEnd"/><w:r><w:rPr><w:lang w:val="en-US"/></w:rPr><w:t xml:space="preserve"> </w:t></w:r><w:proofErr w:type="spellStart"/><w:r><w:rPr><w:lang w:val="en-US"/></w:rPr><w:t>tumanlararo</w:t></w:r><w:proofErr w:type="spellEnd"/><w:r><w:rPr><w:lang w:val="en-US"/></w:rPr><w:t xml:space="preserve"> </w:t></w:r><w:proofErr w:type="spellStart"/><w:r><w:rPr><w:lang w:val="en-US"/></w:rPr><w:t>sud</w:t></w:r><w:r><w:rPr><w:lang w:val="en-US"/></w:rPr><w:t>i</w:t></w:r><w:r><w:rPr><w:lang w:val="en-US"/></w:rPr><w:t>ga</w:t></w:r><w:proofErr w:type="spellEnd"/><w:r><w:rPr><w:lang w:val="en-US"/></w:rPr><w:t xml:space="preserve"> </w:t></w:r><w:proofErr w:type="spellStart"/><w:r><w:rPr><w:lang w:val="en-US"/></w:rPr><w:t>ariza</w:t></w:r><w:proofErr w:type="spellEnd"/><w:r><w:rPr><w:lang w:val="en-US"/></w:rPr><w:t xml:space="preserve"> </w:t></w:r><w:proofErr w:type="spellStart"/><w:r><w:rPr><w:lang w:val="en-US"/></w:rPr><w:t>bilan</w:t></w:r><w:proofErr w:type="spellEnd"/><w:r><w:rPr><w:lang w:val="en-US"/></w:rPr><w:t xml:space="preserve"> </w:t></w:r><w:proofErr w:type="spellStart"/><w:r><w:rPr><w:lang w:val="en-US"/></w:rPr><w:t>murojaat</w:t></w:r><w:proofErr w:type="spellEnd"/><w:r><w:rPr><w:lang w:val="en-US"/></w:rPr><w:t xml:space="preserve"> </w:t></w:r><w:proofErr w:type="spellStart"/><w:r><w:rPr><w:lang w:val="en-US"/></w:rPr><w:t>etiladi</w:t></w:r><w:proofErr w:type="spellEnd"/><w:r><w:rPr><w:lang w:val="en-US"/></w:rPr><w:t>.</w:t></w:r></w:p><w:p><w:pPr><w:ind w:firstLine="708"/><w:jc w:val="both"/><w:rPr><w:lang w:val="en-US"/></w:rPr></w:pPr><w:proofErr w:type="spellStart"/><w:r><w:rPr><w:lang w:val="en-US"/></w:rPr><w:t>Mazkur</w:t></w:r><w:proofErr w:type="spellEnd"/><w:r><w:rPr><w:lang w:val="en-US"/></w:rPr><w:t xml:space="preserve"> </w:t></w:r><w:proofErr w:type="spellStart"/><w:r><w:rPr><w:lang w:val="en-US"/></w:rPr><w:t>talabnomaga</w:t></w:r><w:proofErr w:type="spellEnd"/><w:r><w:rPr><w:lang w:val="en-US"/></w:rPr><w:t xml:space="preserve"> notarial </w:t></w:r><w:proofErr w:type="spellStart"/><w:r><w:rPr><w:lang w:val="en-US"/></w:rPr><w:t>tartibda</w:t></w:r><w:proofErr w:type="spellEnd"/><w:r><w:rPr><w:lang w:val="en-US"/></w:rPr><w:t xml:space="preserve"> </w:t></w:r><w:proofErr w:type="spellStart"/><w:r><w:rPr><w:lang w:val="en-US"/></w:rPr><w:t>tasdiqlangan</w:t></w:r><w:proofErr w:type="spellEnd"/><w:r><w:rPr><w:lang w:val="en-US"/></w:rPr><w:t xml:space="preserve"> </w:t></w:r><w:proofErr w:type="spellStart"/><w:r><w:rPr><w:lang w:val="en-US"/></w:rPr><w:t>qarz</w:t></w:r><w:proofErr w:type="spellEnd"/><w:r><w:rPr><w:lang w:val="en-US"/></w:rPr><w:t xml:space="preserve"> </w:t></w:r><w:proofErr w:type="spellStart"/><w:r><w:rPr><w:lang w:val="en-US"/></w:rPr><w:t>shartnomasiga</w:t></w:r><w:proofErr w:type="spellEnd"/><w:r><w:rPr><w:lang w:val="en-US"/></w:rPr><w:t xml:space="preserve"> </w:t></w:r><w:proofErr w:type="spellStart"/><w:r><w:rPr><w:lang w:val="en-US"/></w:rPr><w:t>asosan</w:t></w:r><w:proofErr w:type="spellEnd"/><w:r><w:rPr><w:lang w:val="en-US"/></w:rPr><w:t xml:space="preserve"> </w:t></w:r><w:proofErr w:type="spellStart"/><w:r><w:rPr><w:lang w:val="en-US"/></w:rPr><w:t>sud</w:t></w:r><w:proofErr w:type="spellEnd"/><w:r><w:rPr><w:lang w:val="en-US"/></w:rPr><w:t xml:space="preserve"> </w:t></w:r><w:proofErr w:type="spellStart"/><w:proofErr w:type="gramStart"/><w:r><w:rPr><w:lang w:val="en-US"/></w:rPr><w:t>buyrug‘</w:t></w:r><w:proofErr w:type="gramEnd"/><w:r><w:rPr><w:lang w:val="en-US"/></w:rPr><w:t>ini</w:t></w:r><w:proofErr w:type="spellEnd"/><w:r><w:rPr><w:lang w:val="en-US"/></w:rPr><w:t xml:space="preserve"> </w:t></w:r><w:proofErr w:type="spellStart"/><w:r><w:rPr><w:lang w:val="en-US"/></w:rPr><w:t>berish</w:t></w:r><w:proofErr w:type="spellEnd"/><w:r><w:rPr><w:lang w:val="en-US"/></w:rPr><w:t xml:space="preserve"> </w:t></w:r><w:proofErr w:type="spellStart"/><w:r><w:rPr><w:lang w:val="en-US"/></w:rPr><w:t>to‘g‘risidagi</w:t></w:r><w:proofErr w:type="spellEnd"/><w:r><w:rPr><w:lang w:val="en-US"/></w:rPr><w:t xml:space="preserve"> </w:t></w:r><w:proofErr w:type="spellStart"/><w:r><w:rPr><w:lang w:val="en-US"/></w:rPr><w:t>ariza</w:t></w:r><w:proofErr w:type="spellEnd"/><w:r><w:rPr><w:lang w:val="en-US"/></w:rPr><w:t xml:space="preserve"> </w:t></w:r><w:proofErr w:type="spellStart"/><w:r><w:rPr><w:lang w:val="en-US"/></w:rPr><w:t>nusxasi</w:t></w:r><w:proofErr w:type="spellEnd"/><w:r><w:rPr><w:lang w:val="en-US"/></w:rPr><w:t xml:space="preserve"> </w:t></w:r><w:proofErr w:type="spellStart"/><w:r><w:rPr><w:lang w:val="en-US"/></w:rPr><w:t>ilova</w:t></w:r><w:proofErr w:type="spellEnd"/><w:r><w:rPr><w:lang w:val="en-US"/></w:rPr><w:t xml:space="preserve"> </w:t></w:r><w:proofErr w:type="spellStart"/><w:r><w:rPr><w:lang w:val="en-US"/></w:rPr><w:t>qilinmoqda</w:t></w:r><w:proofErr w:type="spellEnd"/><w:r><w:rPr><w:lang w:val="en-US"/></w:rPr><w:t>.</w:t></w:r><w:r><w:rPr><w:lang w:val="en-US"/></w:rPr><w:t xml:space="preserve"> </w:t></w:r><w:proofErr w:type="spellStart"/><w:r><w:rPr><w:lang w:val="en-US"/></w:rPr><w:t>Bunda</w:t></w:r><w:proofErr w:type="spellEnd"/><w:r><w:rPr><w:lang w:val="en-US"/></w:rPr><w:t xml:space="preserve"> </w:t></w:r><w:proofErr w:type="spellStart"/><w:r><w:rPr><w:lang w:val="en-US"/></w:rPr><w:t>qarzdorlikdan</w:t></w:r><w:proofErr w:type="spellEnd"/><w:r><w:rPr><w:lang w:val="en-US"/></w:rPr><w:t xml:space="preserve"> </w:t></w:r><w:proofErr w:type="spellStart"/><w:r><w:rPr><w:lang w:val="en-US"/></w:rPr><w:t>tashqari</w:t></w:r><w:proofErr w:type="spellEnd"/><w:r><w:rPr><w:lang w:val="en-US"/></w:rPr><w:t xml:space="preserve">, </w:t></w:r><w:proofErr w:type="spellStart"/><w:proofErr w:type="gramStart"/><w:r><w:rPr><w:lang w:val="en-US"/></w:rPr><w:t>to‘</w:t></w:r><w:proofErr w:type="gramEnd"/><w:r><w:rPr><w:lang w:val="en-US"/></w:rPr><w:t>langan</w:t></w:r><w:proofErr w:type="spellEnd"/><w:r><w:rPr><w:lang w:val="en-US"/></w:rPr><w:t xml:space="preserve"> </w:t></w:r><w:proofErr w:type="spellStart"/><w:r><w:rPr><w:lang w:val="en-US"/></w:rPr><w:t>davlat</w:t></w:r><w:proofErr w:type="spellEnd"/><w:r><w:rPr><w:lang w:val="en-US"/></w:rPr><w:t xml:space="preserve"> </w:t></w:r><w:proofErr w:type="spellStart"/><w:r><w:rPr><w:lang w:val="en-US"/></w:rPr><w:t>boji</w:t></w:r><w:proofErr w:type="spellEnd"/><w:r><w:rPr><w:lang w:val="en-US"/></w:rPr><w:t xml:space="preserve"> </w:t></w:r><w:proofErr w:type="spellStart"/><w:r><w:rPr><w:lang w:val="en-US"/></w:rPr><w:t>va</w:t></w:r><w:proofErr w:type="spellEnd"/><w:r><w:rPr><w:lang w:val="en-US"/></w:rPr><w:t xml:space="preserve"> </w:t></w:r><w:proofErr w:type="spellStart"/><w:r><w:rPr><w:lang w:val="en-US"/></w:rPr><w:t>pochta</w:t></w:r><w:proofErr w:type="spellEnd"/><w:r><w:rPr><w:lang w:val="en-US"/></w:rPr><w:t xml:space="preserve"> </w:t></w:r><w:proofErr w:type="spellStart"/><w:r><w:rPr><w:lang w:val="en-US"/></w:rPr><w:t>xarajatlarini</w:t></w:r><w:proofErr w:type="spellEnd"/><w:r><w:rPr><w:lang w:val="en-US"/></w:rPr><w:t xml:space="preserve"> </w:t></w:r><w:proofErr w:type="spellStart"/><w:r><w:rPr><w:lang w:val="en-US"/></w:rPr><w:t>Sizdan</w:t></w:r><w:proofErr w:type="spellEnd"/><w:r><w:rPr><w:lang w:val="en-US"/></w:rPr><w:t xml:space="preserve"> </w:t></w:r><w:proofErr w:type="spellStart"/><w:r><w:rPr><w:lang w:val="en-US"/></w:rPr><w:t>undirish</w:t></w:r><w:proofErr w:type="spellEnd"/><w:r><w:rPr><w:lang w:val="en-US"/></w:rPr><w:t xml:space="preserve"> </w:t></w:r><w:proofErr w:type="spellStart"/><w:r><w:rPr><w:lang w:val="en-US"/></w:rPr><w:t>to‘g‘risida</w:t></w:r><w:proofErr w:type="spellEnd"/><w:r><w:rPr><w:lang w:val="en-US"/></w:rPr><w:t xml:space="preserve"> ham talab </w:t></w:r><w:proofErr w:type="spellStart"/><w:r><w:rPr><w:lang w:val="en-US"/></w:rPr><w:t>qo‘yiladi</w:t></w:r><w:proofErr w:type="spellEnd"/><w:r><w:rPr><w:lang w:val="en-US"/></w:rPr><w:t>.</w:t></w:r></w:p><w:tbl><w:tblPr><w:tblStyle w:val="a4"/><w:tblW w:w="9654" w:type="dxa"/><w:jc w:val="center"/><w:tblLook w:val="04A0" w:firstRow="1" w:lastRow="0" w:firstColumn="1" w:lastColumn="0" w:noHBand="0" w:noVBand="1"/></w:tblPr><w:tblGrid><w:gridCol w:w="1999"/><w:gridCol w:w="2088"/><w:gridCol w:w="2392"/><w:gridCol w:w="1579"/><w:gridCol w:w="1596"/></w:tblGrid><w:tr><w:trPr><w:jc w:val="center"/></w:trPr><w:tc><w:tcPr><w:tcW w:w="1999" w:type="dxa"/><w:vMerge w:val="restart"/></w:tcPr><w:p><w:pPr><w:jc w:val="center"/><w:rPr><w:noProof/><w:sz w:val="20"/><w:szCs w:val="20"/></w:rPr></w:pPr><w:r><w:rPr><w:noProof/><w:sz w:val="20"/><w:szCs w:val="20"/></w:rPr><w:t>Kvitansiya</w:t></w:r></w:p><w:p><w:pPr><w:jc w:val="center"/><w:rPr><w:noProof/><w:sz w:val="20"/><w:szCs w:val="20"/></w:rPr></w:pPr></w:p><w:p><w:pPr><w:jc w:val="center"/><w:rPr><w:noProof/><w:sz w:val="20"/><w:szCs w:val="20"/></w:rPr></w:pPr></w:p><w:p><w:pPr><w:jc w:val="center"/><w:rPr><w:noProof/><w:sz w:val="20"/><w:szCs w:val="20"/></w:rPr></w:pPr></w:p><w:p><w:pPr><w:jc w:val="center"/><w:rPr><w:noProof/><w:sz w:val="20"/><w:szCs w:val="20"/></w:rPr></w:pPr></w:p><w:p><w:pPr><w:jc w:val="center"/><w:rPr><w:noProof/><w:sz w:val="20"/><w:szCs w:val="20"/></w:rPr></w:pPr></w:p><w:p><w:pPr><w:jc w:val="center"/><w:rPr><w:noProof/><w:sz w:val="20"/><w:szCs w:val="20"/></w:rPr></w:pPr></w:p><w:p><w:pPr><w:jc w:val="center"/><w:rPr><w:noProof/><w:sz w:val="20"/><w:szCs w:val="20"/></w:rPr></w:pPr></w:p><w:p><w:pPr><w:jc w:val="center"/><w:rPr><w:noProof/><w:sz w:val="20"/><w:szCs w:val="20"/></w:rPr></w:pPr></w:p><w:p><w:pPr><w:jc w:val="center"/><w:rPr><w:noProof/><w:sz w:val="20"/><w:szCs w:val="20"/><w:lang w:val="en-US"/></w:rPr></w:pPr></w:p></w:tc><w:tc><w:tcPr><w:tcW w:w="6059" w:type="dxa"/><w:gridSpan w:val="3"/></w:tcPr><w:p><w:pPr><w:jc w:val="both"/><w:rPr><w:b/><w:bCs/><w:noProof/><w:sz w:val="20"/><w:szCs w:val="20"/><w:lang w:val="en-US"/></w:rPr></w:pPr><w:r><w:rPr><w:b/><w:bCs/><w:noProof/><w:sz w:val="20"/><w:szCs w:val="20"/><w:lang w:val="en-US"/></w:rPr><w:t>OʻZBEKISTON YOSHLAR ITTIFOQI TOSHKENT SHAHAR HUDUDIY KENGASHI</w:t></w:r></w:p></w:tc><w:tc><w:tcPr><w:tcW w:w="1596" w:type="dxa"/><w:vMerge w:val="restart"/><w:vAlign w:val="center"/></w:tcPr><w:p><w:pPr><w:jc w:val="center"/><w:rPr><w:noProof/><w:sz w:val="20"/><w:szCs w:val="20"/><w:lang w:val="en-US"/></w:rPr></w:pPr><w:r><w:rPr><w:noProof/><w:sz w:val="20"/><w:szCs w:val="20"/><w:lang w:val="en-US"/></w:rPr><w:drawing><wp:inline distT="0" distB="0" distL="0" distR="0" wp14:anchorId="0F2039BF" wp14:editId="689F97BC"><wp:extent cx="870596" cy="864000"/><wp:effectExtent l="0" t="0" r="5715" b="0"/><wp:docPr id="1" name="Рисунок 1"/><wp:cNvGraphicFramePr><a:graphicFrameLocks xmlns:a="http://schemas.openxmlformats.org/drawingml/2006/main" noChangeAspect="1"/></wp:cNvGraphicFramePr><a:graphic xmlns:a="http://schemas.openxmlformats.org/drawingml/2006/main"><a:graphicData uri="http://schemas.openxmlformats.org/drawingml/2006/picture"><pic:pic xmlns:pic="http://schemas.openxmlformats.org/drawingml/2006/picture"><pic:nvPicPr><pic:cNvPr id="1" name=""/><pic:cNvPicPr/></pic:nvPicPr><pic:blipFill><a:blip r:embed="rId4"/><a:stretch><a:fillRect/></a:stretch></pic:blipFill><pic:spPr><a:xfrm><a:off x="0" y="0"/><a:ext cx="870596" cy="864000"/></a:xfrm><a:prstGeom prst="rect"><a:avLst/></a:prstGeom></pic:spPr></pic:pic></a:graphicData></a:graphic></wp:inline></w:drawing></w:r></w:p></w:tc></w:tr><w:tr><w:trPr><w:trHeight w:val="279"/><w:jc w:val="center"/></w:trPr><w:tc><w:tcPr><w:tcW w:w="1999" w:type="dxa"/><w:vMerge/></w:tcPr><w:p><w:pPr><w:rPr><w:noProof/><w:sz w:val="20"/><w:szCs w:val="20"/><w:lang w:val="en-US"/></w:rPr></w:pPr></w:p></w:tc><w:tc><w:tcPr><w:tcW w:w="2088" w:type="dxa"/></w:tcPr><w:p><w:pPr><w:rPr><w:noProof/><w:sz w:val="20"/><w:szCs w:val="20"/><w:lang w:val="en-US"/></w:rPr></w:pPr><w:r><w:rPr><w:noProof/><w:sz w:val="20"/><w:szCs w:val="20"/><w:lang w:val="en-US"/></w:rPr><w:t>Bank nomi</w:t></w:r></w:p></w:tc><w:tc><w:tcPr><w:tcW w:w="3971" w:type="dxa"/><w:gridSpan w:val="2"/></w:tcPr><w:p><w:pPr><w:jc w:val="both"/><w:rPr><w:noProof/><w:sz w:val="20"/><w:szCs w:val="20"/><w:lang w:val="en-US"/></w:rPr></w:pPr><w:r><w:rPr><w:noProof/><w:sz w:val="20"/><w:szCs w:val="20"/><w:lang w:val="en-US"/></w:rPr><w:t>“Oʻzmilliybank” AJ Mirzo Ulugʻbek BXM</w:t></w:r></w:p><w:p><w:pPr><w:jc w:val="both"/><w:rPr><w:noProof/><w:sz w:val="20"/><w:szCs w:val="20"/><w:lang w:val="en-US"/></w:rPr></w:pPr></w:p></w:tc><w:tc><w:tcPr><w:tcW w:w="1596" w:type="dxa"/><w:vMerge/></w:tcPr><w:p><w:pPr><w:rPr><w:noProof/><w:sz w:val="20"/><w:szCs w:val="20"/><w:lang w:val="en-US"/></w:rPr></w:pPr></w:p></w:tc></w:tr><w:tr><w:trPr><w:jc w:val="center"/></w:trPr><w:tc><w:tcPr><w:tcW w:w="1999" w:type="dxa"/><w:vMerge/></w:tcPr><w:p><w:pPr><w:rPr><w:noProof/><w:sz w:val="20"/><w:szCs w:val="20"/><w:lang w:val="en-US"/></w:rPr></w:pPr></w:p></w:tc><w:tc><w:tcPr><w:tcW w:w="2088" w:type="dxa"/></w:tcPr><w:p><w:pPr><w:rPr><w:noProof/><w:sz w:val="20"/><w:szCs w:val="20"/><w:lang w:val="en-US"/></w:rPr></w:pPr><w:r><w:rPr><w:noProof/><w:sz w:val="20"/><w:szCs w:val="20"/><w:lang w:val="en-US"/></w:rPr><w:t>Oluvchining hisob</w:t></w:r><w:r><w:rPr><w:noProof/><w:sz w:val="20"/><w:szCs w:val="20"/></w:rPr><w:t xml:space="preserve"> </w:t></w:r><w:r><w:rPr><w:noProof/><w:sz w:val="20"/><w:szCs w:val="20"/><w:lang w:val="en-US"/></w:rPr><w:t>raqami</w:t></w:r></w:p></w:tc><w:tc><w:tcPr><w:tcW w:w="3971" w:type="dxa"/><w:gridSpan w:val="2"/></w:tcPr><w:p><w:pPr><w:rPr><w:noProof/><w:sz w:val="20"/><w:szCs w:val="20"/><w:lang w:val="en-US"/></w:rPr></w:pPr><w:r><w:rPr><w:noProof/><w:sz w:val="20"/><w:szCs w:val="20"/><w:lang w:val="en-US"/></w:rPr><w:t>2021</w:t></w:r><w:r><w:rPr><w:noProof/><w:sz w:val="20"/><w:szCs w:val="20"/></w:rPr><w:t xml:space="preserve"> </w:t></w:r><w:r><w:rPr><w:noProof/><w:sz w:val="20"/><w:szCs w:val="20"/><w:lang w:val="en-US"/></w:rPr><w:t>2000</w:t></w:r><w:r><w:rPr><w:noProof/><w:sz w:val="20"/><w:szCs w:val="20"/></w:rPr><w:t xml:space="preserve"> </w:t></w:r><w:r><w:rPr><w:noProof/><w:sz w:val="20"/><w:szCs w:val="20"/><w:lang w:val="en-US"/></w:rPr><w:t>8001</w:t></w:r><w:r><w:rPr><w:noProof/><w:sz w:val="20"/><w:szCs w:val="20"/></w:rPr><w:t xml:space="preserve"> </w:t></w:r><w:r><w:rPr><w:noProof/><w:sz w:val="20"/><w:szCs w:val="20"/><w:lang w:val="en-US"/></w:rPr><w:t>5554</w:t></w:r><w:r><w:rPr><w:noProof/><w:sz w:val="20"/><w:szCs w:val="20"/></w:rPr><w:t xml:space="preserve"> </w:t></w:r><w:r><w:rPr><w:noProof/><w:sz w:val="20"/><w:szCs w:val="20"/><w:lang w:val="en-US"/></w:rPr><w:t>1006</w:t></w:r></w:p></w:tc><w:tc><w:tcPr><w:tcW w:w="1596" w:type="dxa"/><w:vMerge/></w:tcPr><w:p><w:pPr><w:rPr><w:noProof/><w:sz w:val="20"/><w:szCs w:val="20"/><w:lang w:val="en-US"/></w:rPr></w:pPr></w:p></w:tc></w:tr><w:tr><w:trPr><w:jc w:val="center"/></w:trPr><w:tc><w:tcPr><w:tcW w:w="1999" w:type="dxa"/><w:vMerge/></w:tcPr><w:p><w:pPr><w:rPr><w:noProof/><w:sz w:val="20"/><w:szCs w:val="20"/><w:lang w:val="en-US"/></w:rPr></w:pPr></w:p></w:tc><w:tc><w:tcPr><w:tcW w:w="2088" w:type="dxa"/></w:tcPr><w:p><w:pPr><w:rPr><w:noProof/><w:sz w:val="20"/><w:szCs w:val="20"/><w:lang w:val="en-US"/></w:rPr></w:pPr><w:r><w:rPr><w:noProof/><w:sz w:val="20"/><w:szCs w:val="20"/><w:lang w:val="en-US"/></w:rPr><w:t>Bank kodi</w:t></w:r></w:p></w:tc><w:tc><w:tcPr><w:tcW w:w="2392" w:type="dxa"/></w:tcPr><w:p><w:pPr><w:rPr><w:noProof/><w:sz w:val="20"/><w:szCs w:val="20"/><w:lang w:val="en-US"/></w:rPr></w:pPr><w:r><w:rPr><w:noProof/><w:sz w:val="20"/><w:szCs w:val="20"/><w:lang w:val="en-US"/></w:rPr><w:t>00450</w:t></w:r></w:p></w:tc><w:tc><w:tcPr><w:tcW w:w="1579" w:type="dxa"/></w:tcPr><w:p><w:pPr><w:rPr><w:noProof/><w:sz w:val="20"/><w:szCs w:val="20"/><w:lang w:val="en-US"/></w:rPr></w:pPr><w:r><w:rPr><w:noProof/><w:sz w:val="20"/><w:szCs w:val="20"/><w:lang w:val="en-US"/></w:rPr><w:t>STIR</w:t></w:r></w:p></w:tc><w:tc><w:tcPr><w:tcW w:w="1596" w:type="dxa"/></w:tcPr><w:p><w:pPr><w:rPr><w:noProof/><w:sz w:val="20"/><w:szCs w:val="20"/><w:lang w:val="en-US"/></w:rPr></w:pPr><w:r><w:rPr><w:noProof/><w:sz w:val="20"/><w:szCs w:val="20"/><w:lang w:val="en-US"/></w:rPr><w:t>201</w:t></w:r><w:r><w:rPr><w:noProof/><w:sz w:val="20"/><w:szCs w:val="20"/></w:rPr><w:t> </w:t></w:r><w:r><w:rPr><w:noProof/><w:sz w:val="20"/><w:szCs w:val="20"/><w:lang w:val="en-US"/></w:rPr><w:t>068</w:t></w:r><w:r><w:rPr><w:noProof/><w:sz w:val="20"/><w:szCs w:val="20"/></w:rPr><w:t xml:space="preserve"> </w:t></w:r><w:r><w:rPr><w:noProof/><w:sz w:val="20"/><w:szCs w:val="20"/><w:lang w:val="en-US"/></w:rPr><w:t>898</w:t></w:r></w:p></w:tc></w:tr><w:tr><w:trPr><w:jc w:val="center"/></w:trPr><w:tc><w:tcPr><w:tcW w:w="1999" w:type="dxa"/><w:vMerge/></w:tcPr><w:p><w:pPr><w:rPr><w:noProof/><w:sz w:val="20"/><w:szCs w:val="20"/><w:lang w:val="en-US"/></w:rPr></w:pPr></w:p></w:tc><w:tc><w:tcPr><w:tcW w:w="2088" w:type="dxa"/></w:tcPr><w:p><w:pPr><w:rPr><w:noProof/><w:sz w:val="20"/><w:szCs w:val="20"/><w:lang w:val="en-US"/></w:rPr></w:pPr><w:r><w:rPr><w:noProof/><w:sz w:val="20"/><w:szCs w:val="20"/><w:lang w:val="en-US"/></w:rPr><w:t>Toʻlovchi</w:t></w:r></w:p></w:tc><w:tc><w:tcPr><w:tcW w:w="5567" w:type="dxa"/><w:gridSpan w:val="3"/></w:tcPr><w:p><w:pPr><w:rPr><w:b/><w:bCs/><w:noProof/><w:sz w:val="20"/><w:szCs w:val="20"/><w:lang w:val="en-US"/></w:rPr></w:pPr><w:r><w:rPr><w:b/><w:bCs/><w:noProof/><w:sz w:val="20"/><w:szCs w:val="20"/><w:lang w:val="en-US"/></w:rPr><w:t>{FISH}</w:t></w:r></w:p></w:tc></w:tr><w:tr><w:trPr><w:jc w:val="center"/></w:trPr><w:tc><w:tcPr><w:tcW w:w="1999" w:type="dxa"/><w:vMerge/></w:tcPr><w:p><w:pPr><w:rPr><w:noProof/><w:sz w:val="20"/><w:szCs w:val="20"/><w:lang w:val="en-US"/></w:rPr></w:pPr></w:p></w:tc><w:tc><w:tcPr><w:tcW w:w="2088" w:type="dxa"/></w:tcPr><w:p><w:pPr><w:rPr><w:noProof/><w:sz w:val="20"/><w:szCs w:val="20"/><w:lang w:val="en-US"/></w:rPr></w:pPr><w:r><w:rPr><w:noProof/><w:sz w:val="20"/><w:szCs w:val="20"/><w:lang w:val="en-US"/></w:rPr><w:t>Toʻlovchining manzili</w:t></w:r></w:p></w:tc><w:tc><w:tcPr><w:tcW w:w="5567" w:type="dxa"/><w:gridSpan w:val="3"/></w:tcPr><w:p><w:pPr><w:jc w:val="both"/><w:rPr><w:noProof/><w:sz w:val="20"/><w:szCs w:val="20"/><w:lang w:val="en-US"/></w:rPr></w:pPr><w:r><w:rPr><w:noProof/><w:sz w:val="20"/><w:szCs w:val="20"/><w:lang w:val="en-US"/></w:rPr><w:t xml:space="preserve">Yunusobod tumani, </w:t></w:r><w:r><w:rPr><w:noProof/><w:sz w:val="20"/><w:szCs w:val="20"/><w:lang w:val="en-US"/></w:rPr><w:t>M</w:t></w:r><w:r><w:rPr><w:noProof/><w:sz w:val="20"/><w:szCs w:val="20"/><w:lang w:val="en-US"/></w:rPr><w:t>4-kvartal, Qashqar MFY, 31-uy, 26-xonadon</w:t></w:r></w:p></w:tc></w:tr><w:tr><w:trPr><w:jc w:val="center"/></w:trPr><w:tc><w:tcPr><w:tcW w:w="1999" w:type="dxa"/><w:vMerge/></w:tcPr><w:p><w:pPr><w:rPr><w:noProof/><w:sz w:val="20"/><w:szCs w:val="20"/><w:lang w:val="en-US"/></w:rPr></w:pPr></w:p></w:tc><w:tc><w:tcPr><w:tcW w:w="2088" w:type="dxa"/></w:tcPr><w:p><w:pPr><w:rPr><w:noProof/><w:sz w:val="20"/><w:szCs w:val="20"/><w:lang w:val="en-US"/></w:rPr></w:pPr><w:r><w:rPr><w:noProof/><w:sz w:val="20"/><w:szCs w:val="20"/><w:lang w:val="en-US"/></w:rPr><w:t>Toʻlov maqsadi</w:t></w:r></w:p></w:tc><w:tc><w:tcPr><w:tcW w:w="5567" w:type="dxa"/><w:gridSpan w:val="3"/></w:tcPr><w:p><w:pPr><w:rPr><w:noProof/><w:sz w:val="20"/><w:szCs w:val="20"/><w:lang w:val="en-US"/></w:rPr></w:pPr><w:r><w:rPr><w:noProof/><w:sz w:val="20"/><w:szCs w:val="20"/><w:lang w:val="en-US"/></w:rPr><w:t xml:space="preserve">{SHARTNOMA_SANA}dagi {SHARTNOMA_RAQAMI}-son notarial qarz shartnomasi boʻyicha </w:t></w:r><w:r><w:rPr><w:noProof/><w:sz w:val="20"/><w:szCs w:val="20"/><w:lang w:val="en-US"/></w:rPr><w:t xml:space="preserve">muddati oʻtgan </w:t></w:r><w:r><w:rPr><w:noProof/><w:sz w:val="20"/><w:szCs w:val="20"/><w:lang w:val="en-US"/></w:rPr><w:t>qarzdorlikni qoplash</w:t></w:r><w:r><w:rPr><w:noProof/><w:sz w:val="20"/><w:szCs w:val="20"/><w:lang w:val="en-US"/></w:rPr><w:t xml:space="preserve"> </w:t></w:r></w:p></w:tc></w:tr><w:tr><w:trPr><w:jc w:val="center"/></w:trPr><w:tc><w:tcPr><w:tcW w:w="1999" w:type="dxa"/><w:vMerge/></w:tcPr><w:p><w:pPr><w:rPr><w:noProof/><w:sz w:val="20"/><w:szCs w:val="20"/><w:lang w:val="en-US"/></w:rPr></w:pPr></w:p></w:tc><w:tc><w:tcPr><w:tcW w:w="2088" w:type="dxa"/></w:tcPr><w:p><w:pPr><w:rPr><w:noProof/><w:sz w:val="20"/><w:szCs w:val="20"/><w:lang w:val="en-US"/></w:rPr></w:pPr><w:r><w:rPr><w:noProof/><w:sz w:val="20"/><w:szCs w:val="20"/><w:lang w:val="en-US"/></w:rPr><w:t>Pul miqdori (soʻm)</w:t></w:r></w:p></w:tc><w:tc><w:tcPr><w:tcW w:w="2392" w:type="dxa"/></w:tcPr><w:p><w:pPr><w:rPr><w:noProof/><w:sz w:val="20"/><w:szCs w:val="20"/><w:lang w:val="en-US"/></w:rPr></w:pPr><w:r><w:rPr><w:noProof/><w:sz w:val="20"/><w:szCs w:val="20"/><w:lang w:val="en-US"/></w:rPr><w:t>{QARZ_QOLDIQ} ({QOLDIQ_SOZ}) so'm</w:t></w:r><w:r><w:rPr><w:iCs/><w:noProof/><w:sz w:val="28"/><w:lang w:val="en-US"/></w:rPr><w:t xml:space="preserve"> miqdoridagi pul mablag‘i {QARZ_MUDDATI} muddatga foizsiz qarz tariqasida berilgan. Qarzdor shartnomaning 2.3- va </w:t></w:r><w:r><w:rPr><w:iCs/><w:noProof/><w:sz w:val="28"/><w:lang w:val="en-US"/></w:rPr><w:br/></w:r><w:r><w:rPr><w:iCs/><w:noProof/><w:sz w:val="28"/><w:lang w:val="en-US"/></w:rPr><w:t>2.4-bandlariga muvofiq mazkur qarz summasini belgilangan muddatlarda hamda tasdiqlangan qaytarish jadvaliga asosan qismlab (bo‘lib-bo‘lib) qaytarish majburiyatini olgan.</w:t></w:r></w:p><w:p><w:pPr><w:ind w:firstLine="708"/><w:jc w:val="both"/><w:rPr><w:iCs/><w:noProof/><w:sz w:val="28"/><w:lang w:val="en-US"/></w:rPr></w:pPr><w:r><w:rPr><w:iCs/><w:noProof/><w:sz w:val="28"/><w:lang w:val="en-US"/></w:rPr><w:t>Qarz shartnomasida nazarda tutilgan pul mablag‘lari qarzdorning arizasiga binoan</w:t></w:r><w:r><w:rPr><w:iCs/><w:noProof/><w:sz w:val="28"/><w:lang w:val="en-US"/></w:rPr><w:t xml:space="preserve"> </w:t></w:r><w:r><w:rPr><w:iCs/><w:noProof/><w:sz w:val="28"/><w:lang w:val="en-US"/></w:rPr><w:t>“</w:t></w:r><w:r><w:rPr><w:iCs/><w:noProof/><w:sz w:val="28"/><w:lang w:val="en-US"/></w:rPr><w:t>O‘zsanoatqurilishbank</w:t></w:r><w:r><w:rPr><w:iCs/><w:noProof/><w:sz w:val="28"/><w:lang w:val="en-US"/></w:rPr><w:t xml:space="preserve">”ning Yashnobod filialida </w:t></w:r><w:r><w:rPr><w:iCs/><w:noProof/><w:sz w:val="28"/><w:lang w:val="en-US"/></w:rPr><w:t xml:space="preserve">qarzdor nomiga </w:t></w:r><w:r><w:rPr><w:iCs/><w:noProof/><w:sz w:val="28"/><w:lang w:val="en-US"/></w:rPr><w:t>ochilgan bank hisob raqamiga o‘tkazib berilgan.</w:t></w:r></w:p><w:p><w:pPr><w:ind w:firstLine="708"/><w:jc w:val="both"/><w:rPr><w:iCs/><w:noProof/><w:sz w:val="28"/><w:lang w:val="en-US"/></w:rPr></w:pPr><w:r><w:rPr><w:iCs/><w:noProof/><w:sz w:val="28"/><w:lang w:val="en-US"/></w:rPr><w:t xml:space="preserve">Qarz shartnomasiga ilova qilingan qaytarish jadvaliga muvofiq qarzdor </w:t></w:r><w:r><w:rPr><w:iCs/><w:noProof/><w:sz w:val="28"/><w:lang w:val="en-US"/></w:rPr><w:t>{TOLOV_BOSHLANISH_SANA}dan boshlab har oyning 15-sanasida birinchi oyda — 346 480,00 (uch yuz qirq olti ming toʻrt yuz sakson) soʻm 00 tiyin, keyingi oylarda esa — 290 000,00 (ikki yuz toʻqson ming) soʻm 00 tiyin miqdorida toʻlovlarni amalga oshirib borishi lozim boʻlgan.</w:t></w:r></w:p><w:p><w:pPr><w:ind w:firstLine="708"/><w:jc w:val="both"/><w:rPr><w:iCs/><w:noProof/><w:sz w:val="28"/><w:lang w:val="en-US"/></w:rPr></w:pPr><w:r><w:rPr><w:iCs/><w:noProof/><w:sz w:val="28"/><w:lang w:val="en-US"/></w:rPr><w:t xml:space="preserve">Biroq qarzdor mazkur majburiyatlarni lozim darajada bajarmagan. Natijada </w:t></w:r><w:r><w:rPr><w:iCs/><w:noProof/><w:sz w:val="28"/><w:lang w:val="en-US"/></w:rPr><w:t>{HOLAT_SANASI} holatiga koʻra 22 386 480,00 (yigirma ikki million uch yuz sakson olti ming toʻrt yuz sakson) soʻm 00 tiyin</w:t></w:r><w:r><w:rPr><w:iCs/><w:noProof/><w:sz w:val="28"/><w:lang w:val="en-US"/></w:rPr><w:t xml:space="preserve"> miqdorida muddati o‘tgan qarzdorlik yuzaga kelgan.</w:t></w:r></w:p><w:p><w:pPr><w:ind w:firstLine="708"/><w:jc w:val="both"/><w:rPr><w:iCs/><w:noProof/><w:sz w:val="28"/><w:lang w:val="en-US"/></w:rPr></w:pPr><w:r><w:rPr><w:iCs/><w:noProof/><w:sz w:val="28"/><w:lang w:val="en-US"/></w:rPr><w:t>Undirilayotgan qarzdorlik vujudga kelgan davr qaytarish jadvaliga muvofiq {TOLOV_BOSHLANISH_SANA}d</w:t></w:r><w:r><w:rPr><w:iCs/><w:noProof/><w:sz w:val="28"/><w:lang w:val="en-US"/></w:rPr><w:t>an {HOLAT_SANASI} holatiga qadar bo‘lgan davrni tashkil etadi.</w:t></w:r></w:p><w:p><w:pPr><w:ind w:firstLine="708"/><w:jc w:val="both"/><w:rPr><w:iCs/><w:noProof/><w:sz w:val="28"/><w:lang w:val="en-US"/></w:rPr></w:pPr><w:r><w:rPr><w:iCs/><w:noProof/><w:sz w:val="28"/><w:lang w:val="en-US"/></w:rPr><w:t>Undiruvchi tomonidan qarzdorga bir necha marotaba ogohlantirish xatlari yuborilgan, jumladan 202</w:t></w:r><w:r><w:rPr><w:iCs/><w:noProof/><w:sz w:val="28"/><w:lang w:val="en-US"/></w:rPr><w:t>2</w:t></w:r><w:r><w:rPr><w:iCs/><w:noProof/><w:sz w:val="28"/><w:lang w:val="en-US"/></w:rPr><w:t xml:space="preserve">-yil </w:t></w:r><w:r><w:rPr><w:iCs/><w:noProof/><w:sz w:val="28"/><w:lang w:val="en-US"/></w:rPr><w:t>4</w:t></w:r><w:r><w:rPr><w:iCs/><w:noProof/><w:sz w:val="28"/><w:lang w:val="en-US"/></w:rPr><w:t xml:space="preserve">-mart, 2022-yil </w:t></w:r><w:r><w:rPr><w:iCs/><w:noProof/><w:sz w:val="28"/><w:lang w:val="en-US"/></w:rPr><w:t>30</w:t></w:r><w:r><w:rPr><w:iCs/><w:noProof/><w:sz w:val="28"/><w:lang w:val="en-US"/></w:rPr><w:t xml:space="preserve">-mart, </w:t></w:r><w:r><w:rPr><w:iCs/><w:noProof/><w:sz w:val="28"/><w:lang w:val="en-US"/></w:rPr><w:t>2023-yil 9-avgust</w:t></w:r><w:r><w:rPr><w:iCs/><w:noProof/><w:sz w:val="28"/><w:lang w:val="en-US"/></w:rPr><w:t xml:space="preserve">, </w:t></w:r><w:r><w:rPr><w:iCs/><w:noProof/><w:sz w:val="28"/><w:lang w:val="en-US"/></w:rPr><w:t>2024-yil</w:t></w:r><w:r><w:rPr><w:iCs/><w:noProof/><w:sz w:val="28"/><w:lang w:val="en-US"/></w:rPr><w:t xml:space="preserve"> </w:t></w:r><w:r><w:rPr><w:iCs/><w:noProof/><w:sz w:val="28"/><w:lang w:val="en-US"/></w:rPr><w:lastRenderedPageBreak/><w:t>26-iyul</w:t></w:r><w:r><w:rPr><w:iCs/><w:noProof/><w:sz w:val="28"/><w:lang w:val="en-US"/></w:rPr><w:t xml:space="preserve">, </w:t></w:r><w:r><w:rPr><w:iCs/><w:noProof/><w:sz w:val="28"/><w:lang w:val="en-US"/></w:rPr><w:t>2025-yil</w:t></w:r><w:r><w:rPr><w:iCs/><w:noProof/><w:sz w:val="28"/><w:lang w:val="en-US"/></w:rPr><w:t xml:space="preserve"> </w:t></w:r><w:r><w:rPr><w:iCs/><w:noProof/><w:sz w:val="28"/><w:lang w:val="en-US"/></w:rPr><w:t>1-aprel</w:t></w:r><w:r><w:rPr><w:iCs/><w:noProof/><w:sz w:val="28"/><w:lang w:val="en-US"/></w:rPr><w:t xml:space="preserve"> </w:t></w:r><w:r><w:rPr><w:iCs/><w:noProof/><w:sz w:val="28"/><w:lang w:val="en-US"/></w:rPr><w:t>sana</w:t></w:r><w:r><w:rPr><w:iCs/><w:noProof/><w:sz w:val="28"/><w:lang w:val="en-US"/></w:rPr><w:t>lari</w:t></w:r><w:r><w:rPr><w:iCs/><w:noProof/><w:sz w:val="28"/><w:lang w:val="en-US"/></w:rPr><w:t>da pochta orqali ogohlantirish</w:t></w:r><w:r><w:rPr><w:iCs/><w:noProof/><w:sz w:val="28"/><w:lang w:val="en-US"/></w:rPr><w:t xml:space="preserve"> xatlari</w:t></w:r><w:r><w:rPr><w:iCs/><w:noProof/><w:sz w:val="28"/><w:lang w:val="en-US"/></w:rPr><w:t xml:space="preserve"> yuborilgan, shuningdek </w:t></w:r><w:r><w:rPr><w:iCs/><w:noProof/><w:sz w:val="28"/><w:lang w:val="en-US"/></w:rPr><w:t>2025-yil</w:t></w:r><w:r><w:rPr><w:iCs/><w:noProof/><w:sz w:val="28"/><w:lang w:val="en-US"/></w:rPr><w:t xml:space="preserve"> </w:t></w:r><w:r><w:rPr><w:iCs/><w:noProof/><w:sz w:val="28"/><w:lang w:val="en-US"/></w:rPr><w:t>20-noyabr</w:t></w:r><w:r><w:rPr><w:iCs/><w:noProof/><w:sz w:val="28"/><w:lang w:val="en-US"/></w:rPr><w:t>da rasmiy talabnoma taqdim etilgan. Biroq qarzdor qarzdorlikni ixtiyoriy ravishda bartaraf etmagan.</w:t></w:r></w:p><w:p><w:pPr><w:ind w:firstLine="708"/><w:jc w:val="both"/><w:rPr><w:iCs/><w:noProof/><w:sz w:val="28"/><w:lang w:val="en-US"/></w:rPr></w:pPr><w:r><w:rPr><w:iCs/><w:noProof/><w:sz w:val="28"/><w:lang w:val="en-US"/></w:rPr><w:t xml:space="preserve">O‘zbekiston Respublikasi Fuqarolik protsessual kodeksining 171-moddasi </w:t></w:r><w:r><w:rPr><w:iCs/><w:noProof/><w:sz w:val="28"/><w:lang w:val="en-US"/></w:rPr><w:br/></w:r><w:r><w:rPr><w:iCs/><w:noProof/><w:sz w:val="28"/><w:lang w:val="en-US"/></w:rPr><w:t>1-bandiga ko‘ra, talab notarial tasdiqlangan bitimga asoslangan bo‘lsa, sud buyrug‘i beriladi.</w:t></w:r></w:p><w:p><w:pPr><w:ind w:firstLine="708"/><w:jc w:val="both"/><w:rPr><w:iCs/><w:noProof/><w:sz w:val="28"/><w:lang w:val="en-US"/></w:rPr></w:pPr><w:r><w:rPr><w:iCs/><w:noProof/><w:sz w:val="28"/><w:lang w:val="en-US"/></w:rPr><w:t>O‘zbekiston Respublikasi Fuqarolik kodeksining 236-moddasiga ko‘ra, majburiyatlar majburiyat shartlariga va qonunchilik talablariga muvofiq lozim darajada bajarilishi kerak.</w:t></w:r></w:p><w:p><w:pPr><w:ind w:firstLine="708"/><w:jc w:val="both"/><w:rPr><w:iCs/><w:noProof/><w:sz w:val="28"/><w:lang w:val="en-US"/></w:rPr></w:pPr><w:r><w:rPr><w:iCs/><w:noProof/><w:sz w:val="28"/><w:lang w:val="en-US"/></w:rPr><w:t>O‘zbekiston Respublikasi Fuqarolik kodeksining 735-moddasiga ko‘ra, qarz oluvchi olingan qarz summasini qarz shartnomasida nazarda tutilgan muddatda va tartibda qarz beruvchiga qaytarishi shart.</w:t></w:r></w:p><w:p><w:pPr><w:ind w:firstLine="708"/><w:jc w:val="both"/><w:rPr><w:iCs/><w:noProof/><w:sz w:val="28"/><w:lang w:val="en-US"/></w:rPr></w:pPr><w:r><w:rPr><w:iCs/><w:noProof/><w:sz w:val="28"/><w:lang w:val="en-US"/></w:rPr><w:t>Yuqoridagilardan kelib chiqib, O‘zbekiston Respublikasi Fuqarolik protsessual kodeksining 171, 172, 173, 174-moddalari hamda O‘zbekiston Respublikasi Fuqarolik kodeksining 236, 735-moddalariga asosan,</w:t></w:r></w:p><w:p><w:pPr><w:ind w:firstLine="540"/><w:jc w:val="both"/><w:rPr><w:iCs/><w:noProof/><w:sz w:val="28"/><w:szCs w:val="28"/><w:lang w:val="en-US"/></w:rPr></w:pPr></w:p><w:p><w:pPr><w:jc w:val="center"/><w:rPr><w:b/><w:noProof/><w:color w:val="000000"/><w:sz w:val="28"/><w:lang w:val="en-US"/></w:rPr></w:pPr><w:r><w:rPr><w:b/><w:noProof/><w:color w:val="000000"/><w:sz w:val="28"/><w:lang w:val="en-US"/></w:rPr><w:t>SOʻRAYMAN:</w:t></w:r></w:p><w:p><w:pPr><w:ind w:firstLine="708"/><w:jc w:val="both"/><w:rPr><w:bCs/><w:noProof/><w:color w:val="000000"/><w:sz w:val="28"/><w:lang w:val="en-US"/></w:rPr></w:pPr><w:r><w:rPr><w:bCs/><w:noProof/><w:color w:val="000000"/><w:sz w:val="28"/><w:lang w:val="en-US"/></w:rPr><w:t>1. </w:t></w:r><w:r><w:rPr><w:bCs/><w:noProof/><w:color w:val="000000"/><w:sz w:val="28"/><w:lang w:val="en-US"/></w:rPr><w:t xml:space="preserve">Qarzdor </w:t></w:r><w:r><w:rPr><w:bCs/><w:noProof/><w:color w:val="000000"/><w:sz w:val="28"/><w:lang w:val="en-US"/></w:rPr><w:t>{FISH}</w:t></w:r><w:r><w:rPr><w:bCs/><w:noProof/><w:color w:val="000000"/><w:sz w:val="28"/><w:lang w:val="en-US"/></w:rPr><w:t xml:space="preserve">dan undiruvchi O‘ZBEKISTON YOSHLAR ITTIFOQI TOSHKENT SHAHAR HUDUDIY KENGASHI foydasiga </w:t></w:r><w:r><w:rPr><w:iCs/><w:noProof/><w:sz w:val="28"/><w:lang w:val="en-US"/></w:rPr><w:t>22 386 480,00 (yigirma ikki million uch yuz sakson olti ming toʻrt yuz sakson) soʻm 00 tiyin</w:t></w:r><w:r><w:rPr><w:bCs/><w:noProof/><w:color w:val="000000"/><w:sz w:val="28"/><w:lang w:val="en-US"/></w:rPr><w:t xml:space="preserve"> miqdoridagi muddati o‘tgan qarzdorlikni undirish haqida sud buyrug‘i chiqarilsin.</w:t></w:r></w:p><w:p><w:pPr><w:ind w:firstLine="708"/><w:jc w:val="both"/><w:rPr><w:bCs/><w:noProof/><w:color w:val="000000"/><w:sz w:val="28"/><w:lang w:val="en-US"/></w:rPr></w:pPr><w:r><w:rPr><w:bCs/><w:noProof/><w:color w:val="000000"/><w:sz w:val="28"/><w:lang w:val="en-US"/></w:rPr><w:t>2. </w:t></w:r><w:r><w:rPr><w:bCs/><w:noProof/><w:color w:val="000000"/><w:sz w:val="28"/><w:lang w:val="en-US"/></w:rPr><w:t>To‘langan davlat boji hamda pochta xarajatlari qarzdor zimmasiga yuklatilsin.</w:t></w:r></w:p><w:p><w:pPr><w:ind w:firstLine="708"/><w:jc w:val="both"/><w:rPr><w:bCs/><w:i/><w:iCs/><w:noProof/><w:color w:val="000000"/><w:sz w:val="28"/><w:lang w:val="en-US"/></w:rPr></w:pPr></w:p><w:p><w:pPr><w:ind w:firstLine="562"/><w:jc w:val="both"/><w:rPr><w:b/><w:i/><w:iCs/><w:noProof/><w:lang w:val="en-US"/></w:rPr></w:pPr><w:r><w:rPr><w:b/><w:i/><w:iCs/><w:noProof/><w:lang w:val="en-US"/></w:rPr><w:t>A</w:t></w:r><w:r><w:rPr><w:b/><w:i/><w:iCs/><w:noProof/><w:lang w:val="en-US"/></w:rPr><w:t>rizaga ilova qilinadigan hujjatlar:</w:t></w:r></w:p><w:p><w:pPr><w:ind w:firstLine="562"/><w:jc w:val="both"/><w:rPr><w:bCs/><w:i/><w:iCs/><w:noProof/><w:lang w:val="en-US"/></w:rPr></w:pPr><w:r><w:rPr><w:bCs/><w:i/><w:iCs/><w:noProof/><w:lang w:val="en-US"/></w:rPr><w:t>1. {SHARTNOMA_SANA}dagi notarial tasdiqlangan qarz shartnomasi nusxasi.</w:t></w:r></w:p><w:p><w:pPr><w:ind w:firstLine="562"/><w:jc w:val="both"/><w:rPr><w:bCs/><w:i/><w:iCs/><w:noProof/><w:lang w:val="en-US"/></w:rPr></w:pPr><w:r><w:rPr><w:bCs/><w:i/><w:iCs/><w:noProof/><w:lang w:val="en-US"/></w:rPr><w:t>2. Qarz shartnomasiga ilova qilingan qaytarish jadvali nusxasi.</w:t></w:r></w:p><w:p><w:pPr><w:ind w:firstLine="562"/><w:jc w:val="both"/><w:rPr><w:bCs/><w:i/><w:iCs/><w:noProof/><w:lang w:val="en-US"/></w:rPr></w:pPr><w:r><w:rPr><w:bCs/><w:i/><w:iCs/><w:noProof/><w:lang w:val="en-US"/></w:rPr><w:t>3. Qarzdorning qarz olish haqidagi arizasi nusxasi.</w:t></w:r></w:p><w:p><w:pPr><w:ind w:firstLine="562"/><w:jc w:val="both"/><w:rPr><w:bCs/><w:i/><w:iCs/><w:noProof/><w:lang w:val="en-US"/></w:rPr></w:pPr><w:r><w:rPr><w:bCs/><w:i/><w:iCs/><w:noProof/><w:lang w:val="en-US"/></w:rPr><w:t>4. Pul mablag‘lari qarzdorning bank hisob raqamiga o‘tkazilganligini tasdiqlovchi bank hujjati nusxasi.</w:t></w:r></w:p><w:p><w:pPr><w:ind w:firstLine="562"/><w:jc w:val="both"/><w:rPr><w:bCs/><w:i/><w:iCs/><w:noProof/><w:lang w:val="en-US"/></w:rPr></w:pPr><w:r><w:rPr><w:bCs/><w:i/><w:iCs/><w:noProof/><w:lang w:val="en-US"/></w:rPr><w:t>5. {HOLAT_SANASI} holatiga qarzdorlik hisob-kitobi.</w:t></w:r></w:p><w:p><w:pPr><w:ind w:firstLine="562"/><w:jc w:val="both"/><w:rPr><w:bCs/><w:i/><w:iCs/><w:noProof/><w:lang w:val="en-US"/></w:rPr></w:pPr><w:r><w:rPr><w:bCs/><w:i/><w:iCs/><w:noProof/><w:lang w:val="en-US"/></w:rPr><w:t>6. Qarzdorga yuborilgan ogohlantirish xatlari nusxalari.</w:t></w:r></w:p><w:p><w:pPr><w:ind w:firstLine="562"/><w:jc w:val="both"/><w:rPr><w:bCs/><w:i/><w:iCs/><w:noProof/><w:lang w:val="en-US"/></w:rPr></w:pPr><w:r><w:rPr><w:bCs/><w:i/><w:iCs/><w:noProof/><w:lang w:val="en-US"/></w:rPr><w:t>7. 2025-yil 20-noyabrdagi talabnoma nusxasi.</w:t></w:r></w:p><w:p><w:pPr><w:ind w:firstLine="562"/><w:jc w:val="both"/><w:rPr><w:bCs/><w:i/><w:iCs/><w:noProof/><w:lang w:val="en-US"/></w:rPr></w:pPr><w:r><w:rPr><w:bCs/><w:i/><w:iCs/><w:noProof/><w:lang w:val="en-US"/></w:rPr><w:t>8. Ogohlantirish xatlari va talabnoma yuborilganligini tasdiqlovchi pochta kvitansiyalari hamda topshirilganlik haqidagi ma’lumotlar.</w:t></w:r></w:p><w:p><w:pPr><w:ind w:firstLine="562"/><w:jc w:val="both"/><w:rPr><w:bCs/><w:i/><w:iCs/><w:noProof/><w:lang w:val="en-US"/></w:rPr></w:pPr><w:r><w:rPr><w:bCs/><w:i/><w:iCs/><w:noProof/><w:lang w:val="en-US"/></w:rPr><w:t>9. Davlat boji to‘langanligini tasdiqlovchi hujjat.</w:t></w:r></w:p><w:p><w:pPr><w:ind w:firstLine="562"/><w:jc w:val="both"/><w:rPr><w:bCs/><w:i/><w:iCs/><w:noProof/><w:lang w:val="en-US"/></w:rPr></w:pPr><w:r><w:rPr><w:bCs/><w:i/><w:iCs/><w:noProof/><w:lang w:val="en-US"/></w:rPr><w:t>10. Pochta xarajatlari to‘langanligini tasdiqlovchi hujjatlar.</w:t></w:r></w:p><w:p><w:pPr><w:ind w:firstLine="562"/><w:jc w:val="both"/><w:rPr><w:bCs/><w:i/><w:iCs/><w:noProof/><w:lang w:val="en-US"/></w:rPr></w:pPr><w:r><w:rPr><w:bCs/><w:i/><w:iCs/><w:noProof/><w:lang w:val="en-US"/></w:rPr><w:t xml:space="preserve">11. Ariza </w:t></w:r><w:r><w:rPr><w:bCs/><w:i/><w:iCs/><w:noProof/><w:lang w:val="en-US"/></w:rPr><w:t xml:space="preserve">beruvchining </w:t></w:r><w:r><w:rPr><w:bCs/><w:i/><w:iCs/><w:noProof/><w:lang w:val="en-US"/></w:rPr><w:t>vakolatni tasdiqlovchi hujjat.</w:t></w:r></w:p><w:p><w:pPr><w:ind w:firstLine="562"/><w:jc w:val="both"/><w:rPr><w:b/><w:i/><w:iCs/><w:noProof/><w:lang w:val="en-US"/></w:rPr></w:pPr></w:p><w:p><w:pPr><w:jc w:val="both"/><w:rPr><w:bCs/><w:iCs/><w:noProof/><w:sz w:val="28"/><w:lang w:val="en-US"/></w:rPr></w:pPr></w:p><w:p><w:pPr><w:ind w:firstLineChars="200" w:firstLine="562"/><w:jc w:val="both"/><w:rPr><w:b/><w:bCs/><w:iCs/><w:noProof/><w:sz w:val="28"/><w:lang w:val="en-US"/></w:rPr></w:pPr><w:r><w:rPr><w:b/><w:bCs/><w:iCs/><w:noProof/><w:sz w:val="28"/><w:lang w:val="en-US"/></w:rPr><w:t>O‘zbekiston yoshlar ittifoqi</w:t></w:r></w:p><w:p><w:pPr><w:ind w:firstLineChars="200" w:firstLine="562"/><w:jc w:val="both"/><w:rPr><w:b/><w:bCs/><w:iCs/><w:noProof/><w:sz w:val="28"/><w:lang w:val="en-US"/></w:rPr></w:pPr><w:r><w:rPr><w:b/><w:bCs/><w:iCs/><w:noProof/><w:sz w:val="28"/><w:lang w:val="en-US"/></w:rPr><w:t>Toshkent shahar hududiy Kengashi raisi</w:t></w:r><w:r><w:rPr><w:b/><w:bCs/><w:iCs/><w:noProof/><w:sz w:val="28"/><w:lang w:val="en-US"/></w:rPr><w:tab/></w:r><w:r><w:rPr><w:b/><w:bCs/><w:iCs/><w:noProof/><w:sz w:val="28"/><w:lang w:val="en-US"/></w:rPr><w:tab/></w:r><w:r><w:rPr><w:b/><w:bCs/><w:iCs/><w:noProof/><w:sz w:val="28"/><w:lang w:val="en-US"/></w:rPr><w:tab/><w:t>Sh.M.Anvarov</w:t></w:r></w:p><w:p><w:pPr><w:ind w:firstLineChars="200" w:firstLine="562"/><w:jc w:val="both"/><w:rPr><w:b/><w:bCs/><w:iCs/><w:noProof/><w:sz w:val="28"/><w:lang w:val="en-US"/></w:rPr></w:pPr></w:p><w:p><w:pPr><w:ind w:firstLineChars="200" w:firstLine="562"/><w:jc w:val="both"/><w:rPr><w:i/><w:noProof/><w:sz w:val="28"/></w:rPr></w:pPr><w:r><w:rPr><w:b/><w:bCs/><w:iCs/><w:noProof/><w:sz w:val="28"/><w:lang w:val="en-US"/></w:rPr><w:tab/></w:r><w:r><w:rPr><w:b/><w:bCs/><w:iCs/><w:noProof/><w:sz w:val="28"/><w:lang w:val="en-US"/></w:rPr><w:tab/></w:r><w:r><w:rPr><w:b/><w:bCs/><w:iCs/><w:noProof/><w:sz w:val="28"/><w:lang w:val="en-US"/></w:rPr><w:tab/></w:r><w:r><w:rPr><w:b/><w:bCs/><w:iCs/><w:noProof/><w:sz w:val="28"/><w:lang w:val="en-US"/></w:rPr><w:tab/></w:r><w:r><w:rPr><w:b/><w:bCs/><w:iCs/><w:noProof/><w:sz w:val="28"/><w:lang w:val="en-US"/></w:rPr><w:tab/></w:r><w:r><w:rPr><w:b/><w:bCs/><w:iCs/><w:noProof/><w:sz w:val="28"/><w:lang w:val="en-US"/></w:rPr><w:tab/></w:r><w:r><w:rPr><w:b/><w:bCs/><w:iCs/><w:noProof/><w:sz w:val="28"/><w:lang w:val="en-US"/></w:rPr><w:tab/></w:r><w:r><w:rPr><w:b/><w:bCs/><w:iCs/><w:noProof/><w:sz w:val="28"/><w:lang w:val="en-US"/></w:rPr><w:tab/></w:r><w:r><w:rPr><w:b/><w:bCs/><w:iCs/><w:noProof/><w:sz w:val="28"/><w:lang w:val="en-US"/></w:rPr><w:tab/></w:r><w:r><w:rPr><w:i/><w:noProof/><w:sz w:val="28"/><w:lang w:val="en-US"/></w:rPr><w:tab/><w:t>2026-yil ____-</w:t></w:r><w:r><w:rPr><w:i/><w:noProof/><w:sz w:val="28"/><w:lang w:val="en-US"/></w:rPr><w:t>aprel</w:t></w:r></w:p><w:p><w:pPr><w:jc w:val="both"/><w:rPr><w:noProof/><w:sz w:val="28"/><w:lang w:val="en-US"/></w:rPr></w:pPr></w:p><w:p><w:pPr><w:jc w:val="center"/><w:rPr><w:noProof/><w:lang w:val="en-US"/></w:rPr></w:pPr></w:p><w:sectPr><w:pgSz w:w="11906" w:h="16838"/><w:pgMar w:top="851" w:right="851" w:bottom="851" w:left="1418" w:header="709" w:footer="709" w:gutter="0"/><w:cols w:space="708"/><w:docGrid w:linePitch="360"/></w:sectPr></w:body></w:document>
+<file path=word/document.xml><?xml version="1.0" encoding="utf-8"?>
+<w:document xmlns:wpc="http://schemas.microsoft.com/office/word/2010/wordprocessingCanvas" xmlns:cx="http://schemas.microsoft.com/office/drawing/2014/chartex" xmlns:cx1="http://schemas.microsoft.com/office/drawing/2015/9/8/chartex" xmlns:cx2="http://schemas.microsoft.com/office/drawing/2015/10/21/chartex" xmlns:cx3="http://schemas.microsoft.com/office/drawing/2016/5/9/chartex" xmlns:cx4="http://schemas.microsoft.com/office/drawing/2016/5/10/chartex" xmlns:cx5="http://schemas.microsoft.com/office/drawing/2016/5/11/chartex" xmlns:cx6="http://schemas.microsoft.com/office/drawing/2016/5/12/chartex" xmlns:cx7="http://schemas.microsoft.com/office/drawing/2016/5/13/chartex" xmlns:cx8="http://schemas.microsoft.com/office/drawing/2016/5/14/chartex" xmlns:mc="http://schemas.openxmlformats.org/markup-compatibility/2006" xmlns:aink="http://schemas.microsoft.com/office/drawing/2016/ink" xmlns:am3d="http://schemas.microsoft.com/office/drawing/2017/model3d" xmlns:o="urn:schemas-microsoft-com:office:office" xmlns:r="http://schemas.openxmlformats.org/officeDocument/2006/relationships" xmlns:m="http://schemas.openxmlformats.org/officeDocument/2006/math" xmlns:v="urn:schemas-microsoft-com:vml" xmlns:wp14="http://schemas.microsoft.com/office/word/2010/wordprocessingDrawing" xmlns:wp="http://schemas.openxmlformats.org/drawingml/2006/wordprocessingDrawing" xmlns:w10="urn:schemas-microsoft-com:office:word" xmlns:w="http://schemas.openxmlformats.org/wordprocessingml/2006/main" xmlns:w14="http://schemas.microsoft.com/office/word/2010/wordml" xmlns:w15="http://schemas.microsoft.com/office/word/2012/wordml" xmlns:w16cex="http://schemas.microsoft.com/office/word/2018/wordml/cex" xmlns:w16cid="http://schemas.microsoft.com/office/word/2016/wordml/cid" xmlns:w16="http://schemas.microsoft.com/office/word/2018/wordml" xmlns:w16sdtdh="http://schemas.microsoft.com/office/word/2020/wordml/sdtdatahash" xmlns:w16se="http://schemas.microsoft.com/office/word/2015/wordml/symex" xmlns:wpg="http://schemas.microsoft.com/office/word/2010/wordprocessingGroup" xmlns:wpi="http://schemas.microsoft.com/office/word/2010/wordprocessingInk" xmlns:wne="http://schemas.microsoft.com/office/word/2006/wordml" xmlns:wps="http://schemas.microsoft.com/office/word/2010/wordprocessingShape" mc:Ignorable="w14 w15 w16se w16cid w16 w16cex w16sdtdh wp14">
+  <w:body>
+    <w:p>
+      <w:pPr>
+        <w:ind w:left="5387"/>
+        <w:jc w:val="center"/>
+        <w:rPr>
+          <w:b/>
+          <w:bCs/>
+          <w:noProof/>
+          <w:sz w:val="22"/>
+          <w:szCs w:val="22"/>
+          <w:lang w:val="en-US"/>
+        </w:rPr>
+      </w:pPr>
+      <w:r>
+        <w:rPr>
+          <w:b/>
+          <w:bCs/>
+          <w:noProof/>
+          <w:sz w:val="22"/>
+          <w:szCs w:val="22"/>
+          <w:lang w:val="en-US"/>
+        </w:rPr>
+        <w:t>Toshkent shahar, Yunusobod tumani,</w:t>
+      </w:r>
+    </w:p>
+    <w:p>
+      <w:pPr>
+        <w:ind w:left="5387"/>
+        <w:jc w:val="center"/>
+        <w:rPr>
+          <w:b/>
+          <w:bCs/>
+          <w:noProof/>
+          <w:sz w:val="22"/>
+          <w:szCs w:val="22"/>
+          <w:lang w:val="en-US"/>
+        </w:rPr>
+      </w:pPr>
+      <w:r>
+        <w:rPr>
+          <w:b/>
+          <w:bCs/>
+          <w:noProof/>
+          <w:sz w:val="22"/>
+          <w:szCs w:val="22"/>
+          <w:lang w:val="en-US"/>
+        </w:rPr>
+        <w:t>Markaz 4-kvartal, Qashqar MFY, 31-uy,</w:t>
+      </w:r>
+    </w:p>
+    <w:p>
+      <w:pPr>
+        <w:ind w:left="5387"/>
+        <w:jc w:val="center"/>
+        <w:rPr>
+          <w:b/>
+          <w:bCs/>
+          <w:noProof/>
+          <w:sz w:val="22"/>
+          <w:szCs w:val="22"/>
+          <w:lang w:val="en-US"/>
+        </w:rPr>
+      </w:pPr>
+      <w:r>
+        <w:rPr>
+          <w:b/>
+          <w:bCs/>
+          <w:noProof/>
+          <w:sz w:val="22"/>
+          <w:szCs w:val="22"/>
+          <w:lang w:val="en-US"/>
+        </w:rPr>
+        <w:t>26-xonadonda istiqomat qiluvchi fuqaro MUXAMMEDOV JAMSHID AKBAROVICHga</w:t>
+      </w:r>
+    </w:p>
+    <w:p>
+      <w:pPr>
+        <w:jc w:val="center"/>
+        <w:rPr>
+          <w:b/>
+          <w:noProof/>
+          <w:sz w:val="22"/>
+          <w:szCs w:val="22"/>
+          <w:lang w:val="en-US"/>
+        </w:rPr>
+      </w:pPr>
+    </w:p>
+    <w:p>
+      <w:pPr>
+        <w:jc w:val="center"/>
+        <w:rPr>
+          <w:b/>
+          <w:noProof/>
+          <w:sz w:val="22"/>
+          <w:szCs w:val="22"/>
+          <w:lang w:val="en-US"/>
+        </w:rPr>
+      </w:pPr>
+      <w:r>
+        <w:rPr>
+          <w:b/>
+          <w:noProof/>
+          <w:sz w:val="22"/>
+          <w:szCs w:val="22"/>
+          <w:lang w:val="en-US"/>
+        </w:rPr>
+        <w:t>T A L A B N O M A</w:t>
+      </w:r>
+    </w:p>
+    <w:p>
+      <w:pPr>
+        <w:jc w:val="center"/>
+        <w:rPr>
+          <w:bCs/>
+          <w:i/>
+          <w:iCs/>
+          <w:noProof/>
+          <w:sz w:val="22"/>
+          <w:szCs w:val="22"/>
+          <w:lang w:val="en-US"/>
+        </w:rPr>
+      </w:pPr>
+      <w:r>
+        <w:rPr>
+          <w:bCs/>
+          <w:i/>
+          <w:iCs/>
+          <w:noProof/>
+          <w:sz w:val="22"/>
+          <w:szCs w:val="22"/>
+          <w:lang w:val="en-US"/>
+        </w:rPr>
+        <w:t>(qarzdorlikni ixtiyoriy qoplash toʻgʻrisida)</w:t>
+      </w:r>
+    </w:p>
+    <w:p>
+      <w:pPr>
+        <w:jc w:val="center"/>
+        <w:rPr>
+          <w:iCs/>
+          <w:noProof/>
+          <w:sz w:val="22"/>
+          <w:szCs w:val="22"/>
+          <w:lang w:val="en-US"/>
+        </w:rPr>
+      </w:pPr>
+    </w:p>
+    <w:p>
+      <w:pPr>
+        <w:ind w:firstLine="708"/>
+        <w:jc w:val="both"/>
+        <w:rPr>
+          <w:b/>
+          <w:bCs/>
+          <w:iCs/>
+          <w:noProof/>
+          <w:sz w:val="22"/>
+          <w:szCs w:val="22"/>
+          <w:lang w:val="en-US"/>
+        </w:rPr>
+      </w:pPr>
+      <w:proofErr w:type="spellStart"/>
+      <w:r>
+        <w:rPr>
+          <w:lang w:val="en-US"/>
+        </w:rPr>
+        <w:t>Siz</w:t>
+      </w:r>
+      <w:proofErr w:type="spellEnd"/>
+      <w:r>
+        <w:rPr>
+          <w:lang w:val="en-US"/>
+        </w:rPr>
+        <w:t xml:space="preserve"> </w:t>
+      </w:r>
+      <w:proofErr w:type="spellStart"/>
+      <w:r>
+        <w:rPr>
+          <w:lang w:val="en-US"/>
+        </w:rPr>
+        <w:t>bilan</w:t>
+      </w:r>
+      <w:proofErr w:type="spellEnd"/>
+      <w:r>
+        <w:rPr>
+          <w:lang w:val="en-US"/>
+        </w:rPr>
+        <w:t xml:space="preserve"> </w:t>
+      </w:r>
+      <w:proofErr w:type="spellStart"/>
+      <w:r>
+        <w:rPr>
+          <w:rStyle w:val="a3"/>
+          <w:b w:val="0"/>
+          <w:bCs w:val="0"/>
+          <w:lang w:val="en-US"/>
+        </w:rPr>
+        <w:t>Oʻzbekiston</w:t>
+      </w:r>
+      <w:proofErr w:type="spellEnd"/>
+      <w:r>
+        <w:rPr>
+          <w:rStyle w:val="a3"/>
+          <w:b w:val="0"/>
+          <w:bCs w:val="0"/>
+          <w:lang w:val="en-US"/>
+        </w:rPr>
+        <w:t xml:space="preserve"> </w:t>
+      </w:r>
+      <w:proofErr w:type="spellStart"/>
+      <w:r>
+        <w:rPr>
+          <w:rStyle w:val="a3"/>
+          <w:b w:val="0"/>
+          <w:bCs w:val="0"/>
+          <w:lang w:val="en-US"/>
+        </w:rPr>
+        <w:t>yoshlar</w:t>
+      </w:r>
+      <w:proofErr w:type="spellEnd"/>
+      <w:r>
+        <w:rPr>
+          <w:rStyle w:val="a3"/>
+          <w:b w:val="0"/>
+          <w:bCs w:val="0"/>
+          <w:lang w:val="en-US"/>
+        </w:rPr>
+        <w:t xml:space="preserve"> </w:t>
+      </w:r>
+      <w:proofErr w:type="spellStart"/>
+      <w:r>
+        <w:rPr>
+          <w:rStyle w:val="a3"/>
+          <w:b w:val="0"/>
+          <w:bCs w:val="0"/>
+          <w:lang w:val="en-US"/>
+        </w:rPr>
+        <w:t>ittifoqi</w:t>
+      </w:r>
+      <w:proofErr w:type="spellEnd"/>
+      <w:r>
+        <w:rPr>
+          <w:rStyle w:val="a3"/>
+          <w:b w:val="0"/>
+          <w:bCs w:val="0"/>
+          <w:lang w:val="en-US"/>
+        </w:rPr>
+        <w:t xml:space="preserve"> Toshkent </w:t>
+      </w:r>
+      <w:proofErr w:type="spellStart"/>
+      <w:r>
+        <w:rPr>
+          <w:rStyle w:val="a3"/>
+          <w:b w:val="0"/>
+          <w:bCs w:val="0"/>
+          <w:lang w:val="en-US"/>
+        </w:rPr>
+        <w:t>shahar</w:t>
+      </w:r>
+      <w:proofErr w:type="spellEnd"/>
+      <w:r>
+        <w:rPr>
+          <w:rStyle w:val="a3"/>
+          <w:b w:val="0"/>
+          <w:bCs w:val="0"/>
+          <w:lang w:val="en-US"/>
+        </w:rPr>
+        <w:t xml:space="preserve"> </w:t>
+      </w:r>
+      <w:proofErr w:type="spellStart"/>
+      <w:r>
+        <w:rPr>
+          <w:rStyle w:val="a3"/>
+          <w:b w:val="0"/>
+          <w:bCs w:val="0"/>
+          <w:lang w:val="en-US"/>
+        </w:rPr>
+        <w:t>hududiy</w:t>
+      </w:r>
+      <w:proofErr w:type="spellEnd"/>
+      <w:r>
+        <w:rPr>
+          <w:rStyle w:val="a3"/>
+          <w:b w:val="0"/>
+          <w:bCs w:val="0"/>
+          <w:lang w:val="en-US"/>
+        </w:rPr>
+        <w:t xml:space="preserve"> </w:t>
+      </w:r>
+      <w:proofErr w:type="spellStart"/>
+      <w:r>
+        <w:rPr>
+          <w:rStyle w:val="a3"/>
+          <w:b w:val="0"/>
+          <w:bCs w:val="0"/>
+          <w:lang w:val="en-US"/>
+        </w:rPr>
+        <w:t>Kengashi</w:t>
+      </w:r>
+      <w:proofErr w:type="spellEnd"/>
+      <w:r>
+        <w:rPr>
+          <w:lang w:val="en-US"/>
+        </w:rPr>
+        <w:t xml:space="preserve"> </w:t>
+      </w:r>
+      <w:proofErr w:type="spellStart"/>
+      <w:r>
+        <w:rPr>
+          <w:lang w:val="en-US"/>
+        </w:rPr>
+        <w:t>oʻrtasida</w:t>
+      </w:r>
+      <w:proofErr w:type="spellEnd"/>
+      <w:r>
+        <w:rPr>
+          <w:lang w:val="en-US"/>
+        </w:rPr>
+        <w:t xml:space="preserve"> </w:t>
+      </w:r>
+      <w:r>
+        <w:rPr>
+          <w:lang w:val="en-US"/>
+        </w:rPr>
+        <w:br/>
+      </w:r>
+      <w:r>
+        <w:rPr>
+          <w:lang w:val="en-US"/>
+        </w:rPr>
+        <w:t xml:space="preserve">2019-yil 13-dekabr </w:t>
+      </w:r>
+      <w:proofErr w:type="spellStart"/>
+      <w:r>
+        <w:rPr>
+          <w:lang w:val="en-US"/>
+        </w:rPr>
+        <w:t>kuni</w:t>
+      </w:r>
+      <w:proofErr w:type="spellEnd"/>
+      <w:r>
+        <w:rPr>
+          <w:lang w:val="en-US"/>
+        </w:rPr>
+        <w:t xml:space="preserve"> Toshkent </w:t>
+      </w:r>
+      <w:proofErr w:type="spellStart"/>
+      <w:r>
+        <w:rPr>
+          <w:lang w:val="en-US"/>
+        </w:rPr>
+        <w:t>shahar</w:t>
+      </w:r>
+      <w:proofErr w:type="spellEnd"/>
+      <w:r>
+        <w:rPr>
+          <w:lang w:val="en-US"/>
+        </w:rPr>
+        <w:t xml:space="preserve">, </w:t>
+      </w:r>
+      <w:proofErr w:type="spellStart"/>
+      <w:r>
+        <w:rPr>
+          <w:lang w:val="en-US"/>
+        </w:rPr>
+        <w:t>Yashnobod</w:t>
+      </w:r>
+      <w:proofErr w:type="spellEnd"/>
+      <w:r>
+        <w:rPr>
+          <w:lang w:val="en-US"/>
+        </w:rPr>
+        <w:t xml:space="preserve"> </w:t>
+      </w:r>
+      <w:proofErr w:type="spellStart"/>
+      <w:r>
+        <w:rPr>
+          <w:lang w:val="en-US"/>
+        </w:rPr>
+        <w:t>tumani</w:t>
+      </w:r>
+      <w:proofErr w:type="spellEnd"/>
+      <w:r>
+        <w:rPr>
+          <w:lang w:val="en-US"/>
+        </w:rPr>
+        <w:t xml:space="preserve"> </w:t>
+      </w:r>
+      <w:r>
+        <w:rPr>
+          <w:lang w:val="en-US"/>
+        </w:rPr>
+        <w:t xml:space="preserve">7-son </w:t>
+      </w:r>
+      <w:proofErr w:type="spellStart"/>
+      <w:r>
+        <w:rPr>
+          <w:lang w:val="en-US"/>
+        </w:rPr>
+        <w:t>davlat</w:t>
+      </w:r>
+      <w:proofErr w:type="spellEnd"/>
+      <w:r>
+        <w:rPr>
+          <w:lang w:val="en-US"/>
+        </w:rPr>
+        <w:t xml:space="preserve"> notarial </w:t>
+      </w:r>
+      <w:proofErr w:type="spellStart"/>
+      <w:r>
+        <w:rPr>
+          <w:lang w:val="en-US"/>
+        </w:rPr>
+        <w:t>idorasida</w:t>
+      </w:r>
+      <w:proofErr w:type="spellEnd"/>
+      <w:r>
+        <w:rPr>
+          <w:lang w:val="en-US"/>
+        </w:rPr>
+        <w:t xml:space="preserve"> </w:t>
+      </w:r>
+      <w:proofErr w:type="spellStart"/>
+      <w:r>
+        <w:rPr>
+          <w:lang w:val="en-US"/>
+        </w:rPr>
+        <w:t>tasdiqlangan</w:t>
+      </w:r>
+      <w:proofErr w:type="spellEnd"/>
+      <w:r>
+        <w:rPr>
+          <w:lang w:val="en-US"/>
+        </w:rPr>
+        <w:t xml:space="preserve"> </w:t>
+      </w:r>
+      <w:proofErr w:type="spellStart"/>
+      <w:r>
+        <w:rPr>
+          <w:lang w:val="en-US"/>
+        </w:rPr>
+        <w:t>qarz</w:t>
+      </w:r>
+      <w:proofErr w:type="spellEnd"/>
+      <w:r>
+        <w:rPr>
+          <w:lang w:val="en-US"/>
+        </w:rPr>
+        <w:t xml:space="preserve"> </w:t>
+      </w:r>
+      <w:proofErr w:type="spellStart"/>
+      <w:r>
+        <w:rPr>
+          <w:lang w:val="en-US"/>
+        </w:rPr>
+        <w:t>shartnomasi</w:t>
+      </w:r>
+      <w:proofErr w:type="spellEnd"/>
+      <w:r>
+        <w:rPr>
+          <w:lang w:val="en-US"/>
+        </w:rPr>
+        <w:t xml:space="preserve"> </w:t>
+      </w:r>
+      <w:proofErr w:type="spellStart"/>
+      <w:r>
+        <w:rPr>
+          <w:lang w:val="en-US"/>
+        </w:rPr>
+        <w:t>tuzilgan</w:t>
+      </w:r>
+      <w:proofErr w:type="spellEnd"/>
+      <w:r>
+        <w:rPr>
+          <w:lang w:val="en-US"/>
+        </w:rPr>
+        <w:t xml:space="preserve"> </w:t>
+      </w:r>
+      <w:proofErr w:type="spellStart"/>
+      <w:proofErr w:type="gramStart"/>
+      <w:r>
+        <w:rPr>
+          <w:lang w:val="en-US"/>
+        </w:rPr>
+        <w:t>bo‘</w:t>
+      </w:r>
+      <w:proofErr w:type="gramEnd"/>
+      <w:r>
+        <w:rPr>
+          <w:lang w:val="en-US"/>
+        </w:rPr>
+        <w:t>lib</w:t>
+      </w:r>
+      <w:proofErr w:type="spellEnd"/>
+      <w:r>
+        <w:rPr>
+          <w:lang w:val="en-US"/>
+        </w:rPr>
+        <w:t xml:space="preserve">, </w:t>
+      </w:r>
+      <w:proofErr w:type="spellStart"/>
+      <w:r>
+        <w:rPr>
+          <w:lang w:val="en-US"/>
+        </w:rPr>
+        <w:t>mazkur</w:t>
+      </w:r>
+      <w:proofErr w:type="spellEnd"/>
+      <w:r>
+        <w:rPr>
+          <w:lang w:val="en-US"/>
+        </w:rPr>
+        <w:t xml:space="preserve"> </w:t>
+      </w:r>
+      <w:proofErr w:type="spellStart"/>
+      <w:r>
+        <w:rPr>
+          <w:lang w:val="en-US"/>
+        </w:rPr>
+        <w:t>shartnoma</w:t>
+      </w:r>
+      <w:proofErr w:type="spellEnd"/>
+      <w:r>
+        <w:rPr>
+          <w:lang w:val="en-US"/>
+        </w:rPr>
+        <w:t xml:space="preserve"> 201901137004736-son </w:t>
+      </w:r>
+      <w:proofErr w:type="spellStart"/>
+      <w:r>
+        <w:rPr>
+          <w:lang w:val="en-US"/>
+        </w:rPr>
+        <w:t>bilan</w:t>
+      </w:r>
+      <w:proofErr w:type="spellEnd"/>
+      <w:r>
+        <w:rPr>
+          <w:lang w:val="en-US"/>
+        </w:rPr>
+        <w:t xml:space="preserve"> </w:t>
+      </w:r>
+      <w:proofErr w:type="spellStart"/>
+      <w:r>
+        <w:rPr>
+          <w:lang w:val="en-US"/>
+        </w:rPr>
+        <w:t>reyestrga</w:t>
+      </w:r>
+      <w:proofErr w:type="spellEnd"/>
+      <w:r>
+        <w:rPr>
+          <w:lang w:val="en-US"/>
+        </w:rPr>
+        <w:t xml:space="preserve"> </w:t>
+      </w:r>
+      <w:proofErr w:type="spellStart"/>
+      <w:r>
+        <w:rPr>
+          <w:lang w:val="en-US"/>
+        </w:rPr>
+        <w:t>qayd</w:t>
+      </w:r>
+      <w:proofErr w:type="spellEnd"/>
+      <w:r>
+        <w:rPr>
+          <w:lang w:val="en-US"/>
+        </w:rPr>
+        <w:t xml:space="preserve"> </w:t>
+      </w:r>
+      <w:proofErr w:type="spellStart"/>
+      <w:r>
+        <w:rPr>
+          <w:lang w:val="en-US"/>
+        </w:rPr>
+        <w:t>etilgan</w:t>
+      </w:r>
+      <w:proofErr w:type="spellEnd"/>
+      <w:r>
+        <w:rPr>
+          <w:lang w:val="en-US"/>
+        </w:rPr>
+        <w:t xml:space="preserve">. </w:t>
+      </w:r>
+      <w:proofErr w:type="spellStart"/>
+      <w:r>
+        <w:rPr>
+          <w:lang w:val="en-US"/>
+        </w:rPr>
+        <w:t>Ushbu</w:t>
+      </w:r>
+      <w:proofErr w:type="spellEnd"/>
+      <w:r>
+        <w:rPr>
+          <w:lang w:val="en-US"/>
+        </w:rPr>
+        <w:t xml:space="preserve"> </w:t>
+      </w:r>
+      <w:proofErr w:type="spellStart"/>
+      <w:r>
+        <w:rPr>
+          <w:lang w:val="en-US"/>
+        </w:rPr>
+        <w:t>qarz</w:t>
+      </w:r>
+      <w:proofErr w:type="spellEnd"/>
+      <w:r>
+        <w:rPr>
+          <w:lang w:val="en-US"/>
+        </w:rPr>
+        <w:t xml:space="preserve"> </w:t>
+      </w:r>
+      <w:proofErr w:type="spellStart"/>
+      <w:r>
+        <w:rPr>
+          <w:lang w:val="en-US"/>
+        </w:rPr>
+        <w:t>shartnomasiga</w:t>
+      </w:r>
+      <w:proofErr w:type="spellEnd"/>
+      <w:r>
+        <w:rPr>
+          <w:lang w:val="en-US"/>
+        </w:rPr>
+        <w:t xml:space="preserve"> </w:t>
+      </w:r>
+      <w:proofErr w:type="spellStart"/>
+      <w:r>
+        <w:rPr>
+          <w:lang w:val="en-US"/>
+        </w:rPr>
+        <w:t>muvofiq</w:t>
+      </w:r>
+      <w:proofErr w:type="spellEnd"/>
+      <w:r>
+        <w:rPr>
+          <w:lang w:val="en-US"/>
+        </w:rPr>
+        <w:t xml:space="preserve"> </w:t>
+      </w:r>
+      <w:proofErr w:type="spellStart"/>
+      <w:r>
+        <w:rPr>
+          <w:lang w:val="en-US"/>
+        </w:rPr>
+        <w:t>Sizga</w:t>
+      </w:r>
+      <w:proofErr w:type="spellEnd"/>
+      <w:r>
+        <w:rPr>
+          <w:lang w:val="en-US"/>
+        </w:rPr>
+        <w:t xml:space="preserve"> </w:t>
+      </w:r>
+      <w:r>
+        <w:rPr>
+          <w:b/>
+          <w:bCs/>
+          <w:lang w:val="en-US"/>
+        </w:rPr>
+        <w:t>69 656 480,00 (</w:t>
+      </w:r>
+      <w:proofErr w:type="spellStart"/>
+      <w:r>
+        <w:rPr>
+          <w:b/>
+          <w:bCs/>
+          <w:lang w:val="en-US"/>
+        </w:rPr>
+        <w:t>oltmish</w:t>
+      </w:r>
+      <w:proofErr w:type="spellEnd"/>
+      <w:r>
+        <w:rPr>
+          <w:b/>
+          <w:bCs/>
+          <w:lang w:val="en-US"/>
+        </w:rPr>
+        <w:t xml:space="preserve"> </w:t>
+      </w:r>
+      <w:proofErr w:type="spellStart"/>
+      <w:r>
+        <w:rPr>
+          <w:b/>
+          <w:bCs/>
+          <w:lang w:val="en-US"/>
+        </w:rPr>
+        <w:t>toʻqqiz</w:t>
+      </w:r>
+      <w:proofErr w:type="spellEnd"/>
+      <w:r>
+        <w:rPr>
+          <w:b/>
+          <w:bCs/>
+          <w:lang w:val="en-US"/>
+        </w:rPr>
+        <w:t xml:space="preserve"> million </w:t>
+      </w:r>
+      <w:proofErr w:type="spellStart"/>
+      <w:r>
+        <w:rPr>
+          <w:b/>
+          <w:bCs/>
+          <w:lang w:val="en-US"/>
+        </w:rPr>
+        <w:t>olti</w:t>
+      </w:r>
+      <w:proofErr w:type="spellEnd"/>
+      <w:r>
+        <w:rPr>
+          <w:b/>
+          <w:bCs/>
+          <w:lang w:val="en-US"/>
+        </w:rPr>
+        <w:t xml:space="preserve"> </w:t>
+      </w:r>
+      <w:proofErr w:type="spellStart"/>
+      <w:r>
+        <w:rPr>
+          <w:b/>
+          <w:bCs/>
+          <w:lang w:val="en-US"/>
+        </w:rPr>
+        <w:t>yuz</w:t>
+      </w:r>
+      <w:proofErr w:type="spellEnd"/>
+      <w:r>
+        <w:rPr>
+          <w:b/>
+          <w:bCs/>
+          <w:lang w:val="en-US"/>
+        </w:rPr>
+        <w:t xml:space="preserve"> </w:t>
+      </w:r>
+      <w:proofErr w:type="spellStart"/>
+      <w:r>
+        <w:rPr>
+          <w:b/>
+          <w:bCs/>
+          <w:lang w:val="en-US"/>
+        </w:rPr>
+        <w:t>ellik</w:t>
+      </w:r>
+      <w:proofErr w:type="spellEnd"/>
+      <w:r>
+        <w:rPr>
+          <w:b/>
+          <w:bCs/>
+          <w:lang w:val="en-US"/>
+        </w:rPr>
+        <w:t xml:space="preserve"> </w:t>
+      </w:r>
+      <w:proofErr w:type="spellStart"/>
+      <w:r>
+        <w:rPr>
+          <w:b/>
+          <w:bCs/>
+          <w:lang w:val="en-US"/>
+        </w:rPr>
+        <w:t>olti</w:t>
+      </w:r>
+      <w:proofErr w:type="spellEnd"/>
+      <w:r>
+        <w:rPr>
+          <w:b/>
+          <w:bCs/>
+          <w:lang w:val="en-US"/>
+        </w:rPr>
+        <w:t xml:space="preserve"> </w:t>
+      </w:r>
+      <w:proofErr w:type="spellStart"/>
+      <w:r>
+        <w:rPr>
+          <w:b/>
+          <w:bCs/>
+          <w:lang w:val="en-US"/>
+        </w:rPr>
+        <w:t>ming</w:t>
+      </w:r>
+      <w:proofErr w:type="spellEnd"/>
+      <w:r>
+        <w:rPr>
+          <w:b/>
+          <w:bCs/>
+          <w:lang w:val="en-US"/>
+        </w:rPr>
+        <w:t xml:space="preserve"> </w:t>
+      </w:r>
+      <w:proofErr w:type="spellStart"/>
+      <w:r>
+        <w:rPr>
+          <w:b/>
+          <w:bCs/>
+          <w:lang w:val="en-US"/>
+        </w:rPr>
+        <w:t>toʻrt</w:t>
+      </w:r>
+      <w:proofErr w:type="spellEnd"/>
+      <w:r>
+        <w:rPr>
+          <w:b/>
+          <w:bCs/>
+          <w:lang w:val="en-US"/>
+        </w:rPr>
+        <w:t xml:space="preserve"> </w:t>
+      </w:r>
+      <w:proofErr w:type="spellStart"/>
+      <w:r>
+        <w:rPr>
+          <w:b/>
+          <w:bCs/>
+          <w:lang w:val="en-US"/>
+        </w:rPr>
+        <w:t>yuz</w:t>
+      </w:r>
+      <w:proofErr w:type="spellEnd"/>
+      <w:r>
+        <w:rPr>
+          <w:b/>
+          <w:bCs/>
+          <w:lang w:val="en-US"/>
+        </w:rPr>
+        <w:t xml:space="preserve"> </w:t>
+      </w:r>
+      <w:proofErr w:type="spellStart"/>
+      <w:r>
+        <w:rPr>
+          <w:b/>
+          <w:bCs/>
+          <w:lang w:val="en-US"/>
+        </w:rPr>
+        <w:t>sakson</w:t>
+      </w:r>
+      <w:proofErr w:type="spellEnd"/>
+      <w:r>
+        <w:rPr>
+          <w:b/>
+          <w:bCs/>
+          <w:lang w:val="en-US"/>
+        </w:rPr>
+        <w:t xml:space="preserve">) </w:t>
+      </w:r>
+      <w:proofErr w:type="spellStart"/>
+      <w:r>
+        <w:rPr>
+          <w:b/>
+          <w:bCs/>
+          <w:lang w:val="en-US"/>
+        </w:rPr>
+        <w:t>soʻm</w:t>
+      </w:r>
+      <w:proofErr w:type="spellEnd"/>
+      <w:r>
+        <w:rPr>
+          <w:b/>
+          <w:bCs/>
+          <w:lang w:val="en-US"/>
+        </w:rPr>
+        <w:t xml:space="preserve"> 00 </w:t>
+      </w:r>
+      <w:proofErr w:type="spellStart"/>
+      <w:r>
+        <w:rPr>
+          <w:b/>
+          <w:bCs/>
+          <w:lang w:val="en-US"/>
+        </w:rPr>
+        <w:t>tiyin</w:t>
+      </w:r>
+      <w:proofErr w:type="spellEnd"/>
+      <w:r>
+        <w:rPr>
+          <w:lang w:val="en-US"/>
+        </w:rPr>
+        <w:t xml:space="preserve"> </w:t>
+      </w:r>
+      <w:proofErr w:type="spellStart"/>
+      <w:r>
+        <w:rPr>
+          <w:lang w:val="en-US"/>
+        </w:rPr>
+        <w:t>miqdorida</w:t>
+      </w:r>
+      <w:proofErr w:type="spellEnd"/>
+      <w:r>
+        <w:rPr>
+          <w:lang w:val="en-US"/>
+        </w:rPr>
+        <w:t xml:space="preserve"> </w:t>
+      </w:r>
+      <w:proofErr w:type="spellStart"/>
+      <w:r>
+        <w:rPr>
+          <w:lang w:val="en-US"/>
+        </w:rPr>
+        <w:t>pul</w:t>
+      </w:r>
+      <w:proofErr w:type="spellEnd"/>
+      <w:r>
+        <w:rPr>
+          <w:lang w:val="en-US"/>
+        </w:rPr>
+        <w:t xml:space="preserve"> </w:t>
+      </w:r>
+      <w:proofErr w:type="spellStart"/>
+      <w:r>
+        <w:rPr>
+          <w:lang w:val="en-US"/>
+        </w:rPr>
+        <w:t>mablagʻi</w:t>
+      </w:r>
+      <w:proofErr w:type="spellEnd"/>
+      <w:r>
+        <w:rPr>
+          <w:lang w:val="en-US"/>
+        </w:rPr>
+        <w:t xml:space="preserve"> </w:t>
+      </w:r>
+      <w:r>
+        <w:rPr>
+          <w:lang w:val="en-US"/>
+        </w:rPr>
+        <w:br/>
+      </w:r>
+      <w:r>
+        <w:rPr>
+          <w:lang w:val="en-US"/>
+        </w:rPr>
+        <w:t>20 (</w:t>
+      </w:r>
+      <w:proofErr w:type="spellStart"/>
+      <w:r>
+        <w:rPr>
+          <w:lang w:val="en-US"/>
+        </w:rPr>
+        <w:t>yigirma</w:t>
+      </w:r>
+      <w:proofErr w:type="spellEnd"/>
+      <w:r>
+        <w:rPr>
+          <w:lang w:val="en-US"/>
+        </w:rPr>
+        <w:t xml:space="preserve">) </w:t>
+      </w:r>
+      <w:proofErr w:type="spellStart"/>
+      <w:r>
+        <w:rPr>
+          <w:lang w:val="en-US"/>
+        </w:rPr>
+        <w:t>yil</w:t>
+      </w:r>
+      <w:proofErr w:type="spellEnd"/>
+      <w:r>
+        <w:rPr>
+          <w:lang w:val="en-US"/>
+        </w:rPr>
+        <w:t xml:space="preserve"> </w:t>
+      </w:r>
+      <w:proofErr w:type="spellStart"/>
+      <w:r>
+        <w:rPr>
+          <w:lang w:val="en-US"/>
+        </w:rPr>
+        <w:t>muddatga</w:t>
+      </w:r>
+      <w:proofErr w:type="spellEnd"/>
+      <w:r>
+        <w:rPr>
+          <w:lang w:val="en-US"/>
+        </w:rPr>
+        <w:t xml:space="preserve"> </w:t>
+      </w:r>
+      <w:proofErr w:type="spellStart"/>
+      <w:r>
+        <w:rPr>
+          <w:lang w:val="en-US"/>
+        </w:rPr>
+        <w:t>foizsiz</w:t>
+      </w:r>
+      <w:proofErr w:type="spellEnd"/>
+      <w:r>
+        <w:rPr>
+          <w:lang w:val="en-US"/>
+        </w:rPr>
+        <w:t xml:space="preserve"> </w:t>
+      </w:r>
+      <w:proofErr w:type="spellStart"/>
+      <w:r>
+        <w:rPr>
+          <w:lang w:val="en-US"/>
+        </w:rPr>
+        <w:t>qarz</w:t>
+      </w:r>
+      <w:proofErr w:type="spellEnd"/>
+      <w:r>
+        <w:rPr>
+          <w:lang w:val="en-US"/>
+        </w:rPr>
+        <w:t xml:space="preserve"> </w:t>
+      </w:r>
+      <w:proofErr w:type="spellStart"/>
+      <w:r>
+        <w:rPr>
+          <w:lang w:val="en-US"/>
+        </w:rPr>
+        <w:t>tariqasida</w:t>
+      </w:r>
+      <w:proofErr w:type="spellEnd"/>
+      <w:r>
+        <w:rPr>
+          <w:lang w:val="en-US"/>
+        </w:rPr>
+        <w:t xml:space="preserve"> </w:t>
+      </w:r>
+      <w:proofErr w:type="spellStart"/>
+      <w:r>
+        <w:rPr>
+          <w:lang w:val="en-US"/>
+        </w:rPr>
+        <w:t>berilgan</w:t>
+      </w:r>
+      <w:proofErr w:type="spellEnd"/>
+      <w:r>
+        <w:rPr>
+          <w:lang w:val="en-US"/>
+        </w:rPr>
+        <w:t>.</w:t>
+      </w:r>
+    </w:p>
+    <w:p>
+      <w:pPr>
+        <w:ind w:firstLine="708"/>
+        <w:jc w:val="both"/>
+        <w:rPr>
+          <w:lang w:val="en-US"/>
+        </w:rPr>
+      </w:pPr>
+      <w:proofErr w:type="spellStart"/>
+      <w:r>
+        <w:rPr>
+          <w:lang w:val="en-US"/>
+        </w:rPr>
+        <w:t>Qarz</w:t>
+      </w:r>
+      <w:proofErr w:type="spellEnd"/>
+      <w:r>
+        <w:rPr>
+          <w:lang w:val="en-US"/>
+        </w:rPr>
+        <w:t xml:space="preserve"> </w:t>
+      </w:r>
+      <w:proofErr w:type="spellStart"/>
+      <w:r>
+        <w:rPr>
+          <w:lang w:val="en-US"/>
+        </w:rPr>
+        <w:t>shartnomasiga</w:t>
+      </w:r>
+      <w:proofErr w:type="spellEnd"/>
+      <w:r>
+        <w:rPr>
+          <w:lang w:val="en-US"/>
+        </w:rPr>
+        <w:t xml:space="preserve"> </w:t>
+      </w:r>
+      <w:proofErr w:type="spellStart"/>
+      <w:r>
+        <w:rPr>
+          <w:lang w:val="en-US"/>
+        </w:rPr>
+        <w:t>ilova</w:t>
+      </w:r>
+      <w:proofErr w:type="spellEnd"/>
+      <w:r>
+        <w:rPr>
+          <w:lang w:val="en-US"/>
+        </w:rPr>
+        <w:t xml:space="preserve"> </w:t>
+      </w:r>
+      <w:proofErr w:type="spellStart"/>
+      <w:r>
+        <w:rPr>
+          <w:lang w:val="en-US"/>
+        </w:rPr>
+        <w:t>qilingan</w:t>
+      </w:r>
+      <w:proofErr w:type="spellEnd"/>
+      <w:r>
+        <w:rPr>
+          <w:lang w:val="en-US"/>
+        </w:rPr>
+        <w:t xml:space="preserve"> </w:t>
+      </w:r>
+      <w:proofErr w:type="spellStart"/>
+      <w:r>
+        <w:rPr>
+          <w:lang w:val="en-US"/>
+        </w:rPr>
+        <w:t>qaytarish</w:t>
+      </w:r>
+      <w:proofErr w:type="spellEnd"/>
+      <w:r>
+        <w:rPr>
+          <w:lang w:val="en-US"/>
+        </w:rPr>
+        <w:t xml:space="preserve"> </w:t>
+      </w:r>
+      <w:proofErr w:type="spellStart"/>
+      <w:r>
+        <w:rPr>
+          <w:lang w:val="en-US"/>
+        </w:rPr>
+        <w:t>jadvaliga</w:t>
+      </w:r>
+      <w:proofErr w:type="spellEnd"/>
+      <w:r>
+        <w:rPr>
+          <w:lang w:val="en-US"/>
+        </w:rPr>
+        <w:t xml:space="preserve"> </w:t>
+      </w:r>
+      <w:proofErr w:type="spellStart"/>
+      <w:r>
+        <w:rPr>
+          <w:lang w:val="en-US"/>
+        </w:rPr>
+        <w:t>muvofiq</w:t>
+      </w:r>
+      <w:proofErr w:type="spellEnd"/>
+      <w:r>
+        <w:rPr>
+          <w:lang w:val="en-US"/>
+        </w:rPr>
+        <w:t xml:space="preserve">, </w:t>
+      </w:r>
+      <w:proofErr w:type="spellStart"/>
+      <w:r>
+        <w:rPr>
+          <w:lang w:val="en-US"/>
+        </w:rPr>
+        <w:t>Siz</w:t>
+      </w:r>
+      <w:proofErr w:type="spellEnd"/>
+      <w:r>
+        <w:rPr>
+          <w:lang w:val="en-US"/>
+        </w:rPr>
+        <w:t xml:space="preserve"> 2019-yil 15-dekabrdan </w:t>
+      </w:r>
+      <w:proofErr w:type="spellStart"/>
+      <w:r>
+        <w:rPr>
+          <w:lang w:val="en-US"/>
+        </w:rPr>
+        <w:t>boshlab</w:t>
+      </w:r>
+      <w:proofErr w:type="spellEnd"/>
+      <w:r>
+        <w:rPr>
+          <w:lang w:val="en-US"/>
+        </w:rPr>
+        <w:t xml:space="preserve"> </w:t>
+      </w:r>
+      <w:proofErr w:type="spellStart"/>
+      <w:r>
+        <w:rPr>
+          <w:lang w:val="en-US"/>
+        </w:rPr>
+        <w:t>har</w:t>
+      </w:r>
+      <w:proofErr w:type="spellEnd"/>
+      <w:r>
+        <w:rPr>
+          <w:lang w:val="en-US"/>
+        </w:rPr>
+        <w:t xml:space="preserve"> </w:t>
+      </w:r>
+      <w:proofErr w:type="spellStart"/>
+      <w:r>
+        <w:rPr>
+          <w:lang w:val="en-US"/>
+        </w:rPr>
+        <w:t>oyning</w:t>
+      </w:r>
+      <w:proofErr w:type="spellEnd"/>
+      <w:r>
+        <w:rPr>
+          <w:lang w:val="en-US"/>
+        </w:rPr>
+        <w:t xml:space="preserve"> 15-sanasida</w:t>
+      </w:r>
+      <w:r>
+        <w:rPr>
+          <w:lang w:val="en-US"/>
+        </w:rPr>
+        <w:t xml:space="preserve"> </w:t>
+      </w:r>
+      <w:proofErr w:type="spellStart"/>
+      <w:r>
+        <w:rPr>
+          <w:lang w:val="en-US"/>
+        </w:rPr>
+        <w:t>birinchi</w:t>
+      </w:r>
+      <w:proofErr w:type="spellEnd"/>
+      <w:r>
+        <w:rPr>
+          <w:lang w:val="en-US"/>
+        </w:rPr>
+        <w:t xml:space="preserve"> </w:t>
+      </w:r>
+      <w:proofErr w:type="spellStart"/>
+      <w:r>
+        <w:rPr>
+          <w:lang w:val="en-US"/>
+        </w:rPr>
+        <w:t>oyda</w:t>
+      </w:r>
+      <w:proofErr w:type="spellEnd"/>
+      <w:r>
+        <w:rPr>
+          <w:lang w:val="en-US"/>
+        </w:rPr>
+        <w:t xml:space="preserve"> — 346 480,00 (</w:t>
+      </w:r>
+      <w:proofErr w:type="spellStart"/>
+      <w:r>
+        <w:rPr>
+          <w:lang w:val="en-US"/>
+        </w:rPr>
+        <w:t>uch</w:t>
+      </w:r>
+      <w:proofErr w:type="spellEnd"/>
+      <w:r>
+        <w:rPr>
+          <w:lang w:val="en-US"/>
+        </w:rPr>
+        <w:t xml:space="preserve"> </w:t>
+      </w:r>
+      <w:proofErr w:type="spellStart"/>
+      <w:r>
+        <w:rPr>
+          <w:lang w:val="en-US"/>
+        </w:rPr>
+        <w:t>yuz</w:t>
+      </w:r>
+      <w:proofErr w:type="spellEnd"/>
+      <w:r>
+        <w:rPr>
+          <w:lang w:val="en-US"/>
+        </w:rPr>
+        <w:t xml:space="preserve"> </w:t>
+      </w:r>
+      <w:proofErr w:type="spellStart"/>
+      <w:r>
+        <w:rPr>
+          <w:lang w:val="en-US"/>
+        </w:rPr>
+        <w:t>qirq</w:t>
+      </w:r>
+      <w:proofErr w:type="spellEnd"/>
+      <w:r>
+        <w:rPr>
+          <w:lang w:val="en-US"/>
+        </w:rPr>
+        <w:t xml:space="preserve"> </w:t>
+      </w:r>
+      <w:proofErr w:type="spellStart"/>
+      <w:r>
+        <w:rPr>
+          <w:lang w:val="en-US"/>
+        </w:rPr>
+        <w:t>olti</w:t>
+      </w:r>
+      <w:proofErr w:type="spellEnd"/>
+      <w:r>
+        <w:rPr>
+          <w:lang w:val="en-US"/>
+        </w:rPr>
+        <w:t xml:space="preserve"> </w:t>
+      </w:r>
+      <w:proofErr w:type="spellStart"/>
+      <w:r>
+        <w:rPr>
+          <w:lang w:val="en-US"/>
+        </w:rPr>
+        <w:t>ming</w:t>
+      </w:r>
+      <w:proofErr w:type="spellEnd"/>
+      <w:r>
+        <w:rPr>
+          <w:lang w:val="en-US"/>
+        </w:rPr>
+        <w:t xml:space="preserve"> </w:t>
+      </w:r>
+      <w:proofErr w:type="spellStart"/>
+      <w:r>
+        <w:rPr>
+          <w:lang w:val="en-US"/>
+        </w:rPr>
+        <w:t>toʻrt</w:t>
+      </w:r>
+      <w:proofErr w:type="spellEnd"/>
+      <w:r>
+        <w:rPr>
+          <w:lang w:val="en-US"/>
+        </w:rPr>
+        <w:t xml:space="preserve"> </w:t>
+      </w:r>
+      <w:proofErr w:type="spellStart"/>
+      <w:r>
+        <w:rPr>
+          <w:lang w:val="en-US"/>
+        </w:rPr>
+        <w:t>yuz</w:t>
+      </w:r>
+      <w:proofErr w:type="spellEnd"/>
+      <w:r>
+        <w:rPr>
+          <w:lang w:val="en-US"/>
+        </w:rPr>
+        <w:t xml:space="preserve"> </w:t>
+      </w:r>
+      <w:proofErr w:type="spellStart"/>
+      <w:r>
+        <w:rPr>
+          <w:lang w:val="en-US"/>
+        </w:rPr>
+        <w:t>sakson</w:t>
+      </w:r>
+      <w:proofErr w:type="spellEnd"/>
+      <w:r>
+        <w:rPr>
+          <w:lang w:val="en-US"/>
+        </w:rPr>
+        <w:t>)</w:t>
+      </w:r>
+      <w:r>
+        <w:rPr>
+          <w:lang w:val="en-US"/>
+        </w:rPr>
+        <w:t xml:space="preserve"> </w:t>
+      </w:r>
+      <w:proofErr w:type="spellStart"/>
+      <w:r>
+        <w:rPr>
+          <w:lang w:val="en-US"/>
+        </w:rPr>
+        <w:t>soʻm</w:t>
+      </w:r>
+      <w:proofErr w:type="spellEnd"/>
+      <w:r>
+        <w:rPr>
+          <w:lang w:val="en-US"/>
+        </w:rPr>
+        <w:t xml:space="preserve"> 00 </w:t>
+      </w:r>
+      <w:proofErr w:type="spellStart"/>
+      <w:r>
+        <w:rPr>
+          <w:lang w:val="en-US"/>
+        </w:rPr>
+        <w:t>tiyin</w:t>
+      </w:r>
+      <w:proofErr w:type="spellEnd"/>
+      <w:r>
+        <w:rPr>
+          <w:lang w:val="en-US"/>
+        </w:rPr>
+        <w:t xml:space="preserve">, </w:t>
+      </w:r>
+      <w:proofErr w:type="spellStart"/>
+      <w:r>
+        <w:rPr>
+          <w:lang w:val="en-US"/>
+        </w:rPr>
+        <w:t>keyingi</w:t>
+      </w:r>
+      <w:proofErr w:type="spellEnd"/>
+      <w:r>
+        <w:rPr>
+          <w:lang w:val="en-US"/>
+        </w:rPr>
+        <w:t xml:space="preserve"> </w:t>
+      </w:r>
+      <w:proofErr w:type="spellStart"/>
+      <w:r>
+        <w:rPr>
+          <w:lang w:val="en-US"/>
+        </w:rPr>
+        <w:t>oylarda</w:t>
+      </w:r>
+      <w:proofErr w:type="spellEnd"/>
+      <w:r>
+        <w:rPr>
+          <w:lang w:val="en-US"/>
+        </w:rPr>
+        <w:t xml:space="preserve"> </w:t>
+      </w:r>
+      <w:proofErr w:type="spellStart"/>
+      <w:r>
+        <w:rPr>
+          <w:lang w:val="en-US"/>
+        </w:rPr>
+        <w:t>esa</w:t>
+      </w:r>
+      <w:proofErr w:type="spellEnd"/>
+      <w:r>
+        <w:rPr>
+          <w:lang w:val="en-US"/>
+        </w:rPr>
+        <w:t xml:space="preserve"> — 290 000,00 (</w:t>
+      </w:r>
+      <w:proofErr w:type="spellStart"/>
+      <w:r>
+        <w:rPr>
+          <w:lang w:val="en-US"/>
+        </w:rPr>
+        <w:t>ikki</w:t>
+      </w:r>
+      <w:proofErr w:type="spellEnd"/>
+      <w:r>
+        <w:rPr>
+          <w:lang w:val="en-US"/>
+        </w:rPr>
+        <w:t xml:space="preserve"> </w:t>
+      </w:r>
+      <w:proofErr w:type="spellStart"/>
+      <w:r>
+        <w:rPr>
+          <w:lang w:val="en-US"/>
+        </w:rPr>
+        <w:t>yuz</w:t>
+      </w:r>
+      <w:proofErr w:type="spellEnd"/>
+      <w:r>
+        <w:rPr>
+          <w:lang w:val="en-US"/>
+        </w:rPr>
+        <w:t xml:space="preserve"> </w:t>
+      </w:r>
+      <w:proofErr w:type="spellStart"/>
+      <w:r>
+        <w:rPr>
+          <w:lang w:val="en-US"/>
+        </w:rPr>
+        <w:t>toʻqson</w:t>
+      </w:r>
+      <w:proofErr w:type="spellEnd"/>
+      <w:r>
+        <w:rPr>
+          <w:lang w:val="en-US"/>
+        </w:rPr>
+        <w:t xml:space="preserve"> </w:t>
+      </w:r>
+      <w:proofErr w:type="spellStart"/>
+      <w:r>
+        <w:rPr>
+          <w:lang w:val="en-US"/>
+        </w:rPr>
+        <w:t>ming</w:t>
+      </w:r>
+      <w:proofErr w:type="spellEnd"/>
+      <w:r>
+        <w:rPr>
+          <w:lang w:val="en-US"/>
+        </w:rPr>
+        <w:t xml:space="preserve">) </w:t>
+      </w:r>
+      <w:proofErr w:type="spellStart"/>
+      <w:r>
+        <w:rPr>
+          <w:lang w:val="en-US"/>
+        </w:rPr>
+        <w:t>soʻm</w:t>
+      </w:r>
+      <w:proofErr w:type="spellEnd"/>
+      <w:r>
+        <w:rPr>
+          <w:lang w:val="en-US"/>
+        </w:rPr>
+        <w:t xml:space="preserve"> 00 </w:t>
+      </w:r>
+      <w:proofErr w:type="spellStart"/>
+      <w:r>
+        <w:rPr>
+          <w:lang w:val="en-US"/>
+        </w:rPr>
+        <w:t>tiyin</w:t>
+      </w:r>
+      <w:proofErr w:type="spellEnd"/>
+      <w:r>
+        <w:rPr>
+          <w:lang w:val="en-US"/>
+        </w:rPr>
+        <w:t xml:space="preserve"> </w:t>
+      </w:r>
+      <w:proofErr w:type="spellStart"/>
+      <w:r>
+        <w:rPr>
+          <w:lang w:val="en-US"/>
+        </w:rPr>
+        <w:t>miqdorida</w:t>
+      </w:r>
+      <w:proofErr w:type="spellEnd"/>
+      <w:r>
+        <w:rPr>
+          <w:lang w:val="en-US"/>
+        </w:rPr>
+        <w:t xml:space="preserve"> </w:t>
+      </w:r>
+      <w:proofErr w:type="spellStart"/>
+      <w:proofErr w:type="gramStart"/>
+      <w:r>
+        <w:rPr>
+          <w:lang w:val="en-US"/>
+        </w:rPr>
+        <w:t>to‘</w:t>
+      </w:r>
+      <w:proofErr w:type="gramEnd"/>
+      <w:r>
+        <w:rPr>
+          <w:lang w:val="en-US"/>
+        </w:rPr>
+        <w:t>lovlarni</w:t>
+      </w:r>
+      <w:proofErr w:type="spellEnd"/>
+      <w:r>
+        <w:rPr>
+          <w:lang w:val="en-US"/>
+        </w:rPr>
+        <w:t xml:space="preserve"> </w:t>
+      </w:r>
+      <w:proofErr w:type="spellStart"/>
+      <w:r>
+        <w:rPr>
+          <w:lang w:val="en-US"/>
+        </w:rPr>
+        <w:t>amalga</w:t>
+      </w:r>
+      <w:proofErr w:type="spellEnd"/>
+      <w:r>
+        <w:rPr>
+          <w:lang w:val="en-US"/>
+        </w:rPr>
+        <w:t xml:space="preserve"> </w:t>
+      </w:r>
+      <w:proofErr w:type="spellStart"/>
+      <w:r>
+        <w:rPr>
+          <w:lang w:val="en-US"/>
+        </w:rPr>
+        <w:t>oshirib</w:t>
+      </w:r>
+      <w:proofErr w:type="spellEnd"/>
+      <w:r>
+        <w:rPr>
+          <w:lang w:val="en-US"/>
+        </w:rPr>
+        <w:t xml:space="preserve"> </w:t>
+      </w:r>
+      <w:proofErr w:type="spellStart"/>
+      <w:r>
+        <w:rPr>
+          <w:lang w:val="en-US"/>
+        </w:rPr>
+        <w:t>borishingiz</w:t>
+      </w:r>
+      <w:proofErr w:type="spellEnd"/>
+      <w:r>
+        <w:rPr>
+          <w:lang w:val="en-US"/>
+        </w:rPr>
+        <w:t xml:space="preserve"> </w:t>
+      </w:r>
+      <w:proofErr w:type="spellStart"/>
+      <w:r>
+        <w:rPr>
+          <w:lang w:val="en-US"/>
+        </w:rPr>
+        <w:t>belgilangan</w:t>
+      </w:r>
+      <w:proofErr w:type="spellEnd"/>
+      <w:r>
+        <w:rPr>
+          <w:lang w:val="en-US"/>
+        </w:rPr>
+        <w:t>.</w:t>
+      </w:r>
+    </w:p>
+    <w:p>
+      <w:pPr>
+        <w:ind w:firstLine="708"/>
+        <w:jc w:val="both"/>
+        <w:rPr>
+          <w:lang w:val="en-US"/>
+        </w:rPr>
+      </w:pPr>
+      <w:proofErr w:type="spellStart"/>
+      <w:r>
+        <w:rPr>
+          <w:lang w:val="en-US"/>
+        </w:rPr>
+        <w:t>Biroq</w:t>
+      </w:r>
+      <w:proofErr w:type="spellEnd"/>
+      <w:r>
+        <w:rPr>
+          <w:lang w:val="en-US"/>
+        </w:rPr>
+        <w:t xml:space="preserve"> </w:t>
+      </w:r>
+      <w:proofErr w:type="spellStart"/>
+      <w:r>
+        <w:rPr>
+          <w:lang w:val="en-US"/>
+        </w:rPr>
+        <w:t>mazkur</w:t>
+      </w:r>
+      <w:proofErr w:type="spellEnd"/>
+      <w:r>
+        <w:rPr>
+          <w:lang w:val="en-US"/>
+        </w:rPr>
+        <w:t xml:space="preserve"> </w:t>
+      </w:r>
+      <w:proofErr w:type="spellStart"/>
+      <w:r>
+        <w:rPr>
+          <w:lang w:val="en-US"/>
+        </w:rPr>
+        <w:t>majburiyatlar</w:t>
+      </w:r>
+      <w:proofErr w:type="spellEnd"/>
+      <w:r>
+        <w:rPr>
+          <w:lang w:val="en-US"/>
+        </w:rPr>
+        <w:t xml:space="preserve"> </w:t>
+      </w:r>
+      <w:proofErr w:type="spellStart"/>
+      <w:r>
+        <w:rPr>
+          <w:lang w:val="en-US"/>
+        </w:rPr>
+        <w:t>lozim</w:t>
+      </w:r>
+      <w:proofErr w:type="spellEnd"/>
+      <w:r>
+        <w:rPr>
+          <w:lang w:val="en-US"/>
+        </w:rPr>
+        <w:t xml:space="preserve"> </w:t>
+      </w:r>
+      <w:proofErr w:type="spellStart"/>
+      <w:r>
+        <w:rPr>
+          <w:lang w:val="en-US"/>
+        </w:rPr>
+        <w:t>darajada</w:t>
+      </w:r>
+      <w:proofErr w:type="spellEnd"/>
+      <w:r>
+        <w:rPr>
+          <w:lang w:val="en-US"/>
+        </w:rPr>
+        <w:t xml:space="preserve"> </w:t>
+      </w:r>
+      <w:proofErr w:type="spellStart"/>
+      <w:r>
+        <w:rPr>
+          <w:lang w:val="en-US"/>
+        </w:rPr>
+        <w:t>bajarilmaganligi</w:t>
+      </w:r>
+      <w:proofErr w:type="spellEnd"/>
+      <w:r>
+        <w:rPr>
+          <w:lang w:val="en-US"/>
+        </w:rPr>
+        <w:t xml:space="preserve"> </w:t>
+      </w:r>
+      <w:proofErr w:type="spellStart"/>
+      <w:r>
+        <w:rPr>
+          <w:lang w:val="en-US"/>
+        </w:rPr>
+        <w:t>sababli</w:t>
+      </w:r>
+      <w:proofErr w:type="spellEnd"/>
+      <w:r>
+        <w:rPr>
+          <w:lang w:val="en-US"/>
+        </w:rPr>
+        <w:t xml:space="preserve">, </w:t>
+      </w:r>
+      <w:r>
+        <w:rPr>
+          <w:b/>
+          <w:bCs/>
+          <w:lang w:val="en-US"/>
+        </w:rPr>
+        <w:t xml:space="preserve">2026-yil 15-aprel </w:t>
+      </w:r>
+      <w:proofErr w:type="spellStart"/>
+      <w:r>
+        <w:rPr>
+          <w:b/>
+          <w:bCs/>
+          <w:lang w:val="en-US"/>
+        </w:rPr>
+        <w:t>holatiga</w:t>
+      </w:r>
+      <w:proofErr w:type="spellEnd"/>
+      <w:r>
+        <w:rPr>
+          <w:b/>
+          <w:bCs/>
+          <w:lang w:val="en-US"/>
+        </w:rPr>
+        <w:t xml:space="preserve"> </w:t>
+      </w:r>
+      <w:proofErr w:type="spellStart"/>
+      <w:r>
+        <w:rPr>
+          <w:b/>
+          <w:bCs/>
+          <w:lang w:val="en-US"/>
+        </w:rPr>
+        <w:t>koʻra</w:t>
+      </w:r>
+      <w:proofErr w:type="spellEnd"/>
+      <w:r>
+        <w:rPr>
+          <w:b/>
+          <w:bCs/>
+          <w:lang w:val="en-US"/>
+        </w:rPr>
+        <w:t xml:space="preserve"> 22 386 480,00 (</w:t>
+      </w:r>
+      <w:proofErr w:type="spellStart"/>
+      <w:r>
+        <w:rPr>
+          <w:b/>
+          <w:bCs/>
+          <w:lang w:val="en-US"/>
+        </w:rPr>
+        <w:t>yigirma</w:t>
+      </w:r>
+      <w:proofErr w:type="spellEnd"/>
+      <w:r>
+        <w:rPr>
+          <w:b/>
+          <w:bCs/>
+          <w:lang w:val="en-US"/>
+        </w:rPr>
+        <w:t xml:space="preserve"> </w:t>
+      </w:r>
+      <w:proofErr w:type="spellStart"/>
+      <w:r>
+        <w:rPr>
+          <w:b/>
+          <w:bCs/>
+          <w:lang w:val="en-US"/>
+        </w:rPr>
+        <w:t>ikki</w:t>
+      </w:r>
+      <w:proofErr w:type="spellEnd"/>
+      <w:r>
+        <w:rPr>
+          <w:b/>
+          <w:bCs/>
+          <w:lang w:val="en-US"/>
+        </w:rPr>
+        <w:t xml:space="preserve"> million </w:t>
+      </w:r>
+      <w:proofErr w:type="spellStart"/>
+      <w:r>
+        <w:rPr>
+          <w:b/>
+          <w:bCs/>
+          <w:lang w:val="en-US"/>
+        </w:rPr>
+        <w:t>uch</w:t>
+      </w:r>
+      <w:proofErr w:type="spellEnd"/>
+      <w:r>
+        <w:rPr>
+          <w:b/>
+          <w:bCs/>
+          <w:lang w:val="en-US"/>
+        </w:rPr>
+        <w:t xml:space="preserve"> </w:t>
+      </w:r>
+      <w:proofErr w:type="spellStart"/>
+      <w:r>
+        <w:rPr>
+          <w:b/>
+          <w:bCs/>
+          <w:lang w:val="en-US"/>
+        </w:rPr>
+        <w:t>yuz</w:t>
+      </w:r>
+      <w:proofErr w:type="spellEnd"/>
+      <w:r>
+        <w:rPr>
+          <w:b/>
+          <w:bCs/>
+          <w:lang w:val="en-US"/>
+        </w:rPr>
+        <w:t xml:space="preserve"> </w:t>
+      </w:r>
+      <w:proofErr w:type="spellStart"/>
+      <w:r>
+        <w:rPr>
+          <w:b/>
+          <w:bCs/>
+          <w:lang w:val="en-US"/>
+        </w:rPr>
+        <w:t>sakson</w:t>
+      </w:r>
+      <w:proofErr w:type="spellEnd"/>
+      <w:r>
+        <w:rPr>
+          <w:b/>
+          <w:bCs/>
+          <w:lang w:val="en-US"/>
+        </w:rPr>
+        <w:t xml:space="preserve"> </w:t>
+      </w:r>
+      <w:proofErr w:type="spellStart"/>
+      <w:r>
+        <w:rPr>
+          <w:b/>
+          <w:bCs/>
+          <w:lang w:val="en-US"/>
+        </w:rPr>
+        <w:t>olti</w:t>
+      </w:r>
+      <w:proofErr w:type="spellEnd"/>
+      <w:r>
+        <w:rPr>
+          <w:b/>
+          <w:bCs/>
+          <w:lang w:val="en-US"/>
+        </w:rPr>
+        <w:t xml:space="preserve"> </w:t>
+      </w:r>
+      <w:proofErr w:type="spellStart"/>
+      <w:r>
+        <w:rPr>
+          <w:b/>
+          <w:bCs/>
+          <w:lang w:val="en-US"/>
+        </w:rPr>
+        <w:t>ming</w:t>
+      </w:r>
+      <w:proofErr w:type="spellEnd"/>
+      <w:r>
+        <w:rPr>
+          <w:b/>
+          <w:bCs/>
+          <w:lang w:val="en-US"/>
+        </w:rPr>
+        <w:t xml:space="preserve"> </w:t>
+      </w:r>
+      <w:proofErr w:type="spellStart"/>
+      <w:r>
+        <w:rPr>
+          <w:b/>
+          <w:bCs/>
+          <w:lang w:val="en-US"/>
+        </w:rPr>
+        <w:t>toʻrt</w:t>
+      </w:r>
+      <w:proofErr w:type="spellEnd"/>
+      <w:r>
+        <w:rPr>
+          <w:b/>
+          <w:bCs/>
+          <w:lang w:val="en-US"/>
+        </w:rPr>
+        <w:t xml:space="preserve"> </w:t>
+      </w:r>
+      <w:proofErr w:type="spellStart"/>
+      <w:r>
+        <w:rPr>
+          <w:b/>
+          <w:bCs/>
+          <w:lang w:val="en-US"/>
+        </w:rPr>
+        <w:t>yuz</w:t>
+      </w:r>
+      <w:proofErr w:type="spellEnd"/>
+      <w:r>
+        <w:rPr>
+          <w:b/>
+          <w:bCs/>
+          <w:lang w:val="en-US"/>
+        </w:rPr>
+        <w:t xml:space="preserve"> </w:t>
+      </w:r>
+      <w:proofErr w:type="spellStart"/>
+      <w:r>
+        <w:rPr>
+          <w:b/>
+          <w:bCs/>
+          <w:lang w:val="en-US"/>
+        </w:rPr>
+        <w:t>sakson</w:t>
+      </w:r>
+      <w:proofErr w:type="spellEnd"/>
+      <w:r>
+        <w:rPr>
+          <w:b/>
+          <w:bCs/>
+          <w:lang w:val="en-US"/>
+        </w:rPr>
+        <w:t xml:space="preserve">) </w:t>
+      </w:r>
+      <w:proofErr w:type="spellStart"/>
+      <w:r>
+        <w:rPr>
+          <w:b/>
+          <w:bCs/>
+          <w:lang w:val="en-US"/>
+        </w:rPr>
+        <w:t>soʻm</w:t>
+      </w:r>
+      <w:proofErr w:type="spellEnd"/>
+      <w:r>
+        <w:rPr>
+          <w:b/>
+          <w:bCs/>
+          <w:lang w:val="en-US"/>
+        </w:rPr>
+        <w:t xml:space="preserve"> 00 </w:t>
+      </w:r>
+      <w:proofErr w:type="spellStart"/>
+      <w:r>
+        <w:rPr>
+          <w:b/>
+          <w:bCs/>
+          <w:lang w:val="en-US"/>
+        </w:rPr>
+        <w:t>tiyin</w:t>
+      </w:r>
+      <w:proofErr w:type="spellEnd"/>
+      <w:r>
+        <w:rPr>
+          <w:b/>
+          <w:bCs/>
+          <w:lang w:val="en-US"/>
+        </w:rPr>
+        <w:t xml:space="preserve"> </w:t>
+      </w:r>
+      <w:proofErr w:type="spellStart"/>
+      <w:r>
+        <w:rPr>
+          <w:b/>
+          <w:bCs/>
+          <w:lang w:val="en-US"/>
+        </w:rPr>
+        <w:t>miqdorida</w:t>
+      </w:r>
+      <w:proofErr w:type="spellEnd"/>
+      <w:r>
+        <w:rPr>
+          <w:b/>
+          <w:bCs/>
+          <w:lang w:val="en-US"/>
+        </w:rPr>
+        <w:t xml:space="preserve"> </w:t>
+      </w:r>
+      <w:proofErr w:type="spellStart"/>
+      <w:r>
+        <w:rPr>
+          <w:b/>
+          <w:bCs/>
+          <w:lang w:val="en-US"/>
+        </w:rPr>
+        <w:t>muddati</w:t>
+      </w:r>
+      <w:proofErr w:type="spellEnd"/>
+      <w:r>
+        <w:rPr>
+          <w:b/>
+          <w:bCs/>
+          <w:lang w:val="en-US"/>
+        </w:rPr>
+        <w:t xml:space="preserve"> </w:t>
+      </w:r>
+      <w:proofErr w:type="spellStart"/>
+      <w:r>
+        <w:rPr>
+          <w:b/>
+          <w:bCs/>
+          <w:lang w:val="en-US"/>
+        </w:rPr>
+        <w:t>oʻtgan</w:t>
+      </w:r>
+      <w:proofErr w:type="spellEnd"/>
+      <w:r>
+        <w:rPr>
+          <w:b/>
+          <w:bCs/>
+          <w:lang w:val="en-US"/>
+        </w:rPr>
+        <w:t xml:space="preserve"> </w:t>
+      </w:r>
+      <w:proofErr w:type="spellStart"/>
+      <w:r>
+        <w:rPr>
+          <w:b/>
+          <w:bCs/>
+          <w:lang w:val="en-US"/>
+        </w:rPr>
+        <w:t>qarzdorlik</w:t>
+      </w:r>
+      <w:proofErr w:type="spellEnd"/>
+      <w:r>
+        <w:rPr>
+          <w:b/>
+          <w:bCs/>
+          <w:lang w:val="en-US"/>
+        </w:rPr>
+        <w:t xml:space="preserve"> </w:t>
+      </w:r>
+      <w:proofErr w:type="spellStart"/>
+      <w:r>
+        <w:rPr>
+          <w:b/>
+          <w:bCs/>
+          <w:lang w:val="en-US"/>
+        </w:rPr>
+        <w:t>yuzaga</w:t>
+      </w:r>
+      <w:proofErr w:type="spellEnd"/>
+      <w:r>
+        <w:rPr>
+          <w:b/>
+          <w:bCs/>
+          <w:lang w:val="en-US"/>
+        </w:rPr>
+        <w:t xml:space="preserve"> </w:t>
+      </w:r>
+      <w:proofErr w:type="spellStart"/>
+      <w:r>
+        <w:rPr>
+          <w:b/>
+          <w:bCs/>
+          <w:lang w:val="en-US"/>
+        </w:rPr>
+        <w:t>kelgan</w:t>
+      </w:r>
+      <w:proofErr w:type="spellEnd"/>
+      <w:r>
+        <w:rPr>
+          <w:b/>
+          <w:bCs/>
+          <w:lang w:val="en-US"/>
+        </w:rPr>
+        <w:t>.</w:t>
+      </w:r>
+    </w:p>
+    <w:p>
+      <w:pPr>
+        <w:ind w:firstLine="708"/>
+        <w:jc w:val="both"/>
+        <w:rPr>
+          <w:b/>
+          <w:bCs/>
+          <w:lang w:val="en-US"/>
+        </w:rPr>
+      </w:pPr>
+      <w:r>
+        <w:rPr>
+          <w:lang w:val="en-US"/>
+        </w:rPr>
+        <w:t xml:space="preserve">Shu </w:t>
+      </w:r>
+      <w:proofErr w:type="spellStart"/>
+      <w:r>
+        <w:rPr>
+          <w:lang w:val="en-US"/>
+        </w:rPr>
+        <w:t>munosabat</w:t>
+      </w:r>
+      <w:proofErr w:type="spellEnd"/>
+      <w:r>
+        <w:rPr>
+          <w:lang w:val="en-US"/>
+        </w:rPr>
+        <w:t xml:space="preserve"> </w:t>
+      </w:r>
+      <w:proofErr w:type="spellStart"/>
+      <w:r>
+        <w:rPr>
+          <w:lang w:val="en-US"/>
+        </w:rPr>
+        <w:t>bilan</w:t>
+      </w:r>
+      <w:proofErr w:type="spellEnd"/>
+      <w:r>
+        <w:rPr>
+          <w:lang w:val="en-US"/>
+        </w:rPr>
+        <w:t xml:space="preserve">, </w:t>
+      </w:r>
+      <w:proofErr w:type="spellStart"/>
+      <w:r>
+        <w:rPr>
+          <w:lang w:val="en-US"/>
+        </w:rPr>
+        <w:t>Sizdan</w:t>
+      </w:r>
+      <w:proofErr w:type="spellEnd"/>
+      <w:r>
+        <w:rPr>
+          <w:lang w:val="en-US"/>
+        </w:rPr>
+        <w:t xml:space="preserve"> </w:t>
+      </w:r>
+      <w:proofErr w:type="spellStart"/>
+      <w:r>
+        <w:rPr>
+          <w:lang w:val="en-US"/>
+        </w:rPr>
+        <w:t>mazkur</w:t>
+      </w:r>
+      <w:proofErr w:type="spellEnd"/>
+      <w:r>
+        <w:rPr>
+          <w:lang w:val="en-US"/>
+        </w:rPr>
+        <w:t xml:space="preserve"> </w:t>
+      </w:r>
+      <w:proofErr w:type="spellStart"/>
+      <w:r>
+        <w:rPr>
+          <w:lang w:val="en-US"/>
+        </w:rPr>
+        <w:t>talabnoma</w:t>
+      </w:r>
+      <w:proofErr w:type="spellEnd"/>
+      <w:r>
+        <w:rPr>
+          <w:lang w:val="en-US"/>
+        </w:rPr>
+        <w:t xml:space="preserve"> </w:t>
+      </w:r>
+      <w:proofErr w:type="spellStart"/>
+      <w:r>
+        <w:rPr>
+          <w:lang w:val="en-US"/>
+        </w:rPr>
+        <w:t>olingan</w:t>
+      </w:r>
+      <w:proofErr w:type="spellEnd"/>
+      <w:r>
+        <w:rPr>
+          <w:lang w:val="en-US"/>
+        </w:rPr>
+        <w:t xml:space="preserve"> </w:t>
+      </w:r>
+      <w:proofErr w:type="spellStart"/>
+      <w:r>
+        <w:rPr>
+          <w:lang w:val="en-US"/>
+        </w:rPr>
+        <w:t>kundan</w:t>
+      </w:r>
+      <w:proofErr w:type="spellEnd"/>
+      <w:r>
+        <w:rPr>
+          <w:lang w:val="en-US"/>
+        </w:rPr>
+        <w:t xml:space="preserve"> </w:t>
+      </w:r>
+      <w:proofErr w:type="spellStart"/>
+      <w:r>
+        <w:rPr>
+          <w:lang w:val="en-US"/>
+        </w:rPr>
+        <w:t>e’tiboran</w:t>
+      </w:r>
+      <w:proofErr w:type="spellEnd"/>
+      <w:r>
+        <w:rPr>
+          <w:lang w:val="en-US"/>
+        </w:rPr>
+        <w:t xml:space="preserve"> </w:t>
+      </w:r>
+      <w:r>
+        <w:rPr>
+          <w:b/>
+          <w:bCs/>
+          <w:lang w:val="en-US"/>
+        </w:rPr>
+        <w:t>5</w:t>
+      </w:r>
+      <w:r>
+        <w:rPr>
+          <w:b/>
+          <w:bCs/>
+          <w:lang w:val="en-US"/>
+        </w:rPr>
+        <w:t xml:space="preserve"> (</w:t>
+      </w:r>
+      <w:proofErr w:type="spellStart"/>
+      <w:r>
+        <w:rPr>
+          <w:b/>
+          <w:bCs/>
+          <w:lang w:val="en-US"/>
+        </w:rPr>
+        <w:t>besh</w:t>
+      </w:r>
+      <w:proofErr w:type="spellEnd"/>
+      <w:r>
+        <w:rPr>
+          <w:b/>
+          <w:bCs/>
+          <w:lang w:val="en-US"/>
+        </w:rPr>
+        <w:t xml:space="preserve">) </w:t>
+      </w:r>
+      <w:proofErr w:type="spellStart"/>
+      <w:r>
+        <w:rPr>
+          <w:b/>
+          <w:bCs/>
+          <w:lang w:val="en-US"/>
+        </w:rPr>
+        <w:t>kun</w:t>
+      </w:r>
+      <w:proofErr w:type="spellEnd"/>
+      <w:r>
+        <w:rPr>
+          <w:b/>
+          <w:bCs/>
+          <w:lang w:val="en-US"/>
+        </w:rPr>
+        <w:t xml:space="preserve"> </w:t>
+      </w:r>
+      <w:proofErr w:type="spellStart"/>
+      <w:r>
+        <w:rPr>
+          <w:b/>
+          <w:bCs/>
+          <w:lang w:val="en-US"/>
+        </w:rPr>
+        <w:t>ichida</w:t>
+      </w:r>
+      <w:proofErr w:type="spellEnd"/>
+      <w:r>
+        <w:rPr>
+          <w:lang w:val="en-US"/>
+        </w:rPr>
+        <w:t xml:space="preserve"> </w:t>
+      </w:r>
+      <w:proofErr w:type="spellStart"/>
+      <w:r>
+        <w:rPr>
+          <w:lang w:val="en-US"/>
+        </w:rPr>
+        <w:t>quyida</w:t>
+      </w:r>
+      <w:proofErr w:type="spellEnd"/>
+      <w:r>
+        <w:rPr>
+          <w:lang w:val="en-US"/>
+        </w:rPr>
+        <w:t xml:space="preserve"> </w:t>
+      </w:r>
+      <w:proofErr w:type="spellStart"/>
+      <w:r>
+        <w:rPr>
+          <w:lang w:val="en-US"/>
+        </w:rPr>
+        <w:t>ilova</w:t>
+      </w:r>
+      <w:proofErr w:type="spellEnd"/>
+      <w:r>
+        <w:rPr>
+          <w:lang w:val="en-US"/>
+        </w:rPr>
+        <w:t xml:space="preserve"> </w:t>
+      </w:r>
+      <w:proofErr w:type="spellStart"/>
+      <w:r>
+        <w:rPr>
+          <w:lang w:val="en-US"/>
+        </w:rPr>
+        <w:t>qilingan</w:t>
+      </w:r>
+      <w:proofErr w:type="spellEnd"/>
+      <w:r>
+        <w:rPr>
+          <w:lang w:val="en-US"/>
+        </w:rPr>
+        <w:t xml:space="preserve"> </w:t>
+      </w:r>
+      <w:proofErr w:type="spellStart"/>
+      <w:r>
+        <w:rPr>
+          <w:lang w:val="en-US"/>
+        </w:rPr>
+        <w:t>kvitansiya</w:t>
+      </w:r>
+      <w:proofErr w:type="spellEnd"/>
+      <w:r>
+        <w:rPr>
+          <w:lang w:val="en-US"/>
+        </w:rPr>
+        <w:t xml:space="preserve"> </w:t>
+      </w:r>
+      <w:proofErr w:type="spellStart"/>
+      <w:r>
+        <w:rPr>
+          <w:lang w:val="en-US"/>
+        </w:rPr>
+        <w:t>asosida</w:t>
+      </w:r>
+      <w:proofErr w:type="spellEnd"/>
+      <w:r>
+        <w:rPr>
+          <w:lang w:val="en-US"/>
+        </w:rPr>
+        <w:t xml:space="preserve"> </w:t>
+      </w:r>
+      <w:proofErr w:type="spellStart"/>
+      <w:r>
+        <w:rPr>
+          <w:lang w:val="en-US"/>
+        </w:rPr>
+        <w:t>qarzdorlik</w:t>
+      </w:r>
+      <w:proofErr w:type="spellEnd"/>
+      <w:r>
+        <w:rPr>
+          <w:lang w:val="en-US"/>
+        </w:rPr>
+        <w:t xml:space="preserve"> </w:t>
+      </w:r>
+      <w:proofErr w:type="spellStart"/>
+      <w:r>
+        <w:rPr>
+          <w:lang w:val="en-US"/>
+        </w:rPr>
+        <w:t>summasini</w:t>
+      </w:r>
+      <w:proofErr w:type="spellEnd"/>
+      <w:r>
+        <w:rPr>
+          <w:lang w:val="en-US"/>
+        </w:rPr>
+        <w:t xml:space="preserve"> </w:t>
+      </w:r>
+      <w:proofErr w:type="spellStart"/>
+      <w:r>
+        <w:rPr>
+          <w:lang w:val="en-US"/>
+        </w:rPr>
+        <w:t>ixtiyoriy</w:t>
+      </w:r>
+      <w:proofErr w:type="spellEnd"/>
+      <w:r>
+        <w:rPr>
+          <w:lang w:val="en-US"/>
+        </w:rPr>
+        <w:t xml:space="preserve"> </w:t>
+      </w:r>
+      <w:proofErr w:type="spellStart"/>
+      <w:r>
+        <w:rPr>
+          <w:lang w:val="en-US"/>
+        </w:rPr>
+        <w:t>ravishda</w:t>
+      </w:r>
+      <w:proofErr w:type="spellEnd"/>
+      <w:r>
+        <w:rPr>
+          <w:lang w:val="en-US"/>
+        </w:rPr>
+        <w:t xml:space="preserve"> </w:t>
+      </w:r>
+      <w:proofErr w:type="spellStart"/>
+      <w:proofErr w:type="gramStart"/>
+      <w:r>
+        <w:rPr>
+          <w:b/>
+          <w:bCs/>
+          <w:lang w:val="en-US"/>
+        </w:rPr>
+        <w:t>to‘</w:t>
+      </w:r>
+      <w:proofErr w:type="gramEnd"/>
+      <w:r>
+        <w:rPr>
+          <w:b/>
+          <w:bCs/>
+          <w:lang w:val="en-US"/>
+        </w:rPr>
+        <w:t>liq</w:t>
+      </w:r>
+      <w:proofErr w:type="spellEnd"/>
+      <w:r>
+        <w:rPr>
+          <w:b/>
+          <w:bCs/>
+          <w:lang w:val="en-US"/>
+        </w:rPr>
+        <w:t xml:space="preserve"> </w:t>
+      </w:r>
+      <w:proofErr w:type="spellStart"/>
+      <w:r>
+        <w:rPr>
+          <w:b/>
+          <w:bCs/>
+          <w:lang w:val="en-US"/>
+        </w:rPr>
+        <w:t>qoplashingiz</w:t>
+      </w:r>
+      <w:proofErr w:type="spellEnd"/>
+      <w:r>
+        <w:rPr>
+          <w:b/>
+          <w:bCs/>
+          <w:lang w:val="en-US"/>
+        </w:rPr>
+        <w:t xml:space="preserve"> talab </w:t>
+      </w:r>
+      <w:proofErr w:type="spellStart"/>
+      <w:r>
+        <w:rPr>
+          <w:b/>
+          <w:bCs/>
+          <w:lang w:val="en-US"/>
+        </w:rPr>
+        <w:t>etiladi</w:t>
+      </w:r>
+      <w:proofErr w:type="spellEnd"/>
+      <w:r>
+        <w:rPr>
+          <w:b/>
+          <w:bCs/>
+          <w:lang w:val="en-US"/>
+        </w:rPr>
+        <w:t>.</w:t>
+      </w:r>
+    </w:p>
+    <w:p>
+      <w:pPr>
+        <w:ind w:firstLine="708"/>
+        <w:jc w:val="both"/>
+        <w:rPr>
+          <w:lang w:val="en-US"/>
+        </w:rPr>
+      </w:pPr>
+      <w:r>
+        <w:rPr>
+          <w:lang w:val="en-US"/>
+        </w:rPr>
+        <w:t xml:space="preserve">Agar </w:t>
+      </w:r>
+      <w:proofErr w:type="spellStart"/>
+      <w:proofErr w:type="gramStart"/>
+      <w:r>
+        <w:rPr>
+          <w:lang w:val="en-US"/>
+        </w:rPr>
+        <w:t>to‘</w:t>
+      </w:r>
+      <w:proofErr w:type="gramEnd"/>
+      <w:r>
+        <w:rPr>
+          <w:lang w:val="en-US"/>
+        </w:rPr>
+        <w:t>lanmagan</w:t>
+      </w:r>
+      <w:proofErr w:type="spellEnd"/>
+      <w:r>
+        <w:rPr>
+          <w:lang w:val="en-US"/>
+        </w:rPr>
+        <w:t xml:space="preserve"> summa</w:t>
+      </w:r>
+      <w:r>
+        <w:rPr>
+          <w:lang w:val="en-US"/>
+        </w:rPr>
+        <w:t xml:space="preserve"> </w:t>
+      </w:r>
+      <w:proofErr w:type="spellStart"/>
+      <w:r>
+        <w:rPr>
+          <w:lang w:val="en-US"/>
+        </w:rPr>
+        <w:t>belgilangan</w:t>
+      </w:r>
+      <w:proofErr w:type="spellEnd"/>
+      <w:r>
+        <w:rPr>
+          <w:lang w:val="en-US"/>
+        </w:rPr>
+        <w:t xml:space="preserve"> </w:t>
+      </w:r>
+      <w:proofErr w:type="spellStart"/>
+      <w:r>
+        <w:rPr>
+          <w:lang w:val="en-US"/>
+        </w:rPr>
+        <w:t>muddatda</w:t>
+      </w:r>
+      <w:proofErr w:type="spellEnd"/>
+      <w:r>
+        <w:rPr>
+          <w:lang w:val="en-US"/>
+        </w:rPr>
+        <w:t xml:space="preserve"> </w:t>
+      </w:r>
+      <w:proofErr w:type="spellStart"/>
+      <w:r>
+        <w:rPr>
+          <w:lang w:val="en-US"/>
+        </w:rPr>
+        <w:t>toʻliq</w:t>
+      </w:r>
+      <w:proofErr w:type="spellEnd"/>
+      <w:r>
+        <w:rPr>
+          <w:lang w:val="en-US"/>
+        </w:rPr>
+        <w:t xml:space="preserve"> </w:t>
+      </w:r>
+      <w:proofErr w:type="spellStart"/>
+      <w:r>
+        <w:rPr>
+          <w:lang w:val="en-US"/>
+        </w:rPr>
+        <w:t>bartaraf</w:t>
+      </w:r>
+      <w:proofErr w:type="spellEnd"/>
+      <w:r>
+        <w:rPr>
+          <w:lang w:val="en-US"/>
+        </w:rPr>
+        <w:t xml:space="preserve"> </w:t>
+      </w:r>
+      <w:proofErr w:type="spellStart"/>
+      <w:r>
+        <w:rPr>
+          <w:lang w:val="en-US"/>
+        </w:rPr>
+        <w:t>etilmasa</w:t>
+      </w:r>
+      <w:proofErr w:type="spellEnd"/>
+      <w:r>
+        <w:rPr>
+          <w:lang w:val="en-US"/>
+        </w:rPr>
+        <w:t xml:space="preserve">, </w:t>
+      </w:r>
+      <w:proofErr w:type="spellStart"/>
+      <w:r>
+        <w:rPr>
+          <w:lang w:val="en-US"/>
+        </w:rPr>
+        <w:t>Oʻzbekiston</w:t>
+      </w:r>
+      <w:proofErr w:type="spellEnd"/>
+      <w:r>
+        <w:rPr>
+          <w:lang w:val="en-US"/>
+        </w:rPr>
+        <w:t xml:space="preserve"> </w:t>
+      </w:r>
+      <w:proofErr w:type="spellStart"/>
+      <w:r>
+        <w:rPr>
+          <w:lang w:val="en-US"/>
+        </w:rPr>
+        <w:t>Respublikasi</w:t>
+      </w:r>
+      <w:proofErr w:type="spellEnd"/>
+      <w:r>
+        <w:rPr>
+          <w:lang w:val="en-US"/>
+        </w:rPr>
+        <w:t xml:space="preserve"> </w:t>
+      </w:r>
+      <w:proofErr w:type="spellStart"/>
+      <w:r>
+        <w:rPr>
+          <w:lang w:val="en-US"/>
+        </w:rPr>
+        <w:t>Fuqarolik</w:t>
+      </w:r>
+      <w:proofErr w:type="spellEnd"/>
+      <w:r>
+        <w:rPr>
+          <w:lang w:val="en-US"/>
+        </w:rPr>
+        <w:t xml:space="preserve"> </w:t>
+      </w:r>
+      <w:proofErr w:type="spellStart"/>
+      <w:r>
+        <w:rPr>
+          <w:lang w:val="en-US"/>
+        </w:rPr>
+        <w:t>protsessual</w:t>
+      </w:r>
+      <w:proofErr w:type="spellEnd"/>
+      <w:r>
+        <w:rPr>
+          <w:lang w:val="en-US"/>
+        </w:rPr>
+        <w:t xml:space="preserve"> </w:t>
+      </w:r>
+      <w:proofErr w:type="spellStart"/>
+      <w:r>
+        <w:rPr>
+          <w:lang w:val="en-US"/>
+        </w:rPr>
+        <w:t>kodeksining</w:t>
+      </w:r>
+      <w:proofErr w:type="spellEnd"/>
+      <w:r>
+        <w:rPr>
+          <w:lang w:val="en-US"/>
+        </w:rPr>
+        <w:t xml:space="preserve"> 171, 172, 173, 174-moddalari </w:t>
+      </w:r>
+      <w:proofErr w:type="spellStart"/>
+      <w:r>
+        <w:rPr>
+          <w:lang w:val="en-US"/>
+        </w:rPr>
+        <w:t>hamda</w:t>
+      </w:r>
+      <w:proofErr w:type="spellEnd"/>
+      <w:r>
+        <w:rPr>
+          <w:lang w:val="en-US"/>
+        </w:rPr>
+        <w:t xml:space="preserve"> </w:t>
+      </w:r>
+      <w:proofErr w:type="spellStart"/>
+      <w:r>
+        <w:rPr>
+          <w:lang w:val="en-US"/>
+        </w:rPr>
+        <w:t>Oʻzbekiston</w:t>
+      </w:r>
+      <w:proofErr w:type="spellEnd"/>
+      <w:r>
+        <w:rPr>
+          <w:lang w:val="en-US"/>
+        </w:rPr>
+        <w:t xml:space="preserve"> </w:t>
+      </w:r>
+      <w:proofErr w:type="spellStart"/>
+      <w:r>
+        <w:rPr>
+          <w:lang w:val="en-US"/>
+        </w:rPr>
+        <w:t>Respublikasi</w:t>
+      </w:r>
+      <w:proofErr w:type="spellEnd"/>
+      <w:r>
+        <w:rPr>
+          <w:lang w:val="en-US"/>
+        </w:rPr>
+        <w:t xml:space="preserve"> </w:t>
+      </w:r>
+      <w:proofErr w:type="spellStart"/>
+      <w:r>
+        <w:rPr>
+          <w:lang w:val="en-US"/>
+        </w:rPr>
+        <w:t>Fuqarolik</w:t>
+      </w:r>
+      <w:proofErr w:type="spellEnd"/>
+      <w:r>
+        <w:rPr>
+          <w:lang w:val="en-US"/>
+        </w:rPr>
+        <w:t xml:space="preserve"> </w:t>
+      </w:r>
+      <w:proofErr w:type="spellStart"/>
+      <w:r>
+        <w:rPr>
+          <w:lang w:val="en-US"/>
+        </w:rPr>
+        <w:t>kodeksining</w:t>
+      </w:r>
+      <w:proofErr w:type="spellEnd"/>
+      <w:r>
+        <w:rPr>
+          <w:lang w:val="en-US"/>
+        </w:rPr>
+        <w:t xml:space="preserve"> 236 </w:t>
+      </w:r>
+      <w:proofErr w:type="spellStart"/>
+      <w:r>
+        <w:rPr>
+          <w:lang w:val="en-US"/>
+        </w:rPr>
+        <w:t>va</w:t>
+      </w:r>
+      <w:proofErr w:type="spellEnd"/>
+      <w:r>
+        <w:rPr>
+          <w:lang w:val="en-US"/>
+        </w:rPr>
+        <w:t xml:space="preserve"> 735-moddalariga </w:t>
+      </w:r>
+      <w:proofErr w:type="spellStart"/>
+      <w:r>
+        <w:rPr>
+          <w:lang w:val="en-US"/>
+        </w:rPr>
+        <w:t>asosan</w:t>
+      </w:r>
+      <w:proofErr w:type="spellEnd"/>
+      <w:r>
+        <w:rPr>
+          <w:lang w:val="en-US"/>
+        </w:rPr>
+        <w:t xml:space="preserve"> </w:t>
+      </w:r>
+      <w:proofErr w:type="spellStart"/>
+      <w:r>
+        <w:rPr>
+          <w:lang w:val="en-US"/>
+        </w:rPr>
+        <w:t>Fuqarolik</w:t>
+      </w:r>
+      <w:proofErr w:type="spellEnd"/>
+      <w:r>
+        <w:rPr>
+          <w:lang w:val="en-US"/>
+        </w:rPr>
+        <w:t xml:space="preserve"> </w:t>
+      </w:r>
+      <w:proofErr w:type="spellStart"/>
+      <w:r>
+        <w:rPr>
+          <w:lang w:val="en-US"/>
+        </w:rPr>
+        <w:t>ishlari</w:t>
+      </w:r>
+      <w:proofErr w:type="spellEnd"/>
+      <w:r>
+        <w:rPr>
+          <w:lang w:val="en-US"/>
+        </w:rPr>
+        <w:t xml:space="preserve"> </w:t>
+      </w:r>
+      <w:proofErr w:type="spellStart"/>
+      <w:r>
+        <w:rPr>
+          <w:lang w:val="en-US"/>
+        </w:rPr>
+        <w:t>boʻyicha</w:t>
+      </w:r>
+      <w:proofErr w:type="spellEnd"/>
+      <w:r>
+        <w:rPr>
+          <w:lang w:val="en-US"/>
+        </w:rPr>
+        <w:t xml:space="preserve"> </w:t>
+      </w:r>
+      <w:proofErr w:type="spellStart"/>
+      <w:r>
+        <w:rPr>
+          <w:lang w:val="en-US"/>
+        </w:rPr>
+        <w:t>Mirzo</w:t>
+      </w:r>
+      <w:proofErr w:type="spellEnd"/>
+      <w:r>
+        <w:rPr>
+          <w:lang w:val="en-US"/>
+        </w:rPr>
+        <w:t xml:space="preserve"> </w:t>
+      </w:r>
+      <w:proofErr w:type="spellStart"/>
+      <w:r>
+        <w:rPr>
+          <w:lang w:val="en-US"/>
+        </w:rPr>
+        <w:t>Ulugʻbek</w:t>
+      </w:r>
+      <w:proofErr w:type="spellEnd"/>
+      <w:r>
+        <w:rPr>
+          <w:lang w:val="en-US"/>
+        </w:rPr>
+        <w:t xml:space="preserve"> </w:t>
+      </w:r>
+      <w:proofErr w:type="spellStart"/>
+      <w:r>
+        <w:rPr>
+          <w:lang w:val="en-US"/>
+        </w:rPr>
+        <w:t>tumanlararo</w:t>
+      </w:r>
+      <w:proofErr w:type="spellEnd"/>
+      <w:r>
+        <w:rPr>
+          <w:lang w:val="en-US"/>
+        </w:rPr>
+        <w:t xml:space="preserve"> </w:t>
+      </w:r>
+      <w:proofErr w:type="spellStart"/>
+      <w:r>
+        <w:rPr>
+          <w:lang w:val="en-US"/>
+        </w:rPr>
+        <w:t>sud</w:t>
+      </w:r>
+      <w:r>
+        <w:rPr>
+          <w:lang w:val="en-US"/>
+        </w:rPr>
+        <w:t>i</w:t>
+      </w:r>
+      <w:r>
+        <w:rPr>
+          <w:lang w:val="en-US"/>
+        </w:rPr>
+        <w:t>ga</w:t>
+      </w:r>
+      <w:proofErr w:type="spellEnd"/>
+      <w:r>
+        <w:rPr>
+          <w:lang w:val="en-US"/>
+        </w:rPr>
+        <w:t xml:space="preserve"> </w:t>
+      </w:r>
+      <w:proofErr w:type="spellStart"/>
+      <w:r>
+        <w:rPr>
+          <w:lang w:val="en-US"/>
+        </w:rPr>
+        <w:t>ariza</w:t>
+      </w:r>
+      <w:proofErr w:type="spellEnd"/>
+      <w:r>
+        <w:rPr>
+          <w:lang w:val="en-US"/>
+        </w:rPr>
+        <w:t xml:space="preserve"> </w:t>
+      </w:r>
+      <w:proofErr w:type="spellStart"/>
+      <w:r>
+        <w:rPr>
+          <w:lang w:val="en-US"/>
+        </w:rPr>
+        <w:t>bilan</w:t>
+      </w:r>
+      <w:proofErr w:type="spellEnd"/>
+      <w:r>
+        <w:rPr>
+          <w:lang w:val="en-US"/>
+        </w:rPr>
+        <w:t xml:space="preserve"> </w:t>
+      </w:r>
+      <w:proofErr w:type="spellStart"/>
+      <w:r>
+        <w:rPr>
+          <w:lang w:val="en-US"/>
+        </w:rPr>
+        <w:t>murojaat</w:t>
+      </w:r>
+      <w:proofErr w:type="spellEnd"/>
+      <w:r>
+        <w:rPr>
+          <w:lang w:val="en-US"/>
+        </w:rPr>
+        <w:t xml:space="preserve"> </w:t>
+      </w:r>
+      <w:proofErr w:type="spellStart"/>
+      <w:r>
+        <w:rPr>
+          <w:lang w:val="en-US"/>
+        </w:rPr>
+        <w:t>etiladi</w:t>
+      </w:r>
+      <w:proofErr w:type="spellEnd"/>
+      <w:r>
+        <w:rPr>
+          <w:lang w:val="en-US"/>
+        </w:rPr>
+        <w:t>.</w:t>
+      </w:r>
+    </w:p>
+    <w:p>
+      <w:pPr>
+        <w:ind w:firstLine="708"/>
+        <w:jc w:val="both"/>
+        <w:rPr>
+          <w:lang w:val="en-US"/>
+        </w:rPr>
+      </w:pPr>
+      <w:proofErr w:type="spellStart"/>
+      <w:r>
+        <w:rPr>
+          <w:lang w:val="en-US"/>
+        </w:rPr>
+        <w:t>Mazkur</w:t>
+      </w:r>
+      <w:proofErr w:type="spellEnd"/>
+      <w:r>
+        <w:rPr>
+          <w:lang w:val="en-US"/>
+        </w:rPr>
+        <w:t xml:space="preserve"> </w:t>
+      </w:r>
+      <w:proofErr w:type="spellStart"/>
+      <w:r>
+        <w:rPr>
+          <w:lang w:val="en-US"/>
+        </w:rPr>
+        <w:t>talabnomaga</w:t>
+      </w:r>
+      <w:proofErr w:type="spellEnd"/>
+      <w:r>
+        <w:rPr>
+          <w:lang w:val="en-US"/>
+        </w:rPr>
+        <w:t xml:space="preserve"> notarial </w:t>
+      </w:r>
+      <w:proofErr w:type="spellStart"/>
+      <w:r>
+        <w:rPr>
+          <w:lang w:val="en-US"/>
+        </w:rPr>
+        <w:t>tartibda</w:t>
+      </w:r>
+      <w:proofErr w:type="spellEnd"/>
+      <w:r>
+        <w:rPr>
+          <w:lang w:val="en-US"/>
+        </w:rPr>
+        <w:t xml:space="preserve"> </w:t>
+      </w:r>
+      <w:proofErr w:type="spellStart"/>
+      <w:r>
+        <w:rPr>
+          <w:lang w:val="en-US"/>
+        </w:rPr>
+        <w:t>tasdiqlangan</w:t>
+      </w:r>
+      <w:proofErr w:type="spellEnd"/>
+      <w:r>
+        <w:rPr>
+          <w:lang w:val="en-US"/>
+        </w:rPr>
+        <w:t xml:space="preserve"> </w:t>
+      </w:r>
+      <w:proofErr w:type="spellStart"/>
+      <w:r>
+        <w:rPr>
+          <w:lang w:val="en-US"/>
+        </w:rPr>
+        <w:t>qarz</w:t>
+      </w:r>
+      <w:proofErr w:type="spellEnd"/>
+      <w:r>
+        <w:rPr>
+          <w:lang w:val="en-US"/>
+        </w:rPr>
+        <w:t xml:space="preserve"> </w:t>
+      </w:r>
+      <w:proofErr w:type="spellStart"/>
+      <w:r>
+        <w:rPr>
+          <w:lang w:val="en-US"/>
+        </w:rPr>
+        <w:t>shartnomasiga</w:t>
+      </w:r>
+      <w:proofErr w:type="spellEnd"/>
+      <w:r>
+        <w:rPr>
+          <w:lang w:val="en-US"/>
+        </w:rPr>
+        <w:t xml:space="preserve"> </w:t>
+      </w:r>
+      <w:proofErr w:type="spellStart"/>
+      <w:r>
+        <w:rPr>
+          <w:lang w:val="en-US"/>
+        </w:rPr>
+        <w:t>asosan</w:t>
+      </w:r>
+      <w:proofErr w:type="spellEnd"/>
+      <w:r>
+        <w:rPr>
+          <w:lang w:val="en-US"/>
+        </w:rPr>
+        <w:t xml:space="preserve"> </w:t>
+      </w:r>
+      <w:proofErr w:type="spellStart"/>
+      <w:r>
+        <w:rPr>
+          <w:lang w:val="en-US"/>
+        </w:rPr>
+        <w:t>sud</w:t>
+      </w:r>
+      <w:proofErr w:type="spellEnd"/>
+      <w:r>
+        <w:rPr>
+          <w:lang w:val="en-US"/>
+        </w:rPr>
+        <w:t xml:space="preserve"> </w:t>
+      </w:r>
+      <w:proofErr w:type="spellStart"/>
+      <w:proofErr w:type="gramStart"/>
+      <w:r>
+        <w:rPr>
+          <w:lang w:val="en-US"/>
+        </w:rPr>
+        <w:t>buyrug‘</w:t>
+      </w:r>
+      <w:proofErr w:type="gramEnd"/>
+      <w:r>
+        <w:rPr>
+          <w:lang w:val="en-US"/>
+        </w:rPr>
+        <w:t>ini</w:t>
+      </w:r>
+      <w:proofErr w:type="spellEnd"/>
+      <w:r>
+        <w:rPr>
+          <w:lang w:val="en-US"/>
+        </w:rPr>
+        <w:t xml:space="preserve"> </w:t>
+      </w:r>
+      <w:proofErr w:type="spellStart"/>
+      <w:r>
+        <w:rPr>
+          <w:lang w:val="en-US"/>
+        </w:rPr>
+        <w:t>berish</w:t>
+      </w:r>
+      <w:proofErr w:type="spellEnd"/>
+      <w:r>
+        <w:rPr>
+          <w:lang w:val="en-US"/>
+        </w:rPr>
+        <w:t xml:space="preserve"> </w:t>
+      </w:r>
+      <w:proofErr w:type="spellStart"/>
+      <w:r>
+        <w:rPr>
+          <w:lang w:val="en-US"/>
+        </w:rPr>
+        <w:t>to‘g‘risidagi</w:t>
+      </w:r>
+      <w:proofErr w:type="spellEnd"/>
+      <w:r>
+        <w:rPr>
+          <w:lang w:val="en-US"/>
+        </w:rPr>
+        <w:t xml:space="preserve"> </w:t>
+      </w:r>
+      <w:proofErr w:type="spellStart"/>
+      <w:r>
+        <w:rPr>
+          <w:lang w:val="en-US"/>
+        </w:rPr>
+        <w:t>ariza</w:t>
+      </w:r>
+      <w:proofErr w:type="spellEnd"/>
+      <w:r>
+        <w:rPr>
+          <w:lang w:val="en-US"/>
+        </w:rPr>
+        <w:t xml:space="preserve"> </w:t>
+      </w:r>
+      <w:proofErr w:type="spellStart"/>
+      <w:r>
+        <w:rPr>
+          <w:lang w:val="en-US"/>
+        </w:rPr>
+        <w:t>nusxasi</w:t>
+      </w:r>
+      <w:proofErr w:type="spellEnd"/>
+      <w:r>
+        <w:rPr>
+          <w:lang w:val="en-US"/>
+        </w:rPr>
+        <w:t xml:space="preserve"> </w:t>
+      </w:r>
+      <w:proofErr w:type="spellStart"/>
+      <w:r>
+        <w:rPr>
+          <w:lang w:val="en-US"/>
+        </w:rPr>
+        <w:t>ilova</w:t>
+      </w:r>
+      <w:proofErr w:type="spellEnd"/>
+      <w:r>
+        <w:rPr>
+          <w:lang w:val="en-US"/>
+        </w:rPr>
+        <w:t xml:space="preserve"> </w:t>
+      </w:r>
+      <w:proofErr w:type="spellStart"/>
+      <w:r>
+        <w:rPr>
+          <w:lang w:val="en-US"/>
+        </w:rPr>
+        <w:t>qilinmoqda</w:t>
+      </w:r>
+      <w:proofErr w:type="spellEnd"/>
+      <w:r>
+        <w:rPr>
+          <w:lang w:val="en-US"/>
+        </w:rPr>
+        <w:t>.</w:t>
+      </w:r>
+      <w:r>
+        <w:rPr>
+          <w:lang w:val="en-US"/>
+        </w:rPr>
+        <w:t xml:space="preserve"> </w:t>
+      </w:r>
+      <w:proofErr w:type="spellStart"/>
+      <w:r>
+        <w:rPr>
+          <w:lang w:val="en-US"/>
+        </w:rPr>
+        <w:t>Bunda</w:t>
+      </w:r>
+      <w:proofErr w:type="spellEnd"/>
+      <w:r>
+        <w:rPr>
+          <w:lang w:val="en-US"/>
+        </w:rPr>
+        <w:t xml:space="preserve"> </w:t>
+      </w:r>
+      <w:proofErr w:type="spellStart"/>
+      <w:r>
+        <w:rPr>
+          <w:lang w:val="en-US"/>
+        </w:rPr>
+        <w:t>qarzdorlikdan</w:t>
+      </w:r>
+      <w:proofErr w:type="spellEnd"/>
+      <w:r>
+        <w:rPr>
+          <w:lang w:val="en-US"/>
+        </w:rPr>
+        <w:t xml:space="preserve"> </w:t>
+      </w:r>
+      <w:proofErr w:type="spellStart"/>
+      <w:r>
+        <w:rPr>
+          <w:lang w:val="en-US"/>
+        </w:rPr>
+        <w:t>tashqari</w:t>
+      </w:r>
+      <w:proofErr w:type="spellEnd"/>
+      <w:r>
+        <w:rPr>
+          <w:lang w:val="en-US"/>
+        </w:rPr>
+        <w:t xml:space="preserve">, </w:t>
+      </w:r>
+      <w:proofErr w:type="spellStart"/>
+      <w:proofErr w:type="gramStart"/>
+      <w:r>
+        <w:rPr>
+          <w:lang w:val="en-US"/>
+        </w:rPr>
+        <w:t>to‘</w:t>
+      </w:r>
+      <w:proofErr w:type="gramEnd"/>
+      <w:r>
+        <w:rPr>
+          <w:lang w:val="en-US"/>
+        </w:rPr>
+        <w:t>langan</w:t>
+      </w:r>
+      <w:proofErr w:type="spellEnd"/>
+      <w:r>
+        <w:rPr>
+          <w:lang w:val="en-US"/>
+        </w:rPr>
+        <w:t xml:space="preserve"> </w:t>
+      </w:r>
+      <w:proofErr w:type="spellStart"/>
+      <w:r>
+        <w:rPr>
+          <w:lang w:val="en-US"/>
+        </w:rPr>
+        <w:t>davlat</w:t>
+      </w:r>
+      <w:proofErr w:type="spellEnd"/>
+      <w:r>
+        <w:rPr>
+          <w:lang w:val="en-US"/>
+        </w:rPr>
+        <w:t xml:space="preserve"> </w:t>
+      </w:r>
+      <w:proofErr w:type="spellStart"/>
+      <w:r>
+        <w:rPr>
+          <w:lang w:val="en-US"/>
+        </w:rPr>
+        <w:t>boji</w:t>
+      </w:r>
+      <w:proofErr w:type="spellEnd"/>
+      <w:r>
+        <w:rPr>
+          <w:lang w:val="en-US"/>
+        </w:rPr>
+        <w:t xml:space="preserve"> </w:t>
+      </w:r>
+      <w:proofErr w:type="spellStart"/>
+      <w:r>
+        <w:rPr>
+          <w:lang w:val="en-US"/>
+        </w:rPr>
+        <w:t>va</w:t>
+      </w:r>
+      <w:proofErr w:type="spellEnd"/>
+      <w:r>
+        <w:rPr>
+          <w:lang w:val="en-US"/>
+        </w:rPr>
+        <w:t xml:space="preserve"> </w:t>
+      </w:r>
+      <w:proofErr w:type="spellStart"/>
+      <w:r>
+        <w:rPr>
+          <w:lang w:val="en-US"/>
+        </w:rPr>
+        <w:t>pochta</w:t>
+      </w:r>
+      <w:proofErr w:type="spellEnd"/>
+      <w:r>
+        <w:rPr>
+          <w:lang w:val="en-US"/>
+        </w:rPr>
+        <w:t xml:space="preserve"> </w:t>
+      </w:r>
+      <w:proofErr w:type="spellStart"/>
+      <w:r>
+        <w:rPr>
+          <w:lang w:val="en-US"/>
+        </w:rPr>
+        <w:t>xarajatlarini</w:t>
+      </w:r>
+      <w:proofErr w:type="spellEnd"/>
+      <w:r>
+        <w:rPr>
+          <w:lang w:val="en-US"/>
+        </w:rPr>
+        <w:t xml:space="preserve"> </w:t>
+      </w:r>
+      <w:proofErr w:type="spellStart"/>
+      <w:r>
+        <w:rPr>
+          <w:lang w:val="en-US"/>
+        </w:rPr>
+        <w:t>Sizdan</w:t>
+      </w:r>
+      <w:proofErr w:type="spellEnd"/>
+      <w:r>
+        <w:rPr>
+          <w:lang w:val="en-US"/>
+        </w:rPr>
+        <w:t xml:space="preserve"> </w:t>
+      </w:r>
+      <w:proofErr w:type="spellStart"/>
+      <w:r>
+        <w:rPr>
+          <w:lang w:val="en-US"/>
+        </w:rPr>
+        <w:t>undirish</w:t>
+      </w:r>
+      <w:proofErr w:type="spellEnd"/>
+      <w:r>
+        <w:rPr>
+          <w:lang w:val="en-US"/>
+        </w:rPr>
+        <w:t xml:space="preserve"> </w:t>
+      </w:r>
+      <w:proofErr w:type="spellStart"/>
+      <w:r>
+        <w:rPr>
+          <w:lang w:val="en-US"/>
+        </w:rPr>
+        <w:t>to‘g‘risida</w:t>
+      </w:r>
+      <w:proofErr w:type="spellEnd"/>
+      <w:r>
+        <w:rPr>
+          <w:lang w:val="en-US"/>
+        </w:rPr>
+        <w:t xml:space="preserve"> ham talab </w:t>
+      </w:r>
+      <w:proofErr w:type="spellStart"/>
+      <w:r>
+        <w:rPr>
+          <w:lang w:val="en-US"/>
+        </w:rPr>
+        <w:t>qo‘yiladi</w:t>
+      </w:r>
+      <w:proofErr w:type="spellEnd"/>
+      <w:r>
+        <w:rPr>
+          <w:lang w:val="en-US"/>
+        </w:rPr>
+        <w:t>.</w:t>
+      </w:r>
+    </w:p>
+    <w:tbl>
+      <w:tblPr>
+        <w:tblStyle w:val="a4"/>
+        <w:tblW w:w="9654" w:type="dxa"/>
+        <w:jc w:val="center"/>
+        <w:tblLook w:val="04A0" w:firstRow="1" w:lastRow="0" w:firstColumn="1" w:lastColumn="0" w:noHBand="0" w:noVBand="1"/>
+      </w:tblPr>
+      <w:tblGrid>
+        <w:gridCol w:w="1999"/>
+        <w:gridCol w:w="2088"/>
+        <w:gridCol w:w="2392"/>
+        <w:gridCol w:w="1579"/>
+        <w:gridCol w:w="1596"/>
+      </w:tblGrid>
+      <w:tr>
+        <w:trPr>
+          <w:jc w:val="center"/>
+        </w:trPr>
+        <w:tc>
+          <w:tcPr>
+            <w:tcW w:w="1999" w:type="dxa"/>
+            <w:vMerge w:val="restart"/>
+          </w:tcPr>
+          <w:p>
+            <w:pPr>
+              <w:jc w:val="center"/>
+              <w:rPr>
+                <w:noProof/>
+                <w:sz w:val="20"/>
+                <w:szCs w:val="20"/>
+              </w:rPr>
+            </w:pPr>
+            <w:r>
+              <w:rPr>
+                <w:noProof/>
+                <w:sz w:val="20"/>
+                <w:szCs w:val="20"/>
+              </w:rPr>
+              <w:t>Kvitansiya</w:t>
+            </w:r>
+          </w:p>
+          <w:p>
+            <w:pPr>
+              <w:jc w:val="center"/>
+              <w:rPr>
+                <w:noProof/>
+                <w:sz w:val="20"/>
+                <w:szCs w:val="20"/>
+              </w:rPr>
+            </w:pPr>
+          </w:p>
+          <w:p>
+            <w:pPr>
+              <w:jc w:val="center"/>
+              <w:rPr>
+                <w:noProof/>
+                <w:sz w:val="20"/>
+                <w:szCs w:val="20"/>
+              </w:rPr>
+            </w:pPr>
+          </w:p>
+          <w:p>
+            <w:pPr>
+              <w:jc w:val="center"/>
+              <w:rPr>
+                <w:noProof/>
+                <w:sz w:val="20"/>
+                <w:szCs w:val="20"/>
+              </w:rPr>
+            </w:pPr>
+          </w:p>
+          <w:p>
+            <w:pPr>
+              <w:jc w:val="center"/>
+              <w:rPr>
+                <w:noProof/>
+                <w:sz w:val="20"/>
+                <w:szCs w:val="20"/>
+              </w:rPr>
+            </w:pPr>
+          </w:p>
+          <w:p>
+            <w:pPr>
+              <w:jc w:val="center"/>
+              <w:rPr>
+                <w:noProof/>
+                <w:sz w:val="20"/>
+                <w:szCs w:val="20"/>
+              </w:rPr>
+            </w:pPr>
+          </w:p>
+          <w:p>
+            <w:pPr>
+              <w:jc w:val="center"/>
+              <w:rPr>
+                <w:noProof/>
+                <w:sz w:val="20"/>
+                <w:szCs w:val="20"/>
+              </w:rPr>
+            </w:pPr>
+          </w:p>
+          <w:p>
+            <w:pPr>
+              <w:jc w:val="center"/>
+              <w:rPr>
+                <w:noProof/>
+                <w:sz w:val="20"/>
+                <w:szCs w:val="20"/>
+              </w:rPr>
+            </w:pPr>
+          </w:p>
+          <w:p>
+            <w:pPr>
+              <w:jc w:val="center"/>
+              <w:rPr>
+                <w:noProof/>
+                <w:sz w:val="20"/>
+                <w:szCs w:val="20"/>
+              </w:rPr>
+            </w:pPr>
+          </w:p>
+          <w:p>
+            <w:pPr>
+              <w:jc w:val="center"/>
+              <w:rPr>
+                <w:noProof/>
+                <w:sz w:val="20"/>
+                <w:szCs w:val="20"/>
+                <w:lang w:val="en-US"/>
+              </w:rPr>
+            </w:pPr>
+          </w:p>
+        </w:tc>
+        <w:tc>
+          <w:tcPr>
+            <w:tcW w:w="6059" w:type="dxa"/>
+            <w:gridSpan w:val="3"/>
+          </w:tcPr>
+          <w:p>
+            <w:pPr>
+              <w:jc w:val="both"/>
+              <w:rPr>
+                <w:b/>
+                <w:bCs/>
+                <w:noProof/>
+                <w:sz w:val="20"/>
+                <w:szCs w:val="20"/>
+                <w:lang w:val="en-US"/>
+              </w:rPr>
+            </w:pPr>
+            <w:r>
+              <w:rPr>
+                <w:b/>
+                <w:bCs/>
+                <w:noProof/>
+                <w:sz w:val="20"/>
+                <w:szCs w:val="20"/>
+                <w:lang w:val="en-US"/>
+              </w:rPr>
+              <w:t>OʻZBEKISTON YOSHLAR ITTIFOQI TOSHKENT SHAHAR HUDUDIY KENGASHI</w:t>
+            </w:r>
+          </w:p>
+        </w:tc>
+        <w:tc>
+          <w:tcPr>
+            <w:tcW w:w="1596" w:type="dxa"/>
+            <w:vMerge w:val="restart"/>
+            <w:vAlign w:val="center"/>
+          </w:tcPr>
+          <w:p>
+            <w:pPr>
+              <w:jc w:val="center"/>
+              <w:rPr>
+                <w:noProof/>
+                <w:sz w:val="20"/>
+                <w:szCs w:val="20"/>
+                <w:lang w:val="en-US"/>
+              </w:rPr>
+            </w:pPr>
+            <w:r>
+              <w:rPr>
+                <w:noProof/>
+                <w:sz w:val="20"/>
+                <w:szCs w:val="20"/>
+                <w:lang w:val="en-US"/>
+              </w:rPr>
+              <w:drawing>
+                <wp:inline distT="0" distB="0" distL="0" distR="0" wp14:anchorId="0F2039BF" wp14:editId="689F97BC">
+                  <wp:extent cx="870596" cy="864000"/>
+                  <wp:effectExtent l="0" t="0" r="5715" b="0"/>
+                  <wp:docPr id="1" name="Рисунок 1"/>
+                  <wp:cNvGraphicFramePr>
+                    <a:graphicFrameLocks xmlns:a="http://schemas.openxmlformats.org/drawingml/2006/main" noChangeAspect="1"/>
+                  </wp:cNvGraphicFramePr>
+                  <a:graphic xmlns:a="http://schemas.openxmlformats.org/drawingml/2006/main">
+                    <a:graphicData uri="http://schemas.openxmlformats.org/drawingml/2006/picture">
+                      <pic:pic xmlns:pic="http://schemas.openxmlformats.org/drawingml/2006/picture">
+                        <pic:nvPicPr>
+                          <pic:cNvPr id="1" name=""/>
+                          <pic:cNvPicPr/>
+                        </pic:nvPicPr>
+                        <pic:blipFill>
+                          <a:blip r:embed="rId4"/>
+                          <a:stretch>
+                            <a:fillRect/>
+                          </a:stretch>
+                        </pic:blipFill>
+                        <pic:spPr>
+                          <a:xfrm>
+                            <a:off x="0" y="0"/>
+                            <a:ext cx="870596" cy="864000"/>
+                          </a:xfrm>
+                          <a:prstGeom prst="rect">
+                            <a:avLst/>
+                          </a:prstGeom>
+                        </pic:spPr>
+                      </pic:pic>
+                    </a:graphicData>
+                  </a:graphic>
+                </wp:inline>
+              </w:drawing>
+            </w:r>
+          </w:p>
+        </w:tc>
+      </w:tr>
+      <w:tr>
+        <w:trPr>
+          <w:trHeight w:val="279"/>
+          <w:jc w:val="center"/>
+        </w:trPr>
+        <w:tc>
+          <w:tcPr>
+            <w:tcW w:w="1999" w:type="dxa"/>
+            <w:vMerge/>
+          </w:tcPr>
+          <w:p>
+            <w:pPr>
+              <w:rPr>
+                <w:noProof/>
+                <w:sz w:val="20"/>
+                <w:szCs w:val="20"/>
+                <w:lang w:val="en-US"/>
+              </w:rPr>
+            </w:pPr>
+          </w:p>
+        </w:tc>
+        <w:tc>
+          <w:tcPr>
+            <w:tcW w:w="2088" w:type="dxa"/>
+          </w:tcPr>
+          <w:p>
+            <w:pPr>
+              <w:rPr>
+                <w:noProof/>
+                <w:sz w:val="20"/>
+                <w:szCs w:val="20"/>
+                <w:lang w:val="en-US"/>
+              </w:rPr>
+            </w:pPr>
+            <w:r>
+              <w:rPr>
+                <w:noProof/>
+                <w:sz w:val="20"/>
+                <w:szCs w:val="20"/>
+                <w:lang w:val="en-US"/>
+              </w:rPr>
+              <w:t>Bank nomi</w:t>
+            </w:r>
+          </w:p>
+        </w:tc>
+        <w:tc>
+          <w:tcPr>
+            <w:tcW w:w="3971" w:type="dxa"/>
+            <w:gridSpan w:val="2"/>
+          </w:tcPr>
+          <w:p>
+            <w:pPr>
+              <w:jc w:val="both"/>
+              <w:rPr>
+                <w:noProof/>
+                <w:sz w:val="20"/>
+                <w:szCs w:val="20"/>
+                <w:lang w:val="en-US"/>
+              </w:rPr>
+            </w:pPr>
+            <w:r>
+              <w:rPr>
+                <w:noProof/>
+                <w:sz w:val="20"/>
+                <w:szCs w:val="20"/>
+                <w:lang w:val="en-US"/>
+              </w:rPr>
+              <w:t>“Oʻzmilliybank” AJ Mirzo Ulugʻbek BXM</w:t>
+            </w:r>
+          </w:p>
+          <w:p>
+            <w:pPr>
+              <w:jc w:val="both"/>
+              <w:rPr>
+                <w:noProof/>
+                <w:sz w:val="20"/>
+                <w:szCs w:val="20"/>
+                <w:lang w:val="en-US"/>
+              </w:rPr>
+            </w:pPr>
+          </w:p>
+        </w:tc>
+        <w:tc>
+          <w:tcPr>
+            <w:tcW w:w="1596" w:type="dxa"/>
+            <w:vMerge/>
+          </w:tcPr>
+          <w:p>
+            <w:pPr>
+              <w:rPr>
+                <w:noProof/>
+                <w:sz w:val="20"/>
+                <w:szCs w:val="20"/>
+                <w:lang w:val="en-US"/>
+              </w:rPr>
+            </w:pPr>
+          </w:p>
+        </w:tc>
+      </w:tr>
+      <w:tr>
+        <w:trPr>
+          <w:jc w:val="center"/>
+        </w:trPr>
+        <w:tc>
+          <w:tcPr>
+            <w:tcW w:w="1999" w:type="dxa"/>
+            <w:vMerge/>
+          </w:tcPr>
+          <w:p>
+            <w:pPr>
+              <w:rPr>
+                <w:noProof/>
+                <w:sz w:val="20"/>
+                <w:szCs w:val="20"/>
+                <w:lang w:val="en-US"/>
+              </w:rPr>
+            </w:pPr>
+          </w:p>
+        </w:tc>
+        <w:tc>
+          <w:tcPr>
+            <w:tcW w:w="2088" w:type="dxa"/>
+          </w:tcPr>
+          <w:p>
+            <w:pPr>
+              <w:rPr>
+                <w:noProof/>
+                <w:sz w:val="20"/>
+                <w:szCs w:val="20"/>
+                <w:lang w:val="en-US"/>
+              </w:rPr>
+            </w:pPr>
+            <w:r>
+              <w:rPr>
+                <w:noProof/>
+                <w:sz w:val="20"/>
+                <w:szCs w:val="20"/>
+                <w:lang w:val="en-US"/>
+              </w:rPr>
+              <w:t>Oluvchining hisob</w:t>
+            </w:r>
+            <w:r>
+              <w:rPr>
+                <w:noProof/>
+                <w:sz w:val="20"/>
+                <w:szCs w:val="20"/>
+              </w:rPr>
+              <w:t xml:space="preserve"> </w:t>
+            </w:r>
+            <w:r>
+              <w:rPr>
+                <w:noProof/>
+                <w:sz w:val="20"/>
+                <w:szCs w:val="20"/>
+                <w:lang w:val="en-US"/>
+              </w:rPr>
+              <w:t>raqami</w:t>
+            </w:r>
+          </w:p>
+        </w:tc>
+        <w:tc>
+          <w:tcPr>
+            <w:tcW w:w="3971" w:type="dxa"/>
+            <w:gridSpan w:val="2"/>
+          </w:tcPr>
+          <w:p>
+            <w:pPr>
+              <w:rPr>
+                <w:noProof/>
+                <w:sz w:val="20"/>
+                <w:szCs w:val="20"/>
+                <w:lang w:val="en-US"/>
+              </w:rPr>
+            </w:pPr>
+            <w:r>
+              <w:rPr>
+                <w:noProof/>
+                <w:sz w:val="20"/>
+                <w:szCs w:val="20"/>
+                <w:lang w:val="en-US"/>
+              </w:rPr>
+              <w:t>2021</w:t>
+            </w:r>
+            <w:r>
+              <w:rPr>
+                <w:noProof/>
+                <w:sz w:val="20"/>
+                <w:szCs w:val="20"/>
+              </w:rPr>
+              <w:t xml:space="preserve"> </w:t>
+            </w:r>
+            <w:r>
+              <w:rPr>
+                <w:noProof/>
+                <w:sz w:val="20"/>
+                <w:szCs w:val="20"/>
+                <w:lang w:val="en-US"/>
+              </w:rPr>
+              <w:t>2000</w:t>
+            </w:r>
+            <w:r>
+              <w:rPr>
+                <w:noProof/>
+                <w:sz w:val="20"/>
+                <w:szCs w:val="20"/>
+              </w:rPr>
+              <w:t xml:space="preserve"> </w:t>
+            </w:r>
+            <w:r>
+              <w:rPr>
+                <w:noProof/>
+                <w:sz w:val="20"/>
+                <w:szCs w:val="20"/>
+                <w:lang w:val="en-US"/>
+              </w:rPr>
+              <w:t>8001</w:t>
+            </w:r>
+            <w:r>
+              <w:rPr>
+                <w:noProof/>
+                <w:sz w:val="20"/>
+                <w:szCs w:val="20"/>
+              </w:rPr>
+              <w:t xml:space="preserve"> </w:t>
+            </w:r>
+            <w:r>
+              <w:rPr>
+                <w:noProof/>
+                <w:sz w:val="20"/>
+                <w:szCs w:val="20"/>
+                <w:lang w:val="en-US"/>
+              </w:rPr>
+              <w:t>5554</w:t>
+            </w:r>
+            <w:r>
+              <w:rPr>
+                <w:noProof/>
+                <w:sz w:val="20"/>
+                <w:szCs w:val="20"/>
+              </w:rPr>
+              <w:t xml:space="preserve"> </w:t>
+            </w:r>
+            <w:r>
+              <w:rPr>
+                <w:noProof/>
+                <w:sz w:val="20"/>
+                <w:szCs w:val="20"/>
+                <w:lang w:val="en-US"/>
+              </w:rPr>
+              <w:t>1006</w:t>
+            </w:r>
+          </w:p>
+        </w:tc>
+        <w:tc>
+          <w:tcPr>
+            <w:tcW w:w="1596" w:type="dxa"/>
+            <w:vMerge/>
+          </w:tcPr>
+          <w:p>
+            <w:pPr>
+              <w:rPr>
+                <w:noProof/>
+                <w:sz w:val="20"/>
+                <w:szCs w:val="20"/>
+                <w:lang w:val="en-US"/>
+              </w:rPr>
+            </w:pPr>
+          </w:p>
+        </w:tc>
+      </w:tr>
+      <w:tr>
+        <w:trPr>
+          <w:jc w:val="center"/>
+        </w:trPr>
+        <w:tc>
+          <w:tcPr>
+            <w:tcW w:w="1999" w:type="dxa"/>
+            <w:vMerge/>
+          </w:tcPr>
+          <w:p>
+            <w:pPr>
+              <w:rPr>
+                <w:noProof/>
+                <w:sz w:val="20"/>
+                <w:szCs w:val="20"/>
+                <w:lang w:val="en-US"/>
+              </w:rPr>
+            </w:pPr>
+          </w:p>
+        </w:tc>
+        <w:tc>
+          <w:tcPr>
+            <w:tcW w:w="2088" w:type="dxa"/>
+          </w:tcPr>
+          <w:p>
+            <w:pPr>
+              <w:rPr>
+                <w:noProof/>
+                <w:sz w:val="20"/>
+                <w:szCs w:val="20"/>
+                <w:lang w:val="en-US"/>
+              </w:rPr>
+            </w:pPr>
+            <w:r>
+              <w:rPr>
+                <w:noProof/>
+                <w:sz w:val="20"/>
+                <w:szCs w:val="20"/>
+                <w:lang w:val="en-US"/>
+              </w:rPr>
+              <w:t>Bank kodi</w:t>
+            </w:r>
+          </w:p>
+        </w:tc>
+        <w:tc>
+          <w:tcPr>
+            <w:tcW w:w="2392" w:type="dxa"/>
+          </w:tcPr>
+          <w:p>
+            <w:pPr>
+              <w:rPr>
+                <w:noProof/>
+                <w:sz w:val="20"/>
+                <w:szCs w:val="20"/>
+                <w:lang w:val="en-US"/>
+              </w:rPr>
+            </w:pPr>
+            <w:r>
+              <w:rPr>
+                <w:noProof/>
+                <w:sz w:val="20"/>
+                <w:szCs w:val="20"/>
+                <w:lang w:val="en-US"/>
+              </w:rPr>
+              <w:t>00450</w:t>
+            </w:r>
+          </w:p>
+        </w:tc>
+        <w:tc>
+          <w:tcPr>
+            <w:tcW w:w="1579" w:type="dxa"/>
+          </w:tcPr>
+          <w:p>
+            <w:pPr>
+              <w:rPr>
+                <w:noProof/>
+                <w:sz w:val="20"/>
+                <w:szCs w:val="20"/>
+                <w:lang w:val="en-US"/>
+              </w:rPr>
+            </w:pPr>
+            <w:r>
+              <w:rPr>
+                <w:noProof/>
+                <w:sz w:val="20"/>
+                <w:szCs w:val="20"/>
+                <w:lang w:val="en-US"/>
+              </w:rPr>
+              <w:t>STIR</w:t>
+            </w:r>
+          </w:p>
+        </w:tc>
+        <w:tc>
+          <w:tcPr>
+            <w:tcW w:w="1596" w:type="dxa"/>
+          </w:tcPr>
+          <w:p>
+            <w:pPr>
+              <w:rPr>
+                <w:noProof/>
+                <w:sz w:val="20"/>
+                <w:szCs w:val="20"/>
+                <w:lang w:val="en-US"/>
+              </w:rPr>
+            </w:pPr>
+            <w:r>
+              <w:rPr>
+                <w:noProof/>
+                <w:sz w:val="20"/>
+                <w:szCs w:val="20"/>
+                <w:lang w:val="en-US"/>
+              </w:rPr>
+              <w:t>201</w:t>
+            </w:r>
+            <w:r>
+              <w:rPr>
+                <w:noProof/>
+                <w:sz w:val="20"/>
+                <w:szCs w:val="20"/>
+              </w:rPr>
+              <w:t> </w:t>
+            </w:r>
+            <w:r>
+              <w:rPr>
+                <w:noProof/>
+                <w:sz w:val="20"/>
+                <w:szCs w:val="20"/>
+                <w:lang w:val="en-US"/>
+              </w:rPr>
+              <w:t>068</w:t>
+            </w:r>
+            <w:r>
+              <w:rPr>
+                <w:noProof/>
+                <w:sz w:val="20"/>
+                <w:szCs w:val="20"/>
+              </w:rPr>
+              <w:t xml:space="preserve"> </w:t>
+            </w:r>
+            <w:r>
+              <w:rPr>
+                <w:noProof/>
+                <w:sz w:val="20"/>
+                <w:szCs w:val="20"/>
+                <w:lang w:val="en-US"/>
+              </w:rPr>
+              <w:t>898</w:t>
+            </w:r>
+          </w:p>
+        </w:tc>
+      </w:tr>
+      <w:tr>
+        <w:trPr>
+          <w:jc w:val="center"/>
+        </w:trPr>
+        <w:tc>
+          <w:tcPr>
+            <w:tcW w:w="1999" w:type="dxa"/>
+            <w:vMerge/>
+          </w:tcPr>
+          <w:p>
+            <w:pPr>
+              <w:rPr>
+                <w:noProof/>
+                <w:sz w:val="20"/>
+                <w:szCs w:val="20"/>
+                <w:lang w:val="en-US"/>
+              </w:rPr>
+            </w:pPr>
+          </w:p>
+        </w:tc>
+        <w:tc>
+          <w:tcPr>
+            <w:tcW w:w="2088" w:type="dxa"/>
+          </w:tcPr>
+          <w:p>
+            <w:pPr>
+              <w:rPr>
+                <w:noProof/>
+                <w:sz w:val="20"/>
+                <w:szCs w:val="20"/>
+                <w:lang w:val="en-US"/>
+              </w:rPr>
+            </w:pPr>
+            <w:r>
+              <w:rPr>
+                <w:noProof/>
+                <w:sz w:val="20"/>
+                <w:szCs w:val="20"/>
+                <w:lang w:val="en-US"/>
+              </w:rPr>
+              <w:t>Toʻlovchi</w:t>
+            </w:r>
+          </w:p>
+        </w:tc>
+        <w:tc>
+          <w:tcPr>
+            <w:tcW w:w="5567" w:type="dxa"/>
+            <w:gridSpan w:val="3"/>
+          </w:tcPr>
+          <w:p>
+            <w:pPr>
+              <w:rPr>
+                <w:b/>
+                <w:bCs/>
+                <w:noProof/>
+                <w:sz w:val="20"/>
+                <w:szCs w:val="20"/>
+                <w:lang w:val="en-US"/>
+              </w:rPr>
+            </w:pPr>
+            <w:r>
+              <w:rPr>
+                <w:b/>
+                <w:bCs/>
+                <w:noProof/>
+                <w:sz w:val="20"/>
+                <w:szCs w:val="20"/>
+                <w:lang w:val="en-US"/>
+              </w:rPr>
+              <w:t>MUXAMMEDOV JAMSHID AKBAROVICH</w:t>
+            </w:r>
+          </w:p>
+        </w:tc>
+      </w:tr>
+      <w:tr>
+        <w:trPr>
+          <w:jc w:val="center"/>
+        </w:trPr>
+        <w:tc>
+          <w:tcPr>
+            <w:tcW w:w="1999" w:type="dxa"/>
+            <w:vMerge/>
+          </w:tcPr>
+          <w:p>
+            <w:pPr>
+              <w:rPr>
+                <w:noProof/>
+                <w:sz w:val="20"/>
+                <w:szCs w:val="20"/>
+                <w:lang w:val="en-US"/>
+              </w:rPr>
+            </w:pPr>
+          </w:p>
+        </w:tc>
+        <w:tc>
+          <w:tcPr>
+            <w:tcW w:w="2088" w:type="dxa"/>
+          </w:tcPr>
+          <w:p>
+            <w:pPr>
+              <w:rPr>
+                <w:noProof/>
+                <w:sz w:val="20"/>
+                <w:szCs w:val="20"/>
+                <w:lang w:val="en-US"/>
+              </w:rPr>
+            </w:pPr>
+            <w:r>
+              <w:rPr>
+                <w:noProof/>
+                <w:sz w:val="20"/>
+                <w:szCs w:val="20"/>
+                <w:lang w:val="en-US"/>
+              </w:rPr>
+              <w:t>Toʻlovchining manzili</w:t>
+            </w:r>
+          </w:p>
+        </w:tc>
+        <w:tc>
+          <w:tcPr>
+            <w:tcW w:w="5567" w:type="dxa"/>
+            <w:gridSpan w:val="3"/>
+          </w:tcPr>
+          <w:p>
+            <w:pPr>
+              <w:jc w:val="both"/>
+              <w:rPr>
+                <w:noProof/>
+                <w:sz w:val="20"/>
+                <w:szCs w:val="20"/>
+                <w:lang w:val="en-US"/>
+              </w:rPr>
+            </w:pPr>
+            <w:r>
+              <w:rPr>
+                <w:noProof/>
+                <w:sz w:val="20"/>
+                <w:szCs w:val="20"/>
+                <w:lang w:val="en-US"/>
+              </w:rPr>
+              <w:t xml:space="preserve">Yunusobod tumani, </w:t>
+            </w:r>
+            <w:r>
+              <w:rPr>
+                <w:noProof/>
+                <w:sz w:val="20"/>
+                <w:szCs w:val="20"/>
+                <w:lang w:val="en-US"/>
+              </w:rPr>
+              <w:t>M</w:t>
+            </w:r>
+            <w:r>
+              <w:rPr>
+                <w:noProof/>
+                <w:sz w:val="20"/>
+                <w:szCs w:val="20"/>
+                <w:lang w:val="en-US"/>
+              </w:rPr>
+              <w:t>4-kvartal, Qashqar MFY, 31-uy, 26-xonadon</w:t>
+            </w:r>
+          </w:p>
+        </w:tc>
+      </w:tr>
+      <w:tr>
+        <w:trPr>
+          <w:jc w:val="center"/>
+        </w:trPr>
+        <w:tc>
+          <w:tcPr>
+            <w:tcW w:w="1999" w:type="dxa"/>
+            <w:vMerge/>
+          </w:tcPr>
+          <w:p>
+            <w:pPr>
+              <w:rPr>
+                <w:noProof/>
+                <w:sz w:val="20"/>
+                <w:szCs w:val="20"/>
+                <w:lang w:val="en-US"/>
+              </w:rPr>
+            </w:pPr>
+          </w:p>
+        </w:tc>
+        <w:tc>
+          <w:tcPr>
+            <w:tcW w:w="2088" w:type="dxa"/>
+          </w:tcPr>
+          <w:p>
+            <w:pPr>
+              <w:rPr>
+                <w:noProof/>
+                <w:sz w:val="20"/>
+                <w:szCs w:val="20"/>
+                <w:lang w:val="en-US"/>
+              </w:rPr>
+            </w:pPr>
+            <w:r>
+              <w:rPr>
+                <w:noProof/>
+                <w:sz w:val="20"/>
+                <w:szCs w:val="20"/>
+                <w:lang w:val="en-US"/>
+              </w:rPr>
+              <w:t>Toʻlov maqsadi</w:t>
+            </w:r>
+          </w:p>
+        </w:tc>
+        <w:tc>
+          <w:tcPr>
+            <w:tcW w:w="5567" w:type="dxa"/>
+            <w:gridSpan w:val="3"/>
+          </w:tcPr>
+          <w:p>
+            <w:pPr>
+              <w:rPr>
+                <w:noProof/>
+                <w:sz w:val="20"/>
+                <w:szCs w:val="20"/>
+                <w:lang w:val="en-US"/>
+              </w:rPr>
+            </w:pPr>
+            <w:r>
+              <w:rPr>
+                <w:noProof/>
+                <w:sz w:val="20"/>
+                <w:szCs w:val="20"/>
+                <w:lang w:val="en-US"/>
+              </w:rPr>
+              <w:t xml:space="preserve">2019-yil 13-dekabrdagi 201901137004736-son notarial qarz shartnomasi boʻyicha </w:t>
+            </w:r>
+            <w:r>
+              <w:rPr>
+                <w:noProof/>
+                <w:sz w:val="20"/>
+                <w:szCs w:val="20"/>
+                <w:lang w:val="en-US"/>
+              </w:rPr>
+              <w:t xml:space="preserve">muddati oʻtgan </w:t>
+            </w:r>
+            <w:r>
+              <w:rPr>
+                <w:noProof/>
+                <w:sz w:val="20"/>
+                <w:szCs w:val="20"/>
+                <w:lang w:val="en-US"/>
+              </w:rPr>
+              <w:t>qarzdorlikni qoplash</w:t>
+            </w:r>
+            <w:r>
+              <w:rPr>
+                <w:noProof/>
+                <w:sz w:val="20"/>
+                <w:szCs w:val="20"/>
+                <w:lang w:val="en-US"/>
+              </w:rPr>
+              <w:t xml:space="preserve"> </w:t>
+            </w:r>
+          </w:p>
+        </w:tc>
+      </w:tr>
+      <w:tr>
+        <w:trPr>
+          <w:jc w:val="center"/>
+        </w:trPr>
+        <w:tc>
+          <w:tcPr>
+            <w:tcW w:w="1999" w:type="dxa"/>
+            <w:vMerge/>
+          </w:tcPr>
+          <w:p>
+            <w:pPr>
+              <w:rPr>
+                <w:noProof/>
+                <w:sz w:val="20"/>
+                <w:szCs w:val="20"/>
+                <w:lang w:val="en-US"/>
+              </w:rPr>
+            </w:pPr>
+          </w:p>
+        </w:tc>
+        <w:tc>
+          <w:tcPr>
+            <w:tcW w:w="2088" w:type="dxa"/>
+          </w:tcPr>
+          <w:p>
+            <w:pPr>
+              <w:rPr>
+                <w:noProof/>
+                <w:sz w:val="20"/>
+                <w:szCs w:val="20"/>
+                <w:lang w:val="en-US"/>
+              </w:rPr>
+            </w:pPr>
+            <w:r>
+              <w:rPr>
+                <w:noProof/>
+                <w:sz w:val="20"/>
+                <w:szCs w:val="20"/>
+                <w:lang w:val="en-US"/>
+              </w:rPr>
+              <w:t>Pul miqdori (soʻm)</w:t>
+            </w:r>
+          </w:p>
+        </w:tc>
+        <w:tc>
+          <w:tcPr>
+            <w:tcW w:w="2392" w:type="dxa"/>
+          </w:tcPr>
+          <w:p>
+            <w:pPr>
+              <w:rPr>
+                <w:noProof/>
+                <w:sz w:val="20"/>
+                <w:szCs w:val="20"/>
+                <w:lang w:val="en-US"/>
+              </w:rPr>
+            </w:pPr>
+            <w:r>
+              <w:rPr>
+                <w:noProof/>
+                <w:sz w:val="20"/>
+                <w:szCs w:val="20"/>
+                <w:lang w:val="en-US"/>
+              </w:rPr>
+              <w:t>22 386 480</w:t>
+            </w:r>
+            <w:r>
+              <w:rPr>
+                <w:noProof/>
+                <w:sz w:val="20"/>
+                <w:szCs w:val="20"/>
+                <w:lang w:val="en-US"/>
+              </w:rPr>
+              <w:t>,00</w:t>
+            </w:r>
+          </w:p>
+        </w:tc>
+        <w:tc>
+          <w:tcPr>
+            <w:tcW w:w="3175" w:type="dxa"/>
+            <w:gridSpan w:val="2"/>
+          </w:tcPr>
+          <w:p>
+            <w:pPr>
+              <w:rPr>
+                <w:noProof/>
+                <w:sz w:val="20"/>
+                <w:szCs w:val="20"/>
+                <w:lang w:val="en-US"/>
+              </w:rPr>
+            </w:pPr>
+            <w:r>
+              <w:rPr>
+                <w:noProof/>
+                <w:sz w:val="20"/>
+                <w:szCs w:val="20"/>
+                <w:lang w:val="en-US"/>
+              </w:rPr>
+              <w:t xml:space="preserve">yigirma ikki million uch yuz sakson olti ming toʻrt yuz sakson </w:t>
+            </w:r>
+            <w:r>
+              <w:rPr>
+                <w:noProof/>
+                <w:sz w:val="20"/>
+                <w:szCs w:val="20"/>
+                <w:lang w:val="en-US"/>
+              </w:rPr>
+              <w:t>soʻm</w:t>
+            </w:r>
+          </w:p>
+        </w:tc>
+      </w:tr>
+      <w:tr>
+        <w:trPr>
+          <w:jc w:val="center"/>
+        </w:trPr>
+        <w:tc>
+          <w:tcPr>
+            <w:tcW w:w="9654" w:type="dxa"/>
+            <w:gridSpan w:val="5"/>
+          </w:tcPr>
+          <w:p>
+            <w:pPr>
+              <w:jc w:val="both"/>
+              <w:rPr>
+                <w:i/>
+                <w:iCs/>
+                <w:noProof/>
+                <w:sz w:val="20"/>
+                <w:szCs w:val="20"/>
+                <w:lang w:val="en-US"/>
+              </w:rPr>
+            </w:pPr>
+            <w:r>
+              <w:rPr>
+                <w:i/>
+                <w:iCs/>
+                <w:noProof/>
+                <w:sz w:val="20"/>
+                <w:szCs w:val="20"/>
+                <w:lang w:val="en-US"/>
+              </w:rPr>
+              <w:t>Toʻlovni</w:t>
+            </w:r>
+            <w:r>
+              <w:rPr>
+                <w:i/>
+                <w:iCs/>
+                <w:noProof/>
+                <w:sz w:val="20"/>
+                <w:szCs w:val="20"/>
+                <w:lang w:val="en-US"/>
+              </w:rPr>
+              <w:t xml:space="preserve"> </w:t>
+            </w:r>
+            <w:r>
+              <w:rPr>
+                <w:i/>
+                <w:iCs/>
+                <w:noProof/>
+                <w:sz w:val="20"/>
+                <w:szCs w:val="20"/>
+                <w:lang w:val="en-US"/>
+              </w:rPr>
+              <w:t>QR kodni skanerlash orqali PAYME elektron toʻlov</w:t>
+            </w:r>
+            <w:r>
+              <w:rPr>
+                <w:i/>
+                <w:iCs/>
+                <w:noProof/>
+                <w:sz w:val="20"/>
+                <w:szCs w:val="20"/>
+                <w:lang w:val="en-US"/>
+              </w:rPr>
+              <w:t xml:space="preserve"> tizimi</w:t>
+            </w:r>
+            <w:r>
+              <w:rPr>
+                <w:i/>
+                <w:iCs/>
+                <w:noProof/>
+                <w:sz w:val="20"/>
+                <w:szCs w:val="20"/>
+                <w:lang w:val="en-US"/>
+              </w:rPr>
+              <w:t xml:space="preserve"> yoki</w:t>
+            </w:r>
+            <w:r>
+              <w:rPr>
+                <w:i/>
+                <w:iCs/>
+                <w:noProof/>
+                <w:sz w:val="20"/>
+                <w:szCs w:val="20"/>
+                <w:lang w:val="en-US"/>
+              </w:rPr>
+              <w:t xml:space="preserve"> b</w:t>
+            </w:r>
+            <w:r>
+              <w:rPr>
+                <w:i/>
+                <w:iCs/>
+                <w:noProof/>
+                <w:sz w:val="20"/>
+                <w:szCs w:val="20"/>
+                <w:lang w:val="en-US"/>
+              </w:rPr>
+              <w:t>ank kassalari orqali</w:t>
+            </w:r>
+            <w:r>
+              <w:rPr>
+                <w:i/>
+                <w:iCs/>
+                <w:noProof/>
+                <w:sz w:val="20"/>
+                <w:szCs w:val="20"/>
+                <w:lang w:val="en-US"/>
+              </w:rPr>
+              <w:t xml:space="preserve"> </w:t>
+            </w:r>
+            <w:r>
+              <w:rPr>
+                <w:i/>
+                <w:iCs/>
+                <w:noProof/>
+                <w:sz w:val="20"/>
+                <w:szCs w:val="20"/>
+                <w:lang w:val="en-US"/>
+              </w:rPr>
+              <w:t xml:space="preserve">amalga oshirish </w:t>
+            </w:r>
+            <w:r>
+              <w:rPr>
+                <w:i/>
+                <w:iCs/>
+                <w:noProof/>
+                <w:sz w:val="20"/>
+                <w:szCs w:val="20"/>
+                <w:lang w:val="en-US"/>
+              </w:rPr>
+              <w:t>mumkin.</w:t>
+            </w:r>
+          </w:p>
+        </w:tc>
+      </w:tr>
+    </w:tbl>
+    <w:p>
+      <w:pPr>
+        <w:rPr>
+          <w:noProof/>
+          <w:lang w:val="en-US"/>
+        </w:rPr>
+      </w:pPr>
+    </w:p>
+    <w:p>
+      <w:pPr>
+        <w:rPr>
+          <w:noProof/>
+          <w:lang w:val="en-US"/>
+        </w:rPr>
+      </w:pPr>
+    </w:p>
+    <w:p>
+      <w:pPr>
+        <w:jc w:val="center"/>
+        <w:rPr>
+          <w:rStyle w:val="a3"/>
+          <w:noProof/>
+          <w:lang w:val="en-US"/>
+        </w:rPr>
+      </w:pPr>
+      <w:r>
+        <w:rPr>
+          <w:rStyle w:val="a3"/>
+          <w:noProof/>
+          <w:lang w:val="en-US"/>
+        </w:rPr>
+        <w:t>Kengash raisi</w:t>
+      </w:r>
+      <w:r>
+        <w:rPr>
+          <w:rStyle w:val="a3"/>
+          <w:noProof/>
+          <w:lang w:val="en-US"/>
+        </w:rPr>
+        <w:tab/>
+      </w:r>
+      <w:r>
+        <w:rPr>
+          <w:rStyle w:val="a3"/>
+          <w:noProof/>
+          <w:lang w:val="en-US"/>
+        </w:rPr>
+        <w:tab/>
+      </w:r>
+      <w:r>
+        <w:rPr>
+          <w:rStyle w:val="a3"/>
+          <w:noProof/>
+          <w:lang w:val="en-US"/>
+        </w:rPr>
+        <w:tab/>
+      </w:r>
+      <w:r>
+        <w:rPr>
+          <w:rStyle w:val="a3"/>
+          <w:noProof/>
+          <w:lang w:val="en-US"/>
+        </w:rPr>
+        <w:tab/>
+      </w:r>
+      <w:r>
+        <w:rPr>
+          <w:rStyle w:val="a3"/>
+          <w:noProof/>
+          <w:lang w:val="en-US"/>
+        </w:rPr>
+        <w:tab/>
+      </w:r>
+      <w:r>
+        <w:rPr>
+          <w:rStyle w:val="a3"/>
+          <w:noProof/>
+          <w:lang w:val="en-US"/>
+        </w:rPr>
+        <w:tab/>
+      </w:r>
+      <w:r>
+        <w:rPr>
+          <w:rStyle w:val="a3"/>
+          <w:noProof/>
+          <w:lang w:val="en-US"/>
+        </w:rPr>
+        <w:tab/>
+        <w:t>Sh.M.Anvarov</w:t>
+      </w:r>
+    </w:p>
+    <w:p>
+      <w:pPr>
+        <w:spacing w:after="160" w:line="259" w:lineRule="auto"/>
+        <w:rPr>
+          <w:rStyle w:val="a3"/>
+          <w:noProof/>
+          <w:lang w:val="en-US"/>
+        </w:rPr>
+      </w:pPr>
+      <w:r>
+        <w:rPr>
+          <w:rStyle w:val="a3"/>
+          <w:noProof/>
+          <w:lang w:val="en-US"/>
+        </w:rPr>
+        <w:br w:type="page"/>
+      </w:r>
+    </w:p>
+    <w:tbl>
+      <w:tblPr>
+        <w:tblW w:w="0" w:type="auto"/>
+        <w:tblLook w:val="04A0" w:firstRow="1" w:lastRow="0" w:firstColumn="1" w:lastColumn="0" w:noHBand="0" w:noVBand="1"/>
+      </w:tblPr>
+      <w:tblGrid>
+        <w:gridCol w:w="3686"/>
+        <w:gridCol w:w="5885"/>
+      </w:tblGrid>
+      <w:tr>
+        <w:tc>
+          <w:tcPr>
+            <w:tcW w:w="3686" w:type="dxa"/>
+          </w:tcPr>
+          <w:p>
+            <w:pPr>
+              <w:rPr>
+                <w:noProof/>
+                <w:sz w:val="28"/>
+                <w:lang w:val="en-US"/>
+              </w:rPr>
+            </w:pPr>
+          </w:p>
+        </w:tc>
+        <w:tc>
+          <w:tcPr>
+            <w:tcW w:w="5885" w:type="dxa"/>
+          </w:tcPr>
+          <w:p>
+            <w:pPr>
+              <w:jc w:val="both"/>
+              <w:rPr>
+                <w:b/>
+                <w:noProof/>
+                <w:sz w:val="28"/>
+                <w:lang w:val="en-US"/>
+              </w:rPr>
+            </w:pPr>
+            <w:r>
+              <w:rPr>
+                <w:b/>
+                <w:noProof/>
+                <w:sz w:val="28"/>
+                <w:lang w:val="en-US"/>
+              </w:rPr>
+              <w:t xml:space="preserve">Fuqarolik ishlari boʻyicha </w:t>
+            </w:r>
+          </w:p>
+          <w:p>
+            <w:pPr>
+              <w:jc w:val="both"/>
+              <w:rPr>
+                <w:b/>
+                <w:noProof/>
+                <w:sz w:val="28"/>
+                <w:lang w:val="en-US"/>
+              </w:rPr>
+            </w:pPr>
+            <w:r>
+              <w:rPr>
+                <w:b/>
+                <w:noProof/>
+                <w:sz w:val="28"/>
+                <w:lang w:val="en-US"/>
+              </w:rPr>
+              <w:t>Mirzo Ulugʻbek</w:t>
+            </w:r>
+            <w:r>
+              <w:rPr>
+                <w:b/>
+                <w:noProof/>
+                <w:sz w:val="28"/>
+                <w:lang w:val="en-US"/>
+              </w:rPr>
+              <w:t xml:space="preserve"> tumanlararo sudiga</w:t>
+            </w:r>
+          </w:p>
+          <w:p>
+            <w:pPr>
+              <w:jc w:val="both"/>
+              <w:rPr>
+                <w:b/>
+                <w:noProof/>
+                <w:sz w:val="28"/>
+                <w:lang w:val="en-US"/>
+              </w:rPr>
+            </w:pPr>
+          </w:p>
+        </w:tc>
+      </w:tr>
+      <w:tr>
+        <w:tc>
+          <w:tcPr>
+            <w:tcW w:w="3686" w:type="dxa"/>
+          </w:tcPr>
+          <w:p>
+            <w:pPr>
+              <w:jc w:val="right"/>
+              <w:rPr>
+                <w:noProof/>
+                <w:sz w:val="28"/>
+                <w:lang w:val="en-US"/>
+              </w:rPr>
+            </w:pPr>
+            <w:r>
+              <w:rPr>
+                <w:b/>
+                <w:noProof/>
+                <w:sz w:val="28"/>
+                <w:lang w:val="en-US"/>
+              </w:rPr>
+              <w:t>Undiruvchi:</w:t>
+            </w:r>
+          </w:p>
+        </w:tc>
+        <w:tc>
+          <w:tcPr>
+            <w:tcW w:w="5885" w:type="dxa"/>
+          </w:tcPr>
+          <w:p>
+            <w:pPr>
+              <w:jc w:val="both"/>
+              <w:rPr>
+                <w:noProof/>
+                <w:sz w:val="28"/>
+                <w:lang w:val="en-US"/>
+              </w:rPr>
+            </w:pPr>
+            <w:r>
+              <w:rPr>
+                <w:b/>
+                <w:bCs/>
+                <w:noProof/>
+                <w:sz w:val="28"/>
+                <w:lang w:val="en-US"/>
+              </w:rPr>
+              <w:t>OʻZBEKISTON YOSHLAR ITTIFOQI TOSHKENT SHAHAR HUDUDIY KENGASHI</w:t>
+            </w:r>
+          </w:p>
+        </w:tc>
+      </w:tr>
+      <w:tr>
+        <w:trPr>
+          <w:trHeight w:val="378"/>
+        </w:trPr>
+        <w:tc>
+          <w:tcPr>
+            <w:tcW w:w="3686" w:type="dxa"/>
+          </w:tcPr>
+          <w:p>
+            <w:pPr>
+              <w:rPr>
+                <w:noProof/>
+                <w:sz w:val="28"/>
+                <w:lang w:val="en-US"/>
+              </w:rPr>
+            </w:pPr>
+          </w:p>
+        </w:tc>
+        <w:tc>
+          <w:tcPr>
+            <w:tcW w:w="5885" w:type="dxa"/>
+          </w:tcPr>
+          <w:p>
+            <w:pPr>
+              <w:jc w:val="both"/>
+              <w:rPr>
+                <w:i/>
+                <w:iCs/>
+                <w:noProof/>
+                <w:sz w:val="28"/>
+                <w:lang w:val="en-US"/>
+              </w:rPr>
+            </w:pPr>
+            <w:r>
+              <w:rPr>
+                <w:i/>
+                <w:iCs/>
+                <w:noProof/>
+                <w:sz w:val="28"/>
+                <w:lang w:val="en-US"/>
+              </w:rPr>
+              <w:t>(Manzil: Toshkent shahri, Olmazor tumani, Universitet koʻchasi 2-uy)</w:t>
+            </w:r>
+          </w:p>
+          <w:p>
+            <w:pPr>
+              <w:jc w:val="both"/>
+              <w:rPr>
+                <w:noProof/>
+                <w:sz w:val="28"/>
+                <w:lang w:val="en-US"/>
+              </w:rPr>
+            </w:pPr>
+          </w:p>
+        </w:tc>
+      </w:tr>
+      <w:tr>
+        <w:trPr>
+          <w:trHeight w:val="378"/>
+        </w:trPr>
+        <w:tc>
+          <w:tcPr>
+            <w:tcW w:w="3686" w:type="dxa"/>
+          </w:tcPr>
+          <w:p>
+            <w:pPr>
+              <w:jc w:val="right"/>
+              <w:rPr>
+                <w:noProof/>
+                <w:sz w:val="28"/>
+                <w:lang w:val="en-US"/>
+              </w:rPr>
+            </w:pPr>
+            <w:r>
+              <w:rPr>
+                <w:b/>
+                <w:noProof/>
+                <w:sz w:val="28"/>
+                <w:lang w:val="en-US"/>
+              </w:rPr>
+              <w:t>Qarzdor:</w:t>
+            </w:r>
+          </w:p>
+        </w:tc>
+        <w:tc>
+          <w:tcPr>
+            <w:tcW w:w="5885" w:type="dxa"/>
+          </w:tcPr>
+          <w:p>
+            <w:pPr>
+              <w:jc w:val="both"/>
+              <w:rPr>
+                <w:b/>
+                <w:bCs/>
+                <w:noProof/>
+                <w:sz w:val="28"/>
+                <w:lang w:val="en-US"/>
+              </w:rPr>
+            </w:pPr>
+            <w:r>
+              <w:rPr>
+                <w:b/>
+                <w:bCs/>
+                <w:noProof/>
+                <w:sz w:val="28"/>
+                <w:lang w:val="en-US"/>
+              </w:rPr>
+              <w:t>MUXAMMEDOV JAMSHID AKBAROVICH</w:t>
+            </w:r>
+          </w:p>
+          <w:p>
+            <w:pPr>
+              <w:jc w:val="both"/>
+              <w:rPr>
+                <w:i/>
+                <w:iCs/>
+                <w:noProof/>
+                <w:sz w:val="28"/>
+                <w:lang w:val="en-US"/>
+              </w:rPr>
+            </w:pPr>
+            <w:r>
+              <w:rPr>
+                <w:i/>
+                <w:iCs/>
+                <w:noProof/>
+                <w:sz w:val="28"/>
+                <w:lang w:val="en-US"/>
+              </w:rPr>
+              <w:t xml:space="preserve">(Manzil: </w:t>
+            </w:r>
+            <w:r>
+              <w:rPr>
+                <w:i/>
+                <w:iCs/>
+                <w:noProof/>
+                <w:sz w:val="28"/>
+                <w:lang w:val="en-US"/>
+              </w:rPr>
+              <w:t>Toshkent shahar, Yunusobod tumani,</w:t>
+            </w:r>
+            <w:r>
+              <w:rPr>
+                <w:i/>
+                <w:iCs/>
+                <w:noProof/>
+                <w:sz w:val="28"/>
+                <w:lang w:val="en-US"/>
+              </w:rPr>
+              <w:t xml:space="preserve"> </w:t>
+            </w:r>
+            <w:r>
+              <w:rPr>
+                <w:i/>
+                <w:iCs/>
+                <w:noProof/>
+                <w:sz w:val="28"/>
+                <w:lang w:val="en-US"/>
+              </w:rPr>
+              <w:t>Markaz 4-kvartal, Qashqar MFY, 31-uy,</w:t>
+            </w:r>
+            <w:r>
+              <w:rPr>
+                <w:i/>
+                <w:iCs/>
+                <w:noProof/>
+                <w:sz w:val="28"/>
+                <w:lang w:val="en-US"/>
+              </w:rPr>
+              <w:t xml:space="preserve"> </w:t>
+            </w:r>
+            <w:r>
+              <w:rPr>
+                <w:i/>
+                <w:iCs/>
+                <w:noProof/>
+                <w:sz w:val="28"/>
+                <w:lang w:val="en-US"/>
+              </w:rPr>
+              <w:br/>
+            </w:r>
+            <w:r>
+              <w:rPr>
+                <w:i/>
+                <w:iCs/>
+                <w:noProof/>
+                <w:sz w:val="28"/>
+                <w:lang w:val="en-US"/>
+              </w:rPr>
+              <w:t>26-xonadon</w:t>
+            </w:r>
+            <w:r>
+              <w:rPr>
+                <w:i/>
+                <w:iCs/>
+                <w:noProof/>
+                <w:sz w:val="28"/>
+                <w:lang w:val="en-US"/>
+              </w:rPr>
+              <w:t>)</w:t>
+            </w:r>
+          </w:p>
+        </w:tc>
+      </w:tr>
+      <w:tr>
+        <w:trPr>
+          <w:trHeight w:val="378"/>
+        </w:trPr>
+        <w:tc>
+          <w:tcPr>
+            <w:tcW w:w="3686" w:type="dxa"/>
+          </w:tcPr>
+          <w:p>
+            <w:pPr>
+              <w:rPr>
+                <w:noProof/>
+                <w:sz w:val="28"/>
+                <w:lang w:val="en-US"/>
+              </w:rPr>
+            </w:pPr>
+          </w:p>
+        </w:tc>
+        <w:tc>
+          <w:tcPr>
+            <w:tcW w:w="5885" w:type="dxa"/>
+          </w:tcPr>
+          <w:p>
+            <w:pPr>
+              <w:jc w:val="both"/>
+              <w:rPr>
+                <w:noProof/>
+                <w:sz w:val="28"/>
+                <w:lang w:val="en-US"/>
+              </w:rPr>
+            </w:pPr>
+            <w:r>
+              <w:rPr>
+                <w:noProof/>
+                <w:sz w:val="28"/>
+                <w:lang w:val="en-US"/>
+              </w:rPr>
+              <w:t xml:space="preserve">Pasport seriyasi va raqami: </w:t>
+            </w:r>
+            <w:r>
+              <w:rPr>
+                <w:noProof/>
+                <w:sz w:val="28"/>
+                <w:lang w:val="en-US"/>
+              </w:rPr>
+              <w:t>AD0205298</w:t>
+            </w:r>
+          </w:p>
+          <w:p>
+            <w:pPr>
+              <w:jc w:val="both"/>
+              <w:rPr>
+                <w:noProof/>
+                <w:sz w:val="28"/>
+                <w:lang w:val="en-US"/>
+              </w:rPr>
+            </w:pPr>
+            <w:r>
+              <w:rPr>
+                <w:noProof/>
+                <w:sz w:val="28"/>
+                <w:lang w:val="en-US"/>
+              </w:rPr>
+              <w:t>JSHSHIR</w:t>
+            </w:r>
+            <w:r>
+              <w:rPr>
+                <w:noProof/>
+                <w:sz w:val="28"/>
+                <w:lang w:val="en-US"/>
+              </w:rPr>
+              <w:t>: 32406881070012</w:t>
+            </w:r>
+          </w:p>
+        </w:tc>
+      </w:tr>
+    </w:tbl>
+    <w:p>
+      <w:pPr>
+        <w:jc w:val="both"/>
+        <w:rPr>
+          <w:noProof/>
+          <w:sz w:val="28"/>
+          <w:lang w:val="en-US"/>
+        </w:rPr>
+      </w:pPr>
+    </w:p>
+    <w:p>
+      <w:pPr>
+        <w:jc w:val="center"/>
+        <w:rPr>
+          <w:noProof/>
+          <w:sz w:val="28"/>
+          <w:lang w:val="en-US"/>
+        </w:rPr>
+      </w:pPr>
+      <w:r>
+        <w:rPr>
+          <w:b/>
+          <w:noProof/>
+          <w:sz w:val="28"/>
+          <w:lang w:val="en-US"/>
+        </w:rPr>
+        <w:t>ARIZA</w:t>
+      </w:r>
+    </w:p>
+    <w:p>
+      <w:pPr>
+        <w:jc w:val="center"/>
+        <w:rPr>
+          <w:i/>
+          <w:noProof/>
+          <w:lang w:val="en-US"/>
+        </w:rPr>
+      </w:pPr>
+      <w:r>
+        <w:rPr>
+          <w:i/>
+          <w:noProof/>
+          <w:lang w:val="en-US"/>
+        </w:rPr>
+        <w:t>(Notarial tartibda tasdiqlangan qarz shartnomasiga asosan sud buyrug‘ini berish to‘g‘risida)</w:t>
+      </w:r>
+    </w:p>
+    <w:p>
+      <w:pPr>
+        <w:jc w:val="center"/>
+        <w:rPr>
+          <w:i/>
+          <w:sz w:val="22"/>
+          <w:szCs w:val="22"/>
+          <w:lang w:val="en-US"/>
+        </w:rPr>
+      </w:pPr>
+    </w:p>
+    <w:p>
+      <w:pPr>
+        <w:ind w:firstLine="708"/>
+        <w:jc w:val="both"/>
+        <w:rPr>
+          <w:iCs/>
+          <w:noProof/>
+          <w:sz w:val="28"/>
+          <w:lang w:val="en-US"/>
+        </w:rPr>
+      </w:pPr>
+      <w:r>
+        <w:rPr>
+          <w:b/>
+          <w:bCs/>
+          <w:iCs/>
+          <w:noProof/>
+          <w:sz w:val="28"/>
+          <w:lang w:val="en-US"/>
+        </w:rPr>
+        <w:t>Undiruvchi O‘ZBEKISTON YOSHLAR ITTIFOQI TOSHKENT SHAHAR HUDUDIY KENGASHI</w:t>
+      </w:r>
+      <w:r>
+        <w:rPr>
+          <w:iCs/>
+          <w:noProof/>
+          <w:sz w:val="28"/>
+          <w:lang w:val="en-US"/>
+        </w:rPr>
+        <w:t xml:space="preserve"> hamda </w:t>
+      </w:r>
+      <w:r>
+        <w:rPr>
+          <w:b/>
+          <w:bCs/>
+          <w:iCs/>
+          <w:noProof/>
+          <w:sz w:val="28"/>
+          <w:lang w:val="en-US"/>
+        </w:rPr>
+        <w:t xml:space="preserve">qarzdor </w:t>
+      </w:r>
+      <w:r>
+        <w:rPr>
+          <w:b/>
+          <w:bCs/>
+          <w:iCs/>
+          <w:noProof/>
+          <w:sz w:val="28"/>
+          <w:lang w:val="en-US"/>
+        </w:rPr>
+        <w:t>MUXAMMEDOV JAMSHID AKBAROVICH</w:t>
+      </w:r>
+      <w:r>
+        <w:rPr>
+          <w:iCs/>
+          <w:noProof/>
+          <w:sz w:val="28"/>
+          <w:lang w:val="en-US"/>
+        </w:rPr>
+        <w:t xml:space="preserve"> o‘rtasida </w:t>
+      </w:r>
+      <w:r>
+        <w:rPr>
+          <w:iCs/>
+          <w:noProof/>
+          <w:sz w:val="28"/>
+          <w:lang w:val="en-US"/>
+        </w:rPr>
+        <w:t xml:space="preserve">2019-yil 13-dekabr </w:t>
+      </w:r>
+      <w:r>
+        <w:rPr>
+          <w:iCs/>
+          <w:noProof/>
+          <w:sz w:val="28"/>
+          <w:lang w:val="en-US"/>
+        </w:rPr>
+        <w:t xml:space="preserve">kuni </w:t>
+      </w:r>
+      <w:r>
+        <w:rPr>
+          <w:iCs/>
+          <w:noProof/>
+          <w:sz w:val="28"/>
+          <w:lang w:val="en-US"/>
+        </w:rPr>
+        <w:t>Toshkent shahar, Yashnobod tumani 7-son davlat notarial idorasi</w:t>
+      </w:r>
+      <w:r>
+        <w:rPr>
+          <w:iCs/>
+          <w:noProof/>
+          <w:sz w:val="28"/>
+          <w:lang w:val="en-US"/>
+        </w:rPr>
+        <w:t xml:space="preserve">ning notariusi </w:t>
+      </w:r>
+      <w:r>
+        <w:rPr>
+          <w:iCs/>
+          <w:noProof/>
+          <w:sz w:val="28"/>
+          <w:lang w:val="en-US"/>
+        </w:rPr>
+        <w:t>Usmanova Dildora Maxmudovna</w:t>
+      </w:r>
+      <w:r>
+        <w:rPr>
+          <w:iCs/>
+          <w:noProof/>
+          <w:sz w:val="28"/>
+          <w:lang w:val="en-US"/>
+        </w:rPr>
+        <w:t xml:space="preserve"> tomonidan notarial tartibda tasdiqlangan qarz shartnomasi tuzilgan.</w:t>
+      </w:r>
+    </w:p>
+    <w:p>
+      <w:pPr>
+        <w:ind w:firstLine="708"/>
+        <w:jc w:val="both"/>
+        <w:rPr>
+          <w:iCs/>
+          <w:noProof/>
+          <w:sz w:val="28"/>
+          <w:lang w:val="en-US"/>
+        </w:rPr>
+      </w:pPr>
+      <w:r>
+        <w:rPr>
+          <w:iCs/>
+          <w:noProof/>
+          <w:sz w:val="28"/>
+          <w:lang w:val="en-US"/>
+        </w:rPr>
+        <w:t xml:space="preserve">Mazkur qarz shartnomasi </w:t>
+      </w:r>
+      <w:r>
+        <w:rPr>
+          <w:iCs/>
+          <w:noProof/>
+          <w:sz w:val="28"/>
+          <w:lang w:val="en-US"/>
+        </w:rPr>
+        <w:t>201901137004736</w:t>
+      </w:r>
+      <w:r>
+        <w:rPr>
+          <w:iCs/>
+          <w:noProof/>
+          <w:sz w:val="28"/>
+          <w:lang w:val="en-US"/>
+        </w:rPr>
+        <w:t xml:space="preserve">-son bilan reyestrga qayd etilgan bo‘lib, unga muvofiq qarzdorga </w:t>
+      </w:r>
+      <w:r>
+        <w:rPr>
+          <w:iCs/>
+          <w:noProof/>
+          <w:sz w:val="28"/>
+          <w:lang w:val="en-US"/>
+        </w:rPr>
+        <w:t>69 656 480,00 (oltmish toʻqqiz million olti yuz ellik olti ming toʻrt yuz sakson) soʻm 00 tiyin</w:t>
+      </w:r>
+      <w:r>
+        <w:rPr>
+          <w:iCs/>
+          <w:noProof/>
+          <w:sz w:val="28"/>
+          <w:lang w:val="en-US"/>
+        </w:rPr>
+        <w:t xml:space="preserve"> miqdoridagi pul mablag‘i 20 (yigirma) yil muddatga foizsiz qarz tariqasida berilgan. Qarzdor shartnomaning 2.3- va </w:t>
+      </w:r>
+      <w:r>
+        <w:rPr>
+          <w:iCs/>
+          <w:noProof/>
+          <w:sz w:val="28"/>
+          <w:lang w:val="en-US"/>
+        </w:rPr>
+        <w:br/>
+      </w:r>
+      <w:r>
+        <w:rPr>
+          <w:iCs/>
+          <w:noProof/>
+          <w:sz w:val="28"/>
+          <w:lang w:val="en-US"/>
+        </w:rPr>
+        <w:t>2.4-bandlariga muvofiq mazkur qarz summasini belgilangan muddatlarda hamda tasdiqlangan qaytarish jadvaliga asosan qismlab (bo‘lib-bo‘lib) qaytarish majburiyatini olgan.</w:t>
+      </w:r>
+    </w:p>
+    <w:p>
+      <w:pPr>
+        <w:ind w:firstLine="708"/>
+        <w:jc w:val="both"/>
+        <w:rPr>
+          <w:iCs/>
+          <w:noProof/>
+          <w:sz w:val="28"/>
+          <w:lang w:val="en-US"/>
+        </w:rPr>
+      </w:pPr>
+      <w:r>
+        <w:rPr>
+          <w:iCs/>
+          <w:noProof/>
+          <w:sz w:val="28"/>
+          <w:lang w:val="en-US"/>
+        </w:rPr>
+        <w:t>Qarz shartnomasida nazarda tutilgan pul mablag‘lari qarzdorning arizasiga binoan</w:t>
+      </w:r>
+      <w:r>
+        <w:rPr>
+          <w:iCs/>
+          <w:noProof/>
+          <w:sz w:val="28"/>
+          <w:lang w:val="en-US"/>
+        </w:rPr>
+        <w:t xml:space="preserve"> </w:t>
+      </w:r>
+      <w:r>
+        <w:rPr>
+          <w:iCs/>
+          <w:noProof/>
+          <w:sz w:val="28"/>
+          <w:lang w:val="en-US"/>
+        </w:rPr>
+        <w:t>“</w:t>
+      </w:r>
+      <w:r>
+        <w:rPr>
+          <w:iCs/>
+          <w:noProof/>
+          <w:sz w:val="28"/>
+          <w:lang w:val="en-US"/>
+        </w:rPr>
+        <w:t>O‘zsanoatqurilishbank</w:t>
+      </w:r>
+      <w:r>
+        <w:rPr>
+          <w:iCs/>
+          <w:noProof/>
+          <w:sz w:val="28"/>
+          <w:lang w:val="en-US"/>
+        </w:rPr>
+        <w:t xml:space="preserve">”ning Yashnobod filialida </w:t>
+      </w:r>
+      <w:r>
+        <w:rPr>
+          <w:iCs/>
+          <w:noProof/>
+          <w:sz w:val="28"/>
+          <w:lang w:val="en-US"/>
+        </w:rPr>
+        <w:t xml:space="preserve">qarzdor nomiga </w:t>
+      </w:r>
+      <w:r>
+        <w:rPr>
+          <w:iCs/>
+          <w:noProof/>
+          <w:sz w:val="28"/>
+          <w:lang w:val="en-US"/>
+        </w:rPr>
+        <w:t>ochilgan bank hisob raqamiga o‘tkazib berilgan.</w:t>
+      </w:r>
+    </w:p>
+    <w:p>
+      <w:pPr>
+        <w:ind w:firstLine="708"/>
+        <w:jc w:val="both"/>
+        <w:rPr>
+          <w:iCs/>
+          <w:noProof/>
+          <w:sz w:val="28"/>
+          <w:lang w:val="en-US"/>
+        </w:rPr>
+      </w:pPr>
+      <w:r>
+        <w:rPr>
+          <w:iCs/>
+          <w:noProof/>
+          <w:sz w:val="28"/>
+          <w:lang w:val="en-US"/>
+        </w:rPr>
+        <w:t xml:space="preserve">Qarz shartnomasiga ilova qilingan qaytarish jadvaliga muvofiq qarzdor </w:t>
+      </w:r>
+      <w:r>
+        <w:rPr>
+          <w:iCs/>
+          <w:noProof/>
+          <w:sz w:val="28"/>
+          <w:lang w:val="en-US"/>
+        </w:rPr>
+        <w:t>2019-yil 15-dekabrdan boshlab har oyning 15-sanasida birinchi oyda — 346 480,00 (uch yuz qirq olti ming toʻrt yuz sakson) soʻm 00 tiyin, keyingi oylarda esa — 290 000,00 (ikki yuz toʻqson ming) soʻm 00 tiyin miqdorida toʻlovlarni amalga oshirib borishi lozim boʻlgan.</w:t>
+      </w:r>
+    </w:p>
+    <w:p>
+      <w:pPr>
+        <w:ind w:firstLine="708"/>
+        <w:jc w:val="both"/>
+        <w:rPr>
+          <w:iCs/>
+          <w:noProof/>
+          <w:sz w:val="28"/>
+          <w:lang w:val="en-US"/>
+        </w:rPr>
+      </w:pPr>
+      <w:r>
+        <w:rPr>
+          <w:iCs/>
+          <w:noProof/>
+          <w:sz w:val="28"/>
+          <w:lang w:val="en-US"/>
+        </w:rPr>
+        <w:t xml:space="preserve">Biroq qarzdor mazkur majburiyatlarni lozim darajada bajarmagan. Natijada </w:t>
+      </w:r>
+      <w:r>
+        <w:rPr>
+          <w:iCs/>
+          <w:noProof/>
+          <w:sz w:val="28"/>
+          <w:lang w:val="en-US"/>
+        </w:rPr>
+        <w:t>2026-yil 15-aprel holatiga koʻra 22 386 480,00 (yigirma ikki million uch yuz sakson olti ming toʻrt yuz sakson) soʻm 00 tiyin</w:t>
+      </w:r>
+      <w:r>
+        <w:rPr>
+          <w:iCs/>
+          <w:noProof/>
+          <w:sz w:val="28"/>
+          <w:lang w:val="en-US"/>
+        </w:rPr>
+        <w:t xml:space="preserve"> miqdorida muddati o‘tgan qarzdorlik yuzaga kelgan.</w:t>
+      </w:r>
+    </w:p>
+    <w:p>
+      <w:pPr>
+        <w:ind w:firstLine="708"/>
+        <w:jc w:val="both"/>
+        <w:rPr>
+          <w:iCs/>
+          <w:noProof/>
+          <w:sz w:val="28"/>
+          <w:lang w:val="en-US"/>
+        </w:rPr>
+      </w:pPr>
+      <w:r>
+        <w:rPr>
+          <w:iCs/>
+          <w:noProof/>
+          <w:sz w:val="28"/>
+          <w:lang w:val="en-US"/>
+        </w:rPr>
+        <w:t>Undirilayotgan qarzdorlik vujudga kelgan davr qaytarish jadvaliga muvofiq 2019-yil 15-</w:t>
+      </w:r>
+      <w:r>
+        <w:rPr>
+          <w:iCs/>
+          <w:noProof/>
+          <w:sz w:val="28"/>
+          <w:lang w:val="en-US"/>
+        </w:rPr>
+        <w:t>dekabrd</w:t>
+      </w:r>
+      <w:r>
+        <w:rPr>
+          <w:iCs/>
+          <w:noProof/>
+          <w:sz w:val="28"/>
+          <w:lang w:val="en-US"/>
+        </w:rPr>
+        <w:t>an 2026-yil 15-</w:t>
+      </w:r>
+      <w:r>
+        <w:rPr>
+          <w:iCs/>
+          <w:noProof/>
+          <w:sz w:val="28"/>
+          <w:lang w:val="en-US"/>
+        </w:rPr>
+        <w:t>aprel</w:t>
+      </w:r>
+      <w:r>
+        <w:rPr>
+          <w:iCs/>
+          <w:noProof/>
+          <w:sz w:val="28"/>
+          <w:lang w:val="en-US"/>
+        </w:rPr>
+        <w:t xml:space="preserve"> holatiga qadar bo‘lgan davrni tashkil etadi.</w:t>
+      </w:r>
+    </w:p>
+    <w:p>
+      <w:pPr>
+        <w:ind w:firstLine="708"/>
+        <w:jc w:val="both"/>
+        <w:rPr>
+          <w:iCs/>
+          <w:noProof/>
+          <w:sz w:val="28"/>
+          <w:lang w:val="en-US"/>
+        </w:rPr>
+      </w:pPr>
+      <w:r>
+        <w:rPr>
+          <w:iCs/>
+          <w:noProof/>
+          <w:sz w:val="28"/>
+          <w:lang w:val="en-US"/>
+        </w:rPr>
+        <w:t>Undiruvchi tomonidan qarzdorga bir necha marotaba ogohlantirish xatlari yuborilgan, jumladan 202</w:t>
+      </w:r>
+      <w:r>
+        <w:rPr>
+          <w:iCs/>
+          <w:noProof/>
+          <w:sz w:val="28"/>
+          <w:lang w:val="en-US"/>
+        </w:rPr>
+        <w:t>2</w:t>
+      </w:r>
+      <w:r>
+        <w:rPr>
+          <w:iCs/>
+          <w:noProof/>
+          <w:sz w:val="28"/>
+          <w:lang w:val="en-US"/>
+        </w:rPr>
+        <w:t xml:space="preserve">-yil </w:t>
+      </w:r>
+      <w:r>
+        <w:rPr>
+          <w:iCs/>
+          <w:noProof/>
+          <w:sz w:val="28"/>
+          <w:lang w:val="en-US"/>
+        </w:rPr>
+        <w:t>4</w:t>
+      </w:r>
+      <w:r>
+        <w:rPr>
+          <w:iCs/>
+          <w:noProof/>
+          <w:sz w:val="28"/>
+          <w:lang w:val="en-US"/>
+        </w:rPr>
+        <w:t xml:space="preserve">-mart, 2022-yil </w:t>
+      </w:r>
+      <w:r>
+        <w:rPr>
+          <w:iCs/>
+          <w:noProof/>
+          <w:sz w:val="28"/>
+          <w:lang w:val="en-US"/>
+        </w:rPr>
+        <w:t>30</w:t>
+      </w:r>
+      <w:r>
+        <w:rPr>
+          <w:iCs/>
+          <w:noProof/>
+          <w:sz w:val="28"/>
+          <w:lang w:val="en-US"/>
+        </w:rPr>
+        <w:t xml:space="preserve">-mart, </w:t>
+      </w:r>
+      <w:r>
+        <w:rPr>
+          <w:iCs/>
+          <w:noProof/>
+          <w:sz w:val="28"/>
+          <w:lang w:val="en-US"/>
+        </w:rPr>
+        <w:t>2023-yil 9-avgust</w:t>
+      </w:r>
+      <w:r>
+        <w:rPr>
+          <w:iCs/>
+          <w:noProof/>
+          <w:sz w:val="28"/>
+          <w:lang w:val="en-US"/>
+        </w:rPr>
+        <w:t xml:space="preserve">, </w:t>
+      </w:r>
+      <w:r>
+        <w:rPr>
+          <w:iCs/>
+          <w:noProof/>
+          <w:sz w:val="28"/>
+          <w:lang w:val="en-US"/>
+        </w:rPr>
+        <w:t>2024-yil</w:t>
+      </w:r>
+      <w:r>
+        <w:rPr>
+          <w:iCs/>
+          <w:noProof/>
+          <w:sz w:val="28"/>
+          <w:lang w:val="en-US"/>
+        </w:rPr>
+        <w:t xml:space="preserve"> </w:t>
+      </w:r>
+      <w:r>
+        <w:rPr>
+          <w:iCs/>
+          <w:noProof/>
+          <w:sz w:val="28"/>
+          <w:lang w:val="en-US"/>
+        </w:rPr>
+        <w:lastRenderedPageBreak/>
+        <w:t>26-iyul</w:t>
+      </w:r>
+      <w:r>
+        <w:rPr>
+          <w:iCs/>
+          <w:noProof/>
+          <w:sz w:val="28"/>
+          <w:lang w:val="en-US"/>
+        </w:rPr>
+        <w:t xml:space="preserve">, </w:t>
+      </w:r>
+      <w:r>
+        <w:rPr>
+          <w:iCs/>
+          <w:noProof/>
+          <w:sz w:val="28"/>
+          <w:lang w:val="en-US"/>
+        </w:rPr>
+        <w:t>2025-yil</w:t>
+      </w:r>
+      <w:r>
+        <w:rPr>
+          <w:iCs/>
+          <w:noProof/>
+          <w:sz w:val="28"/>
+          <w:lang w:val="en-US"/>
+        </w:rPr>
+        <w:t xml:space="preserve"> </w:t>
+      </w:r>
+      <w:r>
+        <w:rPr>
+          <w:iCs/>
+          <w:noProof/>
+          <w:sz w:val="28"/>
+          <w:lang w:val="en-US"/>
+        </w:rPr>
+        <w:t>1-aprel</w:t>
+      </w:r>
+      <w:r>
+        <w:rPr>
+          <w:iCs/>
+          <w:noProof/>
+          <w:sz w:val="28"/>
+          <w:lang w:val="en-US"/>
+        </w:rPr>
+        <w:t xml:space="preserve"> </w:t>
+      </w:r>
+      <w:r>
+        <w:rPr>
+          <w:iCs/>
+          <w:noProof/>
+          <w:sz w:val="28"/>
+          <w:lang w:val="en-US"/>
+        </w:rPr>
+        <w:t>sana</w:t>
+      </w:r>
+      <w:r>
+        <w:rPr>
+          <w:iCs/>
+          <w:noProof/>
+          <w:sz w:val="28"/>
+          <w:lang w:val="en-US"/>
+        </w:rPr>
+        <w:t>lari</w:t>
+      </w:r>
+      <w:r>
+        <w:rPr>
+          <w:iCs/>
+          <w:noProof/>
+          <w:sz w:val="28"/>
+          <w:lang w:val="en-US"/>
+        </w:rPr>
+        <w:t>da pochta orqali ogohlantirish</w:t>
+      </w:r>
+      <w:r>
+        <w:rPr>
+          <w:iCs/>
+          <w:noProof/>
+          <w:sz w:val="28"/>
+          <w:lang w:val="en-US"/>
+        </w:rPr>
+        <w:t xml:space="preserve"> xatlari</w:t>
+      </w:r>
+      <w:r>
+        <w:rPr>
+          <w:iCs/>
+          <w:noProof/>
+          <w:sz w:val="28"/>
+          <w:lang w:val="en-US"/>
+        </w:rPr>
+        <w:t xml:space="preserve"> yuborilgan, shuningdek </w:t>
+      </w:r>
+      <w:r>
+        <w:rPr>
+          <w:iCs/>
+          <w:noProof/>
+          <w:sz w:val="28"/>
+          <w:lang w:val="en-US"/>
+        </w:rPr>
+        <w:t>2025-yil</w:t>
+      </w:r>
+      <w:r>
+        <w:rPr>
+          <w:iCs/>
+          <w:noProof/>
+          <w:sz w:val="28"/>
+          <w:lang w:val="en-US"/>
+        </w:rPr>
+        <w:t xml:space="preserve"> </w:t>
+      </w:r>
+      <w:r>
+        <w:rPr>
+          <w:iCs/>
+          <w:noProof/>
+          <w:sz w:val="28"/>
+          <w:lang w:val="en-US"/>
+        </w:rPr>
+        <w:t>20-noyabr</w:t>
+      </w:r>
+      <w:r>
+        <w:rPr>
+          <w:iCs/>
+          <w:noProof/>
+          <w:sz w:val="28"/>
+          <w:lang w:val="en-US"/>
+        </w:rPr>
+        <w:t>da rasmiy talabnoma taqdim etilgan. Biroq qarzdor qarzdorlikni ixtiyoriy ravishda bartaraf etmagan.</w:t>
+      </w:r>
+    </w:p>
+    <w:p>
+      <w:pPr>
+        <w:ind w:firstLine="708"/>
+        <w:jc w:val="both"/>
+        <w:rPr>
+          <w:iCs/>
+          <w:noProof/>
+          <w:sz w:val="28"/>
+          <w:lang w:val="en-US"/>
+        </w:rPr>
+      </w:pPr>
+      <w:r>
+        <w:rPr>
+          <w:iCs/>
+          <w:noProof/>
+          <w:sz w:val="28"/>
+          <w:lang w:val="en-US"/>
+        </w:rPr>
+        <w:t xml:space="preserve">O‘zbekiston Respublikasi Fuqarolik protsessual kodeksining 171-moddasi </w:t>
+      </w:r>
+      <w:r>
+        <w:rPr>
+          <w:iCs/>
+          <w:noProof/>
+          <w:sz w:val="28"/>
+          <w:lang w:val="en-US"/>
+        </w:rPr>
+        <w:br/>
+      </w:r>
+      <w:r>
+        <w:rPr>
+          <w:iCs/>
+          <w:noProof/>
+          <w:sz w:val="28"/>
+          <w:lang w:val="en-US"/>
+        </w:rPr>
+        <w:t>1-bandiga ko‘ra, talab notarial tasdiqlangan bitimga asoslangan bo‘lsa, sud buyrug‘i beriladi.</w:t>
+      </w:r>
+    </w:p>
+    <w:p>
+      <w:pPr>
+        <w:ind w:firstLine="708"/>
+        <w:jc w:val="both"/>
+        <w:rPr>
+          <w:iCs/>
+          <w:noProof/>
+          <w:sz w:val="28"/>
+          <w:lang w:val="en-US"/>
+        </w:rPr>
+      </w:pPr>
+      <w:r>
+        <w:rPr>
+          <w:iCs/>
+          <w:noProof/>
+          <w:sz w:val="28"/>
+          <w:lang w:val="en-US"/>
+        </w:rPr>
+        <w:t>O‘zbekiston Respublikasi Fuqarolik kodeksining 236-moddasiga ko‘ra, majburiyatlar majburiyat shartlariga va qonunchilik talablariga muvofiq lozim darajada bajarilishi kerak.</w:t>
+      </w:r>
+    </w:p>
+    <w:p>
+      <w:pPr>
+        <w:ind w:firstLine="708"/>
+        <w:jc w:val="both"/>
+        <w:rPr>
+          <w:iCs/>
+          <w:noProof/>
+          <w:sz w:val="28"/>
+          <w:lang w:val="en-US"/>
+        </w:rPr>
+      </w:pPr>
+      <w:r>
+        <w:rPr>
+          <w:iCs/>
+          <w:noProof/>
+          <w:sz w:val="28"/>
+          <w:lang w:val="en-US"/>
+        </w:rPr>
+        <w:t>O‘zbekiston Respublikasi Fuqarolik kodeksining 735-moddasiga ko‘ra, qarz oluvchi olingan qarz summasini qarz shartnomasida nazarda tutilgan muddatda va tartibda qarz beruvchiga qaytarishi shart.</w:t>
+      </w:r>
+    </w:p>
+    <w:p>
+      <w:pPr>
+        <w:ind w:firstLine="708"/>
+        <w:jc w:val="both"/>
+        <w:rPr>
+          <w:iCs/>
+          <w:noProof/>
+          <w:sz w:val="28"/>
+          <w:lang w:val="en-US"/>
+        </w:rPr>
+      </w:pPr>
+      <w:r>
+        <w:rPr>
+          <w:iCs/>
+          <w:noProof/>
+          <w:sz w:val="28"/>
+          <w:lang w:val="en-US"/>
+        </w:rPr>
+        <w:t>Yuqoridagilardan kelib chiqib, O‘zbekiston Respublikasi Fuqarolik protsessual kodeksining 171, 172, 173, 174-moddalari hamda O‘zbekiston Respublikasi Fuqarolik kodeksining 236, 735-moddalariga asosan,</w:t>
+      </w:r>
+    </w:p>
+    <w:p>
+      <w:pPr>
+        <w:ind w:firstLine="540"/>
+        <w:jc w:val="both"/>
+        <w:rPr>
+          <w:iCs/>
+          <w:noProof/>
+          <w:sz w:val="28"/>
+          <w:szCs w:val="28"/>
+          <w:lang w:val="en-US"/>
+        </w:rPr>
+      </w:pPr>
+    </w:p>
+    <w:p>
+      <w:pPr>
+        <w:jc w:val="center"/>
+        <w:rPr>
+          <w:b/>
+          <w:noProof/>
+          <w:color w:val="000000"/>
+          <w:sz w:val="28"/>
+          <w:lang w:val="en-US"/>
+        </w:rPr>
+      </w:pPr>
+      <w:r>
+        <w:rPr>
+          <w:b/>
+          <w:noProof/>
+          <w:color w:val="000000"/>
+          <w:sz w:val="28"/>
+          <w:lang w:val="en-US"/>
+        </w:rPr>
+        <w:t>SOʻRAYMAN:</w:t>
+      </w:r>
+    </w:p>
+    <w:p>
+      <w:pPr>
+        <w:ind w:firstLine="708"/>
+        <w:jc w:val="both"/>
+        <w:rPr>
+          <w:bCs/>
+          <w:noProof/>
+          <w:color w:val="000000"/>
+          <w:sz w:val="28"/>
+          <w:lang w:val="en-US"/>
+        </w:rPr>
+      </w:pPr>
+      <w:r>
+        <w:rPr>
+          <w:bCs/>
+          <w:noProof/>
+          <w:color w:val="000000"/>
+          <w:sz w:val="28"/>
+          <w:lang w:val="en-US"/>
+        </w:rPr>
+        <w:t>1. </w:t>
+      </w:r>
+      <w:r>
+        <w:rPr>
+          <w:bCs/>
+          <w:noProof/>
+          <w:color w:val="000000"/>
+          <w:sz w:val="28"/>
+          <w:lang w:val="en-US"/>
+        </w:rPr>
+        <w:t xml:space="preserve">Qarzdor </w:t>
+      </w:r>
+      <w:r>
+        <w:rPr>
+          <w:bCs/>
+          <w:noProof/>
+          <w:color w:val="000000"/>
+          <w:sz w:val="28"/>
+          <w:lang w:val="en-US"/>
+        </w:rPr>
+        <w:t>MUXAMMEDOV JAMSHID AKBAROVICH</w:t>
+      </w:r>
+      <w:r>
+        <w:rPr>
+          <w:bCs/>
+          <w:noProof/>
+          <w:color w:val="000000"/>
+          <w:sz w:val="28"/>
+          <w:lang w:val="en-US"/>
+        </w:rPr>
+        <w:t xml:space="preserve">dan undiruvchi O‘ZBEKISTON YOSHLAR ITTIFOQI TOSHKENT SHAHAR HUDUDIY KENGASHI foydasiga </w:t>
+      </w:r>
+      <w:r>
+        <w:rPr>
+          <w:iCs/>
+          <w:noProof/>
+          <w:sz w:val="28"/>
+          <w:lang w:val="en-US"/>
+        </w:rPr>
+        <w:t>22 386 480,00 (yigirma ikki million uch yuz sakson olti ming toʻrt yuz sakson) soʻm 00 tiyin</w:t>
+      </w:r>
+      <w:r>
+        <w:rPr>
+          <w:bCs/>
+          <w:noProof/>
+          <w:color w:val="000000"/>
+          <w:sz w:val="28"/>
+          <w:lang w:val="en-US"/>
+        </w:rPr>
+        <w:t xml:space="preserve"> miqdoridagi muddati o‘tgan qarzdorlikni undirish haqida sud buyrug‘i chiqarilsin.</w:t>
+      </w:r>
+    </w:p>
+    <w:p>
+      <w:pPr>
+        <w:ind w:firstLine="708"/>
+        <w:jc w:val="both"/>
+        <w:rPr>
+          <w:bCs/>
+          <w:noProof/>
+          <w:color w:val="000000"/>
+          <w:sz w:val="28"/>
+          <w:lang w:val="en-US"/>
+        </w:rPr>
+      </w:pPr>
+      <w:r>
+        <w:rPr>
+          <w:bCs/>
+          <w:noProof/>
+          <w:color w:val="000000"/>
+          <w:sz w:val="28"/>
+          <w:lang w:val="en-US"/>
+        </w:rPr>
+        <w:t>2. </w:t>
+      </w:r>
+      <w:r>
+        <w:rPr>
+          <w:bCs/>
+          <w:noProof/>
+          <w:color w:val="000000"/>
+          <w:sz w:val="28"/>
+          <w:lang w:val="en-US"/>
+        </w:rPr>
+        <w:t>To‘langan davlat boji hamda pochta xarajatlari qarzdor zimmasiga yuklatilsin.</w:t>
+      </w:r>
+    </w:p>
+    <w:p>
+      <w:pPr>
+        <w:ind w:firstLine="708"/>
+        <w:jc w:val="both"/>
+        <w:rPr>
+          <w:bCs/>
+          <w:i/>
+          <w:iCs/>
+          <w:noProof/>
+          <w:color w:val="000000"/>
+          <w:sz w:val="28"/>
+          <w:lang w:val="en-US"/>
+        </w:rPr>
+      </w:pPr>
+    </w:p>
+    <w:p>
+      <w:pPr>
+        <w:ind w:firstLine="562"/>
+        <w:jc w:val="both"/>
+        <w:rPr>
+          <w:b/>
+          <w:i/>
+          <w:iCs/>
+          <w:noProof/>
+          <w:lang w:val="en-US"/>
+        </w:rPr>
+      </w:pPr>
+      <w:r>
+        <w:rPr>
+          <w:b/>
+          <w:i/>
+          <w:iCs/>
+          <w:noProof/>
+          <w:lang w:val="en-US"/>
+        </w:rPr>
+        <w:t>A</w:t>
+      </w:r>
+      <w:r>
+        <w:rPr>
+          <w:b/>
+          <w:i/>
+          <w:iCs/>
+          <w:noProof/>
+          <w:lang w:val="en-US"/>
+        </w:rPr>
+        <w:t>rizaga ilova qilinadigan hujjatlar:</w:t>
+      </w:r>
+    </w:p>
+    <w:p>
+      <w:pPr>
+        <w:ind w:firstLine="562"/>
+        <w:jc w:val="both"/>
+        <w:rPr>
+          <w:bCs/>
+          <w:i/>
+          <w:iCs/>
+          <w:noProof/>
+          <w:lang w:val="en-US"/>
+        </w:rPr>
+      </w:pPr>
+      <w:r>
+        <w:rPr>
+          <w:bCs/>
+          <w:i/>
+          <w:iCs/>
+          <w:noProof/>
+          <w:lang w:val="en-US"/>
+        </w:rPr>
+        <w:t>1. 2019-yil 1</w:t>
+      </w:r>
+      <w:r>
+        <w:rPr>
+          <w:bCs/>
+          <w:i/>
+          <w:iCs/>
+          <w:noProof/>
+          <w:lang w:val="en-US"/>
+        </w:rPr>
+        <w:t>3</w:t>
+      </w:r>
+      <w:r>
+        <w:rPr>
+          <w:bCs/>
+          <w:i/>
+          <w:iCs/>
+          <w:noProof/>
+          <w:lang w:val="en-US"/>
+        </w:rPr>
+        <w:t>-</w:t>
+      </w:r>
+      <w:r>
+        <w:rPr>
+          <w:bCs/>
+          <w:i/>
+          <w:iCs/>
+          <w:noProof/>
+          <w:lang w:val="en-US"/>
+        </w:rPr>
+        <w:t>dekabr</w:t>
+      </w:r>
+      <w:r>
+        <w:rPr>
+          <w:bCs/>
+          <w:i/>
+          <w:iCs/>
+          <w:noProof/>
+          <w:lang w:val="en-US"/>
+        </w:rPr>
+        <w:t>dagi notarial tasdiqlangan qarz shartnomasi nusxasi.</w:t>
+      </w:r>
+    </w:p>
+    <w:p>
+      <w:pPr>
+        <w:ind w:firstLine="562"/>
+        <w:jc w:val="both"/>
+        <w:rPr>
+          <w:bCs/>
+          <w:i/>
+          <w:iCs/>
+          <w:noProof/>
+          <w:lang w:val="en-US"/>
+        </w:rPr>
+      </w:pPr>
+      <w:r>
+        <w:rPr>
+          <w:bCs/>
+          <w:i/>
+          <w:iCs/>
+          <w:noProof/>
+          <w:lang w:val="en-US"/>
+        </w:rPr>
+        <w:t>2. Qarz shartnomasiga ilova qilingan qaytarish jadvali nusxasi.</w:t>
+      </w:r>
+    </w:p>
+    <w:p>
+      <w:pPr>
+        <w:ind w:firstLine="562"/>
+        <w:jc w:val="both"/>
+        <w:rPr>
+          <w:bCs/>
+          <w:i/>
+          <w:iCs/>
+          <w:noProof/>
+          <w:lang w:val="en-US"/>
+        </w:rPr>
+      </w:pPr>
+      <w:r>
+        <w:rPr>
+          <w:bCs/>
+          <w:i/>
+          <w:iCs/>
+          <w:noProof/>
+          <w:lang w:val="en-US"/>
+        </w:rPr>
+        <w:t>3. Qarzdorning qarz olish haqidagi arizasi nusxasi.</w:t>
+      </w:r>
+    </w:p>
+    <w:p>
+      <w:pPr>
+        <w:ind w:firstLine="562"/>
+        <w:jc w:val="both"/>
+        <w:rPr>
+          <w:bCs/>
+          <w:i/>
+          <w:iCs/>
+          <w:noProof/>
+          <w:lang w:val="en-US"/>
+        </w:rPr>
+      </w:pPr>
+      <w:r>
+        <w:rPr>
+          <w:bCs/>
+          <w:i/>
+          <w:iCs/>
+          <w:noProof/>
+          <w:lang w:val="en-US"/>
+        </w:rPr>
+        <w:t>4. Pul mablag‘lari qarzdorning bank hisob raqamiga o‘tkazilganligini tasdiqlovchi bank hujjati nusxasi.</w:t>
+      </w:r>
+    </w:p>
+    <w:p>
+      <w:pPr>
+        <w:ind w:firstLine="562"/>
+        <w:jc w:val="both"/>
+        <w:rPr>
+          <w:bCs/>
+          <w:i/>
+          <w:iCs/>
+          <w:noProof/>
+          <w:lang w:val="en-US"/>
+        </w:rPr>
+      </w:pPr>
+      <w:r>
+        <w:rPr>
+          <w:bCs/>
+          <w:i/>
+          <w:iCs/>
+          <w:noProof/>
+          <w:lang w:val="en-US"/>
+        </w:rPr>
+        <w:t>5. 2026-yil 15-</w:t>
+      </w:r>
+      <w:r>
+        <w:rPr>
+          <w:bCs/>
+          <w:i/>
+          <w:iCs/>
+          <w:noProof/>
+          <w:lang w:val="en-US"/>
+        </w:rPr>
+        <w:t>aprel</w:t>
+      </w:r>
+      <w:r>
+        <w:rPr>
+          <w:bCs/>
+          <w:i/>
+          <w:iCs/>
+          <w:noProof/>
+          <w:lang w:val="en-US"/>
+        </w:rPr>
+        <w:t xml:space="preserve"> holatiga qarzdorlik hisob-kitobi.</w:t>
+      </w:r>
+    </w:p>
+    <w:p>
+      <w:pPr>
+        <w:ind w:firstLine="562"/>
+        <w:jc w:val="both"/>
+        <w:rPr>
+          <w:bCs/>
+          <w:i/>
+          <w:iCs/>
+          <w:noProof/>
+          <w:lang w:val="en-US"/>
+        </w:rPr>
+      </w:pPr>
+      <w:r>
+        <w:rPr>
+          <w:bCs/>
+          <w:i/>
+          <w:iCs/>
+          <w:noProof/>
+          <w:lang w:val="en-US"/>
+        </w:rPr>
+        <w:t>6. Qarzdorga yuborilgan ogohlantirish xatlari nusxalari.</w:t>
+      </w:r>
+    </w:p>
+    <w:p>
+      <w:pPr>
+        <w:ind w:firstLine="562"/>
+        <w:jc w:val="both"/>
+        <w:rPr>
+          <w:bCs/>
+          <w:i/>
+          <w:iCs/>
+          <w:noProof/>
+          <w:lang w:val="en-US"/>
+        </w:rPr>
+      </w:pPr>
+      <w:r>
+        <w:rPr>
+          <w:bCs/>
+          <w:i/>
+          <w:iCs/>
+          <w:noProof/>
+          <w:lang w:val="en-US"/>
+        </w:rPr>
+        <w:t>7. 2025-yil 20-noyabrdagi talabnoma nusxasi.</w:t>
+      </w:r>
+    </w:p>
+    <w:p>
+      <w:pPr>
+        <w:ind w:firstLine="562"/>
+        <w:jc w:val="both"/>
+        <w:rPr>
+          <w:bCs/>
+          <w:i/>
+          <w:iCs/>
+          <w:noProof/>
+          <w:lang w:val="en-US"/>
+        </w:rPr>
+      </w:pPr>
+      <w:r>
+        <w:rPr>
+          <w:bCs/>
+          <w:i/>
+          <w:iCs/>
+          <w:noProof/>
+          <w:lang w:val="en-US"/>
+        </w:rPr>
+        <w:t>8. Ogohlantirish xatlari va talabnoma yuborilganligini tasdiqlovchi pochta kvitansiyalari hamda topshirilganlik haqidagi ma’lumotlar.</w:t>
+      </w:r>
+    </w:p>
+    <w:p>
+      <w:pPr>
+        <w:ind w:firstLine="562"/>
+        <w:jc w:val="both"/>
+        <w:rPr>
+          <w:bCs/>
+          <w:i/>
+          <w:iCs/>
+          <w:noProof/>
+          <w:lang w:val="en-US"/>
+        </w:rPr>
+      </w:pPr>
+      <w:r>
+        <w:rPr>
+          <w:bCs/>
+          <w:i/>
+          <w:iCs/>
+          <w:noProof/>
+          <w:lang w:val="en-US"/>
+        </w:rPr>
+        <w:t>9. Davlat boji to‘langanligini tasdiqlovchi hujjat.</w:t>
+      </w:r>
+    </w:p>
+    <w:p>
+      <w:pPr>
+        <w:ind w:firstLine="562"/>
+        <w:jc w:val="both"/>
+        <w:rPr>
+          <w:bCs/>
+          <w:i/>
+          <w:iCs/>
+          <w:noProof/>
+          <w:lang w:val="en-US"/>
+        </w:rPr>
+      </w:pPr>
+      <w:r>
+        <w:rPr>
+          <w:bCs/>
+          <w:i/>
+          <w:iCs/>
+          <w:noProof/>
+          <w:lang w:val="en-US"/>
+        </w:rPr>
+        <w:t>10. Pochta xarajatlari to‘langanligini tasdiqlovchi hujjatlar.</w:t>
+      </w:r>
+    </w:p>
+    <w:p>
+      <w:pPr>
+        <w:ind w:firstLine="562"/>
+        <w:jc w:val="both"/>
+        <w:rPr>
+          <w:bCs/>
+          <w:i/>
+          <w:iCs/>
+          <w:noProof/>
+          <w:lang w:val="en-US"/>
+        </w:rPr>
+      </w:pPr>
+      <w:r>
+        <w:rPr>
+          <w:bCs/>
+          <w:i/>
+          <w:iCs/>
+          <w:noProof/>
+          <w:lang w:val="en-US"/>
+        </w:rPr>
+        <w:t xml:space="preserve">11. Ariza </w:t>
+      </w:r>
+      <w:r>
+        <w:rPr>
+          <w:bCs/>
+          <w:i/>
+          <w:iCs/>
+          <w:noProof/>
+          <w:lang w:val="en-US"/>
+        </w:rPr>
+        <w:t xml:space="preserve">beruvchining </w:t>
+      </w:r>
+      <w:r>
+        <w:rPr>
+          <w:bCs/>
+          <w:i/>
+          <w:iCs/>
+          <w:noProof/>
+          <w:lang w:val="en-US"/>
+        </w:rPr>
+        <w:t>vakolatni tasdiqlovchi hujjat.</w:t>
+      </w:r>
+    </w:p>
+    <w:p>
+      <w:pPr>
+        <w:ind w:firstLine="562"/>
+        <w:jc w:val="both"/>
+        <w:rPr>
+          <w:b/>
+          <w:i/>
+          <w:iCs/>
+          <w:noProof/>
+          <w:lang w:val="en-US"/>
+        </w:rPr>
+      </w:pPr>
+    </w:p>
+    <w:p>
+      <w:pPr>
+        <w:jc w:val="both"/>
+        <w:rPr>
+          <w:bCs/>
+          <w:iCs/>
+          <w:noProof/>
+          <w:sz w:val="28"/>
+          <w:lang w:val="en-US"/>
+        </w:rPr>
+      </w:pPr>
+    </w:p>
+    <w:p>
+      <w:pPr>
+        <w:ind w:firstLineChars="200" w:firstLine="562"/>
+        <w:jc w:val="both"/>
+        <w:rPr>
+          <w:b/>
+          <w:bCs/>
+          <w:iCs/>
+          <w:noProof/>
+          <w:sz w:val="28"/>
+          <w:lang w:val="en-US"/>
+        </w:rPr>
+      </w:pPr>
+      <w:r>
+        <w:rPr>
+          <w:b/>
+          <w:bCs/>
+          <w:iCs/>
+          <w:noProof/>
+          <w:sz w:val="28"/>
+          <w:lang w:val="en-US"/>
+        </w:rPr>
+        <w:t>O‘zbekiston yoshlar ittifoqi</w:t>
+      </w:r>
+    </w:p>
+    <w:p>
+      <w:pPr>
+        <w:ind w:firstLineChars="200" w:firstLine="562"/>
+        <w:jc w:val="both"/>
+        <w:rPr>
+          <w:b/>
+          <w:bCs/>
+          <w:iCs/>
+          <w:noProof/>
+          <w:sz w:val="28"/>
+          <w:lang w:val="en-US"/>
+        </w:rPr>
+      </w:pPr>
+      <w:r>
+        <w:rPr>
+          <w:b/>
+          <w:bCs/>
+          <w:iCs/>
+          <w:noProof/>
+          <w:sz w:val="28"/>
+          <w:lang w:val="en-US"/>
+        </w:rPr>
+        <w:t>Toshkent shahar hududiy Kengashi raisi</w:t>
+      </w:r>
+      <w:r>
+        <w:rPr>
+          <w:b/>
+          <w:bCs/>
+          <w:iCs/>
+          <w:noProof/>
+          <w:sz w:val="28"/>
+          <w:lang w:val="en-US"/>
+        </w:rPr>
+        <w:tab/>
+      </w:r>
+      <w:r>
+        <w:rPr>
+          <w:b/>
+          <w:bCs/>
+          <w:iCs/>
+          <w:noProof/>
+          <w:sz w:val="28"/>
+          <w:lang w:val="en-US"/>
+        </w:rPr>
+        <w:tab/>
+      </w:r>
+      <w:r>
+        <w:rPr>
+          <w:b/>
+          <w:bCs/>
+          <w:iCs/>
+          <w:noProof/>
+          <w:sz w:val="28"/>
+          <w:lang w:val="en-US"/>
+        </w:rPr>
+        <w:tab/>
+        <w:t>Sh.M.Anvarov</w:t>
+      </w:r>
+    </w:p>
+    <w:p>
+      <w:pPr>
+        <w:ind w:firstLineChars="200" w:firstLine="562"/>
+        <w:jc w:val="both"/>
+        <w:rPr>
+          <w:b/>
+          <w:bCs/>
+          <w:iCs/>
+          <w:noProof/>
+          <w:sz w:val="28"/>
+          <w:lang w:val="en-US"/>
+        </w:rPr>
+      </w:pPr>
+    </w:p>
+    <w:p>
+      <w:pPr>
+        <w:ind w:firstLineChars="200" w:firstLine="562"/>
+        <w:jc w:val="both"/>
+        <w:rPr>
+          <w:i/>
+          <w:noProof/>
+          <w:sz w:val="28"/>
+        </w:rPr>
+      </w:pPr>
+      <w:r>
+        <w:rPr>
+          <w:b/>
+          <w:bCs/>
+          <w:iCs/>
+          <w:noProof/>
+          <w:sz w:val="28"/>
+          <w:lang w:val="en-US"/>
+        </w:rPr>
+        <w:tab/>
+      </w:r>
+      <w:r>
+        <w:rPr>
+          <w:b/>
+          <w:bCs/>
+          <w:iCs/>
+          <w:noProof/>
+          <w:sz w:val="28"/>
+          <w:lang w:val="en-US"/>
+        </w:rPr>
+        <w:tab/>
+      </w:r>
+      <w:r>
+        <w:rPr>
+          <w:b/>
+          <w:bCs/>
+          <w:iCs/>
+          <w:noProof/>
+          <w:sz w:val="28"/>
+          <w:lang w:val="en-US"/>
+        </w:rPr>
+        <w:tab/>
+      </w:r>
+      <w:r>
+        <w:rPr>
+          <w:b/>
+          <w:bCs/>
+          <w:iCs/>
+          <w:noProof/>
+          <w:sz w:val="28"/>
+          <w:lang w:val="en-US"/>
+        </w:rPr>
+        <w:tab/>
+      </w:r>
+      <w:r>
+        <w:rPr>
+          <w:b/>
+          <w:bCs/>
+          <w:iCs/>
+          <w:noProof/>
+          <w:sz w:val="28"/>
+          <w:lang w:val="en-US"/>
+        </w:rPr>
+        <w:tab/>
+      </w:r>
+      <w:r>
+        <w:rPr>
+          <w:b/>
+          <w:bCs/>
+          <w:iCs/>
+          <w:noProof/>
+          <w:sz w:val="28"/>
+          <w:lang w:val="en-US"/>
+        </w:rPr>
+        <w:tab/>
+      </w:r>
+      <w:r>
+        <w:rPr>
+          <w:b/>
+          <w:bCs/>
+          <w:iCs/>
+          <w:noProof/>
+          <w:sz w:val="28"/>
+          <w:lang w:val="en-US"/>
+        </w:rPr>
+        <w:tab/>
+      </w:r>
+      <w:r>
+        <w:rPr>
+          <w:b/>
+          <w:bCs/>
+          <w:iCs/>
+          <w:noProof/>
+          <w:sz w:val="28"/>
+          <w:lang w:val="en-US"/>
+        </w:rPr>
+        <w:tab/>
+      </w:r>
+      <w:r>
+        <w:rPr>
+          <w:b/>
+          <w:bCs/>
+          <w:iCs/>
+          <w:noProof/>
+          <w:sz w:val="28"/>
+          <w:lang w:val="en-US"/>
+        </w:rPr>
+        <w:tab/>
+      </w:r>
+      <w:r>
+        <w:rPr>
+          <w:i/>
+          <w:noProof/>
+          <w:sz w:val="28"/>
+          <w:lang w:val="en-US"/>
+        </w:rPr>
+        <w:tab/>
+        <w:t>2026-yil ____-</w:t>
+      </w:r>
+      <w:r>
+        <w:rPr>
+          <w:i/>
+          <w:noProof/>
+          <w:sz w:val="28"/>
+          <w:lang w:val="en-US"/>
+        </w:rPr>
+        <w:t>aprel</w:t>
+      </w:r>
+    </w:p>
+    <w:p>
+      <w:pPr>
+        <w:jc w:val="both"/>
+        <w:rPr>
+          <w:noProof/>
+          <w:sz w:val="28"/>
+          <w:lang w:val="en-US"/>
+        </w:rPr>
+      </w:pPr>
+    </w:p>
+    <w:p>
+      <w:pPr>
+        <w:jc w:val="center"/>
+        <w:rPr>
+          <w:noProof/>
+          <w:lang w:val="en-US"/>
+        </w:rPr>
+      </w:pPr>
+    </w:p>
+    <w:sectPr>
+      <w:pgSz w:w="11906" w:h="16838"/>
+      <w:pgMar w:top="851" w:right="851" w:bottom="851" w:left="1418" w:header="709" w:footer="709" w:gutter="0"/>
+      <w:cols w:space="708"/>
+      <w:docGrid w:linePitch="360"/>
+    </w:sectPr>
+  </w:body>
+</w:document>
 </file>
 
 <file path=word/styles.xml><?xml version="1.0" encoding="utf-8"?>

--- a/dashboard-app/documents/templates/Talabnoma uy-joy.docx
+++ b/dashboard-app/documents/templates/Talabnoma uy-joy.docx
@@ -8,6 +8,7 @@
         <w:jc w:val="center"/>
         <w:rPr>
           <w:b/>
+          <w:bCs/>
           <w:noProof/>
           <w:sz w:val="22"/>
           <w:szCs w:val="22"/>
@@ -17,6 +18,7 @@
       <w:r>
         <w:rPr>
           <w:b/>
+          <w:bCs/>
           <w:noProof/>
           <w:sz w:val="22"/>
           <w:szCs w:val="22"/>
@@ -31,6 +33,7 @@
         <w:jc w:val="center"/>
         <w:rPr>
           <w:b/>
+          <w:bCs/>
           <w:noProof/>
           <w:sz w:val="22"/>
           <w:szCs w:val="22"/>
@@ -40,6 +43,7 @@
       <w:r>
         <w:rPr>
           <w:b/>
+          <w:bCs/>
           <w:noProof/>
           <w:sz w:val="22"/>
           <w:szCs w:val="22"/>
@@ -54,6 +58,7 @@
         <w:jc w:val="center"/>
         <w:rPr>
           <w:b/>
+          <w:bCs/>
           <w:noProof/>
           <w:sz w:val="22"/>
           <w:szCs w:val="22"/>
@@ -63,12 +68,13 @@
       <w:r>
         <w:rPr>
           <w:b/>
+          <w:bCs/>
           <w:noProof/>
           <w:sz w:val="22"/>
           <w:szCs w:val="22"/>
           <w:lang w:val="en-US"/>
         </w:rPr>
-        <w:t>26-xonadonda istiqomat qiluvchi fuqaro {{FISH}}ga</w:t>
+        <w:t>26-xonadonda istiqomat qiluvchi fuqaro MUXAMMEDOV JAMSHID AKBAROVICHga</w:t>
       </w:r>
     </w:p>
     <w:p>
@@ -109,7 +115,9 @@
       <w:pPr>
         <w:jc w:val="center"/>
         <w:rPr>
+          <w:bCs/>
           <w:i/>
+          <w:iCs/>
           <w:noProof/>
           <w:sz w:val="22"/>
           <w:szCs w:val="22"/>
@@ -118,7 +126,9 @@
       </w:pPr>
       <w:r>
         <w:rPr>
+          <w:bCs/>
           <w:i/>
+          <w:iCs/>
           <w:noProof/>
           <w:sz w:val="22"/>
           <w:szCs w:val="22"/>
@@ -131,6 +141,7 @@
       <w:pPr>
         <w:jc w:val="center"/>
         <w:rPr>
+          <w:iCs/>
           <w:noProof/>
           <w:sz w:val="22"/>
           <w:szCs w:val="22"/>
@@ -144,18 +155,43 @@
         <w:jc w:val="both"/>
         <w:rPr>
           <w:b/>
+          <w:bCs/>
+          <w:iCs/>
           <w:noProof/>
           <w:sz w:val="22"/>
           <w:szCs w:val="22"/>
           <w:lang w:val="en-US"/>
         </w:rPr>
       </w:pPr>
-      <w:r>
-        <w:rPr>
-          <w:lang w:val="en-US"/>
-        </w:rPr>
-        <w:t xml:space="preserve">Siz bilan </w:t>
-      </w:r>
+      <w:proofErr w:type="spellStart"/>
+      <w:r>
+        <w:rPr>
+          <w:lang w:val="en-US"/>
+        </w:rPr>
+        <w:t>Siz</w:t>
+      </w:r>
+      <w:proofErr w:type="spellEnd"/>
+      <w:r>
+        <w:rPr>
+          <w:lang w:val="en-US"/>
+        </w:rPr>
+        <w:t xml:space="preserve"> </w:t>
+      </w:r>
+      <w:proofErr w:type="spellStart"/>
+      <w:r>
+        <w:rPr>
+          <w:lang w:val="en-US"/>
+        </w:rPr>
+        <w:t>bilan</w:t>
+      </w:r>
+      <w:proofErr w:type="spellEnd"/>
+      <w:r>
+        <w:rPr>
+          <w:lang w:val="en-US"/>
+        </w:rPr>
+        <w:t xml:space="preserve"> </w:t>
+      </w:r>
+      <w:proofErr w:type="spellStart"/>
       <w:r>
         <w:rPr>
           <w:rStyle w:val="a3"/>
@@ -163,13 +199,128 @@
           <w:bCs w:val="0"/>
           <w:lang w:val="en-US"/>
         </w:rPr>
-        <w:t xml:space="preserve">Oʻzbekiston yoshlar ittifoqi Toshkent shahar hududiy Kengashi</w:t>
-      </w:r>
-      <w:r>
-        <w:rPr>
-          <w:lang w:val="en-US"/>
-        </w:rPr>
-        <w:t xml:space="preserve"> oʻrtasida </w:t>
+        <w:t>Oʻzbekiston</w:t>
+      </w:r>
+      <w:proofErr w:type="spellEnd"/>
+      <w:r>
+        <w:rPr>
+          <w:rStyle w:val="a3"/>
+          <w:b w:val="0"/>
+          <w:bCs w:val="0"/>
+          <w:lang w:val="en-US"/>
+        </w:rPr>
+        <w:t xml:space="preserve"> </w:t>
+      </w:r>
+      <w:proofErr w:type="spellStart"/>
+      <w:r>
+        <w:rPr>
+          <w:rStyle w:val="a3"/>
+          <w:b w:val="0"/>
+          <w:bCs w:val="0"/>
+          <w:lang w:val="en-US"/>
+        </w:rPr>
+        <w:t>yoshlar</w:t>
+      </w:r>
+      <w:proofErr w:type="spellEnd"/>
+      <w:r>
+        <w:rPr>
+          <w:rStyle w:val="a3"/>
+          <w:b w:val="0"/>
+          <w:bCs w:val="0"/>
+          <w:lang w:val="en-US"/>
+        </w:rPr>
+        <w:t xml:space="preserve"> </w:t>
+      </w:r>
+      <w:proofErr w:type="spellStart"/>
+      <w:r>
+        <w:rPr>
+          <w:rStyle w:val="a3"/>
+          <w:b w:val="0"/>
+          <w:bCs w:val="0"/>
+          <w:lang w:val="en-US"/>
+        </w:rPr>
+        <w:t>ittifoqi</w:t>
+      </w:r>
+      <w:proofErr w:type="spellEnd"/>
+      <w:r>
+        <w:rPr>
+          <w:rStyle w:val="a3"/>
+          <w:b w:val="0"/>
+          <w:bCs w:val="0"/>
+          <w:lang w:val="en-US"/>
+        </w:rPr>
+        <w:t xml:space="preserve"> Toshkent </w:t>
+      </w:r>
+      <w:proofErr w:type="spellStart"/>
+      <w:r>
+        <w:rPr>
+          <w:rStyle w:val="a3"/>
+          <w:b w:val="0"/>
+          <w:bCs w:val="0"/>
+          <w:lang w:val="en-US"/>
+        </w:rPr>
+        <w:t>shahar</w:t>
+      </w:r>
+      <w:proofErr w:type="spellEnd"/>
+      <w:r>
+        <w:rPr>
+          <w:rStyle w:val="a3"/>
+          <w:b w:val="0"/>
+          <w:bCs w:val="0"/>
+          <w:lang w:val="en-US"/>
+        </w:rPr>
+        <w:t xml:space="preserve"> </w:t>
+      </w:r>
+      <w:proofErr w:type="spellStart"/>
+      <w:r>
+        <w:rPr>
+          <w:rStyle w:val="a3"/>
+          <w:b w:val="0"/>
+          <w:bCs w:val="0"/>
+          <w:lang w:val="en-US"/>
+        </w:rPr>
+        <w:t>hududiy</w:t>
+      </w:r>
+      <w:proofErr w:type="spellEnd"/>
+      <w:r>
+        <w:rPr>
+          <w:rStyle w:val="a3"/>
+          <w:b w:val="0"/>
+          <w:bCs w:val="0"/>
+          <w:lang w:val="en-US"/>
+        </w:rPr>
+        <w:t xml:space="preserve"> </w:t>
+      </w:r>
+      <w:proofErr w:type="spellStart"/>
+      <w:r>
+        <w:rPr>
+          <w:rStyle w:val="a3"/>
+          <w:b w:val="0"/>
+          <w:bCs w:val="0"/>
+          <w:lang w:val="en-US"/>
+        </w:rPr>
+        <w:t>Kengashi</w:t>
+      </w:r>
+      <w:proofErr w:type="spellEnd"/>
+      <w:r>
+        <w:rPr>
+          <w:lang w:val="en-US"/>
+        </w:rPr>
+        <w:t xml:space="preserve"> </w:t>
+      </w:r>
+      <w:proofErr w:type="spellStart"/>
+      <w:r>
+        <w:rPr>
+          <w:lang w:val="en-US"/>
+        </w:rPr>
+        <w:t>oʻrtasida</w:t>
+      </w:r>
+      <w:proofErr w:type="spellEnd"/>
+      <w:r>
+        <w:rPr>
+          <w:lang w:val="en-US"/>
+        </w:rPr>
+        <w:t xml:space="preserve"> </w:t>
       </w:r>
       <w:r>
         <w:rPr>
@@ -181,20 +332,593 @@
         <w:rPr>
           <w:lang w:val="en-US"/>
         </w:rPr>
-        <w:t xml:space="preserve">{{SHARTNOMA_SANA}} kuni Toshkent shahar, Yashnobod tumani 7-son davlat notarial idorasida tasdiqlangan qarz shartnomasi tuzilgan bo‘lib, mazkur shartnoma {{SHARTNOMA_RAQAMI}} bilan reyestrga qayd etilgan. Ushbu qarz shartnomasiga muvofiq Sizga </w:t>
-      </w:r>
-      <w:r>
-        <w:rPr>
-          <w:b/>
-          <w:lang w:val="en-US"/>
-        </w:rPr>
-        <w:t xml:space="preserve">{{QARZ_SUMMASI}} ({{QARZ_SUMMA_SOZ}}) so'm 00 tiyin</w:t>
-      </w:r>
-      <w:r>
-        <w:rPr>
-          <w:lang w:val="en-US"/>
-        </w:rPr>
-        <w:t xml:space="preserve"> miqdorida pul mablagʻi </w:t>
+        <w:t xml:space="preserve">2019-yil 13-dekabr </w:t>
+      </w:r>
+      <w:proofErr w:type="spellStart"/>
+      <w:r>
+        <w:rPr>
+          <w:lang w:val="en-US"/>
+        </w:rPr>
+        <w:t>kuni</w:t>
+      </w:r>
+      <w:proofErr w:type="spellEnd"/>
+      <w:r>
+        <w:rPr>
+          <w:lang w:val="en-US"/>
+        </w:rPr>
+        <w:t xml:space="preserve"> Toshkent </w:t>
+      </w:r>
+      <w:proofErr w:type="spellStart"/>
+      <w:r>
+        <w:rPr>
+          <w:lang w:val="en-US"/>
+        </w:rPr>
+        <w:t>shahar</w:t>
+      </w:r>
+      <w:proofErr w:type="spellEnd"/>
+      <w:r>
+        <w:rPr>
+          <w:lang w:val="en-US"/>
+        </w:rPr>
+        <w:t xml:space="preserve">, </w:t>
+      </w:r>
+      <w:proofErr w:type="spellStart"/>
+      <w:r>
+        <w:rPr>
+          <w:lang w:val="en-US"/>
+        </w:rPr>
+        <w:t>Yashnobod</w:t>
+      </w:r>
+      <w:proofErr w:type="spellEnd"/>
+      <w:r>
+        <w:rPr>
+          <w:lang w:val="en-US"/>
+        </w:rPr>
+        <w:t xml:space="preserve"> </w:t>
+      </w:r>
+      <w:proofErr w:type="spellStart"/>
+      <w:r>
+        <w:rPr>
+          <w:lang w:val="en-US"/>
+        </w:rPr>
+        <w:t>tumani</w:t>
+      </w:r>
+      <w:proofErr w:type="spellEnd"/>
+      <w:r>
+        <w:rPr>
+          <w:lang w:val="en-US"/>
+        </w:rPr>
+        <w:t xml:space="preserve"> </w:t>
+      </w:r>
+      <w:r>
+        <w:rPr>
+          <w:lang w:val="en-US"/>
+        </w:rPr>
+        <w:t xml:space="preserve">7-son </w:t>
+      </w:r>
+      <w:proofErr w:type="spellStart"/>
+      <w:r>
+        <w:rPr>
+          <w:lang w:val="en-US"/>
+        </w:rPr>
+        <w:t>davlat</w:t>
+      </w:r>
+      <w:proofErr w:type="spellEnd"/>
+      <w:r>
+        <w:rPr>
+          <w:lang w:val="en-US"/>
+        </w:rPr>
+        <w:t xml:space="preserve"> notarial </w:t>
+      </w:r>
+      <w:proofErr w:type="spellStart"/>
+      <w:r>
+        <w:rPr>
+          <w:lang w:val="en-US"/>
+        </w:rPr>
+        <w:t>idorasida</w:t>
+      </w:r>
+      <w:proofErr w:type="spellEnd"/>
+      <w:r>
+        <w:rPr>
+          <w:lang w:val="en-US"/>
+        </w:rPr>
+        <w:t xml:space="preserve"> </w:t>
+      </w:r>
+      <w:proofErr w:type="spellStart"/>
+      <w:r>
+        <w:rPr>
+          <w:lang w:val="en-US"/>
+        </w:rPr>
+        <w:t>tasdiqlangan</w:t>
+      </w:r>
+      <w:proofErr w:type="spellEnd"/>
+      <w:r>
+        <w:rPr>
+          <w:lang w:val="en-US"/>
+        </w:rPr>
+        <w:t xml:space="preserve"> </w:t>
+      </w:r>
+      <w:proofErr w:type="spellStart"/>
+      <w:r>
+        <w:rPr>
+          <w:lang w:val="en-US"/>
+        </w:rPr>
+        <w:t>qarz</w:t>
+      </w:r>
+      <w:proofErr w:type="spellEnd"/>
+      <w:r>
+        <w:rPr>
+          <w:lang w:val="en-US"/>
+        </w:rPr>
+        <w:t xml:space="preserve"> </w:t>
+      </w:r>
+      <w:proofErr w:type="spellStart"/>
+      <w:r>
+        <w:rPr>
+          <w:lang w:val="en-US"/>
+        </w:rPr>
+        <w:t>shartnomasi</w:t>
+      </w:r>
+      <w:proofErr w:type="spellEnd"/>
+      <w:r>
+        <w:rPr>
+          <w:lang w:val="en-US"/>
+        </w:rPr>
+        <w:t xml:space="preserve"> </w:t>
+      </w:r>
+      <w:proofErr w:type="spellStart"/>
+      <w:r>
+        <w:rPr>
+          <w:lang w:val="en-US"/>
+        </w:rPr>
+        <w:t>tuzilgan</w:t>
+      </w:r>
+      <w:proofErr w:type="spellEnd"/>
+      <w:r>
+        <w:rPr>
+          <w:lang w:val="en-US"/>
+        </w:rPr>
+        <w:t xml:space="preserve"> </w:t>
+      </w:r>
+      <w:proofErr w:type="spellStart"/>
+      <w:proofErr w:type="gramStart"/>
+      <w:r>
+        <w:rPr>
+          <w:lang w:val="en-US"/>
+        </w:rPr>
+        <w:t>bo‘</w:t>
+      </w:r>
+      <w:proofErr w:type="gramEnd"/>
+      <w:r>
+        <w:rPr>
+          <w:lang w:val="en-US"/>
+        </w:rPr>
+        <w:t>lib</w:t>
+      </w:r>
+      <w:proofErr w:type="spellEnd"/>
+      <w:r>
+        <w:rPr>
+          <w:lang w:val="en-US"/>
+        </w:rPr>
+        <w:t xml:space="preserve">, </w:t>
+      </w:r>
+      <w:proofErr w:type="spellStart"/>
+      <w:r>
+        <w:rPr>
+          <w:lang w:val="en-US"/>
+        </w:rPr>
+        <w:t>mazkur</w:t>
+      </w:r>
+      <w:proofErr w:type="spellEnd"/>
+      <w:r>
+        <w:rPr>
+          <w:lang w:val="en-US"/>
+        </w:rPr>
+        <w:t xml:space="preserve"> </w:t>
+      </w:r>
+      <w:proofErr w:type="spellStart"/>
+      <w:r>
+        <w:rPr>
+          <w:lang w:val="en-US"/>
+        </w:rPr>
+        <w:t>shartnoma</w:t>
+      </w:r>
+      <w:proofErr w:type="spellEnd"/>
+      <w:r>
+        <w:rPr>
+          <w:lang w:val="en-US"/>
+        </w:rPr>
+        <w:t xml:space="preserve"> 201901137004736-son </w:t>
+      </w:r>
+      <w:proofErr w:type="spellStart"/>
+      <w:r>
+        <w:rPr>
+          <w:lang w:val="en-US"/>
+        </w:rPr>
+        <w:t>bilan</w:t>
+      </w:r>
+      <w:proofErr w:type="spellEnd"/>
+      <w:r>
+        <w:rPr>
+          <w:lang w:val="en-US"/>
+        </w:rPr>
+        <w:t xml:space="preserve"> </w:t>
+      </w:r>
+      <w:proofErr w:type="spellStart"/>
+      <w:r>
+        <w:rPr>
+          <w:lang w:val="en-US"/>
+        </w:rPr>
+        <w:t>reyestrga</w:t>
+      </w:r>
+      <w:proofErr w:type="spellEnd"/>
+      <w:r>
+        <w:rPr>
+          <w:lang w:val="en-US"/>
+        </w:rPr>
+        <w:t xml:space="preserve"> </w:t>
+      </w:r>
+      <w:proofErr w:type="spellStart"/>
+      <w:r>
+        <w:rPr>
+          <w:lang w:val="en-US"/>
+        </w:rPr>
+        <w:t>qayd</w:t>
+      </w:r>
+      <w:proofErr w:type="spellEnd"/>
+      <w:r>
+        <w:rPr>
+          <w:lang w:val="en-US"/>
+        </w:rPr>
+        <w:t xml:space="preserve"> </w:t>
+      </w:r>
+      <w:proofErr w:type="spellStart"/>
+      <w:r>
+        <w:rPr>
+          <w:lang w:val="en-US"/>
+        </w:rPr>
+        <w:t>etilgan</w:t>
+      </w:r>
+      <w:proofErr w:type="spellEnd"/>
+      <w:r>
+        <w:rPr>
+          <w:lang w:val="en-US"/>
+        </w:rPr>
+        <w:t xml:space="preserve">. </w:t>
+      </w:r>
+      <w:proofErr w:type="spellStart"/>
+      <w:r>
+        <w:rPr>
+          <w:lang w:val="en-US"/>
+        </w:rPr>
+        <w:t>Ushbu</w:t>
+      </w:r>
+      <w:proofErr w:type="spellEnd"/>
+      <w:r>
+        <w:rPr>
+          <w:lang w:val="en-US"/>
+        </w:rPr>
+        <w:t xml:space="preserve"> </w:t>
+      </w:r>
+      <w:proofErr w:type="spellStart"/>
+      <w:r>
+        <w:rPr>
+          <w:lang w:val="en-US"/>
+        </w:rPr>
+        <w:t>qarz</w:t>
+      </w:r>
+      <w:proofErr w:type="spellEnd"/>
+      <w:r>
+        <w:rPr>
+          <w:lang w:val="en-US"/>
+        </w:rPr>
+        <w:t xml:space="preserve"> </w:t>
+      </w:r>
+      <w:proofErr w:type="spellStart"/>
+      <w:r>
+        <w:rPr>
+          <w:lang w:val="en-US"/>
+        </w:rPr>
+        <w:t>shartnomasiga</w:t>
+      </w:r>
+      <w:proofErr w:type="spellEnd"/>
+      <w:r>
+        <w:rPr>
+          <w:lang w:val="en-US"/>
+        </w:rPr>
+        <w:t xml:space="preserve"> </w:t>
+      </w:r>
+      <w:proofErr w:type="spellStart"/>
+      <w:r>
+        <w:rPr>
+          <w:lang w:val="en-US"/>
+        </w:rPr>
+        <w:t>muvofiq</w:t>
+      </w:r>
+      <w:proofErr w:type="spellEnd"/>
+      <w:r>
+        <w:rPr>
+          <w:lang w:val="en-US"/>
+        </w:rPr>
+        <w:t xml:space="preserve"> </w:t>
+      </w:r>
+      <w:proofErr w:type="spellStart"/>
+      <w:r>
+        <w:rPr>
+          <w:lang w:val="en-US"/>
+        </w:rPr>
+        <w:t>Sizga</w:t>
+      </w:r>
+      <w:proofErr w:type="spellEnd"/>
+      <w:r>
+        <w:rPr>
+          <w:lang w:val="en-US"/>
+        </w:rPr>
+        <w:t xml:space="preserve"> </w:t>
+      </w:r>
+      <w:r>
+        <w:rPr>
+          <w:b/>
+          <w:bCs/>
+          <w:lang w:val="en-US"/>
+        </w:rPr>
+        <w:t>69 656 480,00 (</w:t>
+      </w:r>
+      <w:proofErr w:type="spellStart"/>
+      <w:r>
+        <w:rPr>
+          <w:b/>
+          <w:bCs/>
+          <w:lang w:val="en-US"/>
+        </w:rPr>
+        <w:t>oltmish</w:t>
+      </w:r>
+      <w:proofErr w:type="spellEnd"/>
+      <w:r>
+        <w:rPr>
+          <w:b/>
+          <w:bCs/>
+          <w:lang w:val="en-US"/>
+        </w:rPr>
+        <w:t xml:space="preserve"> </w:t>
+      </w:r>
+      <w:proofErr w:type="spellStart"/>
+      <w:r>
+        <w:rPr>
+          <w:b/>
+          <w:bCs/>
+          <w:lang w:val="en-US"/>
+        </w:rPr>
+        <w:t>toʻqqiz</w:t>
+      </w:r>
+      <w:proofErr w:type="spellEnd"/>
+      <w:r>
+        <w:rPr>
+          <w:b/>
+          <w:bCs/>
+          <w:lang w:val="en-US"/>
+        </w:rPr>
+        <w:t xml:space="preserve"> million </w:t>
+      </w:r>
+      <w:proofErr w:type="spellStart"/>
+      <w:r>
+        <w:rPr>
+          <w:b/>
+          <w:bCs/>
+          <w:lang w:val="en-US"/>
+        </w:rPr>
+        <w:t>olti</w:t>
+      </w:r>
+      <w:proofErr w:type="spellEnd"/>
+      <w:r>
+        <w:rPr>
+          <w:b/>
+          <w:bCs/>
+          <w:lang w:val="en-US"/>
+        </w:rPr>
+        <w:t xml:space="preserve"> </w:t>
+      </w:r>
+      <w:proofErr w:type="spellStart"/>
+      <w:r>
+        <w:rPr>
+          <w:b/>
+          <w:bCs/>
+          <w:lang w:val="en-US"/>
+        </w:rPr>
+        <w:t>yuz</w:t>
+      </w:r>
+      <w:proofErr w:type="spellEnd"/>
+      <w:r>
+        <w:rPr>
+          <w:b/>
+          <w:bCs/>
+          <w:lang w:val="en-US"/>
+        </w:rPr>
+        <w:t xml:space="preserve"> </w:t>
+      </w:r>
+      <w:proofErr w:type="spellStart"/>
+      <w:r>
+        <w:rPr>
+          <w:b/>
+          <w:bCs/>
+          <w:lang w:val="en-US"/>
+        </w:rPr>
+        <w:t>ellik</w:t>
+      </w:r>
+      <w:proofErr w:type="spellEnd"/>
+      <w:r>
+        <w:rPr>
+          <w:b/>
+          <w:bCs/>
+          <w:lang w:val="en-US"/>
+        </w:rPr>
+        <w:t xml:space="preserve"> </w:t>
+      </w:r>
+      <w:proofErr w:type="spellStart"/>
+      <w:r>
+        <w:rPr>
+          <w:b/>
+          <w:bCs/>
+          <w:lang w:val="en-US"/>
+        </w:rPr>
+        <w:t>olti</w:t>
+      </w:r>
+      <w:proofErr w:type="spellEnd"/>
+      <w:r>
+        <w:rPr>
+          <w:b/>
+          <w:bCs/>
+          <w:lang w:val="en-US"/>
+        </w:rPr>
+        <w:t xml:space="preserve"> </w:t>
+      </w:r>
+      <w:proofErr w:type="spellStart"/>
+      <w:r>
+        <w:rPr>
+          <w:b/>
+          <w:bCs/>
+          <w:lang w:val="en-US"/>
+        </w:rPr>
+        <w:t>ming</w:t>
+      </w:r>
+      <w:proofErr w:type="spellEnd"/>
+      <w:r>
+        <w:rPr>
+          <w:b/>
+          <w:bCs/>
+          <w:lang w:val="en-US"/>
+        </w:rPr>
+        <w:t xml:space="preserve"> </w:t>
+      </w:r>
+      <w:proofErr w:type="spellStart"/>
+      <w:r>
+        <w:rPr>
+          <w:b/>
+          <w:bCs/>
+          <w:lang w:val="en-US"/>
+        </w:rPr>
+        <w:t>toʻrt</w:t>
+      </w:r>
+      <w:proofErr w:type="spellEnd"/>
+      <w:r>
+        <w:rPr>
+          <w:b/>
+          <w:bCs/>
+          <w:lang w:val="en-US"/>
+        </w:rPr>
+        <w:t xml:space="preserve"> </w:t>
+      </w:r>
+      <w:proofErr w:type="spellStart"/>
+      <w:r>
+        <w:rPr>
+          <w:b/>
+          <w:bCs/>
+          <w:lang w:val="en-US"/>
+        </w:rPr>
+        <w:t>yuz</w:t>
+      </w:r>
+      <w:proofErr w:type="spellEnd"/>
+      <w:r>
+        <w:rPr>
+          <w:b/>
+          <w:bCs/>
+          <w:lang w:val="en-US"/>
+        </w:rPr>
+        <w:t xml:space="preserve"> </w:t>
+      </w:r>
+      <w:proofErr w:type="spellStart"/>
+      <w:r>
+        <w:rPr>
+          <w:b/>
+          <w:bCs/>
+          <w:lang w:val="en-US"/>
+        </w:rPr>
+        <w:t>sakson</w:t>
+      </w:r>
+      <w:proofErr w:type="spellEnd"/>
+      <w:r>
+        <w:rPr>
+          <w:b/>
+          <w:bCs/>
+          <w:lang w:val="en-US"/>
+        </w:rPr>
+        <w:t xml:space="preserve">) </w:t>
+      </w:r>
+      <w:proofErr w:type="spellStart"/>
+      <w:r>
+        <w:rPr>
+          <w:b/>
+          <w:bCs/>
+          <w:lang w:val="en-US"/>
+        </w:rPr>
+        <w:t>soʻm</w:t>
+      </w:r>
+      <w:proofErr w:type="spellEnd"/>
+      <w:r>
+        <w:rPr>
+          <w:b/>
+          <w:bCs/>
+          <w:lang w:val="en-US"/>
+        </w:rPr>
+        <w:t xml:space="preserve"> 00 </w:t>
+      </w:r>
+      <w:proofErr w:type="spellStart"/>
+      <w:r>
+        <w:rPr>
+          <w:b/>
+          <w:bCs/>
+          <w:lang w:val="en-US"/>
+        </w:rPr>
+        <w:t>tiyin</w:t>
+      </w:r>
+      <w:proofErr w:type="spellEnd"/>
+      <w:r>
+        <w:rPr>
+          <w:lang w:val="en-US"/>
+        </w:rPr>
+        <w:t xml:space="preserve"> </w:t>
+      </w:r>
+      <w:proofErr w:type="spellStart"/>
+      <w:r>
+        <w:rPr>
+          <w:lang w:val="en-US"/>
+        </w:rPr>
+        <w:t>miqdorida</w:t>
+      </w:r>
+      <w:proofErr w:type="spellEnd"/>
+      <w:r>
+        <w:rPr>
+          <w:lang w:val="en-US"/>
+        </w:rPr>
+        <w:t xml:space="preserve"> </w:t>
+      </w:r>
+      <w:proofErr w:type="spellStart"/>
+      <w:r>
+        <w:rPr>
+          <w:lang w:val="en-US"/>
+        </w:rPr>
+        <w:t>pul</w:t>
+      </w:r>
+      <w:proofErr w:type="spellEnd"/>
+      <w:r>
+        <w:rPr>
+          <w:lang w:val="en-US"/>
+        </w:rPr>
+        <w:t xml:space="preserve"> </w:t>
+      </w:r>
+      <w:proofErr w:type="spellStart"/>
+      <w:r>
+        <w:rPr>
+          <w:lang w:val="en-US"/>
+        </w:rPr>
+        <w:t>mablagʻi</w:t>
+      </w:r>
+      <w:proofErr w:type="spellEnd"/>
+      <w:r>
+        <w:rPr>
+          <w:lang w:val="en-US"/>
+        </w:rPr>
+        <w:t xml:space="preserve"> </w:t>
       </w:r>
       <w:r>
         <w:rPr>
@@ -206,7 +930,105 @@
         <w:rPr>
           <w:lang w:val="en-US"/>
         </w:rPr>
-        <w:t xml:space="preserve">20 (yigirma) yil muddatga foizsiz qarz tariqasida berilgan.</w:t>
+        <w:t>20 (</w:t>
+      </w:r>
+      <w:proofErr w:type="spellStart"/>
+      <w:r>
+        <w:rPr>
+          <w:lang w:val="en-US"/>
+        </w:rPr>
+        <w:t>yigirma</w:t>
+      </w:r>
+      <w:proofErr w:type="spellEnd"/>
+      <w:r>
+        <w:rPr>
+          <w:lang w:val="en-US"/>
+        </w:rPr>
+        <w:t xml:space="preserve">) </w:t>
+      </w:r>
+      <w:proofErr w:type="spellStart"/>
+      <w:r>
+        <w:rPr>
+          <w:lang w:val="en-US"/>
+        </w:rPr>
+        <w:t>yil</w:t>
+      </w:r>
+      <w:proofErr w:type="spellEnd"/>
+      <w:r>
+        <w:rPr>
+          <w:lang w:val="en-US"/>
+        </w:rPr>
+        <w:t xml:space="preserve"> </w:t>
+      </w:r>
+      <w:proofErr w:type="spellStart"/>
+      <w:r>
+        <w:rPr>
+          <w:lang w:val="en-US"/>
+        </w:rPr>
+        <w:t>muddatga</w:t>
+      </w:r>
+      <w:proofErr w:type="spellEnd"/>
+      <w:r>
+        <w:rPr>
+          <w:lang w:val="en-US"/>
+        </w:rPr>
+        <w:t xml:space="preserve"> </w:t>
+      </w:r>
+      <w:proofErr w:type="spellStart"/>
+      <w:r>
+        <w:rPr>
+          <w:lang w:val="en-US"/>
+        </w:rPr>
+        <w:t>foizsiz</w:t>
+      </w:r>
+      <w:proofErr w:type="spellEnd"/>
+      <w:r>
+        <w:rPr>
+          <w:lang w:val="en-US"/>
+        </w:rPr>
+        <w:t xml:space="preserve"> </w:t>
+      </w:r>
+      <w:proofErr w:type="spellStart"/>
+      <w:r>
+        <w:rPr>
+          <w:lang w:val="en-US"/>
+        </w:rPr>
+        <w:t>qarz</w:t>
+      </w:r>
+      <w:proofErr w:type="spellEnd"/>
+      <w:r>
+        <w:rPr>
+          <w:lang w:val="en-US"/>
+        </w:rPr>
+        <w:t xml:space="preserve"> </w:t>
+      </w:r>
+      <w:proofErr w:type="spellStart"/>
+      <w:r>
+        <w:rPr>
+          <w:lang w:val="en-US"/>
+        </w:rPr>
+        <w:t>tariqasida</w:t>
+      </w:r>
+      <w:proofErr w:type="spellEnd"/>
+      <w:r>
+        <w:rPr>
+          <w:lang w:val="en-US"/>
+        </w:rPr>
+        <w:t xml:space="preserve"> </w:t>
+      </w:r>
+      <w:proofErr w:type="spellStart"/>
+      <w:r>
+        <w:rPr>
+          <w:lang w:val="en-US"/>
+        </w:rPr>
+        <w:t>berilgan</w:t>
+      </w:r>
+      <w:proofErr w:type="spellEnd"/>
+      <w:r>
+        <w:rPr>
+          <w:lang w:val="en-US"/>
+        </w:rPr>
+        <w:t>.</w:t>
       </w:r>
     </w:p>
     <w:p>
@@ -217,11 +1039,557 @@
           <w:lang w:val="en-US"/>
         </w:rPr>
       </w:pPr>
-      <w:r>
-        <w:rPr>
-          <w:lang w:val="en-US"/>
-        </w:rPr>
-        <w:t xml:space="preserve">Qarz shartnomasiga ilova qilingan qaytarish jadvaliga muvofiq, Siz {{TOLOV_BOSHLANISH_SANA}}dan boshlab har oyning 15-sanasida birinchi oyda — {{OYLIK_TOLOV}} ({{OYLIK_TOLOV_SOZ}}) so'm 00 tiyin, keyingi oylarda esa — {{OYLIK_TOLOV}} ({{OYLIK_TOLOV_SOZ}}) so'm 00 tiyin miqdorida to‘lovlarni amalga oshirib borishingiz belgilangan.</w:t>
+      <w:proofErr w:type="spellStart"/>
+      <w:r>
+        <w:rPr>
+          <w:lang w:val="en-US"/>
+        </w:rPr>
+        <w:t>Qarz</w:t>
+      </w:r>
+      <w:proofErr w:type="spellEnd"/>
+      <w:r>
+        <w:rPr>
+          <w:lang w:val="en-US"/>
+        </w:rPr>
+        <w:t xml:space="preserve"> </w:t>
+      </w:r>
+      <w:proofErr w:type="spellStart"/>
+      <w:r>
+        <w:rPr>
+          <w:lang w:val="en-US"/>
+        </w:rPr>
+        <w:t>shartnomasiga</w:t>
+      </w:r>
+      <w:proofErr w:type="spellEnd"/>
+      <w:r>
+        <w:rPr>
+          <w:lang w:val="en-US"/>
+        </w:rPr>
+        <w:t xml:space="preserve"> </w:t>
+      </w:r>
+      <w:proofErr w:type="spellStart"/>
+      <w:r>
+        <w:rPr>
+          <w:lang w:val="en-US"/>
+        </w:rPr>
+        <w:t>ilova</w:t>
+      </w:r>
+      <w:proofErr w:type="spellEnd"/>
+      <w:r>
+        <w:rPr>
+          <w:lang w:val="en-US"/>
+        </w:rPr>
+        <w:t xml:space="preserve"> </w:t>
+      </w:r>
+      <w:proofErr w:type="spellStart"/>
+      <w:r>
+        <w:rPr>
+          <w:lang w:val="en-US"/>
+        </w:rPr>
+        <w:t>qilingan</w:t>
+      </w:r>
+      <w:proofErr w:type="spellEnd"/>
+      <w:r>
+        <w:rPr>
+          <w:lang w:val="en-US"/>
+        </w:rPr>
+        <w:t xml:space="preserve"> </w:t>
+      </w:r>
+      <w:proofErr w:type="spellStart"/>
+      <w:r>
+        <w:rPr>
+          <w:lang w:val="en-US"/>
+        </w:rPr>
+        <w:t>qaytarish</w:t>
+      </w:r>
+      <w:proofErr w:type="spellEnd"/>
+      <w:r>
+        <w:rPr>
+          <w:lang w:val="en-US"/>
+        </w:rPr>
+        <w:t xml:space="preserve"> </w:t>
+      </w:r>
+      <w:proofErr w:type="spellStart"/>
+      <w:r>
+        <w:rPr>
+          <w:lang w:val="en-US"/>
+        </w:rPr>
+        <w:t>jadvaliga</w:t>
+      </w:r>
+      <w:proofErr w:type="spellEnd"/>
+      <w:r>
+        <w:rPr>
+          <w:lang w:val="en-US"/>
+        </w:rPr>
+        <w:t xml:space="preserve"> </w:t>
+      </w:r>
+      <w:proofErr w:type="spellStart"/>
+      <w:r>
+        <w:rPr>
+          <w:lang w:val="en-US"/>
+        </w:rPr>
+        <w:t>muvofiq</w:t>
+      </w:r>
+      <w:proofErr w:type="spellEnd"/>
+      <w:r>
+        <w:rPr>
+          <w:lang w:val="en-US"/>
+        </w:rPr>
+        <w:t xml:space="preserve">, </w:t>
+      </w:r>
+      <w:proofErr w:type="spellStart"/>
+      <w:r>
+        <w:rPr>
+          <w:lang w:val="en-US"/>
+        </w:rPr>
+        <w:t>Siz</w:t>
+      </w:r>
+      <w:proofErr w:type="spellEnd"/>
+      <w:r>
+        <w:rPr>
+          <w:lang w:val="en-US"/>
+        </w:rPr>
+        <w:t xml:space="preserve"> 2019-yil 15-dekabrdan </w:t>
+      </w:r>
+      <w:proofErr w:type="spellStart"/>
+      <w:r>
+        <w:rPr>
+          <w:lang w:val="en-US"/>
+        </w:rPr>
+        <w:t>boshlab</w:t>
+      </w:r>
+      <w:proofErr w:type="spellEnd"/>
+      <w:r>
+        <w:rPr>
+          <w:lang w:val="en-US"/>
+        </w:rPr>
+        <w:t xml:space="preserve"> </w:t>
+      </w:r>
+      <w:proofErr w:type="spellStart"/>
+      <w:r>
+        <w:rPr>
+          <w:lang w:val="en-US"/>
+        </w:rPr>
+        <w:t>har</w:t>
+      </w:r>
+      <w:proofErr w:type="spellEnd"/>
+      <w:r>
+        <w:rPr>
+          <w:lang w:val="en-US"/>
+        </w:rPr>
+        <w:t xml:space="preserve"> </w:t>
+      </w:r>
+      <w:proofErr w:type="spellStart"/>
+      <w:r>
+        <w:rPr>
+          <w:lang w:val="en-US"/>
+        </w:rPr>
+        <w:t>oyning</w:t>
+      </w:r>
+      <w:proofErr w:type="spellEnd"/>
+      <w:r>
+        <w:rPr>
+          <w:lang w:val="en-US"/>
+        </w:rPr>
+        <w:t xml:space="preserve"> 15-sanasida</w:t>
+      </w:r>
+      <w:r>
+        <w:rPr>
+          <w:lang w:val="en-US"/>
+        </w:rPr>
+        <w:t xml:space="preserve"> </w:t>
+      </w:r>
+      <w:proofErr w:type="spellStart"/>
+      <w:r>
+        <w:rPr>
+          <w:lang w:val="en-US"/>
+        </w:rPr>
+        <w:t>birinchi</w:t>
+      </w:r>
+      <w:proofErr w:type="spellEnd"/>
+      <w:r>
+        <w:rPr>
+          <w:lang w:val="en-US"/>
+        </w:rPr>
+        <w:t xml:space="preserve"> </w:t>
+      </w:r>
+      <w:proofErr w:type="spellStart"/>
+      <w:r>
+        <w:rPr>
+          <w:lang w:val="en-US"/>
+        </w:rPr>
+        <w:t>oyda</w:t>
+      </w:r>
+      <w:proofErr w:type="spellEnd"/>
+      <w:r>
+        <w:rPr>
+          <w:lang w:val="en-US"/>
+        </w:rPr>
+        <w:t xml:space="preserve"> — 346 480,00 (</w:t>
+      </w:r>
+      <w:proofErr w:type="spellStart"/>
+      <w:r>
+        <w:rPr>
+          <w:lang w:val="en-US"/>
+        </w:rPr>
+        <w:t>uch</w:t>
+      </w:r>
+      <w:proofErr w:type="spellEnd"/>
+      <w:r>
+        <w:rPr>
+          <w:lang w:val="en-US"/>
+        </w:rPr>
+        <w:t xml:space="preserve"> </w:t>
+      </w:r>
+      <w:proofErr w:type="spellStart"/>
+      <w:r>
+        <w:rPr>
+          <w:lang w:val="en-US"/>
+        </w:rPr>
+        <w:t>yuz</w:t>
+      </w:r>
+      <w:proofErr w:type="spellEnd"/>
+      <w:r>
+        <w:rPr>
+          <w:lang w:val="en-US"/>
+        </w:rPr>
+        <w:t xml:space="preserve"> </w:t>
+      </w:r>
+      <w:proofErr w:type="spellStart"/>
+      <w:r>
+        <w:rPr>
+          <w:lang w:val="en-US"/>
+        </w:rPr>
+        <w:t>qirq</w:t>
+      </w:r>
+      <w:proofErr w:type="spellEnd"/>
+      <w:r>
+        <w:rPr>
+          <w:lang w:val="en-US"/>
+        </w:rPr>
+        <w:t xml:space="preserve"> </w:t>
+      </w:r>
+      <w:proofErr w:type="spellStart"/>
+      <w:r>
+        <w:rPr>
+          <w:lang w:val="en-US"/>
+        </w:rPr>
+        <w:t>olti</w:t>
+      </w:r>
+      <w:proofErr w:type="spellEnd"/>
+      <w:r>
+        <w:rPr>
+          <w:lang w:val="en-US"/>
+        </w:rPr>
+        <w:t xml:space="preserve"> </w:t>
+      </w:r>
+      <w:proofErr w:type="spellStart"/>
+      <w:r>
+        <w:rPr>
+          <w:lang w:val="en-US"/>
+        </w:rPr>
+        <w:t>ming</w:t>
+      </w:r>
+      <w:proofErr w:type="spellEnd"/>
+      <w:r>
+        <w:rPr>
+          <w:lang w:val="en-US"/>
+        </w:rPr>
+        <w:t xml:space="preserve"> </w:t>
+      </w:r>
+      <w:proofErr w:type="spellStart"/>
+      <w:r>
+        <w:rPr>
+          <w:lang w:val="en-US"/>
+        </w:rPr>
+        <w:t>toʻrt</w:t>
+      </w:r>
+      <w:proofErr w:type="spellEnd"/>
+      <w:r>
+        <w:rPr>
+          <w:lang w:val="en-US"/>
+        </w:rPr>
+        <w:t xml:space="preserve"> </w:t>
+      </w:r>
+      <w:proofErr w:type="spellStart"/>
+      <w:r>
+        <w:rPr>
+          <w:lang w:val="en-US"/>
+        </w:rPr>
+        <w:t>yuz</w:t>
+      </w:r>
+      <w:proofErr w:type="spellEnd"/>
+      <w:r>
+        <w:rPr>
+          <w:lang w:val="en-US"/>
+        </w:rPr>
+        <w:t xml:space="preserve"> </w:t>
+      </w:r>
+      <w:proofErr w:type="spellStart"/>
+      <w:r>
+        <w:rPr>
+          <w:lang w:val="en-US"/>
+        </w:rPr>
+        <w:t>sakson</w:t>
+      </w:r>
+      <w:proofErr w:type="spellEnd"/>
+      <w:r>
+        <w:rPr>
+          <w:lang w:val="en-US"/>
+        </w:rPr>
+        <w:t>)</w:t>
+      </w:r>
+      <w:r>
+        <w:rPr>
+          <w:lang w:val="en-US"/>
+        </w:rPr>
+        <w:t xml:space="preserve"> </w:t>
+      </w:r>
+      <w:proofErr w:type="spellStart"/>
+      <w:r>
+        <w:rPr>
+          <w:lang w:val="en-US"/>
+        </w:rPr>
+        <w:t>soʻm</w:t>
+      </w:r>
+      <w:proofErr w:type="spellEnd"/>
+      <w:r>
+        <w:rPr>
+          <w:lang w:val="en-US"/>
+        </w:rPr>
+        <w:t xml:space="preserve"> 00 </w:t>
+      </w:r>
+      <w:proofErr w:type="spellStart"/>
+      <w:r>
+        <w:rPr>
+          <w:lang w:val="en-US"/>
+        </w:rPr>
+        <w:t>tiyin</w:t>
+      </w:r>
+      <w:proofErr w:type="spellEnd"/>
+      <w:r>
+        <w:rPr>
+          <w:lang w:val="en-US"/>
+        </w:rPr>
+        <w:t xml:space="preserve">, </w:t>
+      </w:r>
+      <w:proofErr w:type="spellStart"/>
+      <w:r>
+        <w:rPr>
+          <w:lang w:val="en-US"/>
+        </w:rPr>
+        <w:t>keyingi</w:t>
+      </w:r>
+      <w:proofErr w:type="spellEnd"/>
+      <w:r>
+        <w:rPr>
+          <w:lang w:val="en-US"/>
+        </w:rPr>
+        <w:t xml:space="preserve"> </w:t>
+      </w:r>
+      <w:proofErr w:type="spellStart"/>
+      <w:r>
+        <w:rPr>
+          <w:lang w:val="en-US"/>
+        </w:rPr>
+        <w:t>oylarda</w:t>
+      </w:r>
+      <w:proofErr w:type="spellEnd"/>
+      <w:r>
+        <w:rPr>
+          <w:lang w:val="en-US"/>
+        </w:rPr>
+        <w:t xml:space="preserve"> </w:t>
+      </w:r>
+      <w:proofErr w:type="spellStart"/>
+      <w:r>
+        <w:rPr>
+          <w:lang w:val="en-US"/>
+        </w:rPr>
+        <w:t>esa</w:t>
+      </w:r>
+      <w:proofErr w:type="spellEnd"/>
+      <w:r>
+        <w:rPr>
+          <w:lang w:val="en-US"/>
+        </w:rPr>
+        <w:t xml:space="preserve"> — 290 000,00 (</w:t>
+      </w:r>
+      <w:proofErr w:type="spellStart"/>
+      <w:r>
+        <w:rPr>
+          <w:lang w:val="en-US"/>
+        </w:rPr>
+        <w:t>ikki</w:t>
+      </w:r>
+      <w:proofErr w:type="spellEnd"/>
+      <w:r>
+        <w:rPr>
+          <w:lang w:val="en-US"/>
+        </w:rPr>
+        <w:t xml:space="preserve"> </w:t>
+      </w:r>
+      <w:proofErr w:type="spellStart"/>
+      <w:r>
+        <w:rPr>
+          <w:lang w:val="en-US"/>
+        </w:rPr>
+        <w:t>yuz</w:t>
+      </w:r>
+      <w:proofErr w:type="spellEnd"/>
+      <w:r>
+        <w:rPr>
+          <w:lang w:val="en-US"/>
+        </w:rPr>
+        <w:t xml:space="preserve"> </w:t>
+      </w:r>
+      <w:proofErr w:type="spellStart"/>
+      <w:r>
+        <w:rPr>
+          <w:lang w:val="en-US"/>
+        </w:rPr>
+        <w:t>toʻqson</w:t>
+      </w:r>
+      <w:proofErr w:type="spellEnd"/>
+      <w:r>
+        <w:rPr>
+          <w:lang w:val="en-US"/>
+        </w:rPr>
+        <w:t xml:space="preserve"> </w:t>
+      </w:r>
+      <w:proofErr w:type="spellStart"/>
+      <w:r>
+        <w:rPr>
+          <w:lang w:val="en-US"/>
+        </w:rPr>
+        <w:t>ming</w:t>
+      </w:r>
+      <w:proofErr w:type="spellEnd"/>
+      <w:r>
+        <w:rPr>
+          <w:lang w:val="en-US"/>
+        </w:rPr>
+        <w:t xml:space="preserve">) </w:t>
+      </w:r>
+      <w:proofErr w:type="spellStart"/>
+      <w:r>
+        <w:rPr>
+          <w:lang w:val="en-US"/>
+        </w:rPr>
+        <w:t>soʻm</w:t>
+      </w:r>
+      <w:proofErr w:type="spellEnd"/>
+      <w:r>
+        <w:rPr>
+          <w:lang w:val="en-US"/>
+        </w:rPr>
+        <w:t xml:space="preserve"> 00 </w:t>
+      </w:r>
+      <w:proofErr w:type="spellStart"/>
+      <w:r>
+        <w:rPr>
+          <w:lang w:val="en-US"/>
+        </w:rPr>
+        <w:t>tiyin</w:t>
+      </w:r>
+      <w:proofErr w:type="spellEnd"/>
+      <w:r>
+        <w:rPr>
+          <w:lang w:val="en-US"/>
+        </w:rPr>
+        <w:t xml:space="preserve"> </w:t>
+      </w:r>
+      <w:proofErr w:type="spellStart"/>
+      <w:r>
+        <w:rPr>
+          <w:lang w:val="en-US"/>
+        </w:rPr>
+        <w:t>miqdorida</w:t>
+      </w:r>
+      <w:proofErr w:type="spellEnd"/>
+      <w:r>
+        <w:rPr>
+          <w:lang w:val="en-US"/>
+        </w:rPr>
+        <w:t xml:space="preserve"> </w:t>
+      </w:r>
+      <w:proofErr w:type="spellStart"/>
+      <w:proofErr w:type="gramStart"/>
+      <w:r>
+        <w:rPr>
+          <w:lang w:val="en-US"/>
+        </w:rPr>
+        <w:t>to‘</w:t>
+      </w:r>
+      <w:proofErr w:type="gramEnd"/>
+      <w:r>
+        <w:rPr>
+          <w:lang w:val="en-US"/>
+        </w:rPr>
+        <w:t>lovlarni</w:t>
+      </w:r>
+      <w:proofErr w:type="spellEnd"/>
+      <w:r>
+        <w:rPr>
+          <w:lang w:val="en-US"/>
+        </w:rPr>
+        <w:t xml:space="preserve"> </w:t>
+      </w:r>
+      <w:proofErr w:type="spellStart"/>
+      <w:r>
+        <w:rPr>
+          <w:lang w:val="en-US"/>
+        </w:rPr>
+        <w:t>amalga</w:t>
+      </w:r>
+      <w:proofErr w:type="spellEnd"/>
+      <w:r>
+        <w:rPr>
+          <w:lang w:val="en-US"/>
+        </w:rPr>
+        <w:t xml:space="preserve"> </w:t>
+      </w:r>
+      <w:proofErr w:type="spellStart"/>
+      <w:r>
+        <w:rPr>
+          <w:lang w:val="en-US"/>
+        </w:rPr>
+        <w:t>oshirib</w:t>
+      </w:r>
+      <w:proofErr w:type="spellEnd"/>
+      <w:r>
+        <w:rPr>
+          <w:lang w:val="en-US"/>
+        </w:rPr>
+        <w:t xml:space="preserve"> </w:t>
+      </w:r>
+      <w:proofErr w:type="spellStart"/>
+      <w:r>
+        <w:rPr>
+          <w:lang w:val="en-US"/>
+        </w:rPr>
+        <w:t>borishingiz</w:t>
+      </w:r>
+      <w:proofErr w:type="spellEnd"/>
+      <w:r>
+        <w:rPr>
+          <w:lang w:val="en-US"/>
+        </w:rPr>
+        <w:t xml:space="preserve"> </w:t>
+      </w:r>
+      <w:proofErr w:type="spellStart"/>
+      <w:r>
+        <w:rPr>
+          <w:lang w:val="en-US"/>
+        </w:rPr>
+        <w:t>belgilangan</w:t>
+      </w:r>
+      <w:proofErr w:type="spellEnd"/>
+      <w:r>
+        <w:rPr>
+          <w:lang w:val="en-US"/>
+        </w:rPr>
+        <w:t>.</w:t>
       </w:r>
     </w:p>
     <w:p>
@@ -232,18 +1600,471 @@
           <w:lang w:val="en-US"/>
         </w:rPr>
       </w:pPr>
-      <w:r>
-        <w:rPr>
-          <w:lang w:val="en-US"/>
-        </w:rPr>
-        <w:t xml:space="preserve">Biroq mazkur majburiyatlar lozim darajada bajarilmaganligi sababli, </w:t>
-      </w:r>
-      <w:r>
-        <w:rPr>
-          <w:b/>
-          <w:lang w:val="en-US"/>
-        </w:rPr>
-        <w:t xml:space="preserve">{{HOLAT_SANASI}} holatiga koʻra {{QARZ_QOLDIQ}} ({{QOLDIQ_SOZ}}) so'm 00 tiyin miqdorida muddati oʻtgan qarzdorlik yuzaga kelgan.</w:t>
+      <w:proofErr w:type="spellStart"/>
+      <w:r>
+        <w:rPr>
+          <w:lang w:val="en-US"/>
+        </w:rPr>
+        <w:t>Biroq</w:t>
+      </w:r>
+      <w:proofErr w:type="spellEnd"/>
+      <w:r>
+        <w:rPr>
+          <w:lang w:val="en-US"/>
+        </w:rPr>
+        <w:t xml:space="preserve"> </w:t>
+      </w:r>
+      <w:proofErr w:type="spellStart"/>
+      <w:r>
+        <w:rPr>
+          <w:lang w:val="en-US"/>
+        </w:rPr>
+        <w:t>mazkur</w:t>
+      </w:r>
+      <w:proofErr w:type="spellEnd"/>
+      <w:r>
+        <w:rPr>
+          <w:lang w:val="en-US"/>
+        </w:rPr>
+        <w:t xml:space="preserve"> </w:t>
+      </w:r>
+      <w:proofErr w:type="spellStart"/>
+      <w:r>
+        <w:rPr>
+          <w:lang w:val="en-US"/>
+        </w:rPr>
+        <w:t>majburiyatlar</w:t>
+      </w:r>
+      <w:proofErr w:type="spellEnd"/>
+      <w:r>
+        <w:rPr>
+          <w:lang w:val="en-US"/>
+        </w:rPr>
+        <w:t xml:space="preserve"> </w:t>
+      </w:r>
+      <w:proofErr w:type="spellStart"/>
+      <w:r>
+        <w:rPr>
+          <w:lang w:val="en-US"/>
+        </w:rPr>
+        <w:t>lozim</w:t>
+      </w:r>
+      <w:proofErr w:type="spellEnd"/>
+      <w:r>
+        <w:rPr>
+          <w:lang w:val="en-US"/>
+        </w:rPr>
+        <w:t xml:space="preserve"> </w:t>
+      </w:r>
+      <w:proofErr w:type="spellStart"/>
+      <w:r>
+        <w:rPr>
+          <w:lang w:val="en-US"/>
+        </w:rPr>
+        <w:t>darajada</w:t>
+      </w:r>
+      <w:proofErr w:type="spellEnd"/>
+      <w:r>
+        <w:rPr>
+          <w:lang w:val="en-US"/>
+        </w:rPr>
+        <w:t xml:space="preserve"> </w:t>
+      </w:r>
+      <w:proofErr w:type="spellStart"/>
+      <w:r>
+        <w:rPr>
+          <w:lang w:val="en-US"/>
+        </w:rPr>
+        <w:t>bajarilmaganligi</w:t>
+      </w:r>
+      <w:proofErr w:type="spellEnd"/>
+      <w:r>
+        <w:rPr>
+          <w:lang w:val="en-US"/>
+        </w:rPr>
+        <w:t xml:space="preserve"> </w:t>
+      </w:r>
+      <w:proofErr w:type="spellStart"/>
+      <w:r>
+        <w:rPr>
+          <w:lang w:val="en-US"/>
+        </w:rPr>
+        <w:t>sababli</w:t>
+      </w:r>
+      <w:proofErr w:type="spellEnd"/>
+      <w:r>
+        <w:rPr>
+          <w:lang w:val="en-US"/>
+        </w:rPr>
+        <w:t xml:space="preserve">, </w:t>
+      </w:r>
+      <w:r>
+        <w:rPr>
+          <w:b/>
+          <w:bCs/>
+          <w:lang w:val="en-US"/>
+        </w:rPr>
+        <w:t xml:space="preserve">2026-yil 15-aprel </w:t>
+      </w:r>
+      <w:proofErr w:type="spellStart"/>
+      <w:r>
+        <w:rPr>
+          <w:b/>
+          <w:bCs/>
+          <w:lang w:val="en-US"/>
+        </w:rPr>
+        <w:t>holatiga</w:t>
+      </w:r>
+      <w:proofErr w:type="spellEnd"/>
+      <w:r>
+        <w:rPr>
+          <w:b/>
+          <w:bCs/>
+          <w:lang w:val="en-US"/>
+        </w:rPr>
+        <w:t xml:space="preserve"> </w:t>
+      </w:r>
+      <w:proofErr w:type="spellStart"/>
+      <w:r>
+        <w:rPr>
+          <w:b/>
+          <w:bCs/>
+          <w:lang w:val="en-US"/>
+        </w:rPr>
+        <w:t>koʻra</w:t>
+      </w:r>
+      <w:proofErr w:type="spellEnd"/>
+      <w:r>
+        <w:rPr>
+          <w:b/>
+          <w:bCs/>
+          <w:lang w:val="en-US"/>
+        </w:rPr>
+        <w:t xml:space="preserve"> 22 386 480,00 (</w:t>
+      </w:r>
+      <w:proofErr w:type="spellStart"/>
+      <w:r>
+        <w:rPr>
+          <w:b/>
+          <w:bCs/>
+          <w:lang w:val="en-US"/>
+        </w:rPr>
+        <w:t>yigirma</w:t>
+      </w:r>
+      <w:proofErr w:type="spellEnd"/>
+      <w:r>
+        <w:rPr>
+          <w:b/>
+          <w:bCs/>
+          <w:lang w:val="en-US"/>
+        </w:rPr>
+        <w:t xml:space="preserve"> </w:t>
+      </w:r>
+      <w:proofErr w:type="spellStart"/>
+      <w:r>
+        <w:rPr>
+          <w:b/>
+          <w:bCs/>
+          <w:lang w:val="en-US"/>
+        </w:rPr>
+        <w:t>ikki</w:t>
+      </w:r>
+      <w:proofErr w:type="spellEnd"/>
+      <w:r>
+        <w:rPr>
+          <w:b/>
+          <w:bCs/>
+          <w:lang w:val="en-US"/>
+        </w:rPr>
+        <w:t xml:space="preserve"> million </w:t>
+      </w:r>
+      <w:proofErr w:type="spellStart"/>
+      <w:r>
+        <w:rPr>
+          <w:b/>
+          <w:bCs/>
+          <w:lang w:val="en-US"/>
+        </w:rPr>
+        <w:t>uch</w:t>
+      </w:r>
+      <w:proofErr w:type="spellEnd"/>
+      <w:r>
+        <w:rPr>
+          <w:b/>
+          <w:bCs/>
+          <w:lang w:val="en-US"/>
+        </w:rPr>
+        <w:t xml:space="preserve"> </w:t>
+      </w:r>
+      <w:proofErr w:type="spellStart"/>
+      <w:r>
+        <w:rPr>
+          <w:b/>
+          <w:bCs/>
+          <w:lang w:val="en-US"/>
+        </w:rPr>
+        <w:t>yuz</w:t>
+      </w:r>
+      <w:proofErr w:type="spellEnd"/>
+      <w:r>
+        <w:rPr>
+          <w:b/>
+          <w:bCs/>
+          <w:lang w:val="en-US"/>
+        </w:rPr>
+        <w:t xml:space="preserve"> </w:t>
+      </w:r>
+      <w:proofErr w:type="spellStart"/>
+      <w:r>
+        <w:rPr>
+          <w:b/>
+          <w:bCs/>
+          <w:lang w:val="en-US"/>
+        </w:rPr>
+        <w:t>sakson</w:t>
+      </w:r>
+      <w:proofErr w:type="spellEnd"/>
+      <w:r>
+        <w:rPr>
+          <w:b/>
+          <w:bCs/>
+          <w:lang w:val="en-US"/>
+        </w:rPr>
+        <w:t xml:space="preserve"> </w:t>
+      </w:r>
+      <w:proofErr w:type="spellStart"/>
+      <w:r>
+        <w:rPr>
+          <w:b/>
+          <w:bCs/>
+          <w:lang w:val="en-US"/>
+        </w:rPr>
+        <w:t>olti</w:t>
+      </w:r>
+      <w:proofErr w:type="spellEnd"/>
+      <w:r>
+        <w:rPr>
+          <w:b/>
+          <w:bCs/>
+          <w:lang w:val="en-US"/>
+        </w:rPr>
+        <w:t xml:space="preserve"> </w:t>
+      </w:r>
+      <w:proofErr w:type="spellStart"/>
+      <w:r>
+        <w:rPr>
+          <w:b/>
+          <w:bCs/>
+          <w:lang w:val="en-US"/>
+        </w:rPr>
+        <w:t>ming</w:t>
+      </w:r>
+      <w:proofErr w:type="spellEnd"/>
+      <w:r>
+        <w:rPr>
+          <w:b/>
+          <w:bCs/>
+          <w:lang w:val="en-US"/>
+        </w:rPr>
+        <w:t xml:space="preserve"> </w:t>
+      </w:r>
+      <w:proofErr w:type="spellStart"/>
+      <w:r>
+        <w:rPr>
+          <w:b/>
+          <w:bCs/>
+          <w:lang w:val="en-US"/>
+        </w:rPr>
+        <w:t>toʻrt</w:t>
+      </w:r>
+      <w:proofErr w:type="spellEnd"/>
+      <w:r>
+        <w:rPr>
+          <w:b/>
+          <w:bCs/>
+          <w:lang w:val="en-US"/>
+        </w:rPr>
+        <w:t xml:space="preserve"> </w:t>
+      </w:r>
+      <w:proofErr w:type="spellStart"/>
+      <w:r>
+        <w:rPr>
+          <w:b/>
+          <w:bCs/>
+          <w:lang w:val="en-US"/>
+        </w:rPr>
+        <w:t>yuz</w:t>
+      </w:r>
+      <w:proofErr w:type="spellEnd"/>
+      <w:r>
+        <w:rPr>
+          <w:b/>
+          <w:bCs/>
+          <w:lang w:val="en-US"/>
+        </w:rPr>
+        <w:t xml:space="preserve"> </w:t>
+      </w:r>
+      <w:proofErr w:type="spellStart"/>
+      <w:r>
+        <w:rPr>
+          <w:b/>
+          <w:bCs/>
+          <w:lang w:val="en-US"/>
+        </w:rPr>
+        <w:t>sakson</w:t>
+      </w:r>
+      <w:proofErr w:type="spellEnd"/>
+      <w:r>
+        <w:rPr>
+          <w:b/>
+          <w:bCs/>
+          <w:lang w:val="en-US"/>
+        </w:rPr>
+        <w:t xml:space="preserve">) </w:t>
+      </w:r>
+      <w:proofErr w:type="spellStart"/>
+      <w:r>
+        <w:rPr>
+          <w:b/>
+          <w:bCs/>
+          <w:lang w:val="en-US"/>
+        </w:rPr>
+        <w:t>soʻm</w:t>
+      </w:r>
+      <w:proofErr w:type="spellEnd"/>
+      <w:r>
+        <w:rPr>
+          <w:b/>
+          <w:bCs/>
+          <w:lang w:val="en-US"/>
+        </w:rPr>
+        <w:t xml:space="preserve"> 00 </w:t>
+      </w:r>
+      <w:proofErr w:type="spellStart"/>
+      <w:r>
+        <w:rPr>
+          <w:b/>
+          <w:bCs/>
+          <w:lang w:val="en-US"/>
+        </w:rPr>
+        <w:t>tiyin</w:t>
+      </w:r>
+      <w:proofErr w:type="spellEnd"/>
+      <w:r>
+        <w:rPr>
+          <w:b/>
+          <w:bCs/>
+          <w:lang w:val="en-US"/>
+        </w:rPr>
+        <w:t xml:space="preserve"> </w:t>
+      </w:r>
+      <w:proofErr w:type="spellStart"/>
+      <w:r>
+        <w:rPr>
+          <w:b/>
+          <w:bCs/>
+          <w:lang w:val="en-US"/>
+        </w:rPr>
+        <w:t>miqdorida</w:t>
+      </w:r>
+      <w:proofErr w:type="spellEnd"/>
+      <w:r>
+        <w:rPr>
+          <w:b/>
+          <w:bCs/>
+          <w:lang w:val="en-US"/>
+        </w:rPr>
+        <w:t xml:space="preserve"> </w:t>
+      </w:r>
+      <w:proofErr w:type="spellStart"/>
+      <w:r>
+        <w:rPr>
+          <w:b/>
+          <w:bCs/>
+          <w:lang w:val="en-US"/>
+        </w:rPr>
+        <w:t>muddati</w:t>
+      </w:r>
+      <w:proofErr w:type="spellEnd"/>
+      <w:r>
+        <w:rPr>
+          <w:b/>
+          <w:bCs/>
+          <w:lang w:val="en-US"/>
+        </w:rPr>
+        <w:t xml:space="preserve"> </w:t>
+      </w:r>
+      <w:proofErr w:type="spellStart"/>
+      <w:r>
+        <w:rPr>
+          <w:b/>
+          <w:bCs/>
+          <w:lang w:val="en-US"/>
+        </w:rPr>
+        <w:t>oʻtgan</w:t>
+      </w:r>
+      <w:proofErr w:type="spellEnd"/>
+      <w:r>
+        <w:rPr>
+          <w:b/>
+          <w:bCs/>
+          <w:lang w:val="en-US"/>
+        </w:rPr>
+        <w:t xml:space="preserve"> </w:t>
+      </w:r>
+      <w:proofErr w:type="spellStart"/>
+      <w:r>
+        <w:rPr>
+          <w:b/>
+          <w:bCs/>
+          <w:lang w:val="en-US"/>
+        </w:rPr>
+        <w:t>qarzdorlik</w:t>
+      </w:r>
+      <w:proofErr w:type="spellEnd"/>
+      <w:r>
+        <w:rPr>
+          <w:b/>
+          <w:bCs/>
+          <w:lang w:val="en-US"/>
+        </w:rPr>
+        <w:t xml:space="preserve"> </w:t>
+      </w:r>
+      <w:proofErr w:type="spellStart"/>
+      <w:r>
+        <w:rPr>
+          <w:b/>
+          <w:bCs/>
+          <w:lang w:val="en-US"/>
+        </w:rPr>
+        <w:t>yuzaga</w:t>
+      </w:r>
+      <w:proofErr w:type="spellEnd"/>
+      <w:r>
+        <w:rPr>
+          <w:b/>
+          <w:bCs/>
+          <w:lang w:val="en-US"/>
+        </w:rPr>
+        <w:t xml:space="preserve"> </w:t>
+      </w:r>
+      <w:proofErr w:type="spellStart"/>
+      <w:r>
+        <w:rPr>
+          <w:b/>
+          <w:bCs/>
+          <w:lang w:val="en-US"/>
+        </w:rPr>
+        <w:t>kelgan</w:t>
+      </w:r>
+      <w:proofErr w:type="spellEnd"/>
+      <w:r>
+        <w:rPr>
+          <w:b/>
+          <w:bCs/>
+          <w:lang w:val="en-US"/>
+        </w:rPr>
+        <w:t>.</w:t>
       </w:r>
     </w:p>
     <w:p>
@@ -252,6 +2073,7 @@
         <w:jc w:val="both"/>
         <w:rPr>
           <w:b/>
+          <w:bCs/>
           <w:lang w:val="en-US"/>
         </w:rPr>
       </w:pPr>
@@ -259,27 +2081,377 @@
         <w:rPr>
           <w:lang w:val="en-US"/>
         </w:rPr>
-        <w:t xml:space="preserve">Shu munosabat bilan, Sizdan mazkur talabnoma olingan kundan e’tiboran </w:t>
-      </w:r>
-      <w:r>
-        <w:rPr>
-          <w:b/>
-          <w:lang w:val="en-US"/>
-        </w:rPr>
-        <w:t xml:space="preserve">5 (besh) kun ichida</w:t>
-      </w:r>
-      <w:r>
-        <w:rPr>
-          <w:lang w:val="en-US"/>
-        </w:rPr>
-        <w:t xml:space="preserve"> quyida ilova qilingan kvitansiya asosida qarzdorlik summasini ixtiyoriy ravishda </w:t>
-      </w:r>
-      <w:r>
-        <w:rPr>
-          <w:b/>
-          <w:lang w:val="en-US"/>
-        </w:rPr>
-        <w:t xml:space="preserve">to‘liq qoplashingiz talab etiladi.</w:t>
+        <w:t xml:space="preserve">Shu </w:t>
+      </w:r>
+      <w:proofErr w:type="spellStart"/>
+      <w:r>
+        <w:rPr>
+          <w:lang w:val="en-US"/>
+        </w:rPr>
+        <w:t>munosabat</w:t>
+      </w:r>
+      <w:proofErr w:type="spellEnd"/>
+      <w:r>
+        <w:rPr>
+          <w:lang w:val="en-US"/>
+        </w:rPr>
+        <w:t xml:space="preserve"> </w:t>
+      </w:r>
+      <w:proofErr w:type="spellStart"/>
+      <w:r>
+        <w:rPr>
+          <w:lang w:val="en-US"/>
+        </w:rPr>
+        <w:t>bilan</w:t>
+      </w:r>
+      <w:proofErr w:type="spellEnd"/>
+      <w:r>
+        <w:rPr>
+          <w:lang w:val="en-US"/>
+        </w:rPr>
+        <w:t xml:space="preserve">, </w:t>
+      </w:r>
+      <w:proofErr w:type="spellStart"/>
+      <w:r>
+        <w:rPr>
+          <w:lang w:val="en-US"/>
+        </w:rPr>
+        <w:t>Sizdan</w:t>
+      </w:r>
+      <w:proofErr w:type="spellEnd"/>
+      <w:r>
+        <w:rPr>
+          <w:lang w:val="en-US"/>
+        </w:rPr>
+        <w:t xml:space="preserve"> </w:t>
+      </w:r>
+      <w:proofErr w:type="spellStart"/>
+      <w:r>
+        <w:rPr>
+          <w:lang w:val="en-US"/>
+        </w:rPr>
+        <w:t>mazkur</w:t>
+      </w:r>
+      <w:proofErr w:type="spellEnd"/>
+      <w:r>
+        <w:rPr>
+          <w:lang w:val="en-US"/>
+        </w:rPr>
+        <w:t xml:space="preserve"> </w:t>
+      </w:r>
+      <w:proofErr w:type="spellStart"/>
+      <w:r>
+        <w:rPr>
+          <w:lang w:val="en-US"/>
+        </w:rPr>
+        <w:t>talabnoma</w:t>
+      </w:r>
+      <w:proofErr w:type="spellEnd"/>
+      <w:r>
+        <w:rPr>
+          <w:lang w:val="en-US"/>
+        </w:rPr>
+        <w:t xml:space="preserve"> </w:t>
+      </w:r>
+      <w:proofErr w:type="spellStart"/>
+      <w:r>
+        <w:rPr>
+          <w:lang w:val="en-US"/>
+        </w:rPr>
+        <w:t>olingan</w:t>
+      </w:r>
+      <w:proofErr w:type="spellEnd"/>
+      <w:r>
+        <w:rPr>
+          <w:lang w:val="en-US"/>
+        </w:rPr>
+        <w:t xml:space="preserve"> </w:t>
+      </w:r>
+      <w:proofErr w:type="spellStart"/>
+      <w:r>
+        <w:rPr>
+          <w:lang w:val="en-US"/>
+        </w:rPr>
+        <w:t>kundan</w:t>
+      </w:r>
+      <w:proofErr w:type="spellEnd"/>
+      <w:r>
+        <w:rPr>
+          <w:lang w:val="en-US"/>
+        </w:rPr>
+        <w:t xml:space="preserve"> </w:t>
+      </w:r>
+      <w:proofErr w:type="spellStart"/>
+      <w:r>
+        <w:rPr>
+          <w:lang w:val="en-US"/>
+        </w:rPr>
+        <w:t>e’tiboran</w:t>
+      </w:r>
+      <w:proofErr w:type="spellEnd"/>
+      <w:r>
+        <w:rPr>
+          <w:lang w:val="en-US"/>
+        </w:rPr>
+        <w:t xml:space="preserve"> </w:t>
+      </w:r>
+      <w:r>
+        <w:rPr>
+          <w:b/>
+          <w:bCs/>
+          <w:lang w:val="en-US"/>
+        </w:rPr>
+        <w:t>5</w:t>
+      </w:r>
+      <w:r>
+        <w:rPr>
+          <w:b/>
+          <w:bCs/>
+          <w:lang w:val="en-US"/>
+        </w:rPr>
+        <w:t xml:space="preserve"> (</w:t>
+      </w:r>
+      <w:proofErr w:type="spellStart"/>
+      <w:r>
+        <w:rPr>
+          <w:b/>
+          <w:bCs/>
+          <w:lang w:val="en-US"/>
+        </w:rPr>
+        <w:t>besh</w:t>
+      </w:r>
+      <w:proofErr w:type="spellEnd"/>
+      <w:r>
+        <w:rPr>
+          <w:b/>
+          <w:bCs/>
+          <w:lang w:val="en-US"/>
+        </w:rPr>
+        <w:t xml:space="preserve">) </w:t>
+      </w:r>
+      <w:proofErr w:type="spellStart"/>
+      <w:r>
+        <w:rPr>
+          <w:b/>
+          <w:bCs/>
+          <w:lang w:val="en-US"/>
+        </w:rPr>
+        <w:t>kun</w:t>
+      </w:r>
+      <w:proofErr w:type="spellEnd"/>
+      <w:r>
+        <w:rPr>
+          <w:b/>
+          <w:bCs/>
+          <w:lang w:val="en-US"/>
+        </w:rPr>
+        <w:t xml:space="preserve"> </w:t>
+      </w:r>
+      <w:proofErr w:type="spellStart"/>
+      <w:r>
+        <w:rPr>
+          <w:b/>
+          <w:bCs/>
+          <w:lang w:val="en-US"/>
+        </w:rPr>
+        <w:t>ichida</w:t>
+      </w:r>
+      <w:proofErr w:type="spellEnd"/>
+      <w:r>
+        <w:rPr>
+          <w:lang w:val="en-US"/>
+        </w:rPr>
+        <w:t xml:space="preserve"> </w:t>
+      </w:r>
+      <w:proofErr w:type="spellStart"/>
+      <w:r>
+        <w:rPr>
+          <w:lang w:val="en-US"/>
+        </w:rPr>
+        <w:t>quyida</w:t>
+      </w:r>
+      <w:proofErr w:type="spellEnd"/>
+      <w:r>
+        <w:rPr>
+          <w:lang w:val="en-US"/>
+        </w:rPr>
+        <w:t xml:space="preserve"> </w:t>
+      </w:r>
+      <w:proofErr w:type="spellStart"/>
+      <w:r>
+        <w:rPr>
+          <w:lang w:val="en-US"/>
+        </w:rPr>
+        <w:t>ilova</w:t>
+      </w:r>
+      <w:proofErr w:type="spellEnd"/>
+      <w:r>
+        <w:rPr>
+          <w:lang w:val="en-US"/>
+        </w:rPr>
+        <w:t xml:space="preserve"> </w:t>
+      </w:r>
+      <w:proofErr w:type="spellStart"/>
+      <w:r>
+        <w:rPr>
+          <w:lang w:val="en-US"/>
+        </w:rPr>
+        <w:t>qilingan</w:t>
+      </w:r>
+      <w:proofErr w:type="spellEnd"/>
+      <w:r>
+        <w:rPr>
+          <w:lang w:val="en-US"/>
+        </w:rPr>
+        <w:t xml:space="preserve"> </w:t>
+      </w:r>
+      <w:proofErr w:type="spellStart"/>
+      <w:r>
+        <w:rPr>
+          <w:lang w:val="en-US"/>
+        </w:rPr>
+        <w:t>kvitansiya</w:t>
+      </w:r>
+      <w:proofErr w:type="spellEnd"/>
+      <w:r>
+        <w:rPr>
+          <w:lang w:val="en-US"/>
+        </w:rPr>
+        <w:t xml:space="preserve"> </w:t>
+      </w:r>
+      <w:proofErr w:type="spellStart"/>
+      <w:r>
+        <w:rPr>
+          <w:lang w:val="en-US"/>
+        </w:rPr>
+        <w:t>asosida</w:t>
+      </w:r>
+      <w:proofErr w:type="spellEnd"/>
+      <w:r>
+        <w:rPr>
+          <w:lang w:val="en-US"/>
+        </w:rPr>
+        <w:t xml:space="preserve"> </w:t>
+      </w:r>
+      <w:proofErr w:type="spellStart"/>
+      <w:r>
+        <w:rPr>
+          <w:lang w:val="en-US"/>
+        </w:rPr>
+        <w:t>qarzdorlik</w:t>
+      </w:r>
+      <w:proofErr w:type="spellEnd"/>
+      <w:r>
+        <w:rPr>
+          <w:lang w:val="en-US"/>
+        </w:rPr>
+        <w:t xml:space="preserve"> </w:t>
+      </w:r>
+      <w:proofErr w:type="spellStart"/>
+      <w:r>
+        <w:rPr>
+          <w:lang w:val="en-US"/>
+        </w:rPr>
+        <w:t>summasini</w:t>
+      </w:r>
+      <w:proofErr w:type="spellEnd"/>
+      <w:r>
+        <w:rPr>
+          <w:lang w:val="en-US"/>
+        </w:rPr>
+        <w:t xml:space="preserve"> </w:t>
+      </w:r>
+      <w:proofErr w:type="spellStart"/>
+      <w:r>
+        <w:rPr>
+          <w:lang w:val="en-US"/>
+        </w:rPr>
+        <w:t>ixtiyoriy</w:t>
+      </w:r>
+      <w:proofErr w:type="spellEnd"/>
+      <w:r>
+        <w:rPr>
+          <w:lang w:val="en-US"/>
+        </w:rPr>
+        <w:t xml:space="preserve"> </w:t>
+      </w:r>
+      <w:proofErr w:type="spellStart"/>
+      <w:r>
+        <w:rPr>
+          <w:lang w:val="en-US"/>
+        </w:rPr>
+        <w:t>ravishda</w:t>
+      </w:r>
+      <w:proofErr w:type="spellEnd"/>
+      <w:r>
+        <w:rPr>
+          <w:lang w:val="en-US"/>
+        </w:rPr>
+        <w:t xml:space="preserve"> </w:t>
+      </w:r>
+      <w:proofErr w:type="spellStart"/>
+      <w:proofErr w:type="gramStart"/>
+      <w:r>
+        <w:rPr>
+          <w:b/>
+          <w:bCs/>
+          <w:lang w:val="en-US"/>
+        </w:rPr>
+        <w:t>to‘</w:t>
+      </w:r>
+      <w:proofErr w:type="gramEnd"/>
+      <w:r>
+        <w:rPr>
+          <w:b/>
+          <w:bCs/>
+          <w:lang w:val="en-US"/>
+        </w:rPr>
+        <w:t>liq</w:t>
+      </w:r>
+      <w:proofErr w:type="spellEnd"/>
+      <w:r>
+        <w:rPr>
+          <w:b/>
+          <w:bCs/>
+          <w:lang w:val="en-US"/>
+        </w:rPr>
+        <w:t xml:space="preserve"> </w:t>
+      </w:r>
+      <w:proofErr w:type="spellStart"/>
+      <w:r>
+        <w:rPr>
+          <w:b/>
+          <w:bCs/>
+          <w:lang w:val="en-US"/>
+        </w:rPr>
+        <w:t>qoplashingiz</w:t>
+      </w:r>
+      <w:proofErr w:type="spellEnd"/>
+      <w:r>
+        <w:rPr>
+          <w:b/>
+          <w:bCs/>
+          <w:lang w:val="en-US"/>
+        </w:rPr>
+        <w:t xml:space="preserve"> talab </w:t>
+      </w:r>
+      <w:proofErr w:type="spellStart"/>
+      <w:r>
+        <w:rPr>
+          <w:b/>
+          <w:bCs/>
+          <w:lang w:val="en-US"/>
+        </w:rPr>
+        <w:t>etiladi</w:t>
+      </w:r>
+      <w:proofErr w:type="spellEnd"/>
+      <w:r>
+        <w:rPr>
+          <w:b/>
+          <w:bCs/>
+          <w:lang w:val="en-US"/>
+        </w:rPr>
+        <w:t>.</w:t>
       </w:r>
     </w:p>
     <w:p>
@@ -294,7 +2466,439 @@
         <w:rPr>
           <w:lang w:val="en-US"/>
         </w:rPr>
-        <w:t xml:space="preserve">Agar to‘lanmagan summa belgilangan muddatda toʻliq bartaraf etilmasa, Oʻzbekiston Respublikasi Fuqarolik protsessual kodeksining 171, 172, 173, 174-moddalari hamda Oʻzbekiston Respublikasi Fuqarolik kodeksining 236 va 735-moddalariga asosan Fuqarolik ishlari boʻyicha Mirzo Ulugʻbek tumanlararo sudiga ariza bilan murojaat etiladi.</w:t>
+        <w:t xml:space="preserve">Agar </w:t>
+      </w:r>
+      <w:proofErr w:type="spellStart"/>
+      <w:proofErr w:type="gramStart"/>
+      <w:r>
+        <w:rPr>
+          <w:lang w:val="en-US"/>
+        </w:rPr>
+        <w:t>to‘</w:t>
+      </w:r>
+      <w:proofErr w:type="gramEnd"/>
+      <w:r>
+        <w:rPr>
+          <w:lang w:val="en-US"/>
+        </w:rPr>
+        <w:t>lanmagan</w:t>
+      </w:r>
+      <w:proofErr w:type="spellEnd"/>
+      <w:r>
+        <w:rPr>
+          <w:lang w:val="en-US"/>
+        </w:rPr>
+        <w:t xml:space="preserve"> summa</w:t>
+      </w:r>
+      <w:r>
+        <w:rPr>
+          <w:lang w:val="en-US"/>
+        </w:rPr>
+        <w:t xml:space="preserve"> </w:t>
+      </w:r>
+      <w:proofErr w:type="spellStart"/>
+      <w:r>
+        <w:rPr>
+          <w:lang w:val="en-US"/>
+        </w:rPr>
+        <w:t>belgilangan</w:t>
+      </w:r>
+      <w:proofErr w:type="spellEnd"/>
+      <w:r>
+        <w:rPr>
+          <w:lang w:val="en-US"/>
+        </w:rPr>
+        <w:t xml:space="preserve"> </w:t>
+      </w:r>
+      <w:proofErr w:type="spellStart"/>
+      <w:r>
+        <w:rPr>
+          <w:lang w:val="en-US"/>
+        </w:rPr>
+        <w:t>muddatda</w:t>
+      </w:r>
+      <w:proofErr w:type="spellEnd"/>
+      <w:r>
+        <w:rPr>
+          <w:lang w:val="en-US"/>
+        </w:rPr>
+        <w:t xml:space="preserve"> </w:t>
+      </w:r>
+      <w:proofErr w:type="spellStart"/>
+      <w:r>
+        <w:rPr>
+          <w:lang w:val="en-US"/>
+        </w:rPr>
+        <w:t>toʻliq</w:t>
+      </w:r>
+      <w:proofErr w:type="spellEnd"/>
+      <w:r>
+        <w:rPr>
+          <w:lang w:val="en-US"/>
+        </w:rPr>
+        <w:t xml:space="preserve"> </w:t>
+      </w:r>
+      <w:proofErr w:type="spellStart"/>
+      <w:r>
+        <w:rPr>
+          <w:lang w:val="en-US"/>
+        </w:rPr>
+        <w:t>bartaraf</w:t>
+      </w:r>
+      <w:proofErr w:type="spellEnd"/>
+      <w:r>
+        <w:rPr>
+          <w:lang w:val="en-US"/>
+        </w:rPr>
+        <w:t xml:space="preserve"> </w:t>
+      </w:r>
+      <w:proofErr w:type="spellStart"/>
+      <w:r>
+        <w:rPr>
+          <w:lang w:val="en-US"/>
+        </w:rPr>
+        <w:t>etilmasa</w:t>
+      </w:r>
+      <w:proofErr w:type="spellEnd"/>
+      <w:r>
+        <w:rPr>
+          <w:lang w:val="en-US"/>
+        </w:rPr>
+        <w:t xml:space="preserve">, </w:t>
+      </w:r>
+      <w:proofErr w:type="spellStart"/>
+      <w:r>
+        <w:rPr>
+          <w:lang w:val="en-US"/>
+        </w:rPr>
+        <w:t>Oʻzbekiston</w:t>
+      </w:r>
+      <w:proofErr w:type="spellEnd"/>
+      <w:r>
+        <w:rPr>
+          <w:lang w:val="en-US"/>
+        </w:rPr>
+        <w:t xml:space="preserve"> </w:t>
+      </w:r>
+      <w:proofErr w:type="spellStart"/>
+      <w:r>
+        <w:rPr>
+          <w:lang w:val="en-US"/>
+        </w:rPr>
+        <w:t>Respublikasi</w:t>
+      </w:r>
+      <w:proofErr w:type="spellEnd"/>
+      <w:r>
+        <w:rPr>
+          <w:lang w:val="en-US"/>
+        </w:rPr>
+        <w:t xml:space="preserve"> </w:t>
+      </w:r>
+      <w:proofErr w:type="spellStart"/>
+      <w:r>
+        <w:rPr>
+          <w:lang w:val="en-US"/>
+        </w:rPr>
+        <w:t>Fuqarolik</w:t>
+      </w:r>
+      <w:proofErr w:type="spellEnd"/>
+      <w:r>
+        <w:rPr>
+          <w:lang w:val="en-US"/>
+        </w:rPr>
+        <w:t xml:space="preserve"> </w:t>
+      </w:r>
+      <w:proofErr w:type="spellStart"/>
+      <w:r>
+        <w:rPr>
+          <w:lang w:val="en-US"/>
+        </w:rPr>
+        <w:t>protsessual</w:t>
+      </w:r>
+      <w:proofErr w:type="spellEnd"/>
+      <w:r>
+        <w:rPr>
+          <w:lang w:val="en-US"/>
+        </w:rPr>
+        <w:t xml:space="preserve"> </w:t>
+      </w:r>
+      <w:proofErr w:type="spellStart"/>
+      <w:r>
+        <w:rPr>
+          <w:lang w:val="en-US"/>
+        </w:rPr>
+        <w:t>kodeksining</w:t>
+      </w:r>
+      <w:proofErr w:type="spellEnd"/>
+      <w:r>
+        <w:rPr>
+          <w:lang w:val="en-US"/>
+        </w:rPr>
+        <w:t xml:space="preserve"> 171, 172, 173, 174-moddalari </w:t>
+      </w:r>
+      <w:proofErr w:type="spellStart"/>
+      <w:r>
+        <w:rPr>
+          <w:lang w:val="en-US"/>
+        </w:rPr>
+        <w:t>hamda</w:t>
+      </w:r>
+      <w:proofErr w:type="spellEnd"/>
+      <w:r>
+        <w:rPr>
+          <w:lang w:val="en-US"/>
+        </w:rPr>
+        <w:t xml:space="preserve"> </w:t>
+      </w:r>
+      <w:proofErr w:type="spellStart"/>
+      <w:r>
+        <w:rPr>
+          <w:lang w:val="en-US"/>
+        </w:rPr>
+        <w:t>Oʻzbekiston</w:t>
+      </w:r>
+      <w:proofErr w:type="spellEnd"/>
+      <w:r>
+        <w:rPr>
+          <w:lang w:val="en-US"/>
+        </w:rPr>
+        <w:t xml:space="preserve"> </w:t>
+      </w:r>
+      <w:proofErr w:type="spellStart"/>
+      <w:r>
+        <w:rPr>
+          <w:lang w:val="en-US"/>
+        </w:rPr>
+        <w:t>Respublikasi</w:t>
+      </w:r>
+      <w:proofErr w:type="spellEnd"/>
+      <w:r>
+        <w:rPr>
+          <w:lang w:val="en-US"/>
+        </w:rPr>
+        <w:t xml:space="preserve"> </w:t>
+      </w:r>
+      <w:proofErr w:type="spellStart"/>
+      <w:r>
+        <w:rPr>
+          <w:lang w:val="en-US"/>
+        </w:rPr>
+        <w:t>Fuqarolik</w:t>
+      </w:r>
+      <w:proofErr w:type="spellEnd"/>
+      <w:r>
+        <w:rPr>
+          <w:lang w:val="en-US"/>
+        </w:rPr>
+        <w:t xml:space="preserve"> </w:t>
+      </w:r>
+      <w:proofErr w:type="spellStart"/>
+      <w:r>
+        <w:rPr>
+          <w:lang w:val="en-US"/>
+        </w:rPr>
+        <w:t>kodeksining</w:t>
+      </w:r>
+      <w:proofErr w:type="spellEnd"/>
+      <w:r>
+        <w:rPr>
+          <w:lang w:val="en-US"/>
+        </w:rPr>
+        <w:t xml:space="preserve"> 236 </w:t>
+      </w:r>
+      <w:proofErr w:type="spellStart"/>
+      <w:r>
+        <w:rPr>
+          <w:lang w:val="en-US"/>
+        </w:rPr>
+        <w:t>va</w:t>
+      </w:r>
+      <w:proofErr w:type="spellEnd"/>
+      <w:r>
+        <w:rPr>
+          <w:lang w:val="en-US"/>
+        </w:rPr>
+        <w:t xml:space="preserve"> 735-moddalariga </w:t>
+      </w:r>
+      <w:proofErr w:type="spellStart"/>
+      <w:r>
+        <w:rPr>
+          <w:lang w:val="en-US"/>
+        </w:rPr>
+        <w:t>asosan</w:t>
+      </w:r>
+      <w:proofErr w:type="spellEnd"/>
+      <w:r>
+        <w:rPr>
+          <w:lang w:val="en-US"/>
+        </w:rPr>
+        <w:t xml:space="preserve"> </w:t>
+      </w:r>
+      <w:proofErr w:type="spellStart"/>
+      <w:r>
+        <w:rPr>
+          <w:lang w:val="en-US"/>
+        </w:rPr>
+        <w:t>Fuqarolik</w:t>
+      </w:r>
+      <w:proofErr w:type="spellEnd"/>
+      <w:r>
+        <w:rPr>
+          <w:lang w:val="en-US"/>
+        </w:rPr>
+        <w:t xml:space="preserve"> </w:t>
+      </w:r>
+      <w:proofErr w:type="spellStart"/>
+      <w:r>
+        <w:rPr>
+          <w:lang w:val="en-US"/>
+        </w:rPr>
+        <w:t>ishlari</w:t>
+      </w:r>
+      <w:proofErr w:type="spellEnd"/>
+      <w:r>
+        <w:rPr>
+          <w:lang w:val="en-US"/>
+        </w:rPr>
+        <w:t xml:space="preserve"> </w:t>
+      </w:r>
+      <w:proofErr w:type="spellStart"/>
+      <w:r>
+        <w:rPr>
+          <w:lang w:val="en-US"/>
+        </w:rPr>
+        <w:t>boʻyicha</w:t>
+      </w:r>
+      <w:proofErr w:type="spellEnd"/>
+      <w:r>
+        <w:rPr>
+          <w:lang w:val="en-US"/>
+        </w:rPr>
+        <w:t xml:space="preserve"> </w:t>
+      </w:r>
+      <w:proofErr w:type="spellStart"/>
+      <w:r>
+        <w:rPr>
+          <w:lang w:val="en-US"/>
+        </w:rPr>
+        <w:t>Mirzo</w:t>
+      </w:r>
+      <w:proofErr w:type="spellEnd"/>
+      <w:r>
+        <w:rPr>
+          <w:lang w:val="en-US"/>
+        </w:rPr>
+        <w:t xml:space="preserve"> </w:t>
+      </w:r>
+      <w:proofErr w:type="spellStart"/>
+      <w:r>
+        <w:rPr>
+          <w:lang w:val="en-US"/>
+        </w:rPr>
+        <w:t>Ulugʻbek</w:t>
+      </w:r>
+      <w:proofErr w:type="spellEnd"/>
+      <w:r>
+        <w:rPr>
+          <w:lang w:val="en-US"/>
+        </w:rPr>
+        <w:t xml:space="preserve"> </w:t>
+      </w:r>
+      <w:proofErr w:type="spellStart"/>
+      <w:r>
+        <w:rPr>
+          <w:lang w:val="en-US"/>
+        </w:rPr>
+        <w:t>tumanlararo</w:t>
+      </w:r>
+      <w:proofErr w:type="spellEnd"/>
+      <w:r>
+        <w:rPr>
+          <w:lang w:val="en-US"/>
+        </w:rPr>
+        <w:t xml:space="preserve"> </w:t>
+      </w:r>
+      <w:proofErr w:type="spellStart"/>
+      <w:r>
+        <w:rPr>
+          <w:lang w:val="en-US"/>
+        </w:rPr>
+        <w:t>sud</w:t>
+      </w:r>
+      <w:r>
+        <w:rPr>
+          <w:lang w:val="en-US"/>
+        </w:rPr>
+        <w:t>i</w:t>
+      </w:r>
+      <w:r>
+        <w:rPr>
+          <w:lang w:val="en-US"/>
+        </w:rPr>
+        <w:t>ga</w:t>
+      </w:r>
+      <w:proofErr w:type="spellEnd"/>
+      <w:r>
+        <w:rPr>
+          <w:lang w:val="en-US"/>
+        </w:rPr>
+        <w:t xml:space="preserve"> </w:t>
+      </w:r>
+      <w:proofErr w:type="spellStart"/>
+      <w:r>
+        <w:rPr>
+          <w:lang w:val="en-US"/>
+        </w:rPr>
+        <w:t>ariza</w:t>
+      </w:r>
+      <w:proofErr w:type="spellEnd"/>
+      <w:r>
+        <w:rPr>
+          <w:lang w:val="en-US"/>
+        </w:rPr>
+        <w:t xml:space="preserve"> </w:t>
+      </w:r>
+      <w:proofErr w:type="spellStart"/>
+      <w:r>
+        <w:rPr>
+          <w:lang w:val="en-US"/>
+        </w:rPr>
+        <w:t>bilan</w:t>
+      </w:r>
+      <w:proofErr w:type="spellEnd"/>
+      <w:r>
+        <w:rPr>
+          <w:lang w:val="en-US"/>
+        </w:rPr>
+        <w:t xml:space="preserve"> </w:t>
+      </w:r>
+      <w:proofErr w:type="spellStart"/>
+      <w:r>
+        <w:rPr>
+          <w:lang w:val="en-US"/>
+        </w:rPr>
+        <w:t>murojaat</w:t>
+      </w:r>
+      <w:proofErr w:type="spellEnd"/>
+      <w:r>
+        <w:rPr>
+          <w:lang w:val="en-US"/>
+        </w:rPr>
+        <w:t xml:space="preserve"> </w:t>
+      </w:r>
+      <w:proofErr w:type="spellStart"/>
+      <w:r>
+        <w:rPr>
+          <w:lang w:val="en-US"/>
+        </w:rPr>
+        <w:t>etiladi</w:t>
+      </w:r>
+      <w:proofErr w:type="spellEnd"/>
+      <w:r>
+        <w:rPr>
+          <w:lang w:val="en-US"/>
+        </w:rPr>
+        <w:t>.</w:t>
       </w:r>
     </w:p>
     <w:p>
@@ -305,11 +2909,419 @@
           <w:lang w:val="en-US"/>
         </w:rPr>
       </w:pPr>
-      <w:r>
-        <w:rPr>
-          <w:lang w:val="en-US"/>
-        </w:rPr>
-        <w:t xml:space="preserve">Mazkur talabnomaga notarial tartibda tasdiqlangan qarz shartnomasiga asosan sud buyrug‘ini berish to‘g‘risidagi ariza nusxasi ilova qilinmoqda. Bunda qarzdorlikdan tashqari, to‘langan davlat boji va pochta xarajatlarini Sizdan undirish to‘g‘risida ham talab qo‘yiladi.</w:t>
+      <w:proofErr w:type="spellStart"/>
+      <w:r>
+        <w:rPr>
+          <w:lang w:val="en-US"/>
+        </w:rPr>
+        <w:t>Mazkur</w:t>
+      </w:r>
+      <w:proofErr w:type="spellEnd"/>
+      <w:r>
+        <w:rPr>
+          <w:lang w:val="en-US"/>
+        </w:rPr>
+        <w:t xml:space="preserve"> </w:t>
+      </w:r>
+      <w:proofErr w:type="spellStart"/>
+      <w:r>
+        <w:rPr>
+          <w:lang w:val="en-US"/>
+        </w:rPr>
+        <w:t>talabnomaga</w:t>
+      </w:r>
+      <w:proofErr w:type="spellEnd"/>
+      <w:r>
+        <w:rPr>
+          <w:lang w:val="en-US"/>
+        </w:rPr>
+        <w:t xml:space="preserve"> notarial </w:t>
+      </w:r>
+      <w:proofErr w:type="spellStart"/>
+      <w:r>
+        <w:rPr>
+          <w:lang w:val="en-US"/>
+        </w:rPr>
+        <w:t>tartibda</w:t>
+      </w:r>
+      <w:proofErr w:type="spellEnd"/>
+      <w:r>
+        <w:rPr>
+          <w:lang w:val="en-US"/>
+        </w:rPr>
+        <w:t xml:space="preserve"> </w:t>
+      </w:r>
+      <w:proofErr w:type="spellStart"/>
+      <w:r>
+        <w:rPr>
+          <w:lang w:val="en-US"/>
+        </w:rPr>
+        <w:t>tasdiqlangan</w:t>
+      </w:r>
+      <w:proofErr w:type="spellEnd"/>
+      <w:r>
+        <w:rPr>
+          <w:lang w:val="en-US"/>
+        </w:rPr>
+        <w:t xml:space="preserve"> </w:t>
+      </w:r>
+      <w:proofErr w:type="spellStart"/>
+      <w:r>
+        <w:rPr>
+          <w:lang w:val="en-US"/>
+        </w:rPr>
+        <w:t>qarz</w:t>
+      </w:r>
+      <w:proofErr w:type="spellEnd"/>
+      <w:r>
+        <w:rPr>
+          <w:lang w:val="en-US"/>
+        </w:rPr>
+        <w:t xml:space="preserve"> </w:t>
+      </w:r>
+      <w:proofErr w:type="spellStart"/>
+      <w:r>
+        <w:rPr>
+          <w:lang w:val="en-US"/>
+        </w:rPr>
+        <w:t>shartnomasiga</w:t>
+      </w:r>
+      <w:proofErr w:type="spellEnd"/>
+      <w:r>
+        <w:rPr>
+          <w:lang w:val="en-US"/>
+        </w:rPr>
+        <w:t xml:space="preserve"> </w:t>
+      </w:r>
+      <w:proofErr w:type="spellStart"/>
+      <w:r>
+        <w:rPr>
+          <w:lang w:val="en-US"/>
+        </w:rPr>
+        <w:t>asosan</w:t>
+      </w:r>
+      <w:proofErr w:type="spellEnd"/>
+      <w:r>
+        <w:rPr>
+          <w:lang w:val="en-US"/>
+        </w:rPr>
+        <w:t xml:space="preserve"> </w:t>
+      </w:r>
+      <w:proofErr w:type="spellStart"/>
+      <w:r>
+        <w:rPr>
+          <w:lang w:val="en-US"/>
+        </w:rPr>
+        <w:t>sud</w:t>
+      </w:r>
+      <w:proofErr w:type="spellEnd"/>
+      <w:r>
+        <w:rPr>
+          <w:lang w:val="en-US"/>
+        </w:rPr>
+        <w:t xml:space="preserve"> </w:t>
+      </w:r>
+      <w:proofErr w:type="spellStart"/>
+      <w:proofErr w:type="gramStart"/>
+      <w:r>
+        <w:rPr>
+          <w:lang w:val="en-US"/>
+        </w:rPr>
+        <w:t>buyrug‘</w:t>
+      </w:r>
+      <w:proofErr w:type="gramEnd"/>
+      <w:r>
+        <w:rPr>
+          <w:lang w:val="en-US"/>
+        </w:rPr>
+        <w:t>ini</w:t>
+      </w:r>
+      <w:proofErr w:type="spellEnd"/>
+      <w:r>
+        <w:rPr>
+          <w:lang w:val="en-US"/>
+        </w:rPr>
+        <w:t xml:space="preserve"> </w:t>
+      </w:r>
+      <w:proofErr w:type="spellStart"/>
+      <w:r>
+        <w:rPr>
+          <w:lang w:val="en-US"/>
+        </w:rPr>
+        <w:t>berish</w:t>
+      </w:r>
+      <w:proofErr w:type="spellEnd"/>
+      <w:r>
+        <w:rPr>
+          <w:lang w:val="en-US"/>
+        </w:rPr>
+        <w:t xml:space="preserve"> </w:t>
+      </w:r>
+      <w:proofErr w:type="spellStart"/>
+      <w:r>
+        <w:rPr>
+          <w:lang w:val="en-US"/>
+        </w:rPr>
+        <w:t>to‘g‘risidagi</w:t>
+      </w:r>
+      <w:proofErr w:type="spellEnd"/>
+      <w:r>
+        <w:rPr>
+          <w:lang w:val="en-US"/>
+        </w:rPr>
+        <w:t xml:space="preserve"> </w:t>
+      </w:r>
+      <w:proofErr w:type="spellStart"/>
+      <w:r>
+        <w:rPr>
+          <w:lang w:val="en-US"/>
+        </w:rPr>
+        <w:t>ariza</w:t>
+      </w:r>
+      <w:proofErr w:type="spellEnd"/>
+      <w:r>
+        <w:rPr>
+          <w:lang w:val="en-US"/>
+        </w:rPr>
+        <w:t xml:space="preserve"> </w:t>
+      </w:r>
+      <w:proofErr w:type="spellStart"/>
+      <w:r>
+        <w:rPr>
+          <w:lang w:val="en-US"/>
+        </w:rPr>
+        <w:t>nusxasi</w:t>
+      </w:r>
+      <w:proofErr w:type="spellEnd"/>
+      <w:r>
+        <w:rPr>
+          <w:lang w:val="en-US"/>
+        </w:rPr>
+        <w:t xml:space="preserve"> </w:t>
+      </w:r>
+      <w:proofErr w:type="spellStart"/>
+      <w:r>
+        <w:rPr>
+          <w:lang w:val="en-US"/>
+        </w:rPr>
+        <w:t>ilova</w:t>
+      </w:r>
+      <w:proofErr w:type="spellEnd"/>
+      <w:r>
+        <w:rPr>
+          <w:lang w:val="en-US"/>
+        </w:rPr>
+        <w:t xml:space="preserve"> </w:t>
+      </w:r>
+      <w:proofErr w:type="spellStart"/>
+      <w:r>
+        <w:rPr>
+          <w:lang w:val="en-US"/>
+        </w:rPr>
+        <w:t>qilinmoqda</w:t>
+      </w:r>
+      <w:proofErr w:type="spellEnd"/>
+      <w:r>
+        <w:rPr>
+          <w:lang w:val="en-US"/>
+        </w:rPr>
+        <w:t>.</w:t>
+      </w:r>
+      <w:r>
+        <w:rPr>
+          <w:lang w:val="en-US"/>
+        </w:rPr>
+        <w:t xml:space="preserve"> </w:t>
+      </w:r>
+      <w:proofErr w:type="spellStart"/>
+      <w:r>
+        <w:rPr>
+          <w:lang w:val="en-US"/>
+        </w:rPr>
+        <w:t>Bunda</w:t>
+      </w:r>
+      <w:proofErr w:type="spellEnd"/>
+      <w:r>
+        <w:rPr>
+          <w:lang w:val="en-US"/>
+        </w:rPr>
+        <w:t xml:space="preserve"> </w:t>
+      </w:r>
+      <w:proofErr w:type="spellStart"/>
+      <w:r>
+        <w:rPr>
+          <w:lang w:val="en-US"/>
+        </w:rPr>
+        <w:t>qarzdorlikdan</w:t>
+      </w:r>
+      <w:proofErr w:type="spellEnd"/>
+      <w:r>
+        <w:rPr>
+          <w:lang w:val="en-US"/>
+        </w:rPr>
+        <w:t xml:space="preserve"> </w:t>
+      </w:r>
+      <w:proofErr w:type="spellStart"/>
+      <w:r>
+        <w:rPr>
+          <w:lang w:val="en-US"/>
+        </w:rPr>
+        <w:t>tashqari</w:t>
+      </w:r>
+      <w:proofErr w:type="spellEnd"/>
+      <w:r>
+        <w:rPr>
+          <w:lang w:val="en-US"/>
+        </w:rPr>
+        <w:t xml:space="preserve">, </w:t>
+      </w:r>
+      <w:proofErr w:type="spellStart"/>
+      <w:proofErr w:type="gramStart"/>
+      <w:r>
+        <w:rPr>
+          <w:lang w:val="en-US"/>
+        </w:rPr>
+        <w:t>to‘</w:t>
+      </w:r>
+      <w:proofErr w:type="gramEnd"/>
+      <w:r>
+        <w:rPr>
+          <w:lang w:val="en-US"/>
+        </w:rPr>
+        <w:t>langan</w:t>
+      </w:r>
+      <w:proofErr w:type="spellEnd"/>
+      <w:r>
+        <w:rPr>
+          <w:lang w:val="en-US"/>
+        </w:rPr>
+        <w:t xml:space="preserve"> </w:t>
+      </w:r>
+      <w:proofErr w:type="spellStart"/>
+      <w:r>
+        <w:rPr>
+          <w:lang w:val="en-US"/>
+        </w:rPr>
+        <w:t>davlat</w:t>
+      </w:r>
+      <w:proofErr w:type="spellEnd"/>
+      <w:r>
+        <w:rPr>
+          <w:lang w:val="en-US"/>
+        </w:rPr>
+        <w:t xml:space="preserve"> </w:t>
+      </w:r>
+      <w:proofErr w:type="spellStart"/>
+      <w:r>
+        <w:rPr>
+          <w:lang w:val="en-US"/>
+        </w:rPr>
+        <w:t>boji</w:t>
+      </w:r>
+      <w:proofErr w:type="spellEnd"/>
+      <w:r>
+        <w:rPr>
+          <w:lang w:val="en-US"/>
+        </w:rPr>
+        <w:t xml:space="preserve"> </w:t>
+      </w:r>
+      <w:proofErr w:type="spellStart"/>
+      <w:r>
+        <w:rPr>
+          <w:lang w:val="en-US"/>
+        </w:rPr>
+        <w:t>va</w:t>
+      </w:r>
+      <w:proofErr w:type="spellEnd"/>
+      <w:r>
+        <w:rPr>
+          <w:lang w:val="en-US"/>
+        </w:rPr>
+        <w:t xml:space="preserve"> </w:t>
+      </w:r>
+      <w:proofErr w:type="spellStart"/>
+      <w:r>
+        <w:rPr>
+          <w:lang w:val="en-US"/>
+        </w:rPr>
+        <w:t>pochta</w:t>
+      </w:r>
+      <w:proofErr w:type="spellEnd"/>
+      <w:r>
+        <w:rPr>
+          <w:lang w:val="en-US"/>
+        </w:rPr>
+        <w:t xml:space="preserve"> </w:t>
+      </w:r>
+      <w:proofErr w:type="spellStart"/>
+      <w:r>
+        <w:rPr>
+          <w:lang w:val="en-US"/>
+        </w:rPr>
+        <w:t>xarajatlarini</w:t>
+      </w:r>
+      <w:proofErr w:type="spellEnd"/>
+      <w:r>
+        <w:rPr>
+          <w:lang w:val="en-US"/>
+        </w:rPr>
+        <w:t xml:space="preserve"> </w:t>
+      </w:r>
+      <w:proofErr w:type="spellStart"/>
+      <w:r>
+        <w:rPr>
+          <w:lang w:val="en-US"/>
+        </w:rPr>
+        <w:t>Sizdan</w:t>
+      </w:r>
+      <w:proofErr w:type="spellEnd"/>
+      <w:r>
+        <w:rPr>
+          <w:lang w:val="en-US"/>
+        </w:rPr>
+        <w:t xml:space="preserve"> </w:t>
+      </w:r>
+      <w:proofErr w:type="spellStart"/>
+      <w:r>
+        <w:rPr>
+          <w:lang w:val="en-US"/>
+        </w:rPr>
+        <w:t>undirish</w:t>
+      </w:r>
+      <w:proofErr w:type="spellEnd"/>
+      <w:r>
+        <w:rPr>
+          <w:lang w:val="en-US"/>
+        </w:rPr>
+        <w:t xml:space="preserve"> </w:t>
+      </w:r>
+      <w:proofErr w:type="spellStart"/>
+      <w:r>
+        <w:rPr>
+          <w:lang w:val="en-US"/>
+        </w:rPr>
+        <w:t>to‘g‘risida</w:t>
+      </w:r>
+      <w:proofErr w:type="spellEnd"/>
+      <w:r>
+        <w:rPr>
+          <w:lang w:val="en-US"/>
+        </w:rPr>
+        <w:t xml:space="preserve"> ham talab </w:t>
+      </w:r>
+      <w:proofErr w:type="spellStart"/>
+      <w:r>
+        <w:rPr>
+          <w:lang w:val="en-US"/>
+        </w:rPr>
+        <w:t>qo‘yiladi</w:t>
+      </w:r>
+      <w:proofErr w:type="spellEnd"/>
+      <w:r>
+        <w:rPr>
+          <w:lang w:val="en-US"/>
+        </w:rPr>
+        <w:t>.</w:t>
       </w:r>
     </w:p>
     <w:tbl>
@@ -455,6 +3467,7 @@
               <w:jc w:val="both"/>
               <w:rPr>
                 <w:b/>
+                <w:bCs/>
                 <w:noProof/>
                 <w:sz w:val="20"/>
                 <w:szCs w:val="20"/>
@@ -464,6 +3477,7 @@
             <w:r>
               <w:rPr>
                 <w:b/>
+                <w:bCs/>
                 <w:noProof/>
                 <w:sz w:val="20"/>
                 <w:szCs w:val="20"/>
@@ -733,7 +3747,58 @@
                 <w:szCs w:val="20"/>
                 <w:lang w:val="en-US"/>
               </w:rPr>
-              <w:t>2000800155541006</w:t>
+              <w:t>2000</w:t>
+            </w:r>
+            <w:r>
+              <w:rPr>
+                <w:noProof/>
+                <w:sz w:val="20"/>
+                <w:szCs w:val="20"/>
+              </w:rPr>
+              <w:t xml:space="preserve"> </w:t>
+            </w:r>
+            <w:r>
+              <w:rPr>
+                <w:noProof/>
+                <w:sz w:val="20"/>
+                <w:szCs w:val="20"/>
+                <w:lang w:val="en-US"/>
+              </w:rPr>
+              <w:t>8001</w:t>
+            </w:r>
+            <w:r>
+              <w:rPr>
+                <w:noProof/>
+                <w:sz w:val="20"/>
+                <w:szCs w:val="20"/>
+              </w:rPr>
+              <w:t xml:space="preserve"> </w:t>
+            </w:r>
+            <w:r>
+              <w:rPr>
+                <w:noProof/>
+                <w:sz w:val="20"/>
+                <w:szCs w:val="20"/>
+                <w:lang w:val="en-US"/>
+              </w:rPr>
+              <w:t>5554</w:t>
+            </w:r>
+            <w:r>
+              <w:rPr>
+                <w:noProof/>
+                <w:sz w:val="20"/>
+                <w:szCs w:val="20"/>
+              </w:rPr>
+              <w:t xml:space="preserve"> </w:t>
+            </w:r>
+            <w:r>
+              <w:rPr>
+                <w:noProof/>
+                <w:sz w:val="20"/>
+                <w:szCs w:val="20"/>
+                <w:lang w:val="en-US"/>
+              </w:rPr>
+              <w:t>1006</w:t>
             </w:r>
           </w:p>
         </w:tc>
@@ -958,6 +4023,7 @@
             <w:pPr>
               <w:rPr>
                 <w:b/>
+                <w:bCs/>
                 <w:noProof/>
                 <w:sz w:val="20"/>
                 <w:szCs w:val="20"/>
@@ -967,12 +4033,13 @@
             <w:r>
               <w:rPr>
                 <w:b/>
-                <w:noProof/>
-                <w:sz w:val="20"/>
-                <w:szCs w:val="20"/>
-                <w:lang w:val="en-US"/>
-              </w:rPr>
-              <w:t>{{FISH}}</w:t>
+                <w:bCs/>
+                <w:noProof/>
+                <w:sz w:val="20"/>
+                <w:szCs w:val="20"/>
+                <w:lang w:val="en-US"/>
+              </w:rPr>
+              <w:t>MUXAMMEDOV JAMSHID AKBAROVICH</w:t>
             </w:r>
           </w:p>
         </w:tc>
@@ -1043,7 +4110,25 @@
                 <w:szCs w:val="20"/>
                 <w:lang w:val="en-US"/>
               </w:rPr>
-              <w:t xml:space="preserve">{{MANZIL}}</w:t>
+              <w:t xml:space="preserve">Yunusobod tumani, </w:t>
+            </w:r>
+            <w:r>
+              <w:rPr>
+                <w:noProof/>
+                <w:sz w:val="20"/>
+                <w:szCs w:val="20"/>
+                <w:lang w:val="en-US"/>
+              </w:rPr>
+              <w:t>M</w:t>
+            </w:r>
+            <w:r>
+              <w:rPr>
+                <w:noProof/>
+                <w:sz w:val="20"/>
+                <w:szCs w:val="20"/>
+                <w:lang w:val="en-US"/>
+              </w:rPr>
+              <w:t>4-kvartal, Qashqar MFY, 31-uy, 26-xonadon</w:t>
             </w:r>
           </w:p>
         </w:tc>
@@ -1113,7 +4198,34 @@
                 <w:szCs w:val="20"/>
                 <w:lang w:val="en-US"/>
               </w:rPr>
-              <w:t xml:space="preserve">{{SHARTNOMA_SANA}}dagi {{SHARTNOMA_RAQAMI}} notarial qarz shartnomasi boʻyicha muddati oʻtgan qarzdorlikni qoplash </w:t>
+              <w:t xml:space="preserve">2019-yil 13-dekabrdagi 201901137004736-son notarial qarz shartnomasi boʻyicha </w:t>
+            </w:r>
+            <w:r>
+              <w:rPr>
+                <w:noProof/>
+                <w:sz w:val="20"/>
+                <w:szCs w:val="20"/>
+                <w:lang w:val="en-US"/>
+              </w:rPr>
+              <w:t xml:space="preserve">muddati oʻtgan </w:t>
+            </w:r>
+            <w:r>
+              <w:rPr>
+                <w:noProof/>
+                <w:sz w:val="20"/>
+                <w:szCs w:val="20"/>
+                <w:lang w:val="en-US"/>
+              </w:rPr>
+              <w:t>qarzdorlikni qoplash</w:t>
+            </w:r>
+            <w:r>
+              <w:rPr>
+                <w:noProof/>
+                <w:sz w:val="20"/>
+                <w:szCs w:val="20"/>
+                <w:lang w:val="en-US"/>
+              </w:rPr>
+              <w:t xml:space="preserve"> </w:t>
             </w:r>
           </w:p>
         </w:tc>
@@ -1158,7 +4270,7 @@
                 <w:szCs w:val="20"/>
                 <w:lang w:val="en-US"/>
               </w:rPr>
-              <w:t>Pul miqdori (so'm)</w:t>
+              <w:t>Pul miqdori (soʻm)</w:t>
             </w:r>
           </w:p>
         </w:tc>
@@ -1182,7 +4294,16 @@
                 <w:szCs w:val="20"/>
                 <w:lang w:val="en-US"/>
               </w:rPr>
-              <w:t xml:space="preserve">{{QARZ_QOLDIQ}}</w:t>
+              <w:t>22 386 480</w:t>
+            </w:r>
+            <w:r>
+              <w:rPr>
+                <w:noProof/>
+                <w:sz w:val="20"/>
+                <w:szCs w:val="20"/>
+                <w:lang w:val="en-US"/>
+              </w:rPr>
+              <w:t>,00</w:t>
             </w:r>
           </w:p>
         </w:tc>
@@ -1207,7 +4328,16 @@
                 <w:szCs w:val="20"/>
                 <w:lang w:val="en-US"/>
               </w:rPr>
-              <w:t xml:space="preserve">{{QOLDIQ_SOZ}} so'm</w:t>
+              <w:t xml:space="preserve">yigirma ikki million uch yuz sakson olti ming toʻrt yuz sakson </w:t>
+            </w:r>
+            <w:r>
+              <w:rPr>
+                <w:noProof/>
+                <w:sz w:val="20"/>
+                <w:szCs w:val="20"/>
+                <w:lang w:val="en-US"/>
+              </w:rPr>
+              <w:t>soʻm</w:t>
             </w:r>
           </w:p>
         </w:tc>
@@ -1226,6 +4356,7 @@
               <w:jc w:val="both"/>
               <w:rPr>
                 <w:i/>
+                <w:iCs/>
                 <w:noProof/>
                 <w:sz w:val="20"/>
                 <w:szCs w:val="20"/>
@@ -1235,12 +4366,112 @@
             <w:r>
               <w:rPr>
                 <w:i/>
-                <w:noProof/>
-                <w:sz w:val="20"/>
-                <w:szCs w:val="20"/>
-                <w:lang w:val="en-US"/>
-              </w:rPr>
-              <w:t xml:space="preserve">Toʻlovni QR kodni skanerlash orqali PAYME elektron toʻlov tizimi yoki bank kassalari orqali amalga oshirish mumkin.</w:t>
+                <w:iCs/>
+                <w:noProof/>
+                <w:sz w:val="20"/>
+                <w:szCs w:val="20"/>
+                <w:lang w:val="en-US"/>
+              </w:rPr>
+              <w:t>Toʻlovni</w:t>
+            </w:r>
+            <w:r>
+              <w:rPr>
+                <w:i/>
+                <w:iCs/>
+                <w:noProof/>
+                <w:sz w:val="20"/>
+                <w:szCs w:val="20"/>
+                <w:lang w:val="en-US"/>
+              </w:rPr>
+              <w:t xml:space="preserve"> </w:t>
+            </w:r>
+            <w:r>
+              <w:rPr>
+                <w:i/>
+                <w:iCs/>
+                <w:noProof/>
+                <w:sz w:val="20"/>
+                <w:szCs w:val="20"/>
+                <w:lang w:val="en-US"/>
+              </w:rPr>
+              <w:t>QR kodni skanerlash orqali PAYME elektron toʻlov</w:t>
+            </w:r>
+            <w:r>
+              <w:rPr>
+                <w:i/>
+                <w:iCs/>
+                <w:noProof/>
+                <w:sz w:val="20"/>
+                <w:szCs w:val="20"/>
+                <w:lang w:val="en-US"/>
+              </w:rPr>
+              <w:t xml:space="preserve"> tizimi</w:t>
+            </w:r>
+            <w:r>
+              <w:rPr>
+                <w:i/>
+                <w:iCs/>
+                <w:noProof/>
+                <w:sz w:val="20"/>
+                <w:szCs w:val="20"/>
+                <w:lang w:val="en-US"/>
+              </w:rPr>
+              <w:t xml:space="preserve"> yoki</w:t>
+            </w:r>
+            <w:r>
+              <w:rPr>
+                <w:i/>
+                <w:iCs/>
+                <w:noProof/>
+                <w:sz w:val="20"/>
+                <w:szCs w:val="20"/>
+                <w:lang w:val="en-US"/>
+              </w:rPr>
+              <w:t xml:space="preserve"> b</w:t>
+            </w:r>
+            <w:r>
+              <w:rPr>
+                <w:i/>
+                <w:iCs/>
+                <w:noProof/>
+                <w:sz w:val="20"/>
+                <w:szCs w:val="20"/>
+                <w:lang w:val="en-US"/>
+              </w:rPr>
+              <w:t>ank kassalari orqali</w:t>
+            </w:r>
+            <w:r>
+              <w:rPr>
+                <w:i/>
+                <w:iCs/>
+                <w:noProof/>
+                <w:sz w:val="20"/>
+                <w:szCs w:val="20"/>
+                <w:lang w:val="en-US"/>
+              </w:rPr>
+              <w:t xml:space="preserve"> </w:t>
+            </w:r>
+            <w:r>
+              <w:rPr>
+                <w:i/>
+                <w:iCs/>
+                <w:noProof/>
+                <w:sz w:val="20"/>
+                <w:szCs w:val="20"/>
+                <w:lang w:val="en-US"/>
+              </w:rPr>
+              <w:t xml:space="preserve">amalga oshirish </w:t>
+            </w:r>
+            <w:r>
+              <w:rPr>
+                <w:i/>
+                <w:iCs/>
+                <w:noProof/>
+                <w:sz w:val="20"/>
+                <w:szCs w:val="20"/>
+                <w:lang w:val="en-US"/>
+              </w:rPr>
+              <w:t>mumkin.</w:t>
             </w:r>
           </w:p>
         </w:tc>
@@ -1420,7 +4651,16 @@
                 <w:sz w:val="28"/>
                 <w:lang w:val="en-US"/>
               </w:rPr>
-              <w:t xml:space="preserve">Mirzo Ulugʻbek tumanlararo sudiga</w:t>
+              <w:t>Mirzo Ulugʻbek</w:t>
+            </w:r>
+            <w:r>
+              <w:rPr>
+                <w:b/>
+                <w:noProof/>
+                <w:sz w:val="28"/>
+                <w:lang w:val="en-US"/>
+              </w:rPr>
+              <w:t xml:space="preserve"> tumanlararo sudiga</w:t>
             </w:r>
           </w:p>
           <w:p>
@@ -1477,6 +4717,7 @@
             <w:r>
               <w:rPr>
                 <w:b/>
+                <w:bCs/>
                 <w:noProof/>
                 <w:sz w:val="28"/>
                 <w:lang w:val="en-US"/>
@@ -1513,6 +4754,7 @@
               <w:jc w:val="both"/>
               <w:rPr>
                 <w:i/>
+                <w:iCs/>
                 <w:noProof/>
                 <w:sz w:val="28"/>
                 <w:lang w:val="en-US"/>
@@ -1521,11 +4763,12 @@
             <w:r>
               <w:rPr>
                 <w:i/>
+                <w:iCs/>
                 <w:noProof/>
                 <w:sz w:val="28"/>
                 <w:lang w:val="en-US"/>
               </w:rPr>
-              <w:t>(Manzil: {{DAVOGAR_MANZIL}})</w:t>
+              <w:t>(Manzil: Toshkent shahri, Olmazor tumani, Universitet koʻchasi 2-uy)</w:t>
             </w:r>
           </w:p>
           <w:p>
@@ -1577,6 +4820,7 @@
               <w:jc w:val="both"/>
               <w:rPr>
                 <w:b/>
+                <w:bCs/>
                 <w:noProof/>
                 <w:sz w:val="28"/>
                 <w:lang w:val="en-US"/>
@@ -1585,11 +4829,12 @@
             <w:r>
               <w:rPr>
                 <w:b/>
+                <w:bCs/>
                 <w:noProof/>
                 <w:sz w:val="28"/>
                 <w:lang w:val="en-US"/>
               </w:rPr>
-              <w:t>{{FISH}}</w:t>
+              <w:t>MUXAMMEDOV JAMSHID AKBAROVICH</w:t>
             </w:r>
           </w:p>
           <w:p>
@@ -1597,6 +4842,7 @@
               <w:jc w:val="both"/>
               <w:rPr>
                 <w:i/>
+                <w:iCs/>
                 <w:noProof/>
                 <w:sz w:val="28"/>
                 <w:lang w:val="en-US"/>
@@ -1605,15 +4851,57 @@
             <w:r>
               <w:rPr>
                 <w:i/>
+                <w:iCs/>
                 <w:noProof/>
                 <w:sz w:val="28"/>
                 <w:lang w:val="en-US"/>
               </w:rPr>
-              <w:t xml:space="preserve">(Manzil: Toshkent shahar, Yunusobod tumani, Markaz 4-kvartal, Qashqar MFY, 31-uy, </w:t>
+              <w:t xml:space="preserve">(Manzil: </w:t>
             </w:r>
             <w:r>
               <w:rPr>
                 <w:i/>
+                <w:iCs/>
+                <w:noProof/>
+                <w:sz w:val="28"/>
+                <w:lang w:val="en-US"/>
+              </w:rPr>
+              <w:t>Toshkent shahar, Yunusobod tumani,</w:t>
+            </w:r>
+            <w:r>
+              <w:rPr>
+                <w:i/>
+                <w:iCs/>
+                <w:noProof/>
+                <w:sz w:val="28"/>
+                <w:lang w:val="en-US"/>
+              </w:rPr>
+              <w:t xml:space="preserve"> </w:t>
+            </w:r>
+            <w:r>
+              <w:rPr>
+                <w:i/>
+                <w:iCs/>
+                <w:noProof/>
+                <w:sz w:val="28"/>
+                <w:lang w:val="en-US"/>
+              </w:rPr>
+              <w:t>Markaz 4-kvartal, Qashqar MFY, 31-uy,</w:t>
+            </w:r>
+            <w:r>
+              <w:rPr>
+                <w:i/>
+                <w:iCs/>
+                <w:noProof/>
+                <w:sz w:val="28"/>
+                <w:lang w:val="en-US"/>
+              </w:rPr>
+              <w:t xml:space="preserve"> </w:t>
+            </w:r>
+            <w:r>
+              <w:rPr>
+                <w:i/>
+                <w:iCs/>
                 <w:noProof/>
                 <w:sz w:val="28"/>
                 <w:lang w:val="en-US"/>
@@ -1623,11 +4911,22 @@
             <w:r>
               <w:rPr>
                 <w:i/>
+                <w:iCs/>
                 <w:noProof/>
                 <w:sz w:val="28"/>
                 <w:lang w:val="en-US"/>
               </w:rPr>
-              <w:t>26-xonadon)</w:t>
+              <w:t>26-xonadon</w:t>
+            </w:r>
+            <w:r>
+              <w:rPr>
+                <w:i/>
+                <w:iCs/>
+                <w:noProof/>
+                <w:sz w:val="28"/>
+                <w:lang w:val="en-US"/>
+              </w:rPr>
+              <w:t>)</w:t>
             </w:r>
           </w:p>
         </w:tc>
@@ -1669,7 +4968,15 @@
                 <w:sz w:val="28"/>
                 <w:lang w:val="en-US"/>
               </w:rPr>
-              <w:t xml:space="preserve">Pasport seriyasi va raqami: {{PASPORT}}</w:t>
+              <w:t xml:space="preserve">Pasport seriyasi va raqami: </w:t>
+            </w:r>
+            <w:r>
+              <w:rPr>
+                <w:noProof/>
+                <w:sz w:val="28"/>
+                <w:lang w:val="en-US"/>
+              </w:rPr>
+              <w:t>AD0205298</w:t>
             </w:r>
           </w:p>
           <w:p>
@@ -1687,7 +4994,15 @@
                 <w:sz w:val="28"/>
                 <w:lang w:val="en-US"/>
               </w:rPr>
-              <w:t xml:space="preserve">JSHSHIR: 32406881070012</w:t>
+              <w:t>JSHSHIR</w:t>
+            </w:r>
+            <w:r>
+              <w:rPr>
+                <w:noProof/>
+                <w:sz w:val="28"/>
+                <w:lang w:val="en-US"/>
+              </w:rPr>
+              <w:t>: 32406881070012</w:t>
             </w:r>
           </w:p>
         </w:tc>
@@ -1756,6 +5071,7 @@
         <w:ind w:firstLine="708"/>
         <w:jc w:val="both"/>
         <w:rPr>
+          <w:iCs/>
           <w:noProof/>
           <w:sz w:val="28"/>
           <w:lang w:val="en-US"/>
@@ -1764,6 +5080,8 @@
       <w:r>
         <w:rPr>
           <w:b/>
+          <w:bCs/>
+          <w:iCs/>
           <w:noProof/>
           <w:sz w:val="28"/>
           <w:lang w:val="en-US"/>
@@ -1772,6 +5090,7 @@
       </w:r>
       <w:r>
         <w:rPr>
+          <w:iCs/>
           <w:noProof/>
           <w:sz w:val="28"/>
           <w:lang w:val="en-US"/>
@@ -1781,19 +5100,87 @@
       <w:r>
         <w:rPr>
           <w:b/>
-          <w:noProof/>
-          <w:sz w:val="28"/>
-          <w:lang w:val="en-US"/>
-        </w:rPr>
-        <w:t xml:space="preserve">qarzdor {{FISH}}</w:t>
-      </w:r>
-      <w:r>
-        <w:rPr>
-          <w:noProof/>
-          <w:sz w:val="28"/>
-          <w:lang w:val="en-US"/>
-        </w:rPr>
-        <w:t xml:space="preserve"> o‘rtasida {{SHARTNOMA_SANA}} kuni Toshkent shahar, Yashnobod tumani 7-son davlat notarial idorasining notariusi Usmanova Dildora Maxmudovna tomonidan notarial tartibda tasdiqlangan qarz shartnomasi tuzilgan.</w:t>
+          <w:bCs/>
+          <w:iCs/>
+          <w:noProof/>
+          <w:sz w:val="28"/>
+          <w:lang w:val="en-US"/>
+        </w:rPr>
+        <w:t xml:space="preserve">qarzdor </w:t>
+      </w:r>
+      <w:r>
+        <w:rPr>
+          <w:b/>
+          <w:bCs/>
+          <w:iCs/>
+          <w:noProof/>
+          <w:sz w:val="28"/>
+          <w:lang w:val="en-US"/>
+        </w:rPr>
+        <w:t>MUXAMMEDOV JAMSHID AKBAROVICH</w:t>
+      </w:r>
+      <w:r>
+        <w:rPr>
+          <w:iCs/>
+          <w:noProof/>
+          <w:sz w:val="28"/>
+          <w:lang w:val="en-US"/>
+        </w:rPr>
+        <w:t xml:space="preserve"> o‘rtasida </w:t>
+      </w:r>
+      <w:r>
+        <w:rPr>
+          <w:iCs/>
+          <w:noProof/>
+          <w:sz w:val="28"/>
+          <w:lang w:val="en-US"/>
+        </w:rPr>
+        <w:t xml:space="preserve">2019-yil 13-dekabr </w:t>
+      </w:r>
+      <w:r>
+        <w:rPr>
+          <w:iCs/>
+          <w:noProof/>
+          <w:sz w:val="28"/>
+          <w:lang w:val="en-US"/>
+        </w:rPr>
+        <w:t xml:space="preserve">kuni </w:t>
+      </w:r>
+      <w:r>
+        <w:rPr>
+          <w:iCs/>
+          <w:noProof/>
+          <w:sz w:val="28"/>
+          <w:lang w:val="en-US"/>
+        </w:rPr>
+        <w:t>Toshkent shahar, Yashnobod tumani 7-son davlat notarial idorasi</w:t>
+      </w:r>
+      <w:r>
+        <w:rPr>
+          <w:iCs/>
+          <w:noProof/>
+          <w:sz w:val="28"/>
+          <w:lang w:val="en-US"/>
+        </w:rPr>
+        <w:t xml:space="preserve">ning notariusi </w:t>
+      </w:r>
+      <w:r>
+        <w:rPr>
+          <w:iCs/>
+          <w:noProof/>
+          <w:sz w:val="28"/>
+          <w:lang w:val="en-US"/>
+        </w:rPr>
+        <w:t>Usmanova Dildora Maxmudovna</w:t>
+      </w:r>
+      <w:r>
+        <w:rPr>
+          <w:iCs/>
+          <w:noProof/>
+          <w:sz w:val="28"/>
+          <w:lang w:val="en-US"/>
+        </w:rPr>
+        <w:t xml:space="preserve"> tomonidan notarial tartibda tasdiqlangan qarz shartnomasi tuzilgan.</w:t>
       </w:r>
     </w:p>
     <w:p>
@@ -1801,6 +5188,7 @@
         <w:ind w:firstLine="708"/>
         <w:jc w:val="both"/>
         <w:rPr>
+          <w:iCs/>
           <w:noProof/>
           <w:sz w:val="28"/>
           <w:lang w:val="en-US"/>
@@ -1808,14 +5196,52 @@
       </w:pPr>
       <w:r>
         <w:rPr>
-          <w:noProof/>
-          <w:sz w:val="28"/>
-          <w:lang w:val="en-US"/>
-        </w:rPr>
-        <w:t xml:space="preserve">Mazkur qarz shartnomasi {{SHARTNOMA_RAQAMI}} bilan reyestrga qayd etilgan bo‘lib, unga muvofiq qarzdorga {{QARZ_SUMMASI}} ({{QARZ_SUMMA_SOZ}}) so'm 00 tiyin miqdoridagi pul mablag‘i 20 (yigirma) yil muddatga foizsiz qarz tariqasida berilgan. Qarzdor shartnomaning 2.3- va </w:t>
-      </w:r>
-      <w:r>
-        <w:rPr>
+          <w:iCs/>
+          <w:noProof/>
+          <w:sz w:val="28"/>
+          <w:lang w:val="en-US"/>
+        </w:rPr>
+        <w:t xml:space="preserve">Mazkur qarz shartnomasi </w:t>
+      </w:r>
+      <w:r>
+        <w:rPr>
+          <w:iCs/>
+          <w:noProof/>
+          <w:sz w:val="28"/>
+          <w:lang w:val="en-US"/>
+        </w:rPr>
+        <w:t>201901137004736</w:t>
+      </w:r>
+      <w:r>
+        <w:rPr>
+          <w:iCs/>
+          <w:noProof/>
+          <w:sz w:val="28"/>
+          <w:lang w:val="en-US"/>
+        </w:rPr>
+        <w:t xml:space="preserve">-son bilan reyestrga qayd etilgan bo‘lib, unga muvofiq qarzdorga </w:t>
+      </w:r>
+      <w:r>
+        <w:rPr>
+          <w:iCs/>
+          <w:noProof/>
+          <w:sz w:val="28"/>
+          <w:lang w:val="en-US"/>
+        </w:rPr>
+        <w:t>69 656 480,00 (oltmish toʻqqiz million olti yuz ellik olti ming toʻrt yuz sakson) soʻm 00 tiyin</w:t>
+      </w:r>
+      <w:r>
+        <w:rPr>
+          <w:iCs/>
+          <w:noProof/>
+          <w:sz w:val="28"/>
+          <w:lang w:val="en-US"/>
+        </w:rPr>
+        <w:t xml:space="preserve"> miqdoridagi pul mablag‘i 20 (yigirma) yil muddatga foizsiz qarz tariqasida berilgan. Qarzdor shartnomaning 2.3- va </w:t>
+      </w:r>
+      <w:r>
+        <w:rPr>
+          <w:iCs/>
           <w:noProof/>
           <w:sz w:val="28"/>
           <w:lang w:val="en-US"/>
@@ -1824,6 +5250,7 @@
       </w:r>
       <w:r>
         <w:rPr>
+          <w:iCs/>
           <w:noProof/>
           <w:sz w:val="28"/>
           <w:lang w:val="en-US"/>
@@ -1836,6 +5263,7 @@
         <w:ind w:firstLine="708"/>
         <w:jc w:val="both"/>
         <w:rPr>
+          <w:iCs/>
           <w:noProof/>
           <w:sz w:val="28"/>
           <w:lang w:val="en-US"/>
@@ -1843,11 +5271,66 @@
       </w:pPr>
       <w:r>
         <w:rPr>
-          <w:noProof/>
-          <w:sz w:val="28"/>
-          <w:lang w:val="en-US"/>
-        </w:rPr>
-        <w:t xml:space="preserve">Qarz shartnomasida nazarda tutilgan pul mablag‘lari qarzdorning arizasiga binoan “O‘zsanoatqurilishbank”ning Yashnobod filialida qarzdor nomiga ochilgan bank hisob raqamiga o‘tkazib berilgan.</w:t>
+          <w:iCs/>
+          <w:noProof/>
+          <w:sz w:val="28"/>
+          <w:lang w:val="en-US"/>
+        </w:rPr>
+        <w:t>Qarz shartnomasida nazarda tutilgan pul mablag‘lari qarzdorning arizasiga binoan</w:t>
+      </w:r>
+      <w:r>
+        <w:rPr>
+          <w:iCs/>
+          <w:noProof/>
+          <w:sz w:val="28"/>
+          <w:lang w:val="en-US"/>
+        </w:rPr>
+        <w:t xml:space="preserve"> </w:t>
+      </w:r>
+      <w:r>
+        <w:rPr>
+          <w:iCs/>
+          <w:noProof/>
+          <w:sz w:val="28"/>
+          <w:lang w:val="en-US"/>
+        </w:rPr>
+        <w:t>“</w:t>
+      </w:r>
+      <w:r>
+        <w:rPr>
+          <w:iCs/>
+          <w:noProof/>
+          <w:sz w:val="28"/>
+          <w:lang w:val="en-US"/>
+        </w:rPr>
+        <w:t>O‘zsanoatqurilishbank</w:t>
+      </w:r>
+      <w:r>
+        <w:rPr>
+          <w:iCs/>
+          <w:noProof/>
+          <w:sz w:val="28"/>
+          <w:lang w:val="en-US"/>
+        </w:rPr>
+        <w:t xml:space="preserve">”ning Yashnobod filialida </w:t>
+      </w:r>
+      <w:r>
+        <w:rPr>
+          <w:iCs/>
+          <w:noProof/>
+          <w:sz w:val="28"/>
+          <w:lang w:val="en-US"/>
+        </w:rPr>
+        <w:t xml:space="preserve">qarzdor nomiga </w:t>
+      </w:r>
+      <w:r>
+        <w:rPr>
+          <w:iCs/>
+          <w:noProof/>
+          <w:sz w:val="28"/>
+          <w:lang w:val="en-US"/>
+        </w:rPr>
+        <w:t>ochilgan bank hisob raqamiga o‘tkazib berilgan.</w:t>
       </w:r>
     </w:p>
     <w:p>
@@ -1855,6 +5338,7 @@
         <w:ind w:firstLine="708"/>
         <w:jc w:val="both"/>
         <w:rPr>
+          <w:iCs/>
           <w:noProof/>
           <w:sz w:val="28"/>
           <w:lang w:val="en-US"/>
@@ -1862,11 +5346,21 @@
       </w:pPr>
       <w:r>
         <w:rPr>
-          <w:noProof/>
-          <w:sz w:val="28"/>
-          <w:lang w:val="en-US"/>
-        </w:rPr>
-        <w:t xml:space="preserve">Qarz shartnomasiga ilova qilingan qaytarish jadvaliga muvofiq qarzdor {{TOLOV_BOSHLANISH_SANA}}dan boshlab har oyning 15-sanasida birinchi oyda — {{OYLIK_TOLOV}} ({{OYLIK_TOLOV_SOZ}}) so'm 00 tiyin, keyingi oylarda esa — {{OYLIK_TOLOV}} ({{OYLIK_TOLOV_SOZ}}) so'm 00 tiyin miqdorida toʻlovlarni amalga oshirib borishi lozim boʻlgan.</w:t>
+          <w:iCs/>
+          <w:noProof/>
+          <w:sz w:val="28"/>
+          <w:lang w:val="en-US"/>
+        </w:rPr>
+        <w:t xml:space="preserve">Qarz shartnomasiga ilova qilingan qaytarish jadvaliga muvofiq qarzdor </w:t>
+      </w:r>
+      <w:r>
+        <w:rPr>
+          <w:iCs/>
+          <w:noProof/>
+          <w:sz w:val="28"/>
+          <w:lang w:val="en-US"/>
+        </w:rPr>
+        <w:t>2019-yil 15-dekabrdan boshlab har oyning 15-sanasida birinchi oyda — 346 480,00 (uch yuz qirq olti ming toʻrt yuz sakson) soʻm 00 tiyin, keyingi oylarda esa — 290 000,00 (ikki yuz toʻqson ming) soʻm 00 tiyin miqdorida toʻlovlarni amalga oshirib borishi lozim boʻlgan.</w:t>
       </w:r>
     </w:p>
     <w:p>
@@ -1874,6 +5368,7 @@
         <w:ind w:firstLine="708"/>
         <w:jc w:val="both"/>
         <w:rPr>
+          <w:iCs/>
           <w:noProof/>
           <w:sz w:val="28"/>
           <w:lang w:val="en-US"/>
@@ -1881,11 +5376,30 @@
       </w:pPr>
       <w:r>
         <w:rPr>
-          <w:noProof/>
-          <w:sz w:val="28"/>
-          <w:lang w:val="en-US"/>
-        </w:rPr>
-        <w:t xml:space="preserve">Biroq qarzdor mazkur majburiyatlarni lozim darajada bajarmagan. Natijada {{HOLAT_SANASI}} holatiga koʻra {{QARZ_QOLDIQ}} ({{QOLDIQ_SOZ}}) so'm 00 tiyin miqdorida muddati o‘tgan qarzdorlik yuzaga kelgan.</w:t>
+          <w:iCs/>
+          <w:noProof/>
+          <w:sz w:val="28"/>
+          <w:lang w:val="en-US"/>
+        </w:rPr>
+        <w:t xml:space="preserve">Biroq qarzdor mazkur majburiyatlarni lozim darajada bajarmagan. Natijada </w:t>
+      </w:r>
+      <w:r>
+        <w:rPr>
+          <w:iCs/>
+          <w:noProof/>
+          <w:sz w:val="28"/>
+          <w:lang w:val="en-US"/>
+        </w:rPr>
+        <w:t>2026-yil 15-aprel holatiga koʻra 22 386 480,00 (yigirma ikki million uch yuz sakson olti ming toʻrt yuz sakson) soʻm 00 tiyin</w:t>
+      </w:r>
+      <w:r>
+        <w:rPr>
+          <w:iCs/>
+          <w:noProof/>
+          <w:sz w:val="28"/>
+          <w:lang w:val="en-US"/>
+        </w:rPr>
+        <w:t xml:space="preserve"> miqdorida muddati o‘tgan qarzdorlik yuzaga kelgan.</w:t>
       </w:r>
     </w:p>
     <w:p>
@@ -1893,6 +5407,7 @@
         <w:ind w:firstLine="708"/>
         <w:jc w:val="both"/>
         <w:rPr>
+          <w:iCs/>
           <w:noProof/>
           <w:sz w:val="28"/>
           <w:lang w:val="en-US"/>
@@ -1900,11 +5415,48 @@
       </w:pPr>
       <w:r>
         <w:rPr>
-          <w:noProof/>
-          <w:sz w:val="28"/>
-          <w:lang w:val="en-US"/>
-        </w:rPr>
-        <w:t xml:space="preserve">Undirilayotgan qarzdorlik vujudga kelgan davr qaytarish jadvaliga muvofiq {{TOLOV_BOSHLANISH_SANA}}dan {{HOLAT_SANASI}} holatiga qadar bo‘lgan davrni tashkil etadi.</w:t>
+          <w:iCs/>
+          <w:noProof/>
+          <w:sz w:val="28"/>
+          <w:lang w:val="en-US"/>
+        </w:rPr>
+        <w:t>Undirilayotgan qarzdorlik vujudga kelgan davr qaytarish jadvaliga muvofiq 2019-yil 15-</w:t>
+      </w:r>
+      <w:r>
+        <w:rPr>
+          <w:iCs/>
+          <w:noProof/>
+          <w:sz w:val="28"/>
+          <w:lang w:val="en-US"/>
+        </w:rPr>
+        <w:t>dekabrd</w:t>
+      </w:r>
+      <w:r>
+        <w:rPr>
+          <w:iCs/>
+          <w:noProof/>
+          <w:sz w:val="28"/>
+          <w:lang w:val="en-US"/>
+        </w:rPr>
+        <w:t>an 2026-yil 15-</w:t>
+      </w:r>
+      <w:r>
+        <w:rPr>
+          <w:iCs/>
+          <w:noProof/>
+          <w:sz w:val="28"/>
+          <w:lang w:val="en-US"/>
+        </w:rPr>
+        <w:t>aprel</w:t>
+      </w:r>
+      <w:r>
+        <w:rPr>
+          <w:iCs/>
+          <w:noProof/>
+          <w:sz w:val="28"/>
+          <w:lang w:val="en-US"/>
+        </w:rPr>
+        <w:t xml:space="preserve"> holatiga qadar bo‘lgan davrni tashkil etadi.</w:t>
       </w:r>
     </w:p>
     <w:p>
@@ -1912,6 +5464,7 @@
         <w:ind w:firstLine="708"/>
         <w:jc w:val="both"/>
         <w:rPr>
+          <w:iCs/>
           <w:noProof/>
           <w:sz w:val="28"/>
           <w:lang w:val="en-US"/>
@@ -1919,11 +5472,238 @@
       </w:pPr>
       <w:r>
         <w:rPr>
-          <w:noProof/>
-          <w:sz w:val="28"/>
-          <w:lang w:val="en-US"/>
-        </w:rPr>
-        <w:t xml:space="preserve">Undiruvchi tomonidan qarzdorga bir necha marotaba ogohlantirish xatlari yuborilgan, jumladan 2022-yil 4-mart, 2022-yil 30-mart, 2023-yil 9-avgust, 2024-yil 26-iyul, 2025-yil 1-aprel sanalarida pochta orqali ogohlantirish xatlari yuborilgan, shuningdek 2025-yil 20-noyabrda rasmiy talabnoma taqdim etilgan. Biroq qarzdor qarzdorlikni ixtiyoriy ravishda bartaraf etmagan.</w:t>
+          <w:iCs/>
+          <w:noProof/>
+          <w:sz w:val="28"/>
+          <w:lang w:val="en-US"/>
+        </w:rPr>
+        <w:t>Undiruvchi tomonidan qarzdorga bir necha marotaba ogohlantirish xatlari yuborilgan, jumladan 202</w:t>
+      </w:r>
+      <w:r>
+        <w:rPr>
+          <w:iCs/>
+          <w:noProof/>
+          <w:sz w:val="28"/>
+          <w:lang w:val="en-US"/>
+        </w:rPr>
+        <w:t>2</w:t>
+      </w:r>
+      <w:r>
+        <w:rPr>
+          <w:iCs/>
+          <w:noProof/>
+          <w:sz w:val="28"/>
+          <w:lang w:val="en-US"/>
+        </w:rPr>
+        <w:t xml:space="preserve">-yil </w:t>
+      </w:r>
+      <w:r>
+        <w:rPr>
+          <w:iCs/>
+          <w:noProof/>
+          <w:sz w:val="28"/>
+          <w:lang w:val="en-US"/>
+        </w:rPr>
+        <w:t>4</w:t>
+      </w:r>
+      <w:r>
+        <w:rPr>
+          <w:iCs/>
+          <w:noProof/>
+          <w:sz w:val="28"/>
+          <w:lang w:val="en-US"/>
+        </w:rPr>
+        <w:t xml:space="preserve">-mart, 2022-yil </w:t>
+      </w:r>
+      <w:r>
+        <w:rPr>
+          <w:iCs/>
+          <w:noProof/>
+          <w:sz w:val="28"/>
+          <w:lang w:val="en-US"/>
+        </w:rPr>
+        <w:t>30</w:t>
+      </w:r>
+      <w:r>
+        <w:rPr>
+          <w:iCs/>
+          <w:noProof/>
+          <w:sz w:val="28"/>
+          <w:lang w:val="en-US"/>
+        </w:rPr>
+        <w:t xml:space="preserve">-mart, </w:t>
+      </w:r>
+      <w:r>
+        <w:rPr>
+          <w:iCs/>
+          <w:noProof/>
+          <w:sz w:val="28"/>
+          <w:lang w:val="en-US"/>
+        </w:rPr>
+        <w:t>2023-yil 9-avgust</w:t>
+      </w:r>
+      <w:r>
+        <w:rPr>
+          <w:iCs/>
+          <w:noProof/>
+          <w:sz w:val="28"/>
+          <w:lang w:val="en-US"/>
+        </w:rPr>
+        <w:t xml:space="preserve">, </w:t>
+      </w:r>
+      <w:r>
+        <w:rPr>
+          <w:iCs/>
+          <w:noProof/>
+          <w:sz w:val="28"/>
+          <w:lang w:val="en-US"/>
+        </w:rPr>
+        <w:t>2024-yil</w:t>
+      </w:r>
+      <w:r>
+        <w:rPr>
+          <w:iCs/>
+          <w:noProof/>
+          <w:sz w:val="28"/>
+          <w:lang w:val="en-US"/>
+        </w:rPr>
+        <w:t xml:space="preserve"> </w:t>
+      </w:r>
+      <w:r>
+        <w:rPr>
+          <w:iCs/>
+          <w:noProof/>
+          <w:sz w:val="28"/>
+          <w:lang w:val="en-US"/>
+        </w:rPr>
+        <w:lastRenderedPageBreak/>
+        <w:t>26-iyul</w:t>
+      </w:r>
+      <w:r>
+        <w:rPr>
+          <w:iCs/>
+          <w:noProof/>
+          <w:sz w:val="28"/>
+          <w:lang w:val="en-US"/>
+        </w:rPr>
+        <w:t xml:space="preserve">, </w:t>
+      </w:r>
+      <w:r>
+        <w:rPr>
+          <w:iCs/>
+          <w:noProof/>
+          <w:sz w:val="28"/>
+          <w:lang w:val="en-US"/>
+        </w:rPr>
+        <w:t>2025-yil</w:t>
+      </w:r>
+      <w:r>
+        <w:rPr>
+          <w:iCs/>
+          <w:noProof/>
+          <w:sz w:val="28"/>
+          <w:lang w:val="en-US"/>
+        </w:rPr>
+        <w:t xml:space="preserve"> </w:t>
+      </w:r>
+      <w:r>
+        <w:rPr>
+          <w:iCs/>
+          <w:noProof/>
+          <w:sz w:val="28"/>
+          <w:lang w:val="en-US"/>
+        </w:rPr>
+        <w:t>1-aprel</w:t>
+      </w:r>
+      <w:r>
+        <w:rPr>
+          <w:iCs/>
+          <w:noProof/>
+          <w:sz w:val="28"/>
+          <w:lang w:val="en-US"/>
+        </w:rPr>
+        <w:t xml:space="preserve"> </w:t>
+      </w:r>
+      <w:r>
+        <w:rPr>
+          <w:iCs/>
+          <w:noProof/>
+          <w:sz w:val="28"/>
+          <w:lang w:val="en-US"/>
+        </w:rPr>
+        <w:t>sana</w:t>
+      </w:r>
+      <w:r>
+        <w:rPr>
+          <w:iCs/>
+          <w:noProof/>
+          <w:sz w:val="28"/>
+          <w:lang w:val="en-US"/>
+        </w:rPr>
+        <w:t>lari</w:t>
+      </w:r>
+      <w:r>
+        <w:rPr>
+          <w:iCs/>
+          <w:noProof/>
+          <w:sz w:val="28"/>
+          <w:lang w:val="en-US"/>
+        </w:rPr>
+        <w:t>da pochta orqali ogohlantirish</w:t>
+      </w:r>
+      <w:r>
+        <w:rPr>
+          <w:iCs/>
+          <w:noProof/>
+          <w:sz w:val="28"/>
+          <w:lang w:val="en-US"/>
+        </w:rPr>
+        <w:t xml:space="preserve"> xatlari</w:t>
+      </w:r>
+      <w:r>
+        <w:rPr>
+          <w:iCs/>
+          <w:noProof/>
+          <w:sz w:val="28"/>
+          <w:lang w:val="en-US"/>
+        </w:rPr>
+        <w:t xml:space="preserve"> yuborilgan, shuningdek </w:t>
+      </w:r>
+      <w:r>
+        <w:rPr>
+          <w:iCs/>
+          <w:noProof/>
+          <w:sz w:val="28"/>
+          <w:lang w:val="en-US"/>
+        </w:rPr>
+        <w:t>2025-yil</w:t>
+      </w:r>
+      <w:r>
+        <w:rPr>
+          <w:iCs/>
+          <w:noProof/>
+          <w:sz w:val="28"/>
+          <w:lang w:val="en-US"/>
+        </w:rPr>
+        <w:t xml:space="preserve"> </w:t>
+      </w:r>
+      <w:r>
+        <w:rPr>
+          <w:iCs/>
+          <w:noProof/>
+          <w:sz w:val="28"/>
+          <w:lang w:val="en-US"/>
+        </w:rPr>
+        <w:t>20-noyabr</w:t>
+      </w:r>
+      <w:r>
+        <w:rPr>
+          <w:iCs/>
+          <w:noProof/>
+          <w:sz w:val="28"/>
+          <w:lang w:val="en-US"/>
+        </w:rPr>
+        <w:t>da rasmiy talabnoma taqdim etilgan. Biroq qarzdor qarzdorlikni ixtiyoriy ravishda bartaraf etmagan.</w:t>
       </w:r>
     </w:p>
     <w:p>
@@ -1931,6 +5711,7 @@
         <w:ind w:firstLine="708"/>
         <w:jc w:val="both"/>
         <w:rPr>
+          <w:iCs/>
           <w:noProof/>
           <w:sz w:val="28"/>
           <w:lang w:val="en-US"/>
@@ -1938,6 +5719,7 @@
       </w:pPr>
       <w:r>
         <w:rPr>
+          <w:iCs/>
           <w:noProof/>
           <w:sz w:val="28"/>
           <w:lang w:val="en-US"/>
@@ -1946,6 +5728,7 @@
       </w:r>
       <w:r>
         <w:rPr>
+          <w:iCs/>
           <w:noProof/>
           <w:sz w:val="28"/>
           <w:lang w:val="en-US"/>
@@ -1954,6 +5737,7 @@
       </w:r>
       <w:r>
         <w:rPr>
+          <w:iCs/>
           <w:noProof/>
           <w:sz w:val="28"/>
           <w:lang w:val="en-US"/>
@@ -1966,6 +5750,7 @@
         <w:ind w:firstLine="708"/>
         <w:jc w:val="both"/>
         <w:rPr>
+          <w:iCs/>
           <w:noProof/>
           <w:sz w:val="28"/>
           <w:lang w:val="en-US"/>
@@ -1973,6 +5758,7 @@
       </w:pPr>
       <w:r>
         <w:rPr>
+          <w:iCs/>
           <w:noProof/>
           <w:sz w:val="28"/>
           <w:lang w:val="en-US"/>
@@ -1985,6 +5771,7 @@
         <w:ind w:firstLine="708"/>
         <w:jc w:val="both"/>
         <w:rPr>
+          <w:iCs/>
           <w:noProof/>
           <w:sz w:val="28"/>
           <w:lang w:val="en-US"/>
@@ -1992,6 +5779,7 @@
       </w:pPr>
       <w:r>
         <w:rPr>
+          <w:iCs/>
           <w:noProof/>
           <w:sz w:val="28"/>
           <w:lang w:val="en-US"/>
@@ -2004,6 +5792,7 @@
         <w:ind w:firstLine="708"/>
         <w:jc w:val="both"/>
         <w:rPr>
+          <w:iCs/>
           <w:noProof/>
           <w:sz w:val="28"/>
           <w:lang w:val="en-US"/>
@@ -2011,6 +5800,7 @@
       </w:pPr>
       <w:r>
         <w:rPr>
+          <w:iCs/>
           <w:noProof/>
           <w:sz w:val="28"/>
           <w:lang w:val="en-US"/>
@@ -2023,6 +5813,7 @@
         <w:ind w:firstLine="540"/>
         <w:jc w:val="both"/>
         <w:rPr>
+          <w:iCs/>
           <w:noProof/>
           <w:sz w:val="28"/>
           <w:szCs w:val="28"/>
@@ -2057,6 +5848,7 @@
         <w:ind w:firstLine="708"/>
         <w:jc w:val="both"/>
         <w:rPr>
+          <w:bCs/>
           <w:noProof/>
           <w:color w:val="000000"/>
           <w:sz w:val="28"/>
@@ -2065,23 +5857,56 @@
       </w:pPr>
       <w:r>
         <w:rPr>
+          <w:bCs/>
           <w:noProof/>
           <w:color w:val="000000"/>
           <w:sz w:val="28"/>
           <w:lang w:val="en-US"/>
         </w:rPr>
-        <w:t xml:space="preserve">1. Qarzdor {{FISH}}dan undiruvchi O‘ZBEKISTON YOSHLAR ITTIFOQI TOSHKENT SHAHAR HUDUDIY KENGASHI foydasiga </w:t>
-      </w:r>
-      <w:r>
-        <w:rPr>
-          <w:noProof/>
-          <w:sz w:val="28"/>
-          <w:lang w:val="en-US"/>
-        </w:rPr>
-        <w:t>{{QARZ_QOLDIQ}} ({{QOLDIQ_SOZ}}) so'm 00 tiyin</w:t>
-      </w:r>
-      <w:r>
-        <w:rPr>
+        <w:t>1. </w:t>
+      </w:r>
+      <w:r>
+        <w:rPr>
+          <w:bCs/>
+          <w:noProof/>
+          <w:color w:val="000000"/>
+          <w:sz w:val="28"/>
+          <w:lang w:val="en-US"/>
+        </w:rPr>
+        <w:t xml:space="preserve">Qarzdor </w:t>
+      </w:r>
+      <w:r>
+        <w:rPr>
+          <w:bCs/>
+          <w:noProof/>
+          <w:color w:val="000000"/>
+          <w:sz w:val="28"/>
+          <w:lang w:val="en-US"/>
+        </w:rPr>
+        <w:t>MUXAMMEDOV JAMSHID AKBAROVICH</w:t>
+      </w:r>
+      <w:r>
+        <w:rPr>
+          <w:bCs/>
+          <w:noProof/>
+          <w:color w:val="000000"/>
+          <w:sz w:val="28"/>
+          <w:lang w:val="en-US"/>
+        </w:rPr>
+        <w:t xml:space="preserve">dan undiruvchi O‘ZBEKISTON YOSHLAR ITTIFOQI TOSHKENT SHAHAR HUDUDIY KENGASHI foydasiga </w:t>
+      </w:r>
+      <w:r>
+        <w:rPr>
+          <w:iCs/>
+          <w:noProof/>
+          <w:sz w:val="28"/>
+          <w:lang w:val="en-US"/>
+        </w:rPr>
+        <w:t>22 386 480,00 (yigirma ikki million uch yuz sakson olti ming toʻrt yuz sakson) soʻm 00 tiyin</w:t>
+      </w:r>
+      <w:r>
+        <w:rPr>
+          <w:bCs/>
           <w:noProof/>
           <w:color w:val="000000"/>
           <w:sz w:val="28"/>
@@ -2095,6 +5920,7 @@
         <w:ind w:firstLine="708"/>
         <w:jc w:val="both"/>
         <w:rPr>
+          <w:bCs/>
           <w:noProof/>
           <w:color w:val="000000"/>
           <w:sz w:val="28"/>
@@ -2103,12 +5929,23 @@
       </w:pPr>
       <w:r>
         <w:rPr>
+          <w:bCs/>
           <w:noProof/>
           <w:color w:val="000000"/>
           <w:sz w:val="28"/>
           <w:lang w:val="en-US"/>
         </w:rPr>
-        <w:t xml:space="preserve">2. To‘langan davlat boji hamda pochta xarajatlari qarzdor zimmasiga yuklatilsin.</w:t>
+        <w:t>2. </w:t>
+      </w:r>
+      <w:r>
+        <w:rPr>
+          <w:bCs/>
+          <w:noProof/>
+          <w:color w:val="000000"/>
+          <w:sz w:val="28"/>
+          <w:lang w:val="en-US"/>
+        </w:rPr>
+        <w:t>To‘langan davlat boji hamda pochta xarajatlari qarzdor zimmasiga yuklatilsin.</w:t>
       </w:r>
     </w:p>
     <w:p>
@@ -2116,7 +5953,9 @@
         <w:ind w:firstLine="708"/>
         <w:jc w:val="both"/>
         <w:rPr>
+          <w:bCs/>
           <w:i/>
+          <w:iCs/>
           <w:noProof/>
           <w:color w:val="000000"/>
           <w:sz w:val="28"/>
@@ -2131,6 +5970,7 @@
         <w:rPr>
           <w:b/>
           <w:i/>
+          <w:iCs/>
           <w:noProof/>
           <w:lang w:val="en-US"/>
         </w:rPr>
@@ -2139,10 +5979,21 @@
         <w:rPr>
           <w:b/>
           <w:i/>
-          <w:noProof/>
-          <w:lang w:val="en-US"/>
-        </w:rPr>
-        <w:t xml:space="preserve">Arizaga ilova qilinadigan hujjatlar:</w:t>
+          <w:iCs/>
+          <w:noProof/>
+          <w:lang w:val="en-US"/>
+        </w:rPr>
+        <w:t>A</w:t>
+      </w:r>
+      <w:r>
+        <w:rPr>
+          <w:b/>
+          <w:i/>
+          <w:iCs/>
+          <w:noProof/>
+          <w:lang w:val="en-US"/>
+        </w:rPr>
+        <w:t>rizaga ilova qilinadigan hujjatlar:</w:t>
       </w:r>
     </w:p>
     <w:p>
@@ -2150,18 +6001,62 @@
         <w:ind w:firstLine="562"/>
         <w:jc w:val="both"/>
         <w:rPr>
+          <w:bCs/>
           <w:i/>
+          <w:iCs/>
           <w:noProof/>
           <w:lang w:val="en-US"/>
         </w:rPr>
       </w:pPr>
       <w:r>
         <w:rPr>
+          <w:bCs/>
           <w:i/>
-          <w:noProof/>
-          <w:lang w:val="en-US"/>
-        </w:rPr>
-        <w:t xml:space="preserve">1. {{SHARTNOMA_SANA}}dagi notarial tasdiqlangan qarz shartnomasi nusxasi.</w:t>
+          <w:iCs/>
+          <w:noProof/>
+          <w:lang w:val="en-US"/>
+        </w:rPr>
+        <w:t>1. 2019-yil 1</w:t>
+      </w:r>
+      <w:r>
+        <w:rPr>
+          <w:bCs/>
+          <w:i/>
+          <w:iCs/>
+          <w:noProof/>
+          <w:lang w:val="en-US"/>
+        </w:rPr>
+        <w:t>3</w:t>
+      </w:r>
+      <w:r>
+        <w:rPr>
+          <w:bCs/>
+          <w:i/>
+          <w:iCs/>
+          <w:noProof/>
+          <w:lang w:val="en-US"/>
+        </w:rPr>
+        <w:t>-</w:t>
+      </w:r>
+      <w:r>
+        <w:rPr>
+          <w:bCs/>
+          <w:i/>
+          <w:iCs/>
+          <w:noProof/>
+          <w:lang w:val="en-US"/>
+        </w:rPr>
+        <w:t>dekabr</w:t>
+      </w:r>
+      <w:r>
+        <w:rPr>
+          <w:bCs/>
+          <w:i/>
+          <w:iCs/>
+          <w:noProof/>
+          <w:lang w:val="en-US"/>
+        </w:rPr>
+        <w:t>dagi notarial tasdiqlangan qarz shartnomasi nusxasi.</w:t>
       </w:r>
     </w:p>
     <w:p>
@@ -2169,14 +6064,18 @@
         <w:ind w:firstLine="562"/>
         <w:jc w:val="both"/>
         <w:rPr>
+          <w:bCs/>
           <w:i/>
+          <w:iCs/>
           <w:noProof/>
           <w:lang w:val="en-US"/>
         </w:rPr>
       </w:pPr>
       <w:r>
         <w:rPr>
+          <w:bCs/>
           <w:i/>
+          <w:iCs/>
           <w:noProof/>
           <w:lang w:val="en-US"/>
         </w:rPr>
@@ -2188,14 +6087,18 @@
         <w:ind w:firstLine="562"/>
         <w:jc w:val="both"/>
         <w:rPr>
+          <w:bCs/>
           <w:i/>
+          <w:iCs/>
           <w:noProof/>
           <w:lang w:val="en-US"/>
         </w:rPr>
       </w:pPr>
       <w:r>
         <w:rPr>
+          <w:bCs/>
           <w:i/>
+          <w:iCs/>
           <w:noProof/>
           <w:lang w:val="en-US"/>
         </w:rPr>
@@ -2207,14 +6110,18 @@
         <w:ind w:firstLine="562"/>
         <w:jc w:val="both"/>
         <w:rPr>
+          <w:bCs/>
           <w:i/>
+          <w:iCs/>
           <w:noProof/>
           <w:lang w:val="en-US"/>
         </w:rPr>
       </w:pPr>
       <w:r>
         <w:rPr>
+          <w:bCs/>
           <w:i/>
+          <w:iCs/>
           <w:noProof/>
           <w:lang w:val="en-US"/>
         </w:rPr>
@@ -2226,18 +6133,42 @@
         <w:ind w:firstLine="562"/>
         <w:jc w:val="both"/>
         <w:rPr>
+          <w:bCs/>
           <w:i/>
+          <w:iCs/>
           <w:noProof/>
           <w:lang w:val="en-US"/>
         </w:rPr>
       </w:pPr>
       <w:r>
         <w:rPr>
+          <w:bCs/>
           <w:i/>
-          <w:noProof/>
-          <w:lang w:val="en-US"/>
-        </w:rPr>
-        <w:t xml:space="preserve">5. {{HOLAT_SANASI}} holatiga qarzdorlik hisob-kitobi.</w:t>
+          <w:iCs/>
+          <w:noProof/>
+          <w:lang w:val="en-US"/>
+        </w:rPr>
+        <w:t>5. 2026-yil 15-</w:t>
+      </w:r>
+      <w:r>
+        <w:rPr>
+          <w:bCs/>
+          <w:i/>
+          <w:iCs/>
+          <w:noProof/>
+          <w:lang w:val="en-US"/>
+        </w:rPr>
+        <w:t>aprel</w:t>
+      </w:r>
+      <w:r>
+        <w:rPr>
+          <w:bCs/>
+          <w:i/>
+          <w:iCs/>
+          <w:noProof/>
+          <w:lang w:val="en-US"/>
+        </w:rPr>
+        <w:t xml:space="preserve"> holatiga qarzdorlik hisob-kitobi.</w:t>
       </w:r>
     </w:p>
     <w:p>
@@ -2245,14 +6176,18 @@
         <w:ind w:firstLine="562"/>
         <w:jc w:val="both"/>
         <w:rPr>
+          <w:bCs/>
           <w:i/>
+          <w:iCs/>
           <w:noProof/>
           <w:lang w:val="en-US"/>
         </w:rPr>
       </w:pPr>
       <w:r>
         <w:rPr>
+          <w:bCs/>
           <w:i/>
+          <w:iCs/>
           <w:noProof/>
           <w:lang w:val="en-US"/>
         </w:rPr>
@@ -2264,14 +6199,18 @@
         <w:ind w:firstLine="562"/>
         <w:jc w:val="both"/>
         <w:rPr>
+          <w:bCs/>
           <w:i/>
+          <w:iCs/>
           <w:noProof/>
           <w:lang w:val="en-US"/>
         </w:rPr>
       </w:pPr>
       <w:r>
         <w:rPr>
+          <w:bCs/>
           <w:i/>
+          <w:iCs/>
           <w:noProof/>
           <w:lang w:val="en-US"/>
         </w:rPr>
@@ -2283,14 +6222,18 @@
         <w:ind w:firstLine="562"/>
         <w:jc w:val="both"/>
         <w:rPr>
+          <w:bCs/>
           <w:i/>
+          <w:iCs/>
           <w:noProof/>
           <w:lang w:val="en-US"/>
         </w:rPr>
       </w:pPr>
       <w:r>
         <w:rPr>
+          <w:bCs/>
           <w:i/>
+          <w:iCs/>
           <w:noProof/>
           <w:lang w:val="en-US"/>
         </w:rPr>
@@ -2302,14 +6245,18 @@
         <w:ind w:firstLine="562"/>
         <w:jc w:val="both"/>
         <w:rPr>
+          <w:bCs/>
           <w:i/>
+          <w:iCs/>
           <w:noProof/>
           <w:lang w:val="en-US"/>
         </w:rPr>
       </w:pPr>
       <w:r>
         <w:rPr>
+          <w:bCs/>
           <w:i/>
+          <w:iCs/>
           <w:noProof/>
           <w:lang w:val="en-US"/>
         </w:rPr>
@@ -2321,14 +6268,18 @@
         <w:ind w:firstLine="562"/>
         <w:jc w:val="both"/>
         <w:rPr>
+          <w:bCs/>
           <w:i/>
+          <w:iCs/>
           <w:noProof/>
           <w:lang w:val="en-US"/>
         </w:rPr>
       </w:pPr>
       <w:r>
         <w:rPr>
+          <w:bCs/>
           <w:i/>
+          <w:iCs/>
           <w:noProof/>
           <w:lang w:val="en-US"/>
         </w:rPr>
@@ -2340,18 +6291,42 @@
         <w:ind w:firstLine="562"/>
         <w:jc w:val="both"/>
         <w:rPr>
+          <w:bCs/>
           <w:i/>
+          <w:iCs/>
           <w:noProof/>
           <w:lang w:val="en-US"/>
         </w:rPr>
       </w:pPr>
       <w:r>
         <w:rPr>
+          <w:bCs/>
           <w:i/>
-          <w:noProof/>
-          <w:lang w:val="en-US"/>
-        </w:rPr>
-        <w:t xml:space="preserve">11. Ariza beruvchining vakolatni tasdiqlovchi hujjat.</w:t>
+          <w:iCs/>
+          <w:noProof/>
+          <w:lang w:val="en-US"/>
+        </w:rPr>
+        <w:t xml:space="preserve">11. Ariza </w:t>
+      </w:r>
+      <w:r>
+        <w:rPr>
+          <w:bCs/>
+          <w:i/>
+          <w:iCs/>
+          <w:noProof/>
+          <w:lang w:val="en-US"/>
+        </w:rPr>
+        <w:t xml:space="preserve">beruvchining </w:t>
+      </w:r>
+      <w:r>
+        <w:rPr>
+          <w:bCs/>
+          <w:i/>
+          <w:iCs/>
+          <w:noProof/>
+          <w:lang w:val="en-US"/>
+        </w:rPr>
+        <w:t>vakolatni tasdiqlovchi hujjat.</w:t>
       </w:r>
     </w:p>
     <w:p>
@@ -2361,6 +6336,7 @@
         <w:rPr>
           <w:b/>
           <w:i/>
+          <w:iCs/>
           <w:noProof/>
           <w:lang w:val="en-US"/>
         </w:rPr>
@@ -2370,6 +6346,8 @@
       <w:pPr>
         <w:jc w:val="both"/>
         <w:rPr>
+          <w:bCs/>
+          <w:iCs/>
           <w:noProof/>
           <w:sz w:val="28"/>
           <w:lang w:val="en-US"/>
@@ -2382,6 +6360,8 @@
         <w:jc w:val="both"/>
         <w:rPr>
           <w:b/>
+          <w:bCs/>
+          <w:iCs/>
           <w:noProof/>
           <w:sz w:val="28"/>
           <w:lang w:val="en-US"/>
@@ -2390,6 +6370,8 @@
       <w:r>
         <w:rPr>
           <w:b/>
+          <w:bCs/>
+          <w:iCs/>
           <w:noProof/>
           <w:sz w:val="28"/>
           <w:lang w:val="en-US"/>
@@ -2403,6 +6385,8 @@
         <w:jc w:val="both"/>
         <w:rPr>
           <w:b/>
+          <w:bCs/>
+          <w:iCs/>
           <w:noProof/>
           <w:sz w:val="28"/>
           <w:lang w:val="en-US"/>
@@ -2411,6 +6395,8 @@
       <w:r>
         <w:rPr>
           <w:b/>
+          <w:bCs/>
+          <w:iCs/>
           <w:noProof/>
           <w:sz w:val="28"/>
           <w:lang w:val="en-US"/>
@@ -2420,6 +6406,8 @@
       <w:r>
         <w:rPr>
           <w:b/>
+          <w:bCs/>
+          <w:iCs/>
           <w:noProof/>
           <w:sz w:val="28"/>
           <w:lang w:val="en-US"/>
@@ -2429,6 +6417,8 @@
       <w:r>
         <w:rPr>
           <w:b/>
+          <w:bCs/>
+          <w:iCs/>
           <w:noProof/>
           <w:sz w:val="28"/>
           <w:lang w:val="en-US"/>
@@ -2438,6 +6428,8 @@
       <w:r>
         <w:rPr>
           <w:b/>
+          <w:bCs/>
+          <w:iCs/>
           <w:noProof/>
           <w:sz w:val="28"/>
           <w:lang w:val="en-US"/>
@@ -2452,6 +6444,8 @@
         <w:jc w:val="both"/>
         <w:rPr>
           <w:b/>
+          <w:bCs/>
+          <w:iCs/>
           <w:noProof/>
           <w:sz w:val="28"/>
           <w:lang w:val="en-US"/>
@@ -2471,6 +6465,8 @@
       <w:r>
         <w:rPr>
           <w:b/>
+          <w:bCs/>
+          <w:iCs/>
           <w:noProof/>
           <w:sz w:val="28"/>
           <w:lang w:val="en-US"/>
@@ -2480,6 +6476,8 @@
       <w:r>
         <w:rPr>
           <w:b/>
+          <w:bCs/>
+          <w:iCs/>
           <w:noProof/>
           <w:sz w:val="28"/>
           <w:lang w:val="en-US"/>
@@ -2489,6 +6487,8 @@
       <w:r>
         <w:rPr>
           <w:b/>
+          <w:bCs/>
+          <w:iCs/>
           <w:noProof/>
           <w:sz w:val="28"/>
           <w:lang w:val="en-US"/>
@@ -2498,6 +6498,8 @@
       <w:r>
         <w:rPr>
           <w:b/>
+          <w:bCs/>
+          <w:iCs/>
           <w:noProof/>
           <w:sz w:val="28"/>
           <w:lang w:val="en-US"/>
@@ -2507,6 +6509,8 @@
       <w:r>
         <w:rPr>
           <w:b/>
+          <w:bCs/>
+          <w:iCs/>
           <w:noProof/>
           <w:sz w:val="28"/>
           <w:lang w:val="en-US"/>
@@ -2516,6 +6520,8 @@
       <w:r>
         <w:rPr>
           <w:b/>
+          <w:bCs/>
+          <w:iCs/>
           <w:noProof/>
           <w:sz w:val="28"/>
           <w:lang w:val="en-US"/>
@@ -2525,6 +6531,8 @@
       <w:r>
         <w:rPr>
           <w:b/>
+          <w:bCs/>
+          <w:iCs/>
           <w:noProof/>
           <w:sz w:val="28"/>
           <w:lang w:val="en-US"/>
@@ -2534,6 +6542,8 @@
       <w:r>
         <w:rPr>
           <w:b/>
+          <w:bCs/>
+          <w:iCs/>
           <w:noProof/>
           <w:sz w:val="28"/>
           <w:lang w:val="en-US"/>
@@ -2543,6 +6553,8 @@
       <w:r>
         <w:rPr>
           <w:b/>
+          <w:bCs/>
+          <w:iCs/>
           <w:noProof/>
           <w:sz w:val="28"/>
           <w:lang w:val="en-US"/>
@@ -2556,7 +6568,17 @@
           <w:sz w:val="28"/>
           <w:lang w:val="en-US"/>
         </w:rPr>
-        <w:t xml:space="preserve">2026-yil ____-aprel</w:t>
+        <w:tab/>
+        <w:t>2026-yil ____-</w:t>
+      </w:r>
+      <w:r>
+        <w:rPr>
+          <w:i/>
+          <w:noProof/>
+          <w:sz w:val="28"/>
+          <w:lang w:val="en-US"/>
+        </w:rPr>
+        <w:t>aprel</w:t>
       </w:r>
     </w:p>
     <w:p>
